--- a/docs/BYNATIONALITY/Венгерки.docx
+++ b/docs/BYNATIONALITY/Венгерки.docx
@@ -1,6 +1,6 @@
 
 <file path=word/document.xml><?xml version="1.0" encoding="utf-8"?>
-<w:document xmlns:wpc="http://schemas.microsoft.com/office/word/2010/wordprocessingCanvas" xmlns:cx="http://schemas.microsoft.com/office/drawing/2014/chartex" xmlns:cx1="http://schemas.microsoft.com/office/drawing/2015/9/8/chartex" xmlns:cx2="http://schemas.microsoft.com/office/drawing/2015/10/21/chartex" xmlns:cx3="http://schemas.microsoft.com/office/drawing/2016/5/9/chartex" xmlns:cx4="http://schemas.microsoft.com/office/drawing/2016/5/10/chartex" xmlns:cx5="http://schemas.microsoft.com/office/drawing/2016/5/11/chartex" xmlns:cx6="http://schemas.microsoft.com/office/drawing/2016/5/12/chartex" xmlns:cx7="http://schemas.microsoft.com/office/drawing/2016/5/13/chartex" xmlns:cx8="http://schemas.microsoft.com/office/drawing/2016/5/14/chartex" xmlns:mc="http://schemas.openxmlformats.org/markup-compatibility/2006" xmlns:aink="http://schemas.microsoft.com/office/drawing/2016/ink" xmlns:am3d="http://schemas.microsoft.com/office/drawing/2017/model3d" xmlns:o="urn:schemas-microsoft-com:office:office" xmlns:oel="http://schemas.microsoft.com/office/2019/extlst" xmlns:r="http://schemas.openxmlformats.org/officeDocument/2006/relationships" xmlns:m="http://schemas.openxmlformats.org/officeDocument/2006/math" xmlns:v="urn:schemas-microsoft-com:vml" xmlns:wp14="http://schemas.microsoft.com/office/word/2010/wordprocessingDrawing" xmlns:wp="http://schemas.openxmlformats.org/drawingml/2006/wordprocessingDrawing" xmlns:w10="urn:schemas-microsoft-com:office:word" xmlns:w="http://schemas.openxmlformats.org/wordprocessingml/2006/main" xmlns:w14="http://schemas.microsoft.com/office/word/2010/wordml" xmlns:w15="http://schemas.microsoft.com/office/word/2012/wordml" xmlns:w16cex="http://schemas.microsoft.com/office/word/2018/wordml/cex" xmlns:w16cid="http://schemas.microsoft.com/office/word/2016/wordml/cid" xmlns:w16="http://schemas.microsoft.com/office/word/2018/wordml" xmlns:w16du="http://schemas.microsoft.com/office/word/2023/wordml/word16du" xmlns:w16sdtdh="http://schemas.microsoft.com/office/word/2020/wordml/sdtdatahash" xmlns:w16se="http://schemas.microsoft.com/office/word/2015/wordml/symex" xmlns:wpg="http://schemas.microsoft.com/office/word/2010/wordprocessingGroup" xmlns:wpi="http://schemas.microsoft.com/office/word/2010/wordprocessingInk" xmlns:wne="http://schemas.microsoft.com/office/word/2006/wordml" xmlns:wps="http://schemas.microsoft.com/office/word/2010/wordprocessingShape" mc:Ignorable="w14 w15 w16se w16cid w16 w16cex w16sdtdh w16du wp14">
+<w:document xmlns:wpc="http://schemas.microsoft.com/office/word/2010/wordprocessingCanvas" xmlns:cx="http://schemas.microsoft.com/office/drawing/2014/chartex" xmlns:cx1="http://schemas.microsoft.com/office/drawing/2015/9/8/chartex" xmlns:cx2="http://schemas.microsoft.com/office/drawing/2015/10/21/chartex" xmlns:cx3="http://schemas.microsoft.com/office/drawing/2016/5/9/chartex" xmlns:cx4="http://schemas.microsoft.com/office/drawing/2016/5/10/chartex" xmlns:cx5="http://schemas.microsoft.com/office/drawing/2016/5/11/chartex" xmlns:cx6="http://schemas.microsoft.com/office/drawing/2016/5/12/chartex" xmlns:cx7="http://schemas.microsoft.com/office/drawing/2016/5/13/chartex" xmlns:cx8="http://schemas.microsoft.com/office/drawing/2016/5/14/chartex" xmlns:mc="http://schemas.openxmlformats.org/markup-compatibility/2006" xmlns:aink="http://schemas.microsoft.com/office/drawing/2016/ink" xmlns:am3d="http://schemas.microsoft.com/office/drawing/2017/model3d" xmlns:o="urn:schemas-microsoft-com:office:office" xmlns:oel="http://schemas.microsoft.com/office/2019/extlst" xmlns:r="http://schemas.openxmlformats.org/officeDocument/2006/relationships" xmlns:m="http://schemas.openxmlformats.org/officeDocument/2006/math" xmlns:v="urn:schemas-microsoft-com:vml" xmlns:wp14="http://schemas.microsoft.com/office/word/2010/wordprocessingDrawing" xmlns:wp="http://schemas.openxmlformats.org/drawingml/2006/wordprocessingDrawing" xmlns:w10="urn:schemas-microsoft-com:office:word" xmlns:w="http://schemas.openxmlformats.org/wordprocessingml/2006/main" xmlns:w14="http://schemas.microsoft.com/office/word/2010/wordml" xmlns:w15="http://schemas.microsoft.com/office/word/2012/wordml" xmlns:w16cex="http://schemas.microsoft.com/office/word/2018/wordml/cex" xmlns:w16cid="http://schemas.microsoft.com/office/word/2016/wordml/cid" xmlns:w16="http://schemas.microsoft.com/office/word/2018/wordml" xmlns:w16du="http://schemas.microsoft.com/office/word/2023/wordml/word16du" xmlns:w16sdtdh="http://schemas.microsoft.com/office/word/2020/wordml/sdtdatahash" xmlns:w16sdtfl="http://schemas.microsoft.com/office/word/2024/wordml/sdtformatlock" xmlns:w16se="http://schemas.microsoft.com/office/word/2015/wordml/symex" xmlns:wpg="http://schemas.microsoft.com/office/word/2010/wordprocessingGroup" xmlns:wpi="http://schemas.microsoft.com/office/word/2010/wordprocessingInk" xmlns:wne="http://schemas.microsoft.com/office/word/2006/wordml" xmlns:wps="http://schemas.microsoft.com/office/word/2010/wordprocessingShape" mc:Ignorable="w14 w15 w16se w16cid w16 w16cex w16sdtdh w16sdtfl w16du wp14">
   <w:body>
     <w:p>
       <w:pPr>
@@ -9,7 +9,6 @@
         </w:rPr>
       </w:pPr>
     </w:p>
-    <w:p/>
     <w:p/>
     <w:p/>
     <w:p>
@@ -429,14 +428,25 @@
               </w:rPr>
               <w:t xml:space="preserve"> года общая численность </w:t>
             </w:r>
-            <w:r>
-              <w:rPr>
-                <w:rFonts w:ascii="Arial" w:hAnsi="Arial" w:cs="Arial"/>
-                <w:sz w:val="16"/>
-                <w:szCs w:val="16"/>
-                <w:lang w:val="ru-RU"/>
-              </w:rPr>
-              <w:t xml:space="preserve">венгров </w:t>
+            <w:proofErr w:type="gramStart"/>
+            <w:r>
+              <w:rPr>
+                <w:rFonts w:ascii="Arial" w:hAnsi="Arial" w:cs="Arial"/>
+                <w:sz w:val="16"/>
+                <w:szCs w:val="16"/>
+                <w:lang w:val="ru-RU"/>
+              </w:rPr>
+              <w:t>венгров</w:t>
+            </w:r>
+            <w:proofErr w:type="gramEnd"/>
+            <w:r>
+              <w:rPr>
+                <w:rFonts w:ascii="Arial" w:hAnsi="Arial" w:cs="Arial"/>
+                <w:sz w:val="16"/>
+                <w:szCs w:val="16"/>
+                <w:lang w:val="ru-RU"/>
+              </w:rPr>
+              <w:t xml:space="preserve"> </w:t>
             </w:r>
             <w:r>
               <w:rPr>
@@ -552,6 +562,7 @@
                 <w:rFonts w:ascii="Arial" w:hAnsi="Arial" w:cs="Arial"/>
                 <w:sz w:val="16"/>
                 <w:szCs w:val="16"/>
+                <w:lang w:val="ru-RU"/>
               </w:rPr>
               <w:t>,</w:t>
             </w:r>
@@ -573,6 +584,7 @@
               </w:rPr>
               <w:t xml:space="preserve">% от общего числа </w:t>
             </w:r>
+            <w:proofErr w:type="gramStart"/>
             <w:r>
               <w:rPr>
                 <w:rFonts w:ascii="Arial" w:hAnsi="Arial" w:cs="Arial"/>
@@ -582,6 +594,7 @@
               </w:rPr>
               <w:t>венгров</w:t>
             </w:r>
+            <w:proofErr w:type="gramEnd"/>
             <w:r>
               <w:rPr>
                 <w:rFonts w:ascii="Arial" w:hAnsi="Arial" w:cs="Arial"/>
@@ -1412,337 +1425,164 @@
         </w:rPr>
       </w:pPr>
     </w:p>
-    <w:tbl>
-      <w:tblPr>
-        <w:tblW w:w="6120" w:type="dxa"/>
-        <w:tblInd w:w="1707" w:type="dxa"/>
-        <w:tblLayout w:type="fixed"/>
-        <w:tblCellMar>
-          <w:top w:w="28" w:type="dxa"/>
-          <w:left w:w="28" w:type="dxa"/>
-          <w:bottom w:w="28" w:type="dxa"/>
-          <w:right w:w="28" w:type="dxa"/>
-        </w:tblCellMar>
-        <w:tblLook w:val="0000" w:firstRow="0" w:lastRow="0" w:firstColumn="0" w:lastColumn="0" w:noHBand="0" w:noVBand="0"/>
-      </w:tblPr>
-      <w:tblGrid>
-        <w:gridCol w:w="2040"/>
-        <w:gridCol w:w="2040"/>
-        <w:gridCol w:w="2040"/>
-      </w:tblGrid>
-      <w:tr>
-        <w:tc>
-          <w:tcPr>
-            <w:tcW w:w="6120" w:type="dxa"/>
-            <w:gridSpan w:val="3"/>
-            <w:tcBorders>
-              <w:top w:val="double" w:sz="1" w:space="0" w:color="808080"/>
-              <w:left w:val="double" w:sz="1" w:space="0" w:color="808080"/>
-              <w:bottom w:val="double" w:sz="1" w:space="0" w:color="808080"/>
-              <w:right w:val="double" w:sz="2" w:space="0" w:color="808080"/>
-            </w:tcBorders>
-            <w:shd w:val="clear" w:color="auto" w:fill="auto"/>
-            <w:vAlign w:val="center"/>
-          </w:tcPr>
-          <w:p>
-            <w:pPr>
-              <w:pStyle w:val="TableContents"/>
-              <w:snapToGrid w:val="0"/>
-              <w:jc w:val="center"/>
-              <w:rPr>
-                <w:rFonts w:ascii="Arial" w:hAnsi="Arial" w:cs="Arial"/>
-                <w:sz w:val="16"/>
-                <w:szCs w:val="16"/>
-                <w:lang w:val="ru-RU"/>
-              </w:rPr>
-            </w:pPr>
-            <w:r>
-              <w:rPr>
-                <w:rFonts w:ascii="Arial" w:hAnsi="Arial" w:cs="Arial"/>
-                <w:b/>
-                <w:bCs/>
-                <w:sz w:val="16"/>
-                <w:szCs w:val="16"/>
-                <w:lang w:val="ru-RU"/>
-              </w:rPr>
-              <w:t>ЧИСЛЕННОСТЬ РАССТРЕЛЯННЫХ ЖЕНЩИН ПО ГОДАМ с 19</w:t>
-            </w:r>
-            <w:r>
-              <w:rPr>
-                <w:rFonts w:ascii="Arial" w:hAnsi="Arial" w:cs="Arial"/>
-                <w:b/>
-                <w:bCs/>
-                <w:sz w:val="16"/>
-                <w:szCs w:val="16"/>
-                <w:lang w:val="ru-RU"/>
-              </w:rPr>
-              <w:t>25</w:t>
-            </w:r>
-            <w:r>
-              <w:rPr>
-                <w:rFonts w:ascii="Arial" w:hAnsi="Arial" w:cs="Arial"/>
-                <w:b/>
-                <w:bCs/>
-                <w:sz w:val="16"/>
-                <w:szCs w:val="16"/>
-                <w:lang w:val="ru-RU"/>
-              </w:rPr>
-              <w:t xml:space="preserve"> по 19</w:t>
-            </w:r>
-            <w:r>
-              <w:rPr>
-                <w:rFonts w:ascii="Arial" w:hAnsi="Arial" w:cs="Arial"/>
-                <w:b/>
-                <w:bCs/>
-                <w:sz w:val="16"/>
-                <w:szCs w:val="16"/>
-                <w:lang w:val="ru-RU"/>
-              </w:rPr>
-              <w:t>38</w:t>
-            </w:r>
-            <w:r>
-              <w:rPr>
-                <w:rFonts w:ascii="Arial" w:hAnsi="Arial" w:cs="Arial"/>
-                <w:b/>
-                <w:bCs/>
-                <w:sz w:val="16"/>
-                <w:szCs w:val="16"/>
-                <w:lang w:val="ru-RU"/>
-              </w:rPr>
-              <w:t xml:space="preserve"> гг.</w:t>
-            </w:r>
-          </w:p>
-        </w:tc>
-      </w:tr>
-      <w:tr>
-        <w:tc>
-          <w:tcPr>
-            <w:tcW w:w="2040" w:type="dxa"/>
-            <w:tcBorders>
-              <w:left w:val="double" w:sz="1" w:space="0" w:color="808080"/>
-              <w:bottom w:val="double" w:sz="1" w:space="0" w:color="808080"/>
-              <w:right w:val="double" w:sz="2" w:space="0" w:color="808080"/>
-            </w:tcBorders>
-            <w:shd w:val="clear" w:color="auto" w:fill="auto"/>
-            <w:vAlign w:val="center"/>
-          </w:tcPr>
-          <w:p>
-            <w:pPr>
-              <w:pStyle w:val="BodyText"/>
-              <w:pBdr>
-                <w:top w:val="none" w:sz="0" w:space="0" w:color="000000"/>
-                <w:left w:val="none" w:sz="0" w:space="0" w:color="000000"/>
-                <w:bottom w:val="none" w:sz="0" w:space="0" w:color="000000"/>
-                <w:right w:val="none" w:sz="0" w:space="0" w:color="000000"/>
-              </w:pBdr>
-              <w:snapToGrid w:val="0"/>
-              <w:spacing w:after="0"/>
-              <w:jc w:val="center"/>
-              <w:rPr>
-                <w:rFonts w:ascii="Arial" w:hAnsi="Arial" w:cs="Arial"/>
-                <w:sz w:val="18"/>
-                <w:szCs w:val="18"/>
-                <w:lang w:val="ru-RU"/>
-              </w:rPr>
-            </w:pPr>
-            <w:r>
-              <w:rPr>
-                <w:rFonts w:ascii="Arial" w:hAnsi="Arial" w:cs="Arial"/>
-                <w:sz w:val="18"/>
-                <w:szCs w:val="18"/>
-                <w:lang w:val="ru-RU"/>
-              </w:rPr>
-              <w:t>1925</w:t>
-            </w:r>
-          </w:p>
-        </w:tc>
-        <w:tc>
-          <w:tcPr>
-            <w:tcW w:w="2040" w:type="dxa"/>
-            <w:tcBorders>
-              <w:left w:val="double" w:sz="1" w:space="0" w:color="808080"/>
-              <w:bottom w:val="double" w:sz="1" w:space="0" w:color="808080"/>
-              <w:right w:val="double" w:sz="2" w:space="0" w:color="808080"/>
-            </w:tcBorders>
-            <w:shd w:val="clear" w:color="auto" w:fill="auto"/>
-            <w:vAlign w:val="center"/>
-          </w:tcPr>
-          <w:p>
-            <w:pPr>
-              <w:pStyle w:val="BodyText"/>
-              <w:pBdr>
-                <w:top w:val="none" w:sz="0" w:space="0" w:color="000000"/>
-                <w:left w:val="none" w:sz="0" w:space="0" w:color="000000"/>
-                <w:bottom w:val="none" w:sz="0" w:space="0" w:color="000000"/>
-                <w:right w:val="none" w:sz="0" w:space="0" w:color="000000"/>
-              </w:pBdr>
-              <w:snapToGrid w:val="0"/>
-              <w:spacing w:after="0"/>
-              <w:jc w:val="center"/>
-              <w:rPr>
-                <w:rFonts w:ascii="Arial" w:hAnsi="Arial" w:cs="Arial"/>
-                <w:sz w:val="18"/>
-                <w:szCs w:val="18"/>
-              </w:rPr>
-            </w:pPr>
-            <w:r>
-              <w:rPr>
-                <w:rFonts w:ascii="Arial" w:hAnsi="Arial" w:cs="Arial"/>
-                <w:b/>
-                <w:sz w:val="18"/>
-                <w:szCs w:val="18"/>
-                <w:lang w:val="ru-RU"/>
-              </w:rPr>
-              <w:t>1937</w:t>
-            </w:r>
-          </w:p>
-        </w:tc>
-        <w:tc>
-          <w:tcPr>
-            <w:tcW w:w="2040" w:type="dxa"/>
-            <w:tcBorders>
-              <w:left w:val="double" w:sz="1" w:space="0" w:color="808080"/>
-              <w:bottom w:val="double" w:sz="1" w:space="0" w:color="808080"/>
-              <w:right w:val="double" w:sz="2" w:space="0" w:color="808080"/>
-            </w:tcBorders>
-            <w:shd w:val="clear" w:color="auto" w:fill="auto"/>
-            <w:vAlign w:val="center"/>
-          </w:tcPr>
-          <w:p>
-            <w:pPr>
-              <w:pStyle w:val="BodyText"/>
-              <w:pBdr>
-                <w:top w:val="none" w:sz="0" w:space="0" w:color="000000"/>
-                <w:left w:val="none" w:sz="0" w:space="0" w:color="000000"/>
-                <w:bottom w:val="none" w:sz="0" w:space="0" w:color="000000"/>
-                <w:right w:val="none" w:sz="0" w:space="0" w:color="000000"/>
-              </w:pBdr>
-              <w:snapToGrid w:val="0"/>
-              <w:spacing w:after="0"/>
-              <w:jc w:val="center"/>
-              <w:rPr>
-                <w:rFonts w:ascii="Arial" w:hAnsi="Arial" w:cs="Arial"/>
-                <w:sz w:val="18"/>
-                <w:szCs w:val="18"/>
-              </w:rPr>
-            </w:pPr>
-            <w:r>
-              <w:rPr>
-                <w:rFonts w:ascii="Arial" w:hAnsi="Arial" w:cs="Arial"/>
-                <w:b/>
-                <w:sz w:val="18"/>
-                <w:szCs w:val="18"/>
-                <w:lang w:val="ru-RU"/>
-              </w:rPr>
-              <w:t>1938</w:t>
-            </w:r>
-          </w:p>
-        </w:tc>
-      </w:tr>
-      <w:tr>
-        <w:tc>
-          <w:tcPr>
-            <w:tcW w:w="2040" w:type="dxa"/>
-            <w:tcBorders>
-              <w:left w:val="double" w:sz="1" w:space="0" w:color="808080"/>
-              <w:bottom w:val="double" w:sz="1" w:space="0" w:color="808080"/>
-              <w:right w:val="double" w:sz="2" w:space="0" w:color="808080"/>
-            </w:tcBorders>
-            <w:shd w:val="clear" w:color="auto" w:fill="auto"/>
-            <w:vAlign w:val="center"/>
-          </w:tcPr>
-          <w:p>
-            <w:pPr>
-              <w:pStyle w:val="TableContents"/>
-              <w:snapToGrid w:val="0"/>
-              <w:jc w:val="center"/>
-              <w:rPr>
-                <w:rFonts w:ascii="Arial" w:hAnsi="Arial" w:cs="Arial"/>
-                <w:sz w:val="18"/>
-                <w:szCs w:val="18"/>
-                <w:lang w:val="ru-RU"/>
-              </w:rPr>
-            </w:pPr>
-            <w:r>
-              <w:rPr>
-                <w:rFonts w:ascii="Arial" w:hAnsi="Arial" w:cs="Arial"/>
-                <w:sz w:val="18"/>
-                <w:szCs w:val="18"/>
-                <w:lang w:val="ru-RU"/>
-              </w:rPr>
-              <w:t>1</w:t>
-            </w:r>
-          </w:p>
-        </w:tc>
-        <w:tc>
-          <w:tcPr>
-            <w:tcW w:w="2040" w:type="dxa"/>
-            <w:tcBorders>
-              <w:left w:val="double" w:sz="1" w:space="0" w:color="808080"/>
-              <w:bottom w:val="double" w:sz="1" w:space="0" w:color="808080"/>
-              <w:right w:val="double" w:sz="2" w:space="0" w:color="808080"/>
-            </w:tcBorders>
-            <w:shd w:val="clear" w:color="auto" w:fill="auto"/>
-            <w:vAlign w:val="center"/>
-          </w:tcPr>
-          <w:p>
-            <w:pPr>
-              <w:pStyle w:val="TableContents"/>
-              <w:snapToGrid w:val="0"/>
-              <w:jc w:val="center"/>
-              <w:rPr>
-                <w:rFonts w:ascii="Arial" w:hAnsi="Arial" w:cs="Arial"/>
-                <w:sz w:val="18"/>
-                <w:szCs w:val="18"/>
-                <w:lang w:val="ru-RU"/>
-              </w:rPr>
-            </w:pPr>
-            <w:r>
-              <w:rPr>
-                <w:rFonts w:ascii="Arial" w:hAnsi="Arial" w:cs="Arial"/>
-                <w:sz w:val="18"/>
-                <w:szCs w:val="18"/>
-                <w:lang w:val="ru-RU"/>
-              </w:rPr>
-              <w:t>2</w:t>
-            </w:r>
-          </w:p>
-        </w:tc>
-        <w:tc>
-          <w:tcPr>
-            <w:tcW w:w="2040" w:type="dxa"/>
-            <w:tcBorders>
-              <w:left w:val="double" w:sz="1" w:space="0" w:color="808080"/>
-              <w:bottom w:val="double" w:sz="1" w:space="0" w:color="808080"/>
-              <w:right w:val="double" w:sz="2" w:space="0" w:color="808080"/>
-            </w:tcBorders>
-            <w:shd w:val="clear" w:color="auto" w:fill="auto"/>
-            <w:vAlign w:val="center"/>
-          </w:tcPr>
-          <w:p>
-            <w:pPr>
-              <w:pStyle w:val="TableContents"/>
-              <w:snapToGrid w:val="0"/>
-              <w:jc w:val="center"/>
-              <w:rPr>
-                <w:rFonts w:ascii="Arial" w:hAnsi="Arial" w:cs="Arial"/>
-                <w:sz w:val="18"/>
-                <w:szCs w:val="18"/>
-              </w:rPr>
-            </w:pPr>
-            <w:r>
-              <w:rPr>
-                <w:rFonts w:ascii="Arial" w:hAnsi="Arial" w:cs="Arial"/>
-                <w:sz w:val="18"/>
-                <w:szCs w:val="18"/>
-                <w:lang w:val="ru-RU"/>
-              </w:rPr>
-              <w:t>5</w:t>
-            </w:r>
-          </w:p>
-        </w:tc>
-      </w:tr>
-    </w:tbl>
+    <w:p>
+      <w:pPr>
+        <w:jc w:val="center"/>
+        <w:rPr>
+          <w:rFonts w:ascii="Arial" w:hAnsi="Arial" w:cs="Arial"/>
+          <w:sz w:val="18"/>
+          <w:szCs w:val="18"/>
+          <w:lang w:val="ru-RU"/>
+        </w:rPr>
+      </w:pPr>
+      <w:r>
+        <w:rPr>
+          <w:rFonts w:ascii="Arial" w:hAnsi="Arial" w:cs="Arial"/>
+          <w:b/>
+          <w:bCs/>
+          <w:sz w:val="16"/>
+          <w:szCs w:val="16"/>
+          <w:lang w:val="ru-RU"/>
+        </w:rPr>
+        <w:t>ЧИСЛЕННОСТЬ РАССТРЕЛЯННЫХ ЖЕНЩИН ПО ГОДАМ с 1925 по 1938 гг.</w:t>
+      </w:r>
+    </w:p>
+    <w:p>
+      <w:pPr>
+        <w:jc w:val="center"/>
+        <w:rPr>
+          <w:rFonts w:ascii="Arial" w:hAnsi="Arial" w:cs="Arial"/>
+          <w:sz w:val="18"/>
+          <w:szCs w:val="18"/>
+          <w:lang w:val="ru-RU"/>
+        </w:rPr>
+      </w:pPr>
+      <w:r>
+        <w:rPr>
+          <w:noProof/>
+        </w:rPr>
+        <w:drawing>
+          <wp:inline distT="0" distB="0" distL="0" distR="0" wp14:anchorId="061DBC2D" wp14:editId="3DC8BD99">
+            <wp:extent cx="3335722" cy="1773621"/>
+            <wp:effectExtent l="0" t="0" r="17145" b="17145"/>
+            <wp:docPr id="880725137" name="Chart 1">
+              <a:extLst xmlns:a="http://schemas.openxmlformats.org/drawingml/2006/main">
+                <a:ext uri="{FF2B5EF4-FFF2-40B4-BE49-F238E27FC236}">
+                  <a16:creationId xmlns:a16="http://schemas.microsoft.com/office/drawing/2014/main" id="{E459E609-2D5C-496C-8994-980EAAFE69D2}"/>
+                </a:ext>
+              </a:extLst>
+            </wp:docPr>
+            <wp:cNvGraphicFramePr/>
+            <a:graphic xmlns:a="http://schemas.openxmlformats.org/drawingml/2006/main">
+              <a:graphicData uri="http://schemas.openxmlformats.org/drawingml/2006/chart">
+                <c:chart xmlns:c="http://schemas.openxmlformats.org/drawingml/2006/chart" xmlns:r="http://schemas.openxmlformats.org/officeDocument/2006/relationships" r:id="rId4"/>
+              </a:graphicData>
+            </a:graphic>
+          </wp:inline>
+        </w:drawing>
+      </w:r>
+    </w:p>
+    <w:p>
+      <w:pPr>
+        <w:jc w:val="center"/>
+        <w:rPr>
+          <w:rFonts w:ascii="Arial" w:hAnsi="Arial" w:cs="Arial"/>
+          <w:sz w:val="18"/>
+          <w:szCs w:val="18"/>
+          <w:lang w:val="ru-RU"/>
+        </w:rPr>
+      </w:pPr>
+    </w:p>
+    <w:p>
+      <w:pPr>
+        <w:jc w:val="center"/>
+        <w:rPr>
+          <w:rFonts w:ascii="Arial" w:hAnsi="Arial" w:cs="Arial"/>
+          <w:sz w:val="18"/>
+          <w:szCs w:val="18"/>
+          <w:lang w:val="ru-RU"/>
+        </w:rPr>
+      </w:pPr>
+      <w:r>
+        <w:rPr>
+          <w:rFonts w:ascii="Arial" w:hAnsi="Arial" w:cs="Arial"/>
+          <w:b/>
+          <w:bCs/>
+          <w:sz w:val="16"/>
+          <w:szCs w:val="16"/>
+          <w:lang w:val="ru-RU"/>
+        </w:rPr>
+        <w:t xml:space="preserve">ЧИСЛЕННОСТЬ РАССТРЕЛЯННЫХ ЖЕНЩИН ПО </w:t>
+      </w:r>
+      <w:r>
+        <w:rPr>
+          <w:rFonts w:ascii="Arial" w:hAnsi="Arial" w:cs="Arial"/>
+          <w:b/>
+          <w:bCs/>
+          <w:sz w:val="16"/>
+          <w:szCs w:val="16"/>
+          <w:lang w:val="ru-RU"/>
+        </w:rPr>
+        <w:t>ВОЗРАСТАМ</w:t>
+      </w:r>
+      <w:r>
+        <w:rPr>
+          <w:rFonts w:ascii="Arial" w:hAnsi="Arial" w:cs="Arial"/>
+          <w:b/>
+          <w:bCs/>
+          <w:sz w:val="16"/>
+          <w:szCs w:val="16"/>
+          <w:lang w:val="ru-RU"/>
+        </w:rPr>
+        <w:t xml:space="preserve"> с 1925 по 1938 гг.</w:t>
+      </w:r>
+    </w:p>
+    <w:p>
+      <w:pPr>
+        <w:jc w:val="center"/>
+        <w:rPr>
+          <w:rFonts w:ascii="Arial" w:hAnsi="Arial" w:cs="Arial"/>
+          <w:sz w:val="18"/>
+          <w:szCs w:val="18"/>
+          <w:lang w:val="ru-RU"/>
+        </w:rPr>
+      </w:pPr>
+      <w:r>
+        <w:rPr>
+          <w:noProof/>
+        </w:rPr>
+        <w:drawing>
+          <wp:inline distT="0" distB="0" distL="0" distR="0" wp14:anchorId="4BF696D0" wp14:editId="4E0482BA">
+            <wp:extent cx="3593222" cy="1458310"/>
+            <wp:effectExtent l="0" t="0" r="7620" b="8890"/>
+            <wp:docPr id="953267502" name="Chart 1">
+              <a:extLst xmlns:a="http://schemas.openxmlformats.org/drawingml/2006/main">
+                <a:ext uri="{FF2B5EF4-FFF2-40B4-BE49-F238E27FC236}">
+                  <a16:creationId xmlns:a16="http://schemas.microsoft.com/office/drawing/2014/main" id="{A597CFE4-2B09-41FE-8921-E4F8418E6970}"/>
+                </a:ext>
+              </a:extLst>
+            </wp:docPr>
+            <wp:cNvGraphicFramePr/>
+            <a:graphic xmlns:a="http://schemas.openxmlformats.org/drawingml/2006/main">
+              <a:graphicData uri="http://schemas.openxmlformats.org/drawingml/2006/chart">
+                <c:chart xmlns:c="http://schemas.openxmlformats.org/drawingml/2006/chart" xmlns:r="http://schemas.openxmlformats.org/officeDocument/2006/relationships" r:id="rId5"/>
+              </a:graphicData>
+            </a:graphic>
+          </wp:inline>
+        </w:drawing>
+      </w:r>
+    </w:p>
+    <w:p>
+      <w:pPr>
+        <w:jc w:val="center"/>
+        <w:rPr>
+          <w:rFonts w:ascii="Arial" w:hAnsi="Arial" w:cs="Arial"/>
+          <w:sz w:val="18"/>
+          <w:szCs w:val="18"/>
+          <w:lang w:val="ru-RU"/>
+        </w:rPr>
+      </w:pPr>
+    </w:p>
     <w:p>
       <w:pPr>
         <w:rPr>
@@ -1756,7 +1596,7 @@
     <w:tbl>
       <w:tblPr>
         <w:tblW w:w="6120" w:type="dxa"/>
-        <w:tblInd w:w="1707" w:type="dxa"/>
+        <w:jc w:val="center"/>
         <w:tblLayout w:type="fixed"/>
         <w:tblCellMar>
           <w:top w:w="28" w:type="dxa"/>
@@ -1773,6 +1613,9 @@
         <w:gridCol w:w="1530"/>
       </w:tblGrid>
       <w:tr>
+        <w:trPr>
+          <w:jc w:val="center"/>
+        </w:trPr>
         <w:tc>
           <w:tcPr>
             <w:tcW w:w="6120" w:type="dxa"/>
@@ -1864,7 +1707,7 @@
                 <w:szCs w:val="16"/>
                 <w:lang w:val="ru-RU"/>
               </w:rPr>
-              <w:t xml:space="preserve"> по 195</w:t>
+              <w:t xml:space="preserve"> по 19</w:t>
             </w:r>
             <w:r>
               <w:rPr>
@@ -1875,7 +1718,7 @@
                 <w:szCs w:val="16"/>
                 <w:lang w:val="ru-RU"/>
               </w:rPr>
-              <w:t>3</w:t>
+              <w:t>38</w:t>
             </w:r>
             <w:r>
               <w:rPr>
@@ -1887,101 +1730,14 @@
                 <w:lang w:val="ru-RU"/>
               </w:rPr>
               <w:t xml:space="preserve"> гг. </w:t>
-            </w:r>
-          </w:p>
-          <w:p>
-            <w:pPr>
-              <w:pStyle w:val="TableContents"/>
-              <w:snapToGrid w:val="0"/>
-              <w:jc w:val="center"/>
-              <w:rPr>
-                <w:rFonts w:ascii="Arial" w:hAnsi="Arial" w:cs="Arial"/>
-                <w:sz w:val="16"/>
-                <w:szCs w:val="16"/>
-                <w:lang w:val="ru-RU"/>
-              </w:rPr>
-            </w:pPr>
-            <w:r>
-              <w:rPr>
-                <w:rFonts w:ascii="Arial" w:hAnsi="Arial" w:cs="Arial"/>
-                <w:b/>
-                <w:bCs/>
-                <w:sz w:val="16"/>
-                <w:szCs w:val="16"/>
-                <w:lang w:val="ru-RU"/>
-              </w:rPr>
-              <w:t>(</w:t>
-            </w:r>
-            <w:r>
-              <w:rPr>
-                <w:rFonts w:ascii="Arial" w:hAnsi="Arial" w:cs="Arial"/>
-                <w:b/>
-                <w:bCs/>
-                <w:sz w:val="16"/>
-                <w:szCs w:val="16"/>
-                <w:lang w:val="ru-RU"/>
-              </w:rPr>
-              <w:t>В</w:t>
-            </w:r>
-            <w:r>
-              <w:rPr>
-                <w:rFonts w:ascii="Arial" w:hAnsi="Arial" w:cs="Arial"/>
-                <w:b/>
-                <w:bCs/>
-                <w:sz w:val="16"/>
-                <w:szCs w:val="16"/>
-                <w:lang w:val="ru-RU"/>
-              </w:rPr>
-              <w:t>озрастной разброс: 3</w:t>
-            </w:r>
-            <w:r>
-              <w:rPr>
-                <w:rFonts w:ascii="Arial" w:hAnsi="Arial" w:cs="Arial"/>
-                <w:b/>
-                <w:bCs/>
-                <w:sz w:val="16"/>
-                <w:szCs w:val="16"/>
-                <w:lang w:val="ru-RU"/>
-              </w:rPr>
-              <w:t>0</w:t>
-            </w:r>
-            <w:r>
-              <w:rPr>
-                <w:rFonts w:ascii="Arial" w:hAnsi="Arial" w:cs="Arial"/>
-                <w:b/>
-                <w:bCs/>
-                <w:sz w:val="16"/>
-                <w:szCs w:val="16"/>
-                <w:lang w:val="ru-RU"/>
-              </w:rPr>
-              <w:t>-</w:t>
-            </w:r>
-            <w:r>
-              <w:rPr>
-                <w:rFonts w:ascii="Arial" w:hAnsi="Arial" w:cs="Arial"/>
-                <w:b/>
-                <w:bCs/>
-                <w:sz w:val="16"/>
-                <w:szCs w:val="16"/>
-                <w:lang w:val="ru-RU"/>
-              </w:rPr>
-              <w:t>47</w:t>
-            </w:r>
-            <w:r>
-              <w:rPr>
-                <w:rFonts w:ascii="Arial" w:hAnsi="Arial" w:cs="Arial"/>
-                <w:b/>
-                <w:bCs/>
-                <w:sz w:val="16"/>
-                <w:szCs w:val="16"/>
-                <w:lang w:val="ru-RU"/>
-              </w:rPr>
-              <w:t>)</w:t>
             </w:r>
           </w:p>
         </w:tc>
       </w:tr>
       <w:tr>
+        <w:trPr>
+          <w:jc w:val="center"/>
+        </w:trPr>
         <w:tc>
           <w:tcPr>
             <w:tcW w:w="1530" w:type="dxa"/>
@@ -2156,6 +1912,7 @@
       <w:tr>
         <w:trPr>
           <w:trHeight w:val="276"/>
+          <w:jc w:val="center"/>
         </w:trPr>
         <w:tc>
           <w:tcPr>
@@ -2428,8 +2185,20 @@
                 <w:szCs w:val="16"/>
                 <w:lang w:val="ru-RU"/>
               </w:rPr>
-              <w:t>Балаш-Давыдова Иоланта Фердинандовна</w:t>
-            </w:r>
+              <w:t xml:space="preserve">Балаш-Давыдова Иоланта </w:t>
+            </w:r>
+            <w:proofErr w:type="spellStart"/>
+            <w:r>
+              <w:rPr>
+                <w:rFonts w:ascii="Arial" w:hAnsi="Arial" w:cs="Arial"/>
+                <w:b/>
+                <w:sz w:val="16"/>
+                <w:szCs w:val="16"/>
+                <w:lang w:val="ru-RU"/>
+              </w:rPr>
+              <w:t>Фердинандовна</w:t>
+            </w:r>
+            <w:proofErr w:type="spellEnd"/>
             <w:r>
               <w:rPr>
                 <w:rFonts w:ascii="Arial" w:hAnsi="Arial" w:cs="Arial"/>
@@ -2485,6 +2254,7 @@
                 <w:szCs w:val="16"/>
                 <w:lang w:val="ru-RU"/>
               </w:rPr>
+              <w:lastRenderedPageBreak/>
               <w:t>Родилась</w:t>
             </w:r>
             <w:r>
@@ -2568,14 +2338,25 @@
               </w:rPr>
               <w:t xml:space="preserve">заключенная. </w:t>
             </w:r>
-            <w:r>
-              <w:rPr>
-                <w:rFonts w:ascii="Arial" w:hAnsi="Arial" w:cs="Arial"/>
-                <w:sz w:val="16"/>
-                <w:szCs w:val="16"/>
-                <w:lang w:val="ru-RU"/>
-              </w:rPr>
-              <w:t>Прож.:</w:t>
+            <w:proofErr w:type="spellStart"/>
+            <w:r>
+              <w:rPr>
+                <w:rFonts w:ascii="Arial" w:hAnsi="Arial" w:cs="Arial"/>
+                <w:sz w:val="16"/>
+                <w:szCs w:val="16"/>
+                <w:lang w:val="ru-RU"/>
+              </w:rPr>
+              <w:t>Прож</w:t>
+            </w:r>
+            <w:proofErr w:type="spellEnd"/>
+            <w:r>
+              <w:rPr>
+                <w:rFonts w:ascii="Arial" w:hAnsi="Arial" w:cs="Arial"/>
+                <w:sz w:val="16"/>
+                <w:szCs w:val="16"/>
+                <w:lang w:val="ru-RU"/>
+              </w:rPr>
+              <w:t>.:</w:t>
             </w:r>
             <w:r>
               <w:rPr>
@@ -2637,7 +2418,27 @@
                 <w:szCs w:val="16"/>
                 <w:lang w:val="ru-RU"/>
               </w:rPr>
-              <w:t>Приговорена: 13 января 1938 г., обв.:</w:t>
+              <w:t xml:space="preserve">Приговорена: 13 января 1938 г., </w:t>
+            </w:r>
+            <w:proofErr w:type="spellStart"/>
+            <w:r>
+              <w:rPr>
+                <w:rFonts w:ascii="Arial" w:hAnsi="Arial" w:cs="Arial"/>
+                <w:sz w:val="16"/>
+                <w:szCs w:val="16"/>
+                <w:lang w:val="ru-RU"/>
+              </w:rPr>
+              <w:t>обв</w:t>
+            </w:r>
+            <w:proofErr w:type="spellEnd"/>
+            <w:r>
+              <w:rPr>
+                <w:rFonts w:ascii="Arial" w:hAnsi="Arial" w:cs="Arial"/>
+                <w:sz w:val="16"/>
+                <w:szCs w:val="16"/>
+                <w:lang w:val="ru-RU"/>
+              </w:rPr>
+              <w:t>.:</w:t>
             </w:r>
             <w:r>
               <w:rPr>
@@ -2654,7 +2455,47 @@
                 <w:szCs w:val="16"/>
                 <w:lang w:val="ru-RU"/>
               </w:rPr>
-              <w:t>к-р нац.шп-див.повст. немецкая орг..Приговор: расстрел Расстреляна 10 февраля 1938 г. Реабилитирована в сентябре 1989 г.</w:t>
+              <w:t xml:space="preserve">к-р </w:t>
+            </w:r>
+            <w:proofErr w:type="spellStart"/>
+            <w:r>
+              <w:rPr>
+                <w:rFonts w:ascii="Arial" w:hAnsi="Arial" w:cs="Arial"/>
+                <w:sz w:val="16"/>
+                <w:szCs w:val="16"/>
+                <w:lang w:val="ru-RU"/>
+              </w:rPr>
+              <w:t>нац.шп-див.повст</w:t>
+            </w:r>
+            <w:proofErr w:type="spellEnd"/>
+            <w:r>
+              <w:rPr>
+                <w:rFonts w:ascii="Arial" w:hAnsi="Arial" w:cs="Arial"/>
+                <w:sz w:val="16"/>
+                <w:szCs w:val="16"/>
+                <w:lang w:val="ru-RU"/>
+              </w:rPr>
+              <w:t xml:space="preserve">. немецкая </w:t>
+            </w:r>
+            <w:proofErr w:type="spellStart"/>
+            <w:r>
+              <w:rPr>
+                <w:rFonts w:ascii="Arial" w:hAnsi="Arial" w:cs="Arial"/>
+                <w:sz w:val="16"/>
+                <w:szCs w:val="16"/>
+                <w:lang w:val="ru-RU"/>
+              </w:rPr>
+              <w:t>орг..Приговор</w:t>
+            </w:r>
+            <w:proofErr w:type="spellEnd"/>
+            <w:r>
+              <w:rPr>
+                <w:rFonts w:ascii="Arial" w:hAnsi="Arial" w:cs="Arial"/>
+                <w:sz w:val="16"/>
+                <w:szCs w:val="16"/>
+                <w:lang w:val="ru-RU"/>
+              </w:rPr>
+              <w:t>: расстрел Расстреляна 10 февраля 1938 г. Реабилитирована в сентябре 1989 г.</w:t>
             </w:r>
             <w:r>
               <w:rPr>
@@ -2715,7 +2556,7 @@
               </w:rPr>
               <w:t xml:space="preserve"> </w:t>
             </w:r>
-            <w:hyperlink r:id="rId4" w:history="1">
+            <w:hyperlink r:id="rId6" w:history="1">
               <w:r>
                 <w:rPr>
                   <w:rStyle w:val="Hyperlink"/>
@@ -2769,6 +2610,7 @@
                 <w:szCs w:val="16"/>
                 <w:lang w:val="ru-RU"/>
               </w:rPr>
+              <w:lastRenderedPageBreak/>
               <w:t>Бауэр Стефания Стефановна</w:t>
             </w:r>
             <w:r>
@@ -2852,7 +2694,27 @@
                 <w:szCs w:val="16"/>
                 <w:lang w:val="ru-RU"/>
               </w:rPr>
-              <w:t>в 1898 г., г. Дьер (Венгрия); венгерка; канд. в члены ВКП(б) с 1928 г.;</w:t>
+              <w:t xml:space="preserve">в 1898 г., г. </w:t>
+            </w:r>
+            <w:proofErr w:type="spellStart"/>
+            <w:r>
+              <w:rPr>
+                <w:rFonts w:ascii="Arial" w:hAnsi="Arial" w:cs="Arial"/>
+                <w:sz w:val="16"/>
+                <w:szCs w:val="16"/>
+                <w:lang w:val="ru-RU"/>
+              </w:rPr>
+              <w:t>Дьер</w:t>
+            </w:r>
+            <w:proofErr w:type="spellEnd"/>
+            <w:r>
+              <w:rPr>
+                <w:rFonts w:ascii="Arial" w:hAnsi="Arial" w:cs="Arial"/>
+                <w:sz w:val="16"/>
+                <w:szCs w:val="16"/>
+                <w:lang w:val="ru-RU"/>
+              </w:rPr>
+              <w:t xml:space="preserve"> (Венгрия); венгерка; канд. в члены ВКП(б) с 1928 г.;</w:t>
             </w:r>
             <w:r>
               <w:rPr>
@@ -2890,14 +2752,25 @@
               </w:rPr>
               <w:t xml:space="preserve"> научный сотрудник Лен. филиала ВИЭМ. </w:t>
             </w:r>
-            <w:r>
-              <w:rPr>
-                <w:rFonts w:ascii="Arial" w:hAnsi="Arial" w:cs="Arial"/>
-                <w:sz w:val="16"/>
-                <w:szCs w:val="16"/>
-                <w:lang w:val="ru-RU"/>
-              </w:rPr>
-              <w:t>Прож.:</w:t>
+            <w:proofErr w:type="spellStart"/>
+            <w:r>
+              <w:rPr>
+                <w:rFonts w:ascii="Arial" w:hAnsi="Arial" w:cs="Arial"/>
+                <w:sz w:val="16"/>
+                <w:szCs w:val="16"/>
+                <w:lang w:val="ru-RU"/>
+              </w:rPr>
+              <w:t>Прож</w:t>
+            </w:r>
+            <w:proofErr w:type="spellEnd"/>
+            <w:r>
+              <w:rPr>
+                <w:rFonts w:ascii="Arial" w:hAnsi="Arial" w:cs="Arial"/>
+                <w:sz w:val="16"/>
+                <w:szCs w:val="16"/>
+                <w:lang w:val="ru-RU"/>
+              </w:rPr>
+              <w:t>.:</w:t>
             </w:r>
             <w:r>
               <w:rPr>
@@ -2914,8 +2787,19 @@
                 <w:szCs w:val="16"/>
                 <w:lang w:val="ru-RU"/>
               </w:rPr>
-              <w:t>г. Ленинград, Кировский пр., д. 69/71, кв. 8..</w:t>
-            </w:r>
+              <w:t xml:space="preserve">г. Ленинград, Кировский пр., д. 69/71, кв. </w:t>
+            </w:r>
+            <w:proofErr w:type="gramStart"/>
+            <w:r>
+              <w:rPr>
+                <w:rFonts w:ascii="Arial" w:hAnsi="Arial" w:cs="Arial"/>
+                <w:sz w:val="16"/>
+                <w:szCs w:val="16"/>
+                <w:lang w:val="ru-RU"/>
+              </w:rPr>
+              <w:t>8..</w:t>
+            </w:r>
+            <w:proofErr w:type="gramEnd"/>
             <w:r>
               <w:rPr>
                 <w:rFonts w:ascii="Arial" w:hAnsi="Arial" w:cs="Arial"/>
@@ -2950,7 +2834,27 @@
                 <w:szCs w:val="16"/>
                 <w:lang w:val="ru-RU"/>
               </w:rPr>
-              <w:t>Приговорена: Комиссией НКВД и Прокуратуры СССР 3 января 1938 г., обв.:</w:t>
+              <w:t xml:space="preserve">Приговорена: Комиссией НКВД и Прокуратуры СССР 3 января 1938 г., </w:t>
+            </w:r>
+            <w:proofErr w:type="spellStart"/>
+            <w:r>
+              <w:rPr>
+                <w:rFonts w:ascii="Arial" w:hAnsi="Arial" w:cs="Arial"/>
+                <w:sz w:val="16"/>
+                <w:szCs w:val="16"/>
+                <w:lang w:val="ru-RU"/>
+              </w:rPr>
+              <w:t>обв</w:t>
+            </w:r>
+            <w:proofErr w:type="spellEnd"/>
+            <w:r>
+              <w:rPr>
+                <w:rFonts w:ascii="Arial" w:hAnsi="Arial" w:cs="Arial"/>
+                <w:sz w:val="16"/>
+                <w:szCs w:val="16"/>
+                <w:lang w:val="ru-RU"/>
+              </w:rPr>
+              <w:t>.:</w:t>
             </w:r>
             <w:r>
               <w:rPr>
@@ -2992,6 +2896,7 @@
                 <w:rFonts w:ascii="Arial" w:hAnsi="Arial" w:cs="Arial"/>
                 <w:sz w:val="16"/>
                 <w:szCs w:val="16"/>
+                <w:lang w:val="ru-RU"/>
               </w:rPr>
               <w:t xml:space="preserve"> – </w:t>
             </w:r>
@@ -3056,8 +2961,9 @@
                 <w:szCs w:val="16"/>
                 <w:lang w:val="ru-RU"/>
               </w:rPr>
-              <w:t>Источник: Ленинградский мартиролог: 1937-1938, том 7</w:t>
-            </w:r>
+              <w:t xml:space="preserve">Источник: Ленинградский мартиролог: </w:t>
+            </w:r>
+            <w:proofErr w:type="gramStart"/>
             <w:r>
               <w:rPr>
                 <w:rFonts w:ascii="Arial" w:hAnsi="Arial" w:cs="Arial"/>
@@ -3067,6 +2973,29 @@
                 <w:szCs w:val="16"/>
                 <w:lang w:val="ru-RU"/>
               </w:rPr>
+              <w:t>1937-1938</w:t>
+            </w:r>
+            <w:proofErr w:type="gramEnd"/>
+            <w:r>
+              <w:rPr>
+                <w:rFonts w:ascii="Arial" w:hAnsi="Arial" w:cs="Arial"/>
+                <w:b/>
+                <w:bCs/>
+                <w:sz w:val="16"/>
+                <w:szCs w:val="16"/>
+                <w:lang w:val="ru-RU"/>
+              </w:rPr>
+              <w:t>, том 7</w:t>
+            </w:r>
+            <w:r>
+              <w:rPr>
+                <w:rFonts w:ascii="Arial" w:hAnsi="Arial" w:cs="Arial"/>
+                <w:b/>
+                <w:bCs/>
+                <w:sz w:val="16"/>
+                <w:szCs w:val="16"/>
+                <w:lang w:val="ru-RU"/>
+              </w:rPr>
               <w:t>;</w:t>
             </w:r>
             <w:r>
@@ -3080,7 +3009,7 @@
               </w:rPr>
               <w:t xml:space="preserve"> </w:t>
             </w:r>
-            <w:hyperlink r:id="rId5" w:history="1">
+            <w:hyperlink r:id="rId7" w:history="1">
               <w:r>
                 <w:rPr>
                   <w:rStyle w:val="Hyperlink"/>
@@ -3127,6 +3056,7 @@
                 <w:lang w:val="ru-RU"/>
               </w:rPr>
             </w:pPr>
+            <w:proofErr w:type="spellStart"/>
             <w:r>
               <w:rPr>
                 <w:rFonts w:ascii="Arial" w:hAnsi="Arial" w:cs="Arial"/>
@@ -3136,7 +3066,19 @@
                 <w:szCs w:val="16"/>
                 <w:lang w:val="ru-RU"/>
               </w:rPr>
-              <w:t>Гардош Фридерика Михайловна</w:t>
+              <w:t>Гардош</w:t>
+            </w:r>
+            <w:proofErr w:type="spellEnd"/>
+            <w:r>
+              <w:rPr>
+                <w:rFonts w:ascii="Arial" w:hAnsi="Arial" w:cs="Arial"/>
+                <w:b/>
+                <w:bCs/>
+                <w:sz w:val="16"/>
+                <w:szCs w:val="16"/>
+                <w:lang w:val="ru-RU"/>
+              </w:rPr>
+              <w:t xml:space="preserve"> Фридерика Михайловна</w:t>
             </w:r>
             <w:r>
               <w:rPr>
@@ -3214,14 +3156,25 @@
               </w:rPr>
               <w:t xml:space="preserve">в 1895 г., г. Будапешт; венгерка; подданство: подданная Венгрии; образование незаконченное среднее; б/п; машинистка ОГПУ. </w:t>
             </w:r>
-            <w:r>
-              <w:rPr>
-                <w:rFonts w:ascii="Arial" w:hAnsi="Arial" w:cs="Arial"/>
-                <w:sz w:val="16"/>
-                <w:szCs w:val="16"/>
-                <w:lang w:val="ru-RU"/>
-              </w:rPr>
-              <w:t>Прож.:</w:t>
+            <w:proofErr w:type="spellStart"/>
+            <w:r>
+              <w:rPr>
+                <w:rFonts w:ascii="Arial" w:hAnsi="Arial" w:cs="Arial"/>
+                <w:sz w:val="16"/>
+                <w:szCs w:val="16"/>
+                <w:lang w:val="ru-RU"/>
+              </w:rPr>
+              <w:t>Прож</w:t>
+            </w:r>
+            <w:proofErr w:type="spellEnd"/>
+            <w:r>
+              <w:rPr>
+                <w:rFonts w:ascii="Arial" w:hAnsi="Arial" w:cs="Arial"/>
+                <w:sz w:val="16"/>
+                <w:szCs w:val="16"/>
+                <w:lang w:val="ru-RU"/>
+              </w:rPr>
+              <w:t>.:</w:t>
             </w:r>
             <w:r>
               <w:rPr>
@@ -3247,7 +3200,47 @@
                 <w:szCs w:val="16"/>
                 <w:lang w:val="ru-RU"/>
               </w:rPr>
-              <w:t>Москва, Кузнецкий мост, 5/15-10. Арестована 29 января 1925 г. Приговорена: Коллегией ОГПУ 16 марта 1925 г., обв.:</w:t>
+              <w:t xml:space="preserve">Москва, Кузнецкий мост, </w:t>
+            </w:r>
+            <w:proofErr w:type="gramStart"/>
+            <w:r>
+              <w:rPr>
+                <w:rFonts w:ascii="Arial" w:hAnsi="Arial" w:cs="Arial"/>
+                <w:sz w:val="16"/>
+                <w:szCs w:val="16"/>
+                <w:lang w:val="ru-RU"/>
+              </w:rPr>
+              <w:t>5/15-10</w:t>
+            </w:r>
+            <w:proofErr w:type="gramEnd"/>
+            <w:r>
+              <w:rPr>
+                <w:rFonts w:ascii="Arial" w:hAnsi="Arial" w:cs="Arial"/>
+                <w:sz w:val="16"/>
+                <w:szCs w:val="16"/>
+                <w:lang w:val="ru-RU"/>
+              </w:rPr>
+              <w:t xml:space="preserve">. Арестована 29 января 1925 г. Приговорена: Коллегией ОГПУ 16 марта 1925 г., </w:t>
+            </w:r>
+            <w:proofErr w:type="spellStart"/>
+            <w:r>
+              <w:rPr>
+                <w:rFonts w:ascii="Arial" w:hAnsi="Arial" w:cs="Arial"/>
+                <w:sz w:val="16"/>
+                <w:szCs w:val="16"/>
+                <w:lang w:val="ru-RU"/>
+              </w:rPr>
+              <w:t>обв</w:t>
+            </w:r>
+            <w:proofErr w:type="spellEnd"/>
+            <w:r>
+              <w:rPr>
+                <w:rFonts w:ascii="Arial" w:hAnsi="Arial" w:cs="Arial"/>
+                <w:sz w:val="16"/>
+                <w:szCs w:val="16"/>
+                <w:lang w:val="ru-RU"/>
+              </w:rPr>
+              <w:t>.:</w:t>
             </w:r>
             <w:r>
               <w:rPr>
@@ -3374,7 +3367,7 @@
               </w:rPr>
               <w:t xml:space="preserve"> </w:t>
             </w:r>
-            <w:hyperlink r:id="rId6" w:history="1">
+            <w:hyperlink r:id="rId8" w:history="1">
               <w:r>
                 <w:rPr>
                   <w:rStyle w:val="Hyperlink"/>
@@ -3506,14 +3499,25 @@
               </w:rPr>
               <w:t xml:space="preserve">в 1902 г., г. Будапешт; венгерка; образование среднее; б/п; клуб политэмигрантов: технический секретарь. </w:t>
             </w:r>
-            <w:r>
-              <w:rPr>
-                <w:rFonts w:ascii="Arial" w:hAnsi="Arial" w:cs="Arial"/>
-                <w:sz w:val="16"/>
-                <w:szCs w:val="16"/>
-                <w:lang w:val="ru-RU"/>
-              </w:rPr>
-              <w:t>Прож.:</w:t>
+            <w:proofErr w:type="spellStart"/>
+            <w:r>
+              <w:rPr>
+                <w:rFonts w:ascii="Arial" w:hAnsi="Arial" w:cs="Arial"/>
+                <w:sz w:val="16"/>
+                <w:szCs w:val="16"/>
+                <w:lang w:val="ru-RU"/>
+              </w:rPr>
+              <w:t>Прож</w:t>
+            </w:r>
+            <w:proofErr w:type="spellEnd"/>
+            <w:r>
+              <w:rPr>
+                <w:rFonts w:ascii="Arial" w:hAnsi="Arial" w:cs="Arial"/>
+                <w:sz w:val="16"/>
+                <w:szCs w:val="16"/>
+                <w:lang w:val="ru-RU"/>
+              </w:rPr>
+              <w:t>.:</w:t>
             </w:r>
             <w:r>
               <w:rPr>
@@ -3530,7 +3534,27 @@
                 <w:szCs w:val="16"/>
                 <w:lang w:val="ru-RU"/>
               </w:rPr>
-              <w:t>Москва, ст. Угрешская, Административный, д. 6. кв. 6.</w:t>
+              <w:t xml:space="preserve">Москва, ст. </w:t>
+            </w:r>
+            <w:proofErr w:type="spellStart"/>
+            <w:r>
+              <w:rPr>
+                <w:rFonts w:ascii="Arial" w:hAnsi="Arial" w:cs="Arial"/>
+                <w:sz w:val="16"/>
+                <w:szCs w:val="16"/>
+                <w:lang w:val="ru-RU"/>
+              </w:rPr>
+              <w:t>Угрешская</w:t>
+            </w:r>
+            <w:proofErr w:type="spellEnd"/>
+            <w:r>
+              <w:rPr>
+                <w:rFonts w:ascii="Arial" w:hAnsi="Arial" w:cs="Arial"/>
+                <w:sz w:val="16"/>
+                <w:szCs w:val="16"/>
+                <w:lang w:val="ru-RU"/>
+              </w:rPr>
+              <w:t>, Административный, д. 6. кв. 6.</w:t>
             </w:r>
             <w:r>
               <w:rPr>
@@ -3566,7 +3590,27 @@
                 <w:szCs w:val="16"/>
                 <w:lang w:val="ru-RU"/>
               </w:rPr>
-              <w:t>Приговорена: Комиссией НКВД СССР и прокурора СССР 29 июля 1938 г., обв.:</w:t>
+              <w:t xml:space="preserve">Приговорена: Комиссией НКВД СССР и прокурора СССР 29 июля 1938 г., </w:t>
+            </w:r>
+            <w:proofErr w:type="spellStart"/>
+            <w:r>
+              <w:rPr>
+                <w:rFonts w:ascii="Arial" w:hAnsi="Arial" w:cs="Arial"/>
+                <w:sz w:val="16"/>
+                <w:szCs w:val="16"/>
+                <w:lang w:val="ru-RU"/>
+              </w:rPr>
+              <w:t>обв</w:t>
+            </w:r>
+            <w:proofErr w:type="spellEnd"/>
+            <w:r>
+              <w:rPr>
+                <w:rFonts w:ascii="Arial" w:hAnsi="Arial" w:cs="Arial"/>
+                <w:sz w:val="16"/>
+                <w:szCs w:val="16"/>
+                <w:lang w:val="ru-RU"/>
+              </w:rPr>
+              <w:t>.:</w:t>
             </w:r>
             <w:r>
               <w:rPr>
@@ -3608,6 +3652,7 @@
                 <w:rFonts w:ascii="Arial" w:hAnsi="Arial" w:cs="Arial"/>
                 <w:sz w:val="16"/>
                 <w:szCs w:val="16"/>
+                <w:lang w:val="ru-RU"/>
               </w:rPr>
               <w:t xml:space="preserve"> </w:t>
             </w:r>
@@ -3701,7 +3746,7 @@
               </w:rPr>
               <w:t xml:space="preserve"> </w:t>
             </w:r>
-            <w:hyperlink r:id="rId7" w:history="1">
+            <w:hyperlink r:id="rId9" w:history="1">
               <w:r>
                 <w:rPr>
                   <w:rStyle w:val="Hyperlink"/>
@@ -3750,6 +3795,7 @@
                 <w:lang w:val="ru-RU"/>
               </w:rPr>
             </w:pPr>
+            <w:proofErr w:type="spellStart"/>
             <w:r>
               <w:rPr>
                 <w:rFonts w:ascii="Arial" w:hAnsi="Arial" w:cs="Arial"/>
@@ -3772,6 +3818,7 @@
               </w:rPr>
               <w:t>оростянсакая</w:t>
             </w:r>
+            <w:proofErr w:type="spellEnd"/>
             <w:r>
               <w:rPr>
                 <w:rFonts w:ascii="Arial" w:hAnsi="Arial" w:cs="Arial"/>
@@ -3874,7 +3921,87 @@
                 <w:szCs w:val="16"/>
                 <w:lang w:val="ru-RU"/>
               </w:rPr>
-              <w:t>1896 г. р., г. Будапешт, Венгрия, прож. с. Гранов Гайсинского р-на, венгерка, из рабочих, образование начальное, на время ареста без определенных занятий, жен., 1 ребенок. Арест. 11.08.1937 г. Обвинитель. по ст. 54-1 "а" УК УССР. По решению нарко. ВС и Прокур. СССР от 10.10.1937 г. расстрелян</w:t>
+              <w:t xml:space="preserve">1896 г. р., г. Будапешт, Венгрия, </w:t>
+            </w:r>
+            <w:proofErr w:type="spellStart"/>
+            <w:r>
+              <w:rPr>
+                <w:rFonts w:ascii="Arial" w:hAnsi="Arial" w:cs="Arial"/>
+                <w:sz w:val="16"/>
+                <w:szCs w:val="16"/>
+                <w:lang w:val="ru-RU"/>
+              </w:rPr>
+              <w:t>прож</w:t>
+            </w:r>
+            <w:proofErr w:type="spellEnd"/>
+            <w:r>
+              <w:rPr>
+                <w:rFonts w:ascii="Arial" w:hAnsi="Arial" w:cs="Arial"/>
+                <w:sz w:val="16"/>
+                <w:szCs w:val="16"/>
+                <w:lang w:val="ru-RU"/>
+              </w:rPr>
+              <w:t xml:space="preserve">. с. Гранов Гайсинского р-на, венгерка, из рабочих, образование начальное, на время ареста без определенных занятий, жен., 1 ребенок. Арест. 11.08.1937 г. Обвинитель. по ст. </w:t>
+            </w:r>
+            <w:proofErr w:type="gramStart"/>
+            <w:r>
+              <w:rPr>
+                <w:rFonts w:ascii="Arial" w:hAnsi="Arial" w:cs="Arial"/>
+                <w:sz w:val="16"/>
+                <w:szCs w:val="16"/>
+                <w:lang w:val="ru-RU"/>
+              </w:rPr>
+              <w:t>54-1</w:t>
+            </w:r>
+            <w:proofErr w:type="gramEnd"/>
+            <w:r>
+              <w:rPr>
+                <w:rFonts w:ascii="Arial" w:hAnsi="Arial" w:cs="Arial"/>
+                <w:sz w:val="16"/>
+                <w:szCs w:val="16"/>
+                <w:lang w:val="ru-RU"/>
+              </w:rPr>
+              <w:t xml:space="preserve"> "а" УК УССР. По решению </w:t>
+            </w:r>
+            <w:proofErr w:type="spellStart"/>
+            <w:r>
+              <w:rPr>
+                <w:rFonts w:ascii="Arial" w:hAnsi="Arial" w:cs="Arial"/>
+                <w:sz w:val="16"/>
+                <w:szCs w:val="16"/>
+                <w:lang w:val="ru-RU"/>
+              </w:rPr>
+              <w:t>нарко</w:t>
+            </w:r>
+            <w:proofErr w:type="spellEnd"/>
+            <w:r>
+              <w:rPr>
+                <w:rFonts w:ascii="Arial" w:hAnsi="Arial" w:cs="Arial"/>
+                <w:sz w:val="16"/>
+                <w:szCs w:val="16"/>
+                <w:lang w:val="ru-RU"/>
+              </w:rPr>
+              <w:t xml:space="preserve">. ВС и </w:t>
+            </w:r>
+            <w:proofErr w:type="spellStart"/>
+            <w:r>
+              <w:rPr>
+                <w:rFonts w:ascii="Arial" w:hAnsi="Arial" w:cs="Arial"/>
+                <w:sz w:val="16"/>
+                <w:szCs w:val="16"/>
+                <w:lang w:val="ru-RU"/>
+              </w:rPr>
+              <w:t>Прокур</w:t>
+            </w:r>
+            <w:proofErr w:type="spellEnd"/>
+            <w:r>
+              <w:rPr>
+                <w:rFonts w:ascii="Arial" w:hAnsi="Arial" w:cs="Arial"/>
+                <w:sz w:val="16"/>
+                <w:szCs w:val="16"/>
+                <w:lang w:val="ru-RU"/>
+              </w:rPr>
+              <w:t>. СССР от 10.10.1937 г. расстрелян</w:t>
             </w:r>
             <w:r>
               <w:rPr>
@@ -3892,7 +4019,27 @@
                 <w:szCs w:val="16"/>
                 <w:lang w:val="ru-RU"/>
               </w:rPr>
-              <w:t xml:space="preserve"> 17.10.1937 г. Реабил. 31.03.1989 г.</w:t>
+              <w:t xml:space="preserve"> 17.10.1937 г. </w:t>
+            </w:r>
+            <w:proofErr w:type="spellStart"/>
+            <w:r>
+              <w:rPr>
+                <w:rFonts w:ascii="Arial" w:hAnsi="Arial" w:cs="Arial"/>
+                <w:sz w:val="16"/>
+                <w:szCs w:val="16"/>
+                <w:lang w:val="ru-RU"/>
+              </w:rPr>
+              <w:t>Реабил</w:t>
+            </w:r>
+            <w:proofErr w:type="spellEnd"/>
+            <w:r>
+              <w:rPr>
+                <w:rFonts w:ascii="Arial" w:hAnsi="Arial" w:cs="Arial"/>
+                <w:sz w:val="16"/>
+                <w:szCs w:val="16"/>
+                <w:lang w:val="ru-RU"/>
+              </w:rPr>
+              <w:t>. 31.03.1989 г.</w:t>
             </w:r>
           </w:p>
           <w:p>
@@ -3924,7 +4071,6 @@
                 <w:szCs w:val="16"/>
                 <w:lang w:val="ru-RU"/>
               </w:rPr>
-              <w:lastRenderedPageBreak/>
               <w:t>Источник: Книга памяти Винницкая обл. том 3;</w:t>
             </w:r>
             <w:r>
@@ -3937,7 +4083,7 @@
               </w:rPr>
               <w:t xml:space="preserve"> </w:t>
             </w:r>
-            <w:hyperlink r:id="rId8" w:history="1">
+            <w:hyperlink r:id="rId10" w:history="1">
               <w:r>
                 <w:rPr>
                   <w:rStyle w:val="Hyperlink"/>
@@ -3992,9 +4138,42 @@
                 <w:szCs w:val="16"/>
                 <w:lang w:val="ru-RU"/>
               </w:rPr>
-              <w:lastRenderedPageBreak/>
-              <w:t>Краус-Эрдеш Елена Сигизмундовна</w:t>
-            </w:r>
+              <w:t>Краус-</w:t>
+            </w:r>
+            <w:proofErr w:type="spellStart"/>
+            <w:r>
+              <w:rPr>
+                <w:rFonts w:ascii="Arial" w:hAnsi="Arial" w:cs="Arial"/>
+                <w:b/>
+                <w:sz w:val="16"/>
+                <w:szCs w:val="16"/>
+                <w:lang w:val="ru-RU"/>
+              </w:rPr>
+              <w:t>Эрдеш</w:t>
+            </w:r>
+            <w:proofErr w:type="spellEnd"/>
+            <w:r>
+              <w:rPr>
+                <w:rFonts w:ascii="Arial" w:hAnsi="Arial" w:cs="Arial"/>
+                <w:b/>
+                <w:sz w:val="16"/>
+                <w:szCs w:val="16"/>
+                <w:lang w:val="ru-RU"/>
+              </w:rPr>
+              <w:t xml:space="preserve"> Елена </w:t>
+            </w:r>
+            <w:proofErr w:type="spellStart"/>
+            <w:r>
+              <w:rPr>
+                <w:rFonts w:ascii="Arial" w:hAnsi="Arial" w:cs="Arial"/>
+                <w:b/>
+                <w:sz w:val="16"/>
+                <w:szCs w:val="16"/>
+                <w:lang w:val="ru-RU"/>
+              </w:rPr>
+              <w:t>Сигизмундовна</w:t>
+            </w:r>
+            <w:proofErr w:type="spellEnd"/>
             <w:r>
               <w:rPr>
                 <w:rFonts w:ascii="Arial" w:hAnsi="Arial" w:cs="Arial"/>
@@ -4068,14 +4247,25 @@
               </w:rPr>
               <w:t xml:space="preserve">в 1894 г., Венгрия, Будапешт.; венгры; образование высшее; Бухгалтер. </w:t>
             </w:r>
-            <w:r>
-              <w:rPr>
-                <w:rFonts w:ascii="Arial" w:hAnsi="Arial" w:cs="Arial"/>
-                <w:sz w:val="16"/>
-                <w:szCs w:val="16"/>
-                <w:lang w:val="ru-RU"/>
-              </w:rPr>
-              <w:t>Прож.:</w:t>
+            <w:proofErr w:type="spellStart"/>
+            <w:r>
+              <w:rPr>
+                <w:rFonts w:ascii="Arial" w:hAnsi="Arial" w:cs="Arial"/>
+                <w:sz w:val="16"/>
+                <w:szCs w:val="16"/>
+                <w:lang w:val="ru-RU"/>
+              </w:rPr>
+              <w:t>Прож</w:t>
+            </w:r>
+            <w:proofErr w:type="spellEnd"/>
+            <w:r>
+              <w:rPr>
+                <w:rFonts w:ascii="Arial" w:hAnsi="Arial" w:cs="Arial"/>
+                <w:sz w:val="16"/>
+                <w:szCs w:val="16"/>
+                <w:lang w:val="ru-RU"/>
+              </w:rPr>
+              <w:t>.:</w:t>
             </w:r>
             <w:r>
               <w:rPr>
@@ -4094,14 +4284,36 @@
               </w:rPr>
               <w:t xml:space="preserve">г. </w:t>
             </w:r>
-            <w:r>
-              <w:rPr>
-                <w:rFonts w:ascii="Arial" w:hAnsi="Arial" w:cs="Arial"/>
-                <w:sz w:val="16"/>
-                <w:szCs w:val="16"/>
-                <w:lang w:val="ru-RU"/>
-              </w:rPr>
-              <w:t>Москва..Арестована 19 декабря 1936 г. НКВД.</w:t>
+            <w:proofErr w:type="spellStart"/>
+            <w:proofErr w:type="gramStart"/>
+            <w:r>
+              <w:rPr>
+                <w:rFonts w:ascii="Arial" w:hAnsi="Arial" w:cs="Arial"/>
+                <w:sz w:val="16"/>
+                <w:szCs w:val="16"/>
+                <w:lang w:val="ru-RU"/>
+              </w:rPr>
+              <w:t>Москва..</w:t>
+            </w:r>
+            <w:proofErr w:type="gramEnd"/>
+            <w:r>
+              <w:rPr>
+                <w:rFonts w:ascii="Arial" w:hAnsi="Arial" w:cs="Arial"/>
+                <w:sz w:val="16"/>
+                <w:szCs w:val="16"/>
+                <w:lang w:val="ru-RU"/>
+              </w:rPr>
+              <w:t>Арестована</w:t>
+            </w:r>
+            <w:proofErr w:type="spellEnd"/>
+            <w:r>
+              <w:rPr>
+                <w:rFonts w:ascii="Arial" w:hAnsi="Arial" w:cs="Arial"/>
+                <w:sz w:val="16"/>
+                <w:szCs w:val="16"/>
+                <w:lang w:val="ru-RU"/>
+              </w:rPr>
+              <w:t xml:space="preserve"> 19 декабря 1936 г. НКВД.</w:t>
             </w:r>
             <w:r>
               <w:rPr>
@@ -4119,7 +4331,27 @@
                 <w:szCs w:val="16"/>
                 <w:lang w:val="ru-RU"/>
               </w:rPr>
-              <w:t>Приговорена: Верховный суд СССР 3 октября 1937 г., обв.:</w:t>
+              <w:t xml:space="preserve">Приговорена: Верховный суд СССР 3 октября 1937 г., </w:t>
+            </w:r>
+            <w:proofErr w:type="spellStart"/>
+            <w:r>
+              <w:rPr>
+                <w:rFonts w:ascii="Arial" w:hAnsi="Arial" w:cs="Arial"/>
+                <w:sz w:val="16"/>
+                <w:szCs w:val="16"/>
+                <w:lang w:val="ru-RU"/>
+              </w:rPr>
+              <w:t>обв</w:t>
+            </w:r>
+            <w:proofErr w:type="spellEnd"/>
+            <w:r>
+              <w:rPr>
+                <w:rFonts w:ascii="Arial" w:hAnsi="Arial" w:cs="Arial"/>
+                <w:sz w:val="16"/>
+                <w:szCs w:val="16"/>
+                <w:lang w:val="ru-RU"/>
+              </w:rPr>
+              <w:t>.:</w:t>
             </w:r>
             <w:r>
               <w:rPr>
@@ -4136,8 +4368,79 @@
                 <w:szCs w:val="16"/>
                 <w:lang w:val="ru-RU"/>
               </w:rPr>
-              <w:t>58-1а, 58-8, 58-10, 58-11 УК РСФСР..</w:t>
-            </w:r>
+              <w:t xml:space="preserve">58-1а, </w:t>
+            </w:r>
+            <w:proofErr w:type="gramStart"/>
+            <w:r>
+              <w:rPr>
+                <w:rFonts w:ascii="Arial" w:hAnsi="Arial" w:cs="Arial"/>
+                <w:sz w:val="16"/>
+                <w:szCs w:val="16"/>
+                <w:lang w:val="ru-RU"/>
+              </w:rPr>
+              <w:t>58-8</w:t>
+            </w:r>
+            <w:proofErr w:type="gramEnd"/>
+            <w:r>
+              <w:rPr>
+                <w:rFonts w:ascii="Arial" w:hAnsi="Arial" w:cs="Arial"/>
+                <w:sz w:val="16"/>
+                <w:szCs w:val="16"/>
+                <w:lang w:val="ru-RU"/>
+              </w:rPr>
+              <w:t xml:space="preserve">, </w:t>
+            </w:r>
+            <w:proofErr w:type="gramStart"/>
+            <w:r>
+              <w:rPr>
+                <w:rFonts w:ascii="Arial" w:hAnsi="Arial" w:cs="Arial"/>
+                <w:sz w:val="16"/>
+                <w:szCs w:val="16"/>
+                <w:lang w:val="ru-RU"/>
+              </w:rPr>
+              <w:t>58-10</w:t>
+            </w:r>
+            <w:proofErr w:type="gramEnd"/>
+            <w:r>
+              <w:rPr>
+                <w:rFonts w:ascii="Arial" w:hAnsi="Arial" w:cs="Arial"/>
+                <w:sz w:val="16"/>
+                <w:szCs w:val="16"/>
+                <w:lang w:val="ru-RU"/>
+              </w:rPr>
+              <w:t xml:space="preserve">, </w:t>
+            </w:r>
+            <w:proofErr w:type="gramStart"/>
+            <w:r>
+              <w:rPr>
+                <w:rFonts w:ascii="Arial" w:hAnsi="Arial" w:cs="Arial"/>
+                <w:sz w:val="16"/>
+                <w:szCs w:val="16"/>
+                <w:lang w:val="ru-RU"/>
+              </w:rPr>
+              <w:t>58-11</w:t>
+            </w:r>
+            <w:proofErr w:type="gramEnd"/>
+            <w:r>
+              <w:rPr>
+                <w:rFonts w:ascii="Arial" w:hAnsi="Arial" w:cs="Arial"/>
+                <w:sz w:val="16"/>
+                <w:szCs w:val="16"/>
+                <w:lang w:val="ru-RU"/>
+              </w:rPr>
+              <w:t xml:space="preserve"> УК </w:t>
+            </w:r>
+            <w:proofErr w:type="gramStart"/>
+            <w:r>
+              <w:rPr>
+                <w:rFonts w:ascii="Arial" w:hAnsi="Arial" w:cs="Arial"/>
+                <w:sz w:val="16"/>
+                <w:szCs w:val="16"/>
+                <w:lang w:val="ru-RU"/>
+              </w:rPr>
+              <w:t>РСФСР..</w:t>
+            </w:r>
+            <w:proofErr w:type="gramEnd"/>
             <w:r>
               <w:rPr>
                 <w:rFonts w:ascii="Arial" w:hAnsi="Arial" w:cs="Arial"/>
@@ -4194,500 +4497,6 @@
                 <w:lang w:val="ru-RU"/>
               </w:rPr>
               <w:t>г. Алматы</w:t>
-            </w:r>
-            <w:r>
-              <w:rPr>
-                <w:rFonts w:ascii="Arial" w:hAnsi="Arial" w:cs="Arial"/>
-                <w:b/>
-                <w:iCs/>
-                <w:sz w:val="16"/>
-                <w:szCs w:val="16"/>
-                <w:lang w:val="ru-RU"/>
-              </w:rPr>
-              <w:t>;</w:t>
-            </w:r>
-            <w:r>
-              <w:rPr>
-                <w:rFonts w:ascii="Arial" w:hAnsi="Arial" w:cs="Arial"/>
-                <w:bCs/>
-                <w:i/>
-                <w:sz w:val="16"/>
-                <w:szCs w:val="16"/>
-                <w:lang w:val="ru-RU"/>
-              </w:rPr>
-              <w:t xml:space="preserve"> </w:t>
-            </w:r>
-            <w:hyperlink r:id="rId9" w:history="1">
-              <w:r>
-                <w:rPr>
-                  <w:rStyle w:val="Hyperlink"/>
-                  <w:rFonts w:ascii="Arial" w:hAnsi="Arial" w:cs="Arial"/>
-                  <w:b/>
-                  <w:bCs/>
-                  <w:color w:val="auto"/>
-                  <w:sz w:val="16"/>
-                  <w:szCs w:val="16"/>
-                  <w:lang w:val="ru-RU"/>
-                </w:rPr>
-                <w:t>Открытый список</w:t>
-              </w:r>
-            </w:hyperlink>
-          </w:p>
-        </w:tc>
-      </w:tr>
-      <w:tr>
-        <w:tc>
-          <w:tcPr>
-            <w:tcW w:w="10868" w:type="dxa"/>
-            <w:tcBorders>
-              <w:left w:val="double" w:sz="1" w:space="0" w:color="808080"/>
-              <w:bottom w:val="double" w:sz="1" w:space="0" w:color="808080"/>
-              <w:right w:val="double" w:sz="2" w:space="0" w:color="808080"/>
-            </w:tcBorders>
-            <w:shd w:val="clear" w:color="auto" w:fill="auto"/>
-            <w:vAlign w:val="center"/>
-          </w:tcPr>
-          <w:p>
-            <w:pPr>
-              <w:pStyle w:val="BodyText"/>
-              <w:pBdr>
-                <w:top w:val="none" w:sz="0" w:space="0" w:color="000000"/>
-                <w:left w:val="none" w:sz="0" w:space="0" w:color="000000"/>
-                <w:bottom w:val="none" w:sz="0" w:space="0" w:color="000000"/>
-                <w:right w:val="none" w:sz="0" w:space="0" w:color="000000"/>
-              </w:pBdr>
-              <w:snapToGrid w:val="0"/>
-              <w:spacing w:after="0" w:line="240" w:lineRule="auto"/>
-              <w:rPr>
-                <w:sz w:val="16"/>
-                <w:szCs w:val="16"/>
-                <w:lang w:val="ru-RU"/>
-              </w:rPr>
-            </w:pPr>
-            <w:r>
-              <w:rPr>
-                <w:rFonts w:ascii="Arial" w:hAnsi="Arial" w:cs="Arial"/>
-                <w:b/>
-                <w:bCs/>
-                <w:sz w:val="16"/>
-                <w:szCs w:val="16"/>
-                <w:lang w:val="ru-RU"/>
-              </w:rPr>
-              <w:t>Липот-Травник Юлия Людвиговна</w:t>
-            </w:r>
-            <w:r>
-              <w:rPr>
-                <w:rFonts w:ascii="Arial" w:hAnsi="Arial" w:cs="Arial"/>
-                <w:b/>
-                <w:bCs/>
-                <w:sz w:val="16"/>
-                <w:szCs w:val="16"/>
-                <w:lang w:val="ru-RU"/>
-              </w:rPr>
-              <w:t xml:space="preserve"> </w:t>
-            </w:r>
-            <w:r>
-              <w:rPr>
-                <w:rFonts w:ascii="Arial" w:hAnsi="Arial" w:cs="Arial"/>
-                <w:b/>
-                <w:bCs/>
-                <w:sz w:val="16"/>
-                <w:szCs w:val="16"/>
-                <w:lang w:val="ru-RU"/>
-              </w:rPr>
-              <w:t>46 лет</w:t>
-            </w:r>
-            <w:r>
-              <w:rPr>
-                <w:rFonts w:ascii="Arial" w:hAnsi="Arial" w:cs="Arial"/>
-                <w:b/>
-                <w:bCs/>
-                <w:sz w:val="16"/>
-                <w:szCs w:val="16"/>
-                <w:lang w:val="ru-RU"/>
-              </w:rPr>
-              <w:t xml:space="preserve"> </w:t>
-            </w:r>
-          </w:p>
-          <w:p>
-            <w:pPr>
-              <w:pStyle w:val="BodyText"/>
-              <w:pBdr>
-                <w:top w:val="none" w:sz="0" w:space="0" w:color="000000"/>
-                <w:left w:val="none" w:sz="0" w:space="0" w:color="000000"/>
-                <w:bottom w:val="none" w:sz="0" w:space="0" w:color="000000"/>
-                <w:right w:val="none" w:sz="0" w:space="0" w:color="000000"/>
-              </w:pBdr>
-              <w:snapToGrid w:val="0"/>
-              <w:spacing w:after="0" w:line="240" w:lineRule="auto"/>
-              <w:rPr>
-                <w:sz w:val="16"/>
-                <w:szCs w:val="16"/>
-                <w:lang w:val="ru-RU"/>
-              </w:rPr>
-            </w:pPr>
-            <w:r>
-              <w:rPr>
-                <w:rFonts w:ascii="Arial" w:hAnsi="Arial" w:cs="Arial"/>
-                <w:sz w:val="16"/>
-                <w:szCs w:val="16"/>
-                <w:lang w:val="ru-RU"/>
-              </w:rPr>
-              <w:t>1892 г.р., м.р.: Венгрия, венгерка, образование: окончила 6 классов, бывший член ВКП(б), сестра-хозяйка в группе дач НКВД., прож.: г. Сочи, дача НКВД, арестована 02.06.1938. Обвинение: «участница контрреволюционной венгерской шпионско-террористической группы». Приговор: особая тройка при УНКВД по Краснодарскому краю, 05.10.1938</w:t>
-            </w:r>
-            <w:r>
-              <w:rPr>
-                <w:rFonts w:ascii="Arial" w:hAnsi="Arial" w:cs="Arial"/>
-                <w:sz w:val="16"/>
-                <w:szCs w:val="16"/>
-                <w:lang w:val="ru-RU"/>
-              </w:rPr>
-              <w:t xml:space="preserve"> – </w:t>
-            </w:r>
-            <w:r>
-              <w:rPr>
-                <w:rFonts w:ascii="Arial" w:hAnsi="Arial" w:cs="Arial"/>
-                <w:sz w:val="16"/>
-                <w:szCs w:val="16"/>
-                <w:lang w:val="ru-RU"/>
-              </w:rPr>
-              <w:t>ВМН с конфискацией имущества. Расстреляна 13.10.1938. Реабилитация: военным трибуналом СКВО, 26.09.1960</w:t>
-            </w:r>
-            <w:r>
-              <w:rPr>
-                <w:rFonts w:ascii="Arial" w:hAnsi="Arial" w:cs="Arial"/>
-                <w:sz w:val="16"/>
-                <w:szCs w:val="16"/>
-                <w:lang w:val="ru-RU"/>
-              </w:rPr>
-              <w:t xml:space="preserve"> – </w:t>
-            </w:r>
-            <w:r>
-              <w:rPr>
-                <w:rFonts w:ascii="Arial" w:hAnsi="Arial" w:cs="Arial"/>
-                <w:sz w:val="16"/>
-                <w:szCs w:val="16"/>
-                <w:lang w:val="ru-RU"/>
-              </w:rPr>
-              <w:t>на основании п. 5 ст. 4 УПК РСФСР. Арх.дело: 30130</w:t>
-            </w:r>
-          </w:p>
-          <w:p>
-            <w:pPr>
-              <w:pStyle w:val="BodyText"/>
-              <w:pBdr>
-                <w:top w:val="none" w:sz="0" w:space="0" w:color="000000"/>
-                <w:left w:val="none" w:sz="0" w:space="0" w:color="000000"/>
-                <w:bottom w:val="none" w:sz="0" w:space="0" w:color="000000"/>
-                <w:right w:val="none" w:sz="0" w:space="0" w:color="000000"/>
-              </w:pBdr>
-              <w:spacing w:after="0" w:line="240" w:lineRule="auto"/>
-              <w:rPr>
-                <w:sz w:val="16"/>
-                <w:szCs w:val="16"/>
-                <w:lang w:val="ru-RU"/>
-              </w:rPr>
-            </w:pPr>
-            <w:r>
-              <w:rPr>
-                <w:rFonts w:ascii="Arial" w:hAnsi="Arial" w:cs="Arial"/>
-                <w:b/>
-                <w:sz w:val="16"/>
-                <w:szCs w:val="16"/>
-                <w:lang w:val="ru-RU"/>
-              </w:rPr>
-              <w:t>Источник: Книга памяти Краснодарского края, т.8</w:t>
-            </w:r>
-            <w:r>
-              <w:rPr>
-                <w:rFonts w:ascii="Arial" w:hAnsi="Arial" w:cs="Arial"/>
-                <w:b/>
-                <w:sz w:val="16"/>
-                <w:szCs w:val="16"/>
-                <w:lang w:val="ru-RU"/>
-              </w:rPr>
-              <w:t>;</w:t>
-            </w:r>
-            <w:r>
-              <w:rPr>
-                <w:rFonts w:ascii="Arial" w:hAnsi="Arial" w:cs="Arial"/>
-                <w:bCs/>
-                <w:sz w:val="16"/>
-                <w:szCs w:val="16"/>
-                <w:lang w:val="ru-RU"/>
-              </w:rPr>
-              <w:t xml:space="preserve"> </w:t>
-            </w:r>
-            <w:hyperlink r:id="rId10" w:history="1">
-              <w:r>
-                <w:rPr>
-                  <w:rStyle w:val="Hyperlink"/>
-                  <w:rFonts w:ascii="Arial" w:hAnsi="Arial" w:cs="Arial"/>
-                  <w:b/>
-                  <w:bCs/>
-                  <w:color w:val="auto"/>
-                  <w:sz w:val="16"/>
-                  <w:szCs w:val="16"/>
-                  <w:lang w:val="ru-RU"/>
-                </w:rPr>
-                <w:t>Открытый список</w:t>
-              </w:r>
-            </w:hyperlink>
-          </w:p>
-        </w:tc>
-      </w:tr>
-      <w:tr>
-        <w:tc>
-          <w:tcPr>
-            <w:tcW w:w="10868" w:type="dxa"/>
-            <w:tcBorders>
-              <w:left w:val="double" w:sz="1" w:space="0" w:color="808080"/>
-              <w:bottom w:val="double" w:sz="1" w:space="0" w:color="808080"/>
-              <w:right w:val="double" w:sz="2" w:space="0" w:color="808080"/>
-            </w:tcBorders>
-            <w:shd w:val="clear" w:color="auto" w:fill="auto"/>
-            <w:vAlign w:val="center"/>
-          </w:tcPr>
-          <w:p>
-            <w:pPr>
-              <w:pStyle w:val="BodyText"/>
-              <w:pBdr>
-                <w:top w:val="none" w:sz="0" w:space="0" w:color="000000"/>
-                <w:left w:val="none" w:sz="0" w:space="0" w:color="000000"/>
-                <w:bottom w:val="none" w:sz="0" w:space="0" w:color="000000"/>
-                <w:right w:val="none" w:sz="0" w:space="0" w:color="000000"/>
-              </w:pBdr>
-              <w:spacing w:after="0" w:line="240" w:lineRule="auto"/>
-              <w:rPr>
-                <w:sz w:val="16"/>
-                <w:szCs w:val="16"/>
-                <w:lang w:val="ru-RU"/>
-              </w:rPr>
-            </w:pPr>
-            <w:r>
-              <w:rPr>
-                <w:rFonts w:ascii="Arial" w:hAnsi="Arial" w:cs="Arial"/>
-                <w:b/>
-                <w:bCs/>
-                <w:sz w:val="16"/>
-                <w:szCs w:val="16"/>
-                <w:lang w:val="ru-RU"/>
-              </w:rPr>
-              <w:t>Нович Адели</w:t>
-            </w:r>
-            <w:r>
-              <w:rPr>
-                <w:rFonts w:ascii="Arial" w:hAnsi="Arial" w:cs="Arial"/>
-                <w:b/>
-                <w:bCs/>
-                <w:sz w:val="16"/>
-                <w:szCs w:val="16"/>
-                <w:lang w:val="ru-RU"/>
-              </w:rPr>
-              <w:t xml:space="preserve"> </w:t>
-            </w:r>
-            <w:r>
-              <w:rPr>
-                <w:rFonts w:ascii="Arial" w:hAnsi="Arial" w:cs="Arial"/>
-                <w:b/>
-                <w:bCs/>
-                <w:sz w:val="16"/>
-                <w:szCs w:val="16"/>
-                <w:lang w:val="ru-RU"/>
-              </w:rPr>
-              <w:t>37 лет</w:t>
-            </w:r>
-            <w:r>
-              <w:rPr>
-                <w:rFonts w:ascii="Arial" w:hAnsi="Arial" w:cs="Arial"/>
-                <w:b/>
-                <w:bCs/>
-                <w:sz w:val="16"/>
-                <w:szCs w:val="16"/>
-                <w:lang w:val="ru-RU"/>
-              </w:rPr>
-              <w:t xml:space="preserve"> </w:t>
-            </w:r>
-          </w:p>
-          <w:p>
-            <w:pPr>
-              <w:pStyle w:val="BodyText"/>
-              <w:pBdr>
-                <w:top w:val="none" w:sz="0" w:space="0" w:color="000000"/>
-                <w:left w:val="none" w:sz="0" w:space="0" w:color="000000"/>
-                <w:bottom w:val="none" w:sz="0" w:space="0" w:color="000000"/>
-                <w:right w:val="none" w:sz="0" w:space="0" w:color="000000"/>
-              </w:pBdr>
-              <w:spacing w:after="0" w:line="240" w:lineRule="auto"/>
-              <w:rPr>
-                <w:sz w:val="16"/>
-                <w:szCs w:val="16"/>
-                <w:lang w:val="ru-RU"/>
-              </w:rPr>
-            </w:pPr>
-            <w:r>
-              <w:rPr>
-                <w:rFonts w:ascii="Arial" w:hAnsi="Arial" w:cs="Arial"/>
-                <w:sz w:val="16"/>
-                <w:szCs w:val="16"/>
-                <w:lang w:val="ru-RU"/>
-              </w:rPr>
-              <w:t>(Малова Мария Владимировна) Родилась</w:t>
-            </w:r>
-            <w:r>
-              <w:rPr>
-                <w:rFonts w:ascii="Arial" w:hAnsi="Arial" w:cs="Arial"/>
-                <w:sz w:val="16"/>
-                <w:szCs w:val="16"/>
-              </w:rPr>
-              <w:t> </w:t>
-            </w:r>
-            <w:r>
-              <w:rPr>
-                <w:rFonts w:ascii="Arial" w:hAnsi="Arial" w:cs="Arial"/>
-                <w:sz w:val="16"/>
-                <w:szCs w:val="16"/>
-                <w:lang w:val="ru-RU"/>
-              </w:rPr>
-              <w:t xml:space="preserve">в 1901 г., г. Будапешт; венгерка; член КП Германии; секретарь члена Союза советских писателей Б.Баллаша. </w:t>
-            </w:r>
-            <w:r>
-              <w:rPr>
-                <w:rFonts w:ascii="Arial" w:hAnsi="Arial" w:cs="Arial"/>
-                <w:sz w:val="16"/>
-                <w:szCs w:val="16"/>
-                <w:lang w:val="ru-RU"/>
-              </w:rPr>
-              <w:t>Прож.:</w:t>
-            </w:r>
-            <w:r>
-              <w:rPr>
-                <w:rFonts w:ascii="Arial" w:hAnsi="Arial" w:cs="Arial"/>
-                <w:sz w:val="16"/>
-                <w:szCs w:val="16"/>
-              </w:rPr>
-              <w:t> </w:t>
-            </w:r>
-            <w:r>
-              <w:rPr>
-                <w:rFonts w:ascii="Arial" w:hAnsi="Arial" w:cs="Arial"/>
-                <w:sz w:val="16"/>
-                <w:szCs w:val="16"/>
-                <w:lang w:val="ru-RU"/>
-              </w:rPr>
-              <w:t xml:space="preserve">г. </w:t>
-            </w:r>
-            <w:r>
-              <w:rPr>
-                <w:rFonts w:ascii="Arial" w:hAnsi="Arial" w:cs="Arial"/>
-                <w:sz w:val="16"/>
-                <w:szCs w:val="16"/>
-                <w:lang w:val="ru-RU"/>
-              </w:rPr>
-              <w:t>Москва, Селиверстов пер., д. 9/15, кв. 8. Арестована 2 ноября 1937 г.</w:t>
-            </w:r>
-            <w:r>
-              <w:rPr>
-                <w:rFonts w:ascii="Arial" w:hAnsi="Arial" w:cs="Arial"/>
-                <w:sz w:val="16"/>
-                <w:szCs w:val="16"/>
-                <w:lang w:val="ru-RU"/>
-              </w:rPr>
-              <w:t xml:space="preserve"> </w:t>
-            </w:r>
-            <w:r>
-              <w:rPr>
-                <w:rFonts w:ascii="Arial" w:hAnsi="Arial" w:cs="Arial"/>
-                <w:sz w:val="16"/>
-                <w:szCs w:val="16"/>
-                <w:lang w:val="ru-RU"/>
-              </w:rPr>
-              <w:t>Приговорена: ВКВС СССР 21 апреля 1938 г., обв.:</w:t>
-            </w:r>
-            <w:r>
-              <w:rPr>
-                <w:rFonts w:ascii="Arial" w:hAnsi="Arial" w:cs="Arial"/>
-                <w:sz w:val="16"/>
-                <w:szCs w:val="16"/>
-              </w:rPr>
-              <w:t> </w:t>
-            </w:r>
-            <w:r>
-              <w:rPr>
-                <w:rFonts w:ascii="Arial" w:hAnsi="Arial" w:cs="Arial"/>
-                <w:sz w:val="16"/>
-                <w:szCs w:val="16"/>
-                <w:lang w:val="ru-RU"/>
-              </w:rPr>
-              <w:t>шпионаже. Расстреляна 21 апреля 1938 г. Место захоронения</w:t>
-            </w:r>
-            <w:r>
-              <w:rPr>
-                <w:rFonts w:ascii="Arial" w:hAnsi="Arial" w:cs="Arial"/>
-                <w:sz w:val="16"/>
-                <w:szCs w:val="16"/>
-                <w:lang w:val="ru-RU"/>
-              </w:rPr>
-              <w:t xml:space="preserve"> – </w:t>
-            </w:r>
-            <w:r>
-              <w:rPr>
-                <w:rFonts w:ascii="Arial" w:hAnsi="Arial" w:cs="Arial"/>
-                <w:sz w:val="16"/>
-                <w:szCs w:val="16"/>
-                <w:lang w:val="ru-RU"/>
-              </w:rPr>
-              <w:t>Московская обл., Коммунарка. Реабилитирована в марте 1958 г. ВКВС СССР</w:t>
-            </w:r>
-          </w:p>
-          <w:p>
-            <w:pPr>
-              <w:pStyle w:val="BodyText"/>
-              <w:pBdr>
-                <w:top w:val="none" w:sz="0" w:space="0" w:color="000000"/>
-                <w:left w:val="none" w:sz="0" w:space="0" w:color="000000"/>
-                <w:bottom w:val="none" w:sz="0" w:space="0" w:color="000000"/>
-                <w:right w:val="none" w:sz="0" w:space="0" w:color="000000"/>
-              </w:pBdr>
-              <w:spacing w:after="60" w:line="240" w:lineRule="auto"/>
-              <w:rPr>
-                <w:sz w:val="16"/>
-                <w:szCs w:val="16"/>
-                <w:lang w:val="ru-RU"/>
-              </w:rPr>
-            </w:pPr>
-            <w:r>
-              <w:rPr>
-                <w:rFonts w:ascii="Arial" w:hAnsi="Arial" w:cs="Arial"/>
-                <w:b/>
-                <w:iCs/>
-                <w:sz w:val="16"/>
-                <w:szCs w:val="16"/>
-                <w:lang w:val="ru-RU"/>
-              </w:rPr>
-              <w:t xml:space="preserve">Источник: Москва, расстрельные списки </w:t>
-            </w:r>
-            <w:r>
-              <w:rPr>
-                <w:rFonts w:ascii="Arial" w:hAnsi="Arial" w:cs="Arial"/>
-                <w:b/>
-                <w:iCs/>
-                <w:sz w:val="16"/>
-                <w:szCs w:val="16"/>
-                <w:lang w:val="ru-RU"/>
-              </w:rPr>
-              <w:t>–</w:t>
-            </w:r>
-            <w:r>
-              <w:rPr>
-                <w:rFonts w:ascii="Arial" w:hAnsi="Arial" w:cs="Arial"/>
-                <w:b/>
-                <w:iCs/>
-                <w:sz w:val="16"/>
-                <w:szCs w:val="16"/>
-                <w:lang w:val="ru-RU"/>
-              </w:rPr>
-              <w:t xml:space="preserve"> Коммунарка</w:t>
             </w:r>
             <w:r>
               <w:rPr>
@@ -4753,6 +4562,14 @@
               <w:snapToGrid w:val="0"/>
               <w:spacing w:after="0" w:line="240" w:lineRule="auto"/>
               <w:rPr>
+                <w:sz w:val="16"/>
+                <w:szCs w:val="16"/>
+                <w:lang w:val="ru-RU"/>
+              </w:rPr>
+            </w:pPr>
+            <w:proofErr w:type="spellStart"/>
+            <w:r>
+              <w:rPr>
                 <w:rFonts w:ascii="Arial" w:hAnsi="Arial" w:cs="Arial"/>
                 <w:b/>
                 <w:bCs/>
@@ -4760,7 +4577,53 @@
                 <w:szCs w:val="16"/>
                 <w:lang w:val="ru-RU"/>
               </w:rPr>
-            </w:pPr>
+              <w:t>Липот</w:t>
+            </w:r>
+            <w:proofErr w:type="spellEnd"/>
+            <w:r>
+              <w:rPr>
+                <w:rFonts w:ascii="Arial" w:hAnsi="Arial" w:cs="Arial"/>
+                <w:b/>
+                <w:bCs/>
+                <w:sz w:val="16"/>
+                <w:szCs w:val="16"/>
+                <w:lang w:val="ru-RU"/>
+              </w:rPr>
+              <w:t>-Травник Юлия Людвиговна</w:t>
+            </w:r>
+            <w:r>
+              <w:rPr>
+                <w:rFonts w:ascii="Arial" w:hAnsi="Arial" w:cs="Arial"/>
+                <w:b/>
+                <w:bCs/>
+                <w:sz w:val="16"/>
+                <w:szCs w:val="16"/>
+                <w:lang w:val="ru-RU"/>
+              </w:rPr>
+              <w:t xml:space="preserve"> </w:t>
+            </w:r>
+            <w:r>
+              <w:rPr>
+                <w:rFonts w:ascii="Arial" w:hAnsi="Arial" w:cs="Arial"/>
+                <w:b/>
+                <w:bCs/>
+                <w:sz w:val="16"/>
+                <w:szCs w:val="16"/>
+                <w:lang w:val="ru-RU"/>
+              </w:rPr>
+              <w:t>46 лет</w:t>
+            </w:r>
+            <w:r>
+              <w:rPr>
+                <w:rFonts w:ascii="Arial" w:hAnsi="Arial" w:cs="Arial"/>
+                <w:b/>
+                <w:bCs/>
+                <w:sz w:val="16"/>
+                <w:szCs w:val="16"/>
+                <w:lang w:val="ru-RU"/>
+              </w:rPr>
+              <w:t xml:space="preserve"> </w:t>
+            </w:r>
           </w:p>
           <w:p>
             <w:pPr>
@@ -4774,9 +4637,6 @@
               <w:snapToGrid w:val="0"/>
               <w:spacing w:after="0" w:line="240" w:lineRule="auto"/>
               <w:rPr>
-                <w:rFonts w:ascii="Arial" w:hAnsi="Arial" w:cs="Arial"/>
-                <w:b/>
-                <w:bCs/>
                 <w:sz w:val="16"/>
                 <w:szCs w:val="16"/>
                 <w:lang w:val="ru-RU"/>
@@ -4785,95 +4645,107 @@
             <w:r>
               <w:rPr>
                 <w:rFonts w:ascii="Arial" w:hAnsi="Arial" w:cs="Arial"/>
-                <w:b/>
-                <w:bCs/>
-                <w:sz w:val="16"/>
-                <w:szCs w:val="16"/>
-                <w:lang w:val="ru-RU"/>
-              </w:rPr>
-              <w:t>УМЕРЛИ В ЗАКЛЮЧЕНИИ</w:t>
-            </w:r>
-            <w:r>
-              <w:rPr>
-                <w:rFonts w:ascii="Arial" w:hAnsi="Arial" w:cs="Arial"/>
-                <w:b/>
-                <w:bCs/>
-                <w:sz w:val="16"/>
-                <w:szCs w:val="16"/>
-              </w:rPr>
-              <w:t>/</w:t>
-            </w:r>
-            <w:r>
-              <w:rPr>
-                <w:rFonts w:ascii="Arial" w:hAnsi="Arial" w:cs="Arial"/>
-                <w:b/>
-                <w:bCs/>
-                <w:sz w:val="16"/>
-                <w:szCs w:val="16"/>
-                <w:lang w:val="ru-RU"/>
-              </w:rPr>
-              <w:t>ССЫЛКЕ</w:t>
-            </w:r>
-          </w:p>
-        </w:tc>
-      </w:tr>
-      <w:tr>
-        <w:tc>
-          <w:tcPr>
-            <w:tcW w:w="10868" w:type="dxa"/>
-            <w:tcBorders>
-              <w:left w:val="double" w:sz="1" w:space="0" w:color="808080"/>
-              <w:bottom w:val="double" w:sz="1" w:space="0" w:color="808080"/>
-              <w:right w:val="double" w:sz="2" w:space="0" w:color="808080"/>
-            </w:tcBorders>
-            <w:shd w:val="clear" w:color="auto" w:fill="auto"/>
-            <w:vAlign w:val="center"/>
-          </w:tcPr>
-          <w:p>
-            <w:pPr>
-              <w:pStyle w:val="BodyText"/>
-              <w:pBdr>
-                <w:top w:val="none" w:sz="0" w:space="0" w:color="000000"/>
-                <w:left w:val="none" w:sz="0" w:space="0" w:color="000000"/>
-                <w:bottom w:val="none" w:sz="0" w:space="0" w:color="000000"/>
-                <w:right w:val="none" w:sz="0" w:space="0" w:color="000000"/>
-              </w:pBdr>
-              <w:spacing w:after="0"/>
-              <w:rPr>
-                <w:sz w:val="16"/>
-                <w:szCs w:val="16"/>
-                <w:lang w:val="ru-RU"/>
-              </w:rPr>
-            </w:pPr>
-            <w:r>
-              <w:rPr>
-                <w:rFonts w:ascii="Arial" w:hAnsi="Arial" w:cs="Arial"/>
-                <w:b/>
-                <w:sz w:val="16"/>
-                <w:szCs w:val="16"/>
-                <w:lang w:val="ru-RU"/>
-              </w:rPr>
-              <w:t>Маиергофер Маргарита Мерцеловна</w:t>
-            </w:r>
-            <w:r>
-              <w:rPr>
-                <w:rFonts w:ascii="Arial" w:hAnsi="Arial" w:cs="Arial"/>
-                <w:b/>
-                <w:sz w:val="16"/>
-                <w:szCs w:val="16"/>
-                <w:lang w:val="ru-RU"/>
-              </w:rPr>
-              <w:t xml:space="preserve"> </w:t>
-            </w:r>
-            <w:r>
-              <w:rPr>
-                <w:rFonts w:ascii="Arial" w:hAnsi="Arial" w:cs="Arial"/>
-                <w:b/>
-                <w:sz w:val="16"/>
-                <w:szCs w:val="16"/>
-                <w:lang w:val="ru-RU"/>
-              </w:rPr>
-              <w:t xml:space="preserve">44 года умерла в итл </w:t>
+                <w:sz w:val="16"/>
+                <w:szCs w:val="16"/>
+                <w:lang w:val="ru-RU"/>
+              </w:rPr>
+              <w:t xml:space="preserve">1892 г.р., </w:t>
+            </w:r>
+            <w:proofErr w:type="spellStart"/>
+            <w:r>
+              <w:rPr>
+                <w:rFonts w:ascii="Arial" w:hAnsi="Arial" w:cs="Arial"/>
+                <w:sz w:val="16"/>
+                <w:szCs w:val="16"/>
+                <w:lang w:val="ru-RU"/>
+              </w:rPr>
+              <w:t>м.р</w:t>
+            </w:r>
+            <w:proofErr w:type="spellEnd"/>
+            <w:r>
+              <w:rPr>
+                <w:rFonts w:ascii="Arial" w:hAnsi="Arial" w:cs="Arial"/>
+                <w:sz w:val="16"/>
+                <w:szCs w:val="16"/>
+                <w:lang w:val="ru-RU"/>
+              </w:rPr>
+              <w:t xml:space="preserve">.: Венгрия, венгерка, образование: окончила 6 классов, бывший член ВКП(б), сестра-хозяйка в группе дач НКВД., </w:t>
+            </w:r>
+            <w:proofErr w:type="spellStart"/>
+            <w:r>
+              <w:rPr>
+                <w:rFonts w:ascii="Arial" w:hAnsi="Arial" w:cs="Arial"/>
+                <w:sz w:val="16"/>
+                <w:szCs w:val="16"/>
+                <w:lang w:val="ru-RU"/>
+              </w:rPr>
+              <w:t>прож</w:t>
+            </w:r>
+            <w:proofErr w:type="spellEnd"/>
+            <w:r>
+              <w:rPr>
+                <w:rFonts w:ascii="Arial" w:hAnsi="Arial" w:cs="Arial"/>
+                <w:sz w:val="16"/>
+                <w:szCs w:val="16"/>
+                <w:lang w:val="ru-RU"/>
+              </w:rPr>
+              <w:t>.: г. Сочи, дача НКВД, арестована 02.06.1938. Обвинение: «участница контрреволюционной венгерской шпионско-террористической группы». Приговор: особая тройка при УНКВД по Краснодарскому краю, 05.10.1938</w:t>
+            </w:r>
+            <w:r>
+              <w:rPr>
+                <w:rFonts w:ascii="Arial" w:hAnsi="Arial" w:cs="Arial"/>
+                <w:sz w:val="16"/>
+                <w:szCs w:val="16"/>
+                <w:lang w:val="ru-RU"/>
+              </w:rPr>
+              <w:t xml:space="preserve"> – </w:t>
+            </w:r>
+            <w:r>
+              <w:rPr>
+                <w:rFonts w:ascii="Arial" w:hAnsi="Arial" w:cs="Arial"/>
+                <w:sz w:val="16"/>
+                <w:szCs w:val="16"/>
+                <w:lang w:val="ru-RU"/>
+              </w:rPr>
+              <w:t>ВМН с конфискацией имущества. Расстреляна 13.10.1938. Реабилитация: военным трибуналом СКВО, 26.09.1960</w:t>
+            </w:r>
+            <w:r>
+              <w:rPr>
+                <w:rFonts w:ascii="Arial" w:hAnsi="Arial" w:cs="Arial"/>
+                <w:sz w:val="16"/>
+                <w:szCs w:val="16"/>
+                <w:lang w:val="ru-RU"/>
+              </w:rPr>
+              <w:t xml:space="preserve"> – </w:t>
+            </w:r>
+            <w:r>
+              <w:rPr>
+                <w:rFonts w:ascii="Arial" w:hAnsi="Arial" w:cs="Arial"/>
+                <w:sz w:val="16"/>
+                <w:szCs w:val="16"/>
+                <w:lang w:val="ru-RU"/>
+              </w:rPr>
+              <w:t xml:space="preserve">на основании п. 5 ст. 4 УПК РСФСР. </w:t>
+            </w:r>
+            <w:proofErr w:type="spellStart"/>
+            <w:r>
+              <w:rPr>
+                <w:rFonts w:ascii="Arial" w:hAnsi="Arial" w:cs="Arial"/>
+                <w:sz w:val="16"/>
+                <w:szCs w:val="16"/>
+                <w:lang w:val="ru-RU"/>
+              </w:rPr>
+              <w:t>Арх.дело</w:t>
+            </w:r>
+            <w:proofErr w:type="spellEnd"/>
+            <w:r>
+              <w:rPr>
+                <w:rFonts w:ascii="Arial" w:hAnsi="Arial" w:cs="Arial"/>
+                <w:sz w:val="16"/>
+                <w:szCs w:val="16"/>
+                <w:lang w:val="ru-RU"/>
+              </w:rPr>
+              <w:t>: 30130</w:t>
             </w:r>
           </w:p>
           <w:p>
@@ -4885,7 +4757,7 @@
                 <w:bottom w:val="none" w:sz="0" w:space="0" w:color="000000"/>
                 <w:right w:val="none" w:sz="0" w:space="0" w:color="000000"/>
               </w:pBdr>
-              <w:spacing w:after="0"/>
+              <w:spacing w:after="0" w:line="240" w:lineRule="auto"/>
               <w:rPr>
                 <w:sz w:val="16"/>
                 <w:szCs w:val="16"/>
@@ -4895,83 +4767,27 @@
             <w:r>
               <w:rPr>
                 <w:rFonts w:ascii="Arial" w:hAnsi="Arial" w:cs="Arial"/>
-                <w:sz w:val="16"/>
-                <w:szCs w:val="16"/>
-                <w:lang w:val="ru-RU"/>
-              </w:rPr>
-              <w:t>(варианты фамилии: Майергофер) Родилась</w:t>
-            </w:r>
-            <w:r>
-              <w:rPr>
-                <w:rFonts w:ascii="Arial" w:hAnsi="Arial" w:cs="Arial"/>
-                <w:sz w:val="16"/>
-                <w:szCs w:val="16"/>
-              </w:rPr>
-              <w:t> </w:t>
-            </w:r>
-            <w:r>
-              <w:rPr>
-                <w:rFonts w:ascii="Arial" w:hAnsi="Arial" w:cs="Arial"/>
-                <w:sz w:val="16"/>
-                <w:szCs w:val="16"/>
-                <w:lang w:val="ru-RU"/>
-              </w:rPr>
-              <w:t>в 1899 г., г.Будапешт, Венгрия; венгерка; Приговорена: ОСО при НКВД СССР 8 января 1938 г., обв.:</w:t>
-            </w:r>
-            <w:r>
-              <w:rPr>
-                <w:rFonts w:ascii="Arial" w:hAnsi="Arial" w:cs="Arial"/>
-                <w:sz w:val="16"/>
-                <w:szCs w:val="16"/>
-              </w:rPr>
-              <w:t> </w:t>
-            </w:r>
-            <w:r>
-              <w:rPr>
-                <w:rFonts w:ascii="Arial" w:hAnsi="Arial" w:cs="Arial"/>
-                <w:sz w:val="16"/>
-                <w:szCs w:val="16"/>
-                <w:lang w:val="ru-RU"/>
-              </w:rPr>
-              <w:t>как ЧСИР. Приговор: к 8 годам ИТЛ. Прибыла в Акмолинское ЛО 21.02.1938 из Новинской тюрьмы г.Москвы. Умерла в Карлаге 2.04.1943.</w:t>
-            </w:r>
-          </w:p>
-          <w:p>
-            <w:pPr>
-              <w:pStyle w:val="BodyText"/>
-              <w:pBdr>
-                <w:top w:val="none" w:sz="0" w:space="0" w:color="000000"/>
-                <w:left w:val="none" w:sz="0" w:space="0" w:color="000000"/>
-                <w:bottom w:val="none" w:sz="0" w:space="0" w:color="000000"/>
-                <w:right w:val="none" w:sz="0" w:space="0" w:color="000000"/>
-              </w:pBdr>
-              <w:snapToGrid w:val="0"/>
-              <w:spacing w:after="0" w:line="240" w:lineRule="auto"/>
-              <w:rPr>
-                <w:rFonts w:ascii="Arial" w:hAnsi="Arial" w:cs="Arial"/>
-                <w:b/>
+                <w:b/>
+                <w:sz w:val="16"/>
+                <w:szCs w:val="16"/>
+                <w:lang w:val="ru-RU"/>
+              </w:rPr>
+              <w:t>Источник: Книга памяти Краснодарского края, т.8</w:t>
+            </w:r>
+            <w:r>
+              <w:rPr>
+                <w:rFonts w:ascii="Arial" w:hAnsi="Arial" w:cs="Arial"/>
+                <w:b/>
+                <w:sz w:val="16"/>
+                <w:szCs w:val="16"/>
+                <w:lang w:val="ru-RU"/>
+              </w:rPr>
+              <w:t>;</w:t>
+            </w:r>
+            <w:r>
+              <w:rPr>
+                <w:rFonts w:ascii="Arial" w:hAnsi="Arial" w:cs="Arial"/>
                 <w:bCs/>
-                <w:sz w:val="16"/>
-                <w:szCs w:val="16"/>
-                <w:lang w:val="ru-RU"/>
-              </w:rPr>
-            </w:pPr>
-            <w:r>
-              <w:rPr>
-                <w:rFonts w:ascii="Arial" w:hAnsi="Arial" w:cs="Arial"/>
-                <w:b/>
-                <w:iCs/>
-                <w:sz w:val="16"/>
-                <w:szCs w:val="16"/>
-                <w:lang w:val="ru-RU"/>
-              </w:rPr>
-              <w:t>Источник: Книга памяти "Узницы АЛЖИРа";</w:t>
-            </w:r>
-            <w:r>
-              <w:rPr>
-                <w:rFonts w:ascii="Arial" w:hAnsi="Arial" w:cs="Arial"/>
-                <w:bCs/>
-                <w:i/>
                 <w:sz w:val="16"/>
                 <w:szCs w:val="16"/>
                 <w:lang w:val="ru-RU"/>
@@ -5010,119 +4826,76 @@
           </w:tcPr>
           <w:p>
             <w:pPr>
-              <w:suppressAutoHyphens w:val="0"/>
-              <w:rPr>
-                <w:rFonts w:ascii="Arial" w:eastAsia="Times New Roman" w:hAnsi="Arial" w:cs="Arial"/>
-                <w:kern w:val="0"/>
-                <w:sz w:val="16"/>
-                <w:szCs w:val="16"/>
-                <w:lang w:val="ru-RU" w:eastAsia="en-US" w:bidi="ar-SA"/>
+              <w:pStyle w:val="BodyText"/>
+              <w:pBdr>
+                <w:top w:val="none" w:sz="0" w:space="0" w:color="000000"/>
+                <w:left w:val="none" w:sz="0" w:space="0" w:color="000000"/>
+                <w:bottom w:val="none" w:sz="0" w:space="0" w:color="000000"/>
+                <w:right w:val="none" w:sz="0" w:space="0" w:color="000000"/>
+              </w:pBdr>
+              <w:spacing w:after="0" w:line="240" w:lineRule="auto"/>
+              <w:rPr>
+                <w:sz w:val="16"/>
+                <w:szCs w:val="16"/>
+                <w:lang w:val="ru-RU"/>
               </w:rPr>
             </w:pPr>
-            <w:hyperlink r:id="rId13" w:history="1">
-              <w:r>
-                <w:rPr>
-                  <w:rFonts w:ascii="Arial" w:eastAsia="Times New Roman" w:hAnsi="Arial" w:cs="Arial"/>
-                  <w:b/>
-                  <w:bCs/>
-                  <w:kern w:val="0"/>
-                  <w:sz w:val="16"/>
-                  <w:szCs w:val="16"/>
-                  <w:u w:val="single"/>
-                  <w:bdr w:val="none" w:sz="0" w:space="0" w:color="auto" w:frame="1"/>
-                  <w:shd w:val="clear" w:color="auto" w:fill="FFFFFF"/>
-                  <w:lang w:val="ru-RU" w:eastAsia="en-US" w:bidi="ar-SA"/>
-                </w:rPr>
-                <w:t>Мануэль Шари Михайловна</w:t>
-              </w:r>
-            </w:hyperlink>
-            <w:r>
-              <w:rPr>
-                <w:rFonts w:ascii="Arial" w:eastAsia="Times New Roman" w:hAnsi="Arial" w:cs="Arial"/>
-                <w:kern w:val="0"/>
-                <w:sz w:val="16"/>
-                <w:szCs w:val="16"/>
-                <w:lang w:val="ru-RU" w:eastAsia="en-US" w:bidi="ar-SA"/>
+            <w:proofErr w:type="spellStart"/>
+            <w:r>
+              <w:rPr>
+                <w:rFonts w:ascii="Arial" w:hAnsi="Arial" w:cs="Arial"/>
+                <w:b/>
+                <w:bCs/>
+                <w:sz w:val="16"/>
+                <w:szCs w:val="16"/>
+                <w:lang w:val="ru-RU"/>
+              </w:rPr>
+              <w:t>Нович</w:t>
+            </w:r>
+            <w:proofErr w:type="spellEnd"/>
+            <w:r>
+              <w:rPr>
+                <w:rFonts w:ascii="Arial" w:hAnsi="Arial" w:cs="Arial"/>
+                <w:b/>
+                <w:bCs/>
+                <w:sz w:val="16"/>
+                <w:szCs w:val="16"/>
+                <w:lang w:val="ru-RU"/>
+              </w:rPr>
+              <w:t xml:space="preserve"> Адели</w:t>
+            </w:r>
+            <w:r>
+              <w:rPr>
+                <w:rFonts w:ascii="Arial" w:hAnsi="Arial" w:cs="Arial"/>
+                <w:b/>
+                <w:bCs/>
+                <w:sz w:val="16"/>
+                <w:szCs w:val="16"/>
+                <w:lang w:val="ru-RU"/>
               </w:rPr>
               <w:t xml:space="preserve"> </w:t>
             </w:r>
             <w:r>
               <w:rPr>
-                <w:rFonts w:ascii="Arial" w:eastAsia="Times New Roman" w:hAnsi="Arial" w:cs="Arial"/>
+                <w:rFonts w:ascii="Arial" w:hAnsi="Arial" w:cs="Arial"/>
                 <w:b/>
                 <w:bCs/>
-                <w:kern w:val="0"/>
-                <w:sz w:val="16"/>
-                <w:szCs w:val="16"/>
-                <w:lang w:val="ru-RU" w:eastAsia="en-US" w:bidi="ar-SA"/>
-              </w:rPr>
-              <w:t>47 лет</w:t>
-            </w:r>
-            <w:r>
-              <w:rPr>
-                <w:rFonts w:ascii="Arial" w:eastAsia="Times New Roman" w:hAnsi="Arial" w:cs="Arial"/>
-                <w:kern w:val="0"/>
-                <w:sz w:val="16"/>
-                <w:szCs w:val="16"/>
-                <w:lang w:val="ru-RU" w:eastAsia="en-US" w:bidi="ar-SA"/>
+                <w:sz w:val="16"/>
+                <w:szCs w:val="16"/>
+                <w:lang w:val="ru-RU"/>
+              </w:rPr>
+              <w:t>37 лет</w:t>
+            </w:r>
+            <w:r>
+              <w:rPr>
+                <w:rFonts w:ascii="Arial" w:hAnsi="Arial" w:cs="Arial"/>
+                <w:b/>
+                <w:bCs/>
+                <w:sz w:val="16"/>
+                <w:szCs w:val="16"/>
+                <w:lang w:val="ru-RU"/>
               </w:rPr>
               <w:t xml:space="preserve"> </w:t>
-            </w:r>
-            <w:r>
-              <w:rPr>
-                <w:rFonts w:ascii="Arial" w:eastAsia="Times New Roman" w:hAnsi="Arial" w:cs="Arial"/>
-                <w:b/>
-                <w:bCs/>
-                <w:kern w:val="0"/>
-                <w:sz w:val="16"/>
-                <w:szCs w:val="16"/>
-                <w:lang w:val="ru-RU" w:eastAsia="en-US" w:bidi="ar-SA"/>
-              </w:rPr>
-              <w:t>умерла в ссылке</w:t>
-            </w:r>
-          </w:p>
-          <w:p>
-            <w:pPr>
-              <w:shd w:val="clear" w:color="auto" w:fill="FFFFFF"/>
-              <w:suppressAutoHyphens w:val="0"/>
-              <w:textAlignment w:val="baseline"/>
-              <w:rPr>
-                <w:rFonts w:ascii="Arial" w:eastAsia="Times New Roman" w:hAnsi="Arial" w:cs="Arial"/>
-                <w:kern w:val="0"/>
-                <w:sz w:val="16"/>
-                <w:szCs w:val="16"/>
-                <w:lang w:val="ru-RU" w:eastAsia="en-US" w:bidi="ar-SA"/>
-              </w:rPr>
-            </w:pPr>
-            <w:r>
-              <w:rPr>
-                <w:rFonts w:ascii="Arial" w:eastAsia="Times New Roman" w:hAnsi="Arial" w:cs="Arial"/>
-                <w:kern w:val="0"/>
-                <w:sz w:val="16"/>
-                <w:szCs w:val="16"/>
-                <w:lang w:val="ru-RU" w:eastAsia="en-US" w:bidi="ar-SA"/>
-              </w:rPr>
-              <w:t>1893 г.р., м.р.: Венгрия, Сотмарнемети, венгерка, образование: среднее, КП Германии и Австрии, портниха, инвалид, прож.: г. Москва, ул. Красная Пресня, д. 19/5, ком. 12, арестована 24.02.1938. Обвинение: СОЭ. Приговор: ОСО при НКВД СССР, 23.04.1938</w:t>
-            </w:r>
-            <w:r>
-              <w:rPr>
-                <w:rFonts w:ascii="Arial" w:eastAsia="Times New Roman" w:hAnsi="Arial" w:cs="Arial"/>
-                <w:kern w:val="0"/>
-                <w:sz w:val="16"/>
-                <w:szCs w:val="16"/>
-                <w:lang w:val="ru-RU" w:eastAsia="en-US" w:bidi="ar-SA"/>
-              </w:rPr>
-              <w:t xml:space="preserve"> – </w:t>
-            </w:r>
-            <w:r>
-              <w:rPr>
-                <w:rFonts w:ascii="Arial" w:eastAsia="Times New Roman" w:hAnsi="Arial" w:cs="Arial"/>
-                <w:kern w:val="0"/>
-                <w:sz w:val="16"/>
-                <w:szCs w:val="16"/>
-                <w:lang w:val="ru-RU" w:eastAsia="en-US" w:bidi="ar-SA"/>
-              </w:rPr>
-              <w:t>высылка на 5 лет в Казахстан, умерла 06.04.1940 в КазССР, г. Казалинск. Реабилитация: 1956</w:t>
             </w:r>
           </w:p>
           <w:p>
@@ -5134,40 +4907,251 @@
                 <w:bottom w:val="none" w:sz="0" w:space="0" w:color="000000"/>
                 <w:right w:val="none" w:sz="0" w:space="0" w:color="000000"/>
               </w:pBdr>
-              <w:snapToGrid w:val="0"/>
               <w:spacing w:after="0" w:line="240" w:lineRule="auto"/>
               <w:rPr>
-                <w:rFonts w:ascii="Arial" w:hAnsi="Arial" w:cs="Arial"/>
-                <w:b/>
+                <w:sz w:val="16"/>
+                <w:szCs w:val="16"/>
+                <w:lang w:val="ru-RU"/>
+              </w:rPr>
+            </w:pPr>
+            <w:r>
+              <w:rPr>
+                <w:rFonts w:ascii="Arial" w:hAnsi="Arial" w:cs="Arial"/>
+                <w:sz w:val="16"/>
+                <w:szCs w:val="16"/>
+                <w:lang w:val="ru-RU"/>
+              </w:rPr>
+              <w:t>(Малова Мария Владимировна) Родилась</w:t>
+            </w:r>
+            <w:r>
+              <w:rPr>
+                <w:rFonts w:ascii="Arial" w:hAnsi="Arial" w:cs="Arial"/>
+                <w:sz w:val="16"/>
+                <w:szCs w:val="16"/>
+              </w:rPr>
+              <w:t> </w:t>
+            </w:r>
+            <w:r>
+              <w:rPr>
+                <w:rFonts w:ascii="Arial" w:hAnsi="Arial" w:cs="Arial"/>
+                <w:sz w:val="16"/>
+                <w:szCs w:val="16"/>
+                <w:lang w:val="ru-RU"/>
+              </w:rPr>
+              <w:t xml:space="preserve">в 1901 г., г. Будапешт; венгерка; член КП Германии; секретарь члена Союза советских писателей </w:t>
+            </w:r>
+            <w:proofErr w:type="spellStart"/>
+            <w:r>
+              <w:rPr>
+                <w:rFonts w:ascii="Arial" w:hAnsi="Arial" w:cs="Arial"/>
+                <w:sz w:val="16"/>
+                <w:szCs w:val="16"/>
+                <w:lang w:val="ru-RU"/>
+              </w:rPr>
+              <w:t>Б.Баллаша</w:t>
+            </w:r>
+            <w:proofErr w:type="spellEnd"/>
+            <w:r>
+              <w:rPr>
+                <w:rFonts w:ascii="Arial" w:hAnsi="Arial" w:cs="Arial"/>
+                <w:sz w:val="16"/>
+                <w:szCs w:val="16"/>
+                <w:lang w:val="ru-RU"/>
+              </w:rPr>
+              <w:t xml:space="preserve">. </w:t>
+            </w:r>
+            <w:proofErr w:type="spellStart"/>
+            <w:r>
+              <w:rPr>
+                <w:rFonts w:ascii="Arial" w:hAnsi="Arial" w:cs="Arial"/>
+                <w:sz w:val="16"/>
+                <w:szCs w:val="16"/>
+                <w:lang w:val="ru-RU"/>
+              </w:rPr>
+              <w:t>Прож</w:t>
+            </w:r>
+            <w:proofErr w:type="spellEnd"/>
+            <w:r>
+              <w:rPr>
+                <w:rFonts w:ascii="Arial" w:hAnsi="Arial" w:cs="Arial"/>
+                <w:sz w:val="16"/>
+                <w:szCs w:val="16"/>
+                <w:lang w:val="ru-RU"/>
+              </w:rPr>
+              <w:t>.:</w:t>
+            </w:r>
+            <w:r>
+              <w:rPr>
+                <w:rFonts w:ascii="Arial" w:hAnsi="Arial" w:cs="Arial"/>
+                <w:sz w:val="16"/>
+                <w:szCs w:val="16"/>
+              </w:rPr>
+              <w:t> </w:t>
+            </w:r>
+            <w:r>
+              <w:rPr>
+                <w:rFonts w:ascii="Arial" w:hAnsi="Arial" w:cs="Arial"/>
+                <w:sz w:val="16"/>
+                <w:szCs w:val="16"/>
+                <w:lang w:val="ru-RU"/>
+              </w:rPr>
+              <w:t xml:space="preserve">г. </w:t>
+            </w:r>
+            <w:r>
+              <w:rPr>
+                <w:rFonts w:ascii="Arial" w:hAnsi="Arial" w:cs="Arial"/>
+                <w:sz w:val="16"/>
+                <w:szCs w:val="16"/>
+                <w:lang w:val="ru-RU"/>
+              </w:rPr>
+              <w:t>Москва, Селиверстов пер., д. 9/15, кв. 8. Арестована 2 ноября 1937 г.</w:t>
+            </w:r>
+            <w:r>
+              <w:rPr>
+                <w:rFonts w:ascii="Arial" w:hAnsi="Arial" w:cs="Arial"/>
+                <w:sz w:val="16"/>
+                <w:szCs w:val="16"/>
+                <w:lang w:val="ru-RU"/>
+              </w:rPr>
+              <w:t xml:space="preserve"> </w:t>
+            </w:r>
+            <w:r>
+              <w:rPr>
+                <w:rFonts w:ascii="Arial" w:hAnsi="Arial" w:cs="Arial"/>
+                <w:sz w:val="16"/>
+                <w:szCs w:val="16"/>
+                <w:lang w:val="ru-RU"/>
+              </w:rPr>
+              <w:t xml:space="preserve">Приговорена: ВКВС СССР 21 апреля 1938 г., </w:t>
+            </w:r>
+            <w:proofErr w:type="spellStart"/>
+            <w:r>
+              <w:rPr>
+                <w:rFonts w:ascii="Arial" w:hAnsi="Arial" w:cs="Arial"/>
+                <w:sz w:val="16"/>
+                <w:szCs w:val="16"/>
+                <w:lang w:val="ru-RU"/>
+              </w:rPr>
+              <w:t>обв</w:t>
+            </w:r>
+            <w:proofErr w:type="spellEnd"/>
+            <w:r>
+              <w:rPr>
+                <w:rFonts w:ascii="Arial" w:hAnsi="Arial" w:cs="Arial"/>
+                <w:sz w:val="16"/>
+                <w:szCs w:val="16"/>
+                <w:lang w:val="ru-RU"/>
+              </w:rPr>
+              <w:t>.:</w:t>
+            </w:r>
+            <w:r>
+              <w:rPr>
+                <w:rFonts w:ascii="Arial" w:hAnsi="Arial" w:cs="Arial"/>
+                <w:sz w:val="16"/>
+                <w:szCs w:val="16"/>
+              </w:rPr>
+              <w:t> </w:t>
+            </w:r>
+            <w:r>
+              <w:rPr>
+                <w:rFonts w:ascii="Arial" w:hAnsi="Arial" w:cs="Arial"/>
+                <w:sz w:val="16"/>
+                <w:szCs w:val="16"/>
+                <w:lang w:val="ru-RU"/>
+              </w:rPr>
+              <w:t>шпионаже. Расстреляна 21 апреля 1938 г. Место захоронения</w:t>
+            </w:r>
+            <w:r>
+              <w:rPr>
+                <w:rFonts w:ascii="Arial" w:hAnsi="Arial" w:cs="Arial"/>
+                <w:sz w:val="16"/>
+                <w:szCs w:val="16"/>
+                <w:lang w:val="ru-RU"/>
+              </w:rPr>
+              <w:t xml:space="preserve"> – </w:t>
+            </w:r>
+            <w:r>
+              <w:rPr>
+                <w:rFonts w:ascii="Arial" w:hAnsi="Arial" w:cs="Arial"/>
+                <w:sz w:val="16"/>
+                <w:szCs w:val="16"/>
+                <w:lang w:val="ru-RU"/>
+              </w:rPr>
+              <w:t>Московская обл., Коммунарка. Реабилитирована в марте 1958 г. ВКВС СССР</w:t>
+            </w:r>
+          </w:p>
+          <w:p>
+            <w:pPr>
+              <w:pStyle w:val="BodyText"/>
+              <w:pBdr>
+                <w:top w:val="none" w:sz="0" w:space="0" w:color="000000"/>
+                <w:left w:val="none" w:sz="0" w:space="0" w:color="000000"/>
+                <w:bottom w:val="none" w:sz="0" w:space="0" w:color="000000"/>
+                <w:right w:val="none" w:sz="0" w:space="0" w:color="000000"/>
+              </w:pBdr>
+              <w:spacing w:after="60" w:line="240" w:lineRule="auto"/>
+              <w:rPr>
+                <w:sz w:val="16"/>
+                <w:szCs w:val="16"/>
+                <w:lang w:val="ru-RU"/>
+              </w:rPr>
+            </w:pPr>
+            <w:r>
+              <w:rPr>
+                <w:rFonts w:ascii="Arial" w:hAnsi="Arial" w:cs="Arial"/>
+                <w:b/>
+                <w:iCs/>
+                <w:sz w:val="16"/>
+                <w:szCs w:val="16"/>
+                <w:lang w:val="ru-RU"/>
+              </w:rPr>
+              <w:t xml:space="preserve">Источник: Москва, расстрельные списки </w:t>
+            </w:r>
+            <w:r>
+              <w:rPr>
+                <w:rFonts w:ascii="Arial" w:hAnsi="Arial" w:cs="Arial"/>
+                <w:b/>
+                <w:iCs/>
+                <w:sz w:val="16"/>
+                <w:szCs w:val="16"/>
+                <w:lang w:val="ru-RU"/>
+              </w:rPr>
+              <w:t>–</w:t>
+            </w:r>
+            <w:r>
+              <w:rPr>
+                <w:rFonts w:ascii="Arial" w:hAnsi="Arial" w:cs="Arial"/>
+                <w:b/>
+                <w:iCs/>
+                <w:sz w:val="16"/>
+                <w:szCs w:val="16"/>
+                <w:lang w:val="ru-RU"/>
+              </w:rPr>
+              <w:t xml:space="preserve"> Коммунарка</w:t>
+            </w:r>
+            <w:r>
+              <w:rPr>
+                <w:rFonts w:ascii="Arial" w:hAnsi="Arial" w:cs="Arial"/>
+                <w:b/>
+                <w:iCs/>
+                <w:sz w:val="16"/>
+                <w:szCs w:val="16"/>
+                <w:lang w:val="ru-RU"/>
+              </w:rPr>
+              <w:t>;</w:t>
+            </w:r>
+            <w:r>
+              <w:rPr>
+                <w:rFonts w:ascii="Arial" w:hAnsi="Arial" w:cs="Arial"/>
                 <w:bCs/>
-                <w:sz w:val="16"/>
-                <w:szCs w:val="16"/>
-                <w:lang w:val="ru-RU"/>
-              </w:rPr>
-            </w:pPr>
-            <w:r>
-              <w:rPr>
-                <w:rFonts w:ascii="Arial" w:eastAsia="Times New Roman" w:hAnsi="Arial" w:cs="Arial"/>
-                <w:b/>
-                <w:bCs/>
-                <w:kern w:val="0"/>
-                <w:sz w:val="16"/>
-                <w:szCs w:val="16"/>
-                <w:lang w:val="ru-RU" w:eastAsia="en-US" w:bidi="ar-SA"/>
-              </w:rPr>
-              <w:t>Источник: Архив НИПЦ "Мемориал" (Москва);</w:t>
-            </w:r>
-            <w:r>
-              <w:rPr>
-                <w:rFonts w:ascii="Arial" w:eastAsia="Times New Roman" w:hAnsi="Arial" w:cs="Arial"/>
-                <w:kern w:val="0"/>
-                <w:sz w:val="16"/>
-                <w:szCs w:val="16"/>
-                <w:lang w:val="ru-RU" w:eastAsia="en-US" w:bidi="ar-SA"/>
+                <w:i/>
+                <w:sz w:val="16"/>
+                <w:szCs w:val="16"/>
+                <w:lang w:val="ru-RU"/>
               </w:rPr>
               <w:t xml:space="preserve"> </w:t>
             </w:r>
-            <w:hyperlink r:id="rId14" w:history="1">
+            <w:hyperlink r:id="rId13" w:history="1">
               <w:r>
                 <w:rPr>
                   <w:rStyle w:val="Hyperlink"/>
@@ -5209,55 +5193,14 @@
               <w:snapToGrid w:val="0"/>
               <w:spacing w:after="0" w:line="240" w:lineRule="auto"/>
               <w:rPr>
+                <w:rFonts w:ascii="Arial" w:hAnsi="Arial" w:cs="Arial"/>
+                <w:b/>
+                <w:bCs/>
                 <w:sz w:val="16"/>
                 <w:szCs w:val="16"/>
                 <w:lang w:val="ru-RU"/>
               </w:rPr>
             </w:pPr>
-            <w:r>
-              <w:rPr>
-                <w:rFonts w:ascii="Arial" w:hAnsi="Arial" w:cs="Arial"/>
-                <w:b/>
-                <w:bCs/>
-                <w:sz w:val="16"/>
-                <w:szCs w:val="16"/>
-                <w:lang w:val="ru-RU"/>
-              </w:rPr>
-              <w:t>Такворян (Преч) Елизавета (Эржибет)</w:t>
-            </w:r>
-            <w:r>
-              <w:rPr>
-                <w:rFonts w:ascii="Arial" w:hAnsi="Arial" w:cs="Arial"/>
-                <w:b/>
-                <w:bCs/>
-                <w:sz w:val="16"/>
-                <w:szCs w:val="16"/>
-                <w:lang w:val="ru-RU"/>
-              </w:rPr>
-              <w:t xml:space="preserve"> </w:t>
-            </w:r>
-            <w:r>
-              <w:rPr>
-                <w:rFonts w:ascii="Arial" w:hAnsi="Arial" w:cs="Arial"/>
-                <w:b/>
-                <w:bCs/>
-                <w:sz w:val="16"/>
-                <w:szCs w:val="16"/>
-                <w:lang w:val="ru-RU"/>
-              </w:rPr>
-              <w:t>30 лет умерла в итл</w:t>
-            </w:r>
-            <w:r>
-              <w:rPr>
-                <w:rFonts w:ascii="Arial" w:hAnsi="Arial" w:cs="Arial"/>
-                <w:b/>
-                <w:bCs/>
-                <w:sz w:val="16"/>
-                <w:szCs w:val="16"/>
-                <w:lang w:val="ru-RU"/>
-              </w:rPr>
-              <w:t xml:space="preserve"> </w:t>
-            </w:r>
           </w:p>
           <w:p>
             <w:pPr>
@@ -5271,6 +5214,9 @@
               <w:snapToGrid w:val="0"/>
               <w:spacing w:after="0" w:line="240" w:lineRule="auto"/>
               <w:rPr>
+                <w:rFonts w:ascii="Arial" w:hAnsi="Arial" w:cs="Arial"/>
+                <w:b/>
+                <w:bCs/>
                 <w:sz w:val="16"/>
                 <w:szCs w:val="16"/>
                 <w:lang w:val="ru-RU"/>
@@ -5279,15 +5225,104 @@
             <w:r>
               <w:rPr>
                 <w:rFonts w:ascii="Arial" w:hAnsi="Arial" w:cs="Arial"/>
-                <w:sz w:val="16"/>
-                <w:szCs w:val="16"/>
-                <w:lang w:val="ru-RU"/>
-              </w:rPr>
-              <w:t>1922 г.р., м.р.: Венгрия, г. Будапешт, венгерка, б/п, прож.: г. Будапешт, арестована 21.01.1945. Обвинение: 58-6 ч.1.</w:t>
-            </w:r>
-            <w:r>
-              <w:rPr>
-                <w:rFonts w:ascii="Arial" w:hAnsi="Arial" w:cs="Arial"/>
+                <w:b/>
+                <w:bCs/>
+                <w:sz w:val="16"/>
+                <w:szCs w:val="16"/>
+                <w:lang w:val="ru-RU"/>
+              </w:rPr>
+              <w:t>УМЕРЛИ В ЗАКЛЮЧЕНИИ</w:t>
+            </w:r>
+            <w:r>
+              <w:rPr>
+                <w:rFonts w:ascii="Arial" w:hAnsi="Arial" w:cs="Arial"/>
+                <w:b/>
+                <w:bCs/>
+                <w:sz w:val="16"/>
+                <w:szCs w:val="16"/>
+              </w:rPr>
+              <w:t>/</w:t>
+            </w:r>
+            <w:r>
+              <w:rPr>
+                <w:rFonts w:ascii="Arial" w:hAnsi="Arial" w:cs="Arial"/>
+                <w:b/>
+                <w:bCs/>
+                <w:sz w:val="16"/>
+                <w:szCs w:val="16"/>
+                <w:lang w:val="ru-RU"/>
+              </w:rPr>
+              <w:t>ССЫЛКЕ</w:t>
+            </w:r>
+          </w:p>
+        </w:tc>
+      </w:tr>
+      <w:tr>
+        <w:tc>
+          <w:tcPr>
+            <w:tcW w:w="10868" w:type="dxa"/>
+            <w:tcBorders>
+              <w:left w:val="double" w:sz="1" w:space="0" w:color="808080"/>
+              <w:bottom w:val="double" w:sz="1" w:space="0" w:color="808080"/>
+              <w:right w:val="double" w:sz="2" w:space="0" w:color="808080"/>
+            </w:tcBorders>
+            <w:shd w:val="clear" w:color="auto" w:fill="auto"/>
+            <w:vAlign w:val="center"/>
+          </w:tcPr>
+          <w:p>
+            <w:pPr>
+              <w:pStyle w:val="BodyText"/>
+              <w:pBdr>
+                <w:top w:val="none" w:sz="0" w:space="0" w:color="000000"/>
+                <w:left w:val="none" w:sz="0" w:space="0" w:color="000000"/>
+                <w:bottom w:val="none" w:sz="0" w:space="0" w:color="000000"/>
+                <w:right w:val="none" w:sz="0" w:space="0" w:color="000000"/>
+              </w:pBdr>
+              <w:spacing w:after="0"/>
+              <w:rPr>
+                <w:sz w:val="16"/>
+                <w:szCs w:val="16"/>
+                <w:lang w:val="ru-RU"/>
+              </w:rPr>
+            </w:pPr>
+            <w:proofErr w:type="spellStart"/>
+            <w:r>
+              <w:rPr>
+                <w:rFonts w:ascii="Arial" w:hAnsi="Arial" w:cs="Arial"/>
+                <w:b/>
+                <w:sz w:val="16"/>
+                <w:szCs w:val="16"/>
+                <w:lang w:val="ru-RU"/>
+              </w:rPr>
+              <w:t>Маиергофер</w:t>
+            </w:r>
+            <w:proofErr w:type="spellEnd"/>
+            <w:r>
+              <w:rPr>
+                <w:rFonts w:ascii="Arial" w:hAnsi="Arial" w:cs="Arial"/>
+                <w:b/>
+                <w:sz w:val="16"/>
+                <w:szCs w:val="16"/>
+                <w:lang w:val="ru-RU"/>
+              </w:rPr>
+              <w:t xml:space="preserve"> Маргарита </w:t>
+            </w:r>
+            <w:proofErr w:type="spellStart"/>
+            <w:r>
+              <w:rPr>
+                <w:rFonts w:ascii="Arial" w:hAnsi="Arial" w:cs="Arial"/>
+                <w:b/>
+                <w:sz w:val="16"/>
+                <w:szCs w:val="16"/>
+                <w:lang w:val="ru-RU"/>
+              </w:rPr>
+              <w:t>Мерцеловна</w:t>
+            </w:r>
+            <w:proofErr w:type="spellEnd"/>
+            <w:r>
+              <w:rPr>
+                <w:rFonts w:ascii="Arial" w:hAnsi="Arial" w:cs="Arial"/>
+                <w:b/>
                 <w:sz w:val="16"/>
                 <w:szCs w:val="16"/>
                 <w:lang w:val="ru-RU"/>
@@ -5297,29 +5332,174 @@
             <w:r>
               <w:rPr>
                 <w:rFonts w:ascii="Arial" w:hAnsi="Arial" w:cs="Arial"/>
-                <w:sz w:val="16"/>
-                <w:szCs w:val="16"/>
-                <w:lang w:val="ru-RU"/>
-              </w:rPr>
-              <w:t>Приговор: Военный трибунал 46 й армии, 09.03.1945</w:t>
-            </w:r>
-            <w:r>
-              <w:rPr>
-                <w:rFonts w:ascii="Arial" w:hAnsi="Arial" w:cs="Arial"/>
-                <w:sz w:val="16"/>
-                <w:szCs w:val="16"/>
-                <w:lang w:val="ru-RU"/>
-              </w:rPr>
-              <w:t xml:space="preserve"> – </w:t>
-            </w:r>
-            <w:r>
-              <w:rPr>
-                <w:rFonts w:ascii="Arial" w:hAnsi="Arial" w:cs="Arial"/>
-                <w:sz w:val="16"/>
-                <w:szCs w:val="16"/>
-                <w:lang w:val="ru-RU"/>
-              </w:rPr>
-              <w:t>10 лет ИТЛ, Сиблаг, г. Мариинск., умерла в заключении в Озерном ИТЛ 09.10.1952.</w:t>
+                <w:b/>
+                <w:sz w:val="16"/>
+                <w:szCs w:val="16"/>
+                <w:lang w:val="ru-RU"/>
+              </w:rPr>
+              <w:t xml:space="preserve">44 года умерла в </w:t>
+            </w:r>
+            <w:proofErr w:type="spellStart"/>
+            <w:r>
+              <w:rPr>
+                <w:rFonts w:ascii="Arial" w:hAnsi="Arial" w:cs="Arial"/>
+                <w:b/>
+                <w:sz w:val="16"/>
+                <w:szCs w:val="16"/>
+                <w:lang w:val="ru-RU"/>
+              </w:rPr>
+              <w:t>итл</w:t>
+            </w:r>
+            <w:proofErr w:type="spellEnd"/>
+            <w:r>
+              <w:rPr>
+                <w:rFonts w:ascii="Arial" w:hAnsi="Arial" w:cs="Arial"/>
+                <w:b/>
+                <w:sz w:val="16"/>
+                <w:szCs w:val="16"/>
+                <w:lang w:val="ru-RU"/>
+              </w:rPr>
+              <w:t xml:space="preserve"> </w:t>
+            </w:r>
+          </w:p>
+          <w:p>
+            <w:pPr>
+              <w:pStyle w:val="BodyText"/>
+              <w:pBdr>
+                <w:top w:val="none" w:sz="0" w:space="0" w:color="000000"/>
+                <w:left w:val="none" w:sz="0" w:space="0" w:color="000000"/>
+                <w:bottom w:val="none" w:sz="0" w:space="0" w:color="000000"/>
+                <w:right w:val="none" w:sz="0" w:space="0" w:color="000000"/>
+              </w:pBdr>
+              <w:spacing w:after="0"/>
+              <w:rPr>
+                <w:sz w:val="16"/>
+                <w:szCs w:val="16"/>
+                <w:lang w:val="ru-RU"/>
+              </w:rPr>
+            </w:pPr>
+            <w:r>
+              <w:rPr>
+                <w:rFonts w:ascii="Arial" w:hAnsi="Arial" w:cs="Arial"/>
+                <w:sz w:val="16"/>
+                <w:szCs w:val="16"/>
+                <w:lang w:val="ru-RU"/>
+              </w:rPr>
+              <w:t xml:space="preserve">(варианты фамилии: </w:t>
+            </w:r>
+            <w:proofErr w:type="spellStart"/>
+            <w:r>
+              <w:rPr>
+                <w:rFonts w:ascii="Arial" w:hAnsi="Arial" w:cs="Arial"/>
+                <w:sz w:val="16"/>
+                <w:szCs w:val="16"/>
+                <w:lang w:val="ru-RU"/>
+              </w:rPr>
+              <w:t>Майергофер</w:t>
+            </w:r>
+            <w:proofErr w:type="spellEnd"/>
+            <w:r>
+              <w:rPr>
+                <w:rFonts w:ascii="Arial" w:hAnsi="Arial" w:cs="Arial"/>
+                <w:sz w:val="16"/>
+                <w:szCs w:val="16"/>
+                <w:lang w:val="ru-RU"/>
+              </w:rPr>
+              <w:t>) Родилась</w:t>
+            </w:r>
+            <w:r>
+              <w:rPr>
+                <w:rFonts w:ascii="Arial" w:hAnsi="Arial" w:cs="Arial"/>
+                <w:sz w:val="16"/>
+                <w:szCs w:val="16"/>
+              </w:rPr>
+              <w:t> </w:t>
+            </w:r>
+            <w:r>
+              <w:rPr>
+                <w:rFonts w:ascii="Arial" w:hAnsi="Arial" w:cs="Arial"/>
+                <w:sz w:val="16"/>
+                <w:szCs w:val="16"/>
+                <w:lang w:val="ru-RU"/>
+              </w:rPr>
+              <w:t xml:space="preserve">в 1899 г., </w:t>
+            </w:r>
+            <w:proofErr w:type="spellStart"/>
+            <w:r>
+              <w:rPr>
+                <w:rFonts w:ascii="Arial" w:hAnsi="Arial" w:cs="Arial"/>
+                <w:sz w:val="16"/>
+                <w:szCs w:val="16"/>
+                <w:lang w:val="ru-RU"/>
+              </w:rPr>
+              <w:t>г.Будапешт</w:t>
+            </w:r>
+            <w:proofErr w:type="spellEnd"/>
+            <w:r>
+              <w:rPr>
+                <w:rFonts w:ascii="Arial" w:hAnsi="Arial" w:cs="Arial"/>
+                <w:sz w:val="16"/>
+                <w:szCs w:val="16"/>
+                <w:lang w:val="ru-RU"/>
+              </w:rPr>
+              <w:t xml:space="preserve">, Венгрия; венгерка; Приговорена: ОСО при НКВД СССР 8 января 1938 г., </w:t>
+            </w:r>
+            <w:proofErr w:type="spellStart"/>
+            <w:r>
+              <w:rPr>
+                <w:rFonts w:ascii="Arial" w:hAnsi="Arial" w:cs="Arial"/>
+                <w:sz w:val="16"/>
+                <w:szCs w:val="16"/>
+                <w:lang w:val="ru-RU"/>
+              </w:rPr>
+              <w:t>обв</w:t>
+            </w:r>
+            <w:proofErr w:type="spellEnd"/>
+            <w:r>
+              <w:rPr>
+                <w:rFonts w:ascii="Arial" w:hAnsi="Arial" w:cs="Arial"/>
+                <w:sz w:val="16"/>
+                <w:szCs w:val="16"/>
+                <w:lang w:val="ru-RU"/>
+              </w:rPr>
+              <w:t>.:</w:t>
+            </w:r>
+            <w:r>
+              <w:rPr>
+                <w:rFonts w:ascii="Arial" w:hAnsi="Arial" w:cs="Arial"/>
+                <w:sz w:val="16"/>
+                <w:szCs w:val="16"/>
+              </w:rPr>
+              <w:t> </w:t>
+            </w:r>
+            <w:r>
+              <w:rPr>
+                <w:rFonts w:ascii="Arial" w:hAnsi="Arial" w:cs="Arial"/>
+                <w:sz w:val="16"/>
+                <w:szCs w:val="16"/>
+                <w:lang w:val="ru-RU"/>
+              </w:rPr>
+              <w:t xml:space="preserve">как ЧСИР. Приговор: к 8 годам ИТЛ. Прибыла в Акмолинское ЛО 21.02.1938 из Новинской тюрьмы </w:t>
+            </w:r>
+            <w:proofErr w:type="spellStart"/>
+            <w:r>
+              <w:rPr>
+                <w:rFonts w:ascii="Arial" w:hAnsi="Arial" w:cs="Arial"/>
+                <w:sz w:val="16"/>
+                <w:szCs w:val="16"/>
+                <w:lang w:val="ru-RU"/>
+              </w:rPr>
+              <w:t>г.Москвы</w:t>
+            </w:r>
+            <w:proofErr w:type="spellEnd"/>
+            <w:r>
+              <w:rPr>
+                <w:rFonts w:ascii="Arial" w:hAnsi="Arial" w:cs="Arial"/>
+                <w:sz w:val="16"/>
+                <w:szCs w:val="16"/>
+                <w:lang w:val="ru-RU"/>
+              </w:rPr>
+              <w:t>. Умерла в Карлаге 2.04.1943.</w:t>
             </w:r>
           </w:p>
           <w:p>
@@ -5334,6 +5514,9 @@
               <w:snapToGrid w:val="0"/>
               <w:spacing w:after="0" w:line="240" w:lineRule="auto"/>
               <w:rPr>
+                <w:rFonts w:ascii="Arial" w:hAnsi="Arial" w:cs="Arial"/>
+                <w:b/>
+                <w:bCs/>
                 <w:sz w:val="16"/>
                 <w:szCs w:val="16"/>
                 <w:lang w:val="ru-RU"/>
@@ -5342,11 +5525,260 @@
             <w:r>
               <w:rPr>
                 <w:rFonts w:ascii="Arial" w:hAnsi="Arial" w:cs="Arial"/>
-                <w:sz w:val="16"/>
-                <w:szCs w:val="16"/>
-                <w:lang w:val="ru-RU"/>
-              </w:rPr>
-              <w:t>Реабилитация: Главная военная прокуратура, 15.11.2001</w:t>
+                <w:b/>
+                <w:iCs/>
+                <w:sz w:val="16"/>
+                <w:szCs w:val="16"/>
+                <w:lang w:val="ru-RU"/>
+              </w:rPr>
+              <w:t xml:space="preserve">Источник: Книга памяти "Узницы </w:t>
+            </w:r>
+            <w:proofErr w:type="spellStart"/>
+            <w:r>
+              <w:rPr>
+                <w:rFonts w:ascii="Arial" w:hAnsi="Arial" w:cs="Arial"/>
+                <w:b/>
+                <w:iCs/>
+                <w:sz w:val="16"/>
+                <w:szCs w:val="16"/>
+                <w:lang w:val="ru-RU"/>
+              </w:rPr>
+              <w:t>АЛЖИРа</w:t>
+            </w:r>
+            <w:proofErr w:type="spellEnd"/>
+            <w:r>
+              <w:rPr>
+                <w:rFonts w:ascii="Arial" w:hAnsi="Arial" w:cs="Arial"/>
+                <w:b/>
+                <w:iCs/>
+                <w:sz w:val="16"/>
+                <w:szCs w:val="16"/>
+                <w:lang w:val="ru-RU"/>
+              </w:rPr>
+              <w:t>";</w:t>
+            </w:r>
+            <w:r>
+              <w:rPr>
+                <w:rFonts w:ascii="Arial" w:hAnsi="Arial" w:cs="Arial"/>
+                <w:bCs/>
+                <w:i/>
+                <w:sz w:val="16"/>
+                <w:szCs w:val="16"/>
+                <w:lang w:val="ru-RU"/>
+              </w:rPr>
+              <w:t xml:space="preserve"> </w:t>
+            </w:r>
+            <w:hyperlink r:id="rId14" w:history="1">
+              <w:r>
+                <w:rPr>
+                  <w:rStyle w:val="Hyperlink"/>
+                  <w:rFonts w:ascii="Arial" w:hAnsi="Arial" w:cs="Arial"/>
+                  <w:b/>
+                  <w:bCs/>
+                  <w:color w:val="auto"/>
+                  <w:sz w:val="16"/>
+                  <w:szCs w:val="16"/>
+                  <w:lang w:val="ru-RU"/>
+                </w:rPr>
+                <w:t>Открытый список</w:t>
+              </w:r>
+            </w:hyperlink>
+          </w:p>
+        </w:tc>
+      </w:tr>
+      <w:tr>
+        <w:tc>
+          <w:tcPr>
+            <w:tcW w:w="10868" w:type="dxa"/>
+            <w:tcBorders>
+              <w:left w:val="double" w:sz="1" w:space="0" w:color="808080"/>
+              <w:bottom w:val="double" w:sz="1" w:space="0" w:color="808080"/>
+              <w:right w:val="double" w:sz="2" w:space="0" w:color="808080"/>
+            </w:tcBorders>
+            <w:shd w:val="clear" w:color="auto" w:fill="auto"/>
+            <w:vAlign w:val="center"/>
+          </w:tcPr>
+          <w:p>
+            <w:pPr>
+              <w:suppressAutoHyphens w:val="0"/>
+              <w:rPr>
+                <w:rFonts w:ascii="Arial" w:eastAsia="Times New Roman" w:hAnsi="Arial" w:cs="Arial"/>
+                <w:kern w:val="0"/>
+                <w:sz w:val="16"/>
+                <w:szCs w:val="16"/>
+                <w:lang w:val="ru-RU" w:eastAsia="en-US" w:bidi="ar-SA"/>
+              </w:rPr>
+            </w:pPr>
+            <w:hyperlink r:id="rId15" w:history="1">
+              <w:r>
+                <w:rPr>
+                  <w:rFonts w:ascii="Arial" w:eastAsia="Times New Roman" w:hAnsi="Arial" w:cs="Arial"/>
+                  <w:b/>
+                  <w:bCs/>
+                  <w:kern w:val="0"/>
+                  <w:sz w:val="16"/>
+                  <w:szCs w:val="16"/>
+                  <w:u w:val="single"/>
+                  <w:bdr w:val="none" w:sz="0" w:space="0" w:color="auto" w:frame="1"/>
+                  <w:shd w:val="clear" w:color="auto" w:fill="FFFFFF"/>
+                  <w:lang w:val="ru-RU" w:eastAsia="en-US" w:bidi="ar-SA"/>
+                </w:rPr>
+                <w:t>Мануэль Шари Михайловна</w:t>
+              </w:r>
+            </w:hyperlink>
+            <w:r>
+              <w:rPr>
+                <w:rFonts w:ascii="Arial" w:eastAsia="Times New Roman" w:hAnsi="Arial" w:cs="Arial"/>
+                <w:kern w:val="0"/>
+                <w:sz w:val="16"/>
+                <w:szCs w:val="16"/>
+                <w:lang w:val="ru-RU" w:eastAsia="en-US" w:bidi="ar-SA"/>
+              </w:rPr>
+              <w:t xml:space="preserve"> </w:t>
+            </w:r>
+            <w:r>
+              <w:rPr>
+                <w:rFonts w:ascii="Arial" w:eastAsia="Times New Roman" w:hAnsi="Arial" w:cs="Arial"/>
+                <w:b/>
+                <w:bCs/>
+                <w:kern w:val="0"/>
+                <w:sz w:val="16"/>
+                <w:szCs w:val="16"/>
+                <w:lang w:val="ru-RU" w:eastAsia="en-US" w:bidi="ar-SA"/>
+              </w:rPr>
+              <w:t>47 лет</w:t>
+            </w:r>
+            <w:r>
+              <w:rPr>
+                <w:rFonts w:ascii="Arial" w:eastAsia="Times New Roman" w:hAnsi="Arial" w:cs="Arial"/>
+                <w:kern w:val="0"/>
+                <w:sz w:val="16"/>
+                <w:szCs w:val="16"/>
+                <w:lang w:val="ru-RU" w:eastAsia="en-US" w:bidi="ar-SA"/>
+              </w:rPr>
+              <w:t xml:space="preserve"> </w:t>
+            </w:r>
+            <w:r>
+              <w:rPr>
+                <w:rFonts w:ascii="Arial" w:eastAsia="Times New Roman" w:hAnsi="Arial" w:cs="Arial"/>
+                <w:b/>
+                <w:bCs/>
+                <w:kern w:val="0"/>
+                <w:sz w:val="16"/>
+                <w:szCs w:val="16"/>
+                <w:lang w:val="ru-RU" w:eastAsia="en-US" w:bidi="ar-SA"/>
+              </w:rPr>
+              <w:t>умерла в ссылке</w:t>
+            </w:r>
+          </w:p>
+          <w:p>
+            <w:pPr>
+              <w:shd w:val="clear" w:color="auto" w:fill="FFFFFF"/>
+              <w:suppressAutoHyphens w:val="0"/>
+              <w:textAlignment w:val="baseline"/>
+              <w:rPr>
+                <w:rFonts w:ascii="Arial" w:eastAsia="Times New Roman" w:hAnsi="Arial" w:cs="Arial"/>
+                <w:kern w:val="0"/>
+                <w:sz w:val="16"/>
+                <w:szCs w:val="16"/>
+                <w:lang w:val="ru-RU" w:eastAsia="en-US" w:bidi="ar-SA"/>
+              </w:rPr>
+            </w:pPr>
+            <w:r>
+              <w:rPr>
+                <w:rFonts w:ascii="Arial" w:eastAsia="Times New Roman" w:hAnsi="Arial" w:cs="Arial"/>
+                <w:kern w:val="0"/>
+                <w:sz w:val="16"/>
+                <w:szCs w:val="16"/>
+                <w:lang w:val="ru-RU" w:eastAsia="en-US" w:bidi="ar-SA"/>
+              </w:rPr>
+              <w:t xml:space="preserve">1893 г.р., </w:t>
+            </w:r>
+            <w:proofErr w:type="spellStart"/>
+            <w:r>
+              <w:rPr>
+                <w:rFonts w:ascii="Arial" w:eastAsia="Times New Roman" w:hAnsi="Arial" w:cs="Arial"/>
+                <w:kern w:val="0"/>
+                <w:sz w:val="16"/>
+                <w:szCs w:val="16"/>
+                <w:lang w:val="ru-RU" w:eastAsia="en-US" w:bidi="ar-SA"/>
+              </w:rPr>
+              <w:t>м.р</w:t>
+            </w:r>
+            <w:proofErr w:type="spellEnd"/>
+            <w:r>
+              <w:rPr>
+                <w:rFonts w:ascii="Arial" w:eastAsia="Times New Roman" w:hAnsi="Arial" w:cs="Arial"/>
+                <w:kern w:val="0"/>
+                <w:sz w:val="16"/>
+                <w:szCs w:val="16"/>
+                <w:lang w:val="ru-RU" w:eastAsia="en-US" w:bidi="ar-SA"/>
+              </w:rPr>
+              <w:t xml:space="preserve">.: Венгрия, </w:t>
+            </w:r>
+            <w:proofErr w:type="spellStart"/>
+            <w:r>
+              <w:rPr>
+                <w:rFonts w:ascii="Arial" w:eastAsia="Times New Roman" w:hAnsi="Arial" w:cs="Arial"/>
+                <w:kern w:val="0"/>
+                <w:sz w:val="16"/>
+                <w:szCs w:val="16"/>
+                <w:lang w:val="ru-RU" w:eastAsia="en-US" w:bidi="ar-SA"/>
+              </w:rPr>
+              <w:t>Сотмарнемети</w:t>
+            </w:r>
+            <w:proofErr w:type="spellEnd"/>
+            <w:r>
+              <w:rPr>
+                <w:rFonts w:ascii="Arial" w:eastAsia="Times New Roman" w:hAnsi="Arial" w:cs="Arial"/>
+                <w:kern w:val="0"/>
+                <w:sz w:val="16"/>
+                <w:szCs w:val="16"/>
+                <w:lang w:val="ru-RU" w:eastAsia="en-US" w:bidi="ar-SA"/>
+              </w:rPr>
+              <w:t xml:space="preserve">, венгерка, образование: среднее, КП Германии и Австрии, портниха, инвалид, </w:t>
+            </w:r>
+            <w:proofErr w:type="spellStart"/>
+            <w:r>
+              <w:rPr>
+                <w:rFonts w:ascii="Arial" w:eastAsia="Times New Roman" w:hAnsi="Arial" w:cs="Arial"/>
+                <w:kern w:val="0"/>
+                <w:sz w:val="16"/>
+                <w:szCs w:val="16"/>
+                <w:lang w:val="ru-RU" w:eastAsia="en-US" w:bidi="ar-SA"/>
+              </w:rPr>
+              <w:t>прож</w:t>
+            </w:r>
+            <w:proofErr w:type="spellEnd"/>
+            <w:r>
+              <w:rPr>
+                <w:rFonts w:ascii="Arial" w:eastAsia="Times New Roman" w:hAnsi="Arial" w:cs="Arial"/>
+                <w:kern w:val="0"/>
+                <w:sz w:val="16"/>
+                <w:szCs w:val="16"/>
+                <w:lang w:val="ru-RU" w:eastAsia="en-US" w:bidi="ar-SA"/>
+              </w:rPr>
+              <w:t>.: г. Москва, ул. Красная Пресня, д. 19/5, ком. 12, арестована 24.02.1938. Обвинение: СОЭ. Приговор: ОСО при НКВД СССР, 23.04.1938</w:t>
+            </w:r>
+            <w:r>
+              <w:rPr>
+                <w:rFonts w:ascii="Arial" w:eastAsia="Times New Roman" w:hAnsi="Arial" w:cs="Arial"/>
+                <w:kern w:val="0"/>
+                <w:sz w:val="16"/>
+                <w:szCs w:val="16"/>
+                <w:lang w:val="ru-RU" w:eastAsia="en-US" w:bidi="ar-SA"/>
+              </w:rPr>
+              <w:t xml:space="preserve"> – </w:t>
+            </w:r>
+            <w:r>
+              <w:rPr>
+                <w:rFonts w:ascii="Arial" w:eastAsia="Times New Roman" w:hAnsi="Arial" w:cs="Arial"/>
+                <w:kern w:val="0"/>
+                <w:sz w:val="16"/>
+                <w:szCs w:val="16"/>
+                <w:lang w:val="ru-RU" w:eastAsia="en-US" w:bidi="ar-SA"/>
+              </w:rPr>
+              <w:t>высылка на 5 лет в Казахстан, умерла 06.04.1940 в КазССР, г. Казалинск. Реабилитация: 1956</w:t>
             </w:r>
           </w:p>
           <w:p>
@@ -5364,6 +5796,384 @@
                 <w:rFonts w:ascii="Arial" w:hAnsi="Arial" w:cs="Arial"/>
                 <w:b/>
                 <w:bCs/>
+                <w:sz w:val="16"/>
+                <w:szCs w:val="16"/>
+                <w:lang w:val="ru-RU"/>
+              </w:rPr>
+            </w:pPr>
+            <w:r>
+              <w:rPr>
+                <w:rFonts w:ascii="Arial" w:eastAsia="Times New Roman" w:hAnsi="Arial" w:cs="Arial"/>
+                <w:b/>
+                <w:bCs/>
+                <w:kern w:val="0"/>
+                <w:sz w:val="16"/>
+                <w:szCs w:val="16"/>
+                <w:lang w:val="ru-RU" w:eastAsia="en-US" w:bidi="ar-SA"/>
+              </w:rPr>
+              <w:t>Источник: Архив НИПЦ "Мемориал" (Москва);</w:t>
+            </w:r>
+            <w:r>
+              <w:rPr>
+                <w:rFonts w:ascii="Arial" w:eastAsia="Times New Roman" w:hAnsi="Arial" w:cs="Arial"/>
+                <w:kern w:val="0"/>
+                <w:sz w:val="16"/>
+                <w:szCs w:val="16"/>
+                <w:lang w:val="ru-RU" w:eastAsia="en-US" w:bidi="ar-SA"/>
+              </w:rPr>
+              <w:t xml:space="preserve"> </w:t>
+            </w:r>
+            <w:hyperlink r:id="rId16" w:history="1">
+              <w:r>
+                <w:rPr>
+                  <w:rStyle w:val="Hyperlink"/>
+                  <w:rFonts w:ascii="Arial" w:hAnsi="Arial" w:cs="Arial"/>
+                  <w:b/>
+                  <w:bCs/>
+                  <w:color w:val="auto"/>
+                  <w:sz w:val="16"/>
+                  <w:szCs w:val="16"/>
+                  <w:lang w:val="ru-RU"/>
+                </w:rPr>
+                <w:t>Открытый список</w:t>
+              </w:r>
+            </w:hyperlink>
+          </w:p>
+        </w:tc>
+      </w:tr>
+      <w:tr>
+        <w:tc>
+          <w:tcPr>
+            <w:tcW w:w="10868" w:type="dxa"/>
+            <w:tcBorders>
+              <w:left w:val="double" w:sz="1" w:space="0" w:color="808080"/>
+              <w:bottom w:val="double" w:sz="1" w:space="0" w:color="808080"/>
+              <w:right w:val="double" w:sz="2" w:space="0" w:color="808080"/>
+            </w:tcBorders>
+            <w:shd w:val="clear" w:color="auto" w:fill="auto"/>
+            <w:vAlign w:val="center"/>
+          </w:tcPr>
+          <w:p>
+            <w:pPr>
+              <w:pStyle w:val="BodyText"/>
+              <w:pBdr>
+                <w:top w:val="none" w:sz="0" w:space="0" w:color="000000"/>
+                <w:left w:val="none" w:sz="0" w:space="0" w:color="000000"/>
+                <w:bottom w:val="none" w:sz="0" w:space="0" w:color="000000"/>
+                <w:right w:val="none" w:sz="0" w:space="0" w:color="000000"/>
+              </w:pBdr>
+              <w:snapToGrid w:val="0"/>
+              <w:spacing w:after="0" w:line="240" w:lineRule="auto"/>
+              <w:rPr>
+                <w:sz w:val="16"/>
+                <w:szCs w:val="16"/>
+                <w:lang w:val="ru-RU"/>
+              </w:rPr>
+            </w:pPr>
+            <w:proofErr w:type="spellStart"/>
+            <w:r>
+              <w:rPr>
+                <w:rFonts w:ascii="Arial" w:hAnsi="Arial" w:cs="Arial"/>
+                <w:b/>
+                <w:bCs/>
+                <w:sz w:val="16"/>
+                <w:szCs w:val="16"/>
+                <w:lang w:val="ru-RU"/>
+              </w:rPr>
+              <w:t>Такворян</w:t>
+            </w:r>
+            <w:proofErr w:type="spellEnd"/>
+            <w:r>
+              <w:rPr>
+                <w:rFonts w:ascii="Arial" w:hAnsi="Arial" w:cs="Arial"/>
+                <w:b/>
+                <w:bCs/>
+                <w:sz w:val="16"/>
+                <w:szCs w:val="16"/>
+                <w:lang w:val="ru-RU"/>
+              </w:rPr>
+              <w:t xml:space="preserve"> (</w:t>
+            </w:r>
+            <w:proofErr w:type="spellStart"/>
+            <w:r>
+              <w:rPr>
+                <w:rFonts w:ascii="Arial" w:hAnsi="Arial" w:cs="Arial"/>
+                <w:b/>
+                <w:bCs/>
+                <w:sz w:val="16"/>
+                <w:szCs w:val="16"/>
+                <w:lang w:val="ru-RU"/>
+              </w:rPr>
+              <w:t>Преч</w:t>
+            </w:r>
+            <w:proofErr w:type="spellEnd"/>
+            <w:r>
+              <w:rPr>
+                <w:rFonts w:ascii="Arial" w:hAnsi="Arial" w:cs="Arial"/>
+                <w:b/>
+                <w:bCs/>
+                <w:sz w:val="16"/>
+                <w:szCs w:val="16"/>
+                <w:lang w:val="ru-RU"/>
+              </w:rPr>
+              <w:t>) Елизавета (</w:t>
+            </w:r>
+            <w:proofErr w:type="spellStart"/>
+            <w:r>
+              <w:rPr>
+                <w:rFonts w:ascii="Arial" w:hAnsi="Arial" w:cs="Arial"/>
+                <w:b/>
+                <w:bCs/>
+                <w:sz w:val="16"/>
+                <w:szCs w:val="16"/>
+                <w:lang w:val="ru-RU"/>
+              </w:rPr>
+              <w:t>Эржибет</w:t>
+            </w:r>
+            <w:proofErr w:type="spellEnd"/>
+            <w:r>
+              <w:rPr>
+                <w:rFonts w:ascii="Arial" w:hAnsi="Arial" w:cs="Arial"/>
+                <w:b/>
+                <w:bCs/>
+                <w:sz w:val="16"/>
+                <w:szCs w:val="16"/>
+                <w:lang w:val="ru-RU"/>
+              </w:rPr>
+              <w:t>)</w:t>
+            </w:r>
+            <w:r>
+              <w:rPr>
+                <w:rFonts w:ascii="Arial" w:hAnsi="Arial" w:cs="Arial"/>
+                <w:b/>
+                <w:bCs/>
+                <w:sz w:val="16"/>
+                <w:szCs w:val="16"/>
+                <w:lang w:val="ru-RU"/>
+              </w:rPr>
+              <w:t xml:space="preserve"> </w:t>
+            </w:r>
+            <w:r>
+              <w:rPr>
+                <w:rFonts w:ascii="Arial" w:hAnsi="Arial" w:cs="Arial"/>
+                <w:b/>
+                <w:bCs/>
+                <w:sz w:val="16"/>
+                <w:szCs w:val="16"/>
+                <w:lang w:val="ru-RU"/>
+              </w:rPr>
+              <w:t xml:space="preserve">30 лет умерла в </w:t>
+            </w:r>
+            <w:proofErr w:type="spellStart"/>
+            <w:r>
+              <w:rPr>
+                <w:rFonts w:ascii="Arial" w:hAnsi="Arial" w:cs="Arial"/>
+                <w:b/>
+                <w:bCs/>
+                <w:sz w:val="16"/>
+                <w:szCs w:val="16"/>
+                <w:lang w:val="ru-RU"/>
+              </w:rPr>
+              <w:t>итл</w:t>
+            </w:r>
+            <w:proofErr w:type="spellEnd"/>
+            <w:r>
+              <w:rPr>
+                <w:rFonts w:ascii="Arial" w:hAnsi="Arial" w:cs="Arial"/>
+                <w:b/>
+                <w:bCs/>
+                <w:sz w:val="16"/>
+                <w:szCs w:val="16"/>
+                <w:lang w:val="ru-RU"/>
+              </w:rPr>
+              <w:t xml:space="preserve"> </w:t>
+            </w:r>
+          </w:p>
+          <w:p>
+            <w:pPr>
+              <w:pStyle w:val="BodyText"/>
+              <w:pBdr>
+                <w:top w:val="none" w:sz="0" w:space="0" w:color="000000"/>
+                <w:left w:val="none" w:sz="0" w:space="0" w:color="000000"/>
+                <w:bottom w:val="none" w:sz="0" w:space="0" w:color="000000"/>
+                <w:right w:val="none" w:sz="0" w:space="0" w:color="000000"/>
+              </w:pBdr>
+              <w:snapToGrid w:val="0"/>
+              <w:spacing w:after="0" w:line="240" w:lineRule="auto"/>
+              <w:rPr>
+                <w:sz w:val="16"/>
+                <w:szCs w:val="16"/>
+                <w:lang w:val="ru-RU"/>
+              </w:rPr>
+            </w:pPr>
+            <w:r>
+              <w:rPr>
+                <w:rFonts w:ascii="Arial" w:hAnsi="Arial" w:cs="Arial"/>
+                <w:sz w:val="16"/>
+                <w:szCs w:val="16"/>
+                <w:lang w:val="ru-RU"/>
+              </w:rPr>
+              <w:t xml:space="preserve">1922 г.р., </w:t>
+            </w:r>
+            <w:proofErr w:type="spellStart"/>
+            <w:r>
+              <w:rPr>
+                <w:rFonts w:ascii="Arial" w:hAnsi="Arial" w:cs="Arial"/>
+                <w:sz w:val="16"/>
+                <w:szCs w:val="16"/>
+                <w:lang w:val="ru-RU"/>
+              </w:rPr>
+              <w:t>м.р</w:t>
+            </w:r>
+            <w:proofErr w:type="spellEnd"/>
+            <w:r>
+              <w:rPr>
+                <w:rFonts w:ascii="Arial" w:hAnsi="Arial" w:cs="Arial"/>
+                <w:sz w:val="16"/>
+                <w:szCs w:val="16"/>
+                <w:lang w:val="ru-RU"/>
+              </w:rPr>
+              <w:t xml:space="preserve">.: Венгрия, г. Будапешт, венгерка, б/п, </w:t>
+            </w:r>
+            <w:proofErr w:type="spellStart"/>
+            <w:r>
+              <w:rPr>
+                <w:rFonts w:ascii="Arial" w:hAnsi="Arial" w:cs="Arial"/>
+                <w:sz w:val="16"/>
+                <w:szCs w:val="16"/>
+                <w:lang w:val="ru-RU"/>
+              </w:rPr>
+              <w:t>прож</w:t>
+            </w:r>
+            <w:proofErr w:type="spellEnd"/>
+            <w:r>
+              <w:rPr>
+                <w:rFonts w:ascii="Arial" w:hAnsi="Arial" w:cs="Arial"/>
+                <w:sz w:val="16"/>
+                <w:szCs w:val="16"/>
+                <w:lang w:val="ru-RU"/>
+              </w:rPr>
+              <w:t xml:space="preserve">.: г. Будапешт, арестована 21.01.1945. Обвинение: </w:t>
+            </w:r>
+            <w:proofErr w:type="gramStart"/>
+            <w:r>
+              <w:rPr>
+                <w:rFonts w:ascii="Arial" w:hAnsi="Arial" w:cs="Arial"/>
+                <w:sz w:val="16"/>
+                <w:szCs w:val="16"/>
+                <w:lang w:val="ru-RU"/>
+              </w:rPr>
+              <w:t>58-6</w:t>
+            </w:r>
+            <w:proofErr w:type="gramEnd"/>
+            <w:r>
+              <w:rPr>
+                <w:rFonts w:ascii="Arial" w:hAnsi="Arial" w:cs="Arial"/>
+                <w:sz w:val="16"/>
+                <w:szCs w:val="16"/>
+                <w:lang w:val="ru-RU"/>
+              </w:rPr>
+              <w:t xml:space="preserve"> ч.1.</w:t>
+            </w:r>
+            <w:r>
+              <w:rPr>
+                <w:rFonts w:ascii="Arial" w:hAnsi="Arial" w:cs="Arial"/>
+                <w:sz w:val="16"/>
+                <w:szCs w:val="16"/>
+                <w:lang w:val="ru-RU"/>
+              </w:rPr>
+              <w:t xml:space="preserve"> </w:t>
+            </w:r>
+            <w:r>
+              <w:rPr>
+                <w:rFonts w:ascii="Arial" w:hAnsi="Arial" w:cs="Arial"/>
+                <w:sz w:val="16"/>
+                <w:szCs w:val="16"/>
+                <w:lang w:val="ru-RU"/>
+              </w:rPr>
+              <w:t>Приговор: Военный трибунал 46 й армии, 09.03.1945</w:t>
+            </w:r>
+            <w:r>
+              <w:rPr>
+                <w:rFonts w:ascii="Arial" w:hAnsi="Arial" w:cs="Arial"/>
+                <w:sz w:val="16"/>
+                <w:szCs w:val="16"/>
+                <w:lang w:val="ru-RU"/>
+              </w:rPr>
+              <w:t xml:space="preserve"> – </w:t>
+            </w:r>
+            <w:r>
+              <w:rPr>
+                <w:rFonts w:ascii="Arial" w:hAnsi="Arial" w:cs="Arial"/>
+                <w:sz w:val="16"/>
+                <w:szCs w:val="16"/>
+                <w:lang w:val="ru-RU"/>
+              </w:rPr>
+              <w:t xml:space="preserve">10 лет ИТЛ, </w:t>
+            </w:r>
+            <w:proofErr w:type="spellStart"/>
+            <w:r>
+              <w:rPr>
+                <w:rFonts w:ascii="Arial" w:hAnsi="Arial" w:cs="Arial"/>
+                <w:sz w:val="16"/>
+                <w:szCs w:val="16"/>
+                <w:lang w:val="ru-RU"/>
+              </w:rPr>
+              <w:t>Сиблаг</w:t>
+            </w:r>
+            <w:proofErr w:type="spellEnd"/>
+            <w:r>
+              <w:rPr>
+                <w:rFonts w:ascii="Arial" w:hAnsi="Arial" w:cs="Arial"/>
+                <w:sz w:val="16"/>
+                <w:szCs w:val="16"/>
+                <w:lang w:val="ru-RU"/>
+              </w:rPr>
+              <w:t>, г. Мариинск., умерла в заключении в Озерном ИТЛ 09.10.1952.</w:t>
+            </w:r>
+          </w:p>
+          <w:p>
+            <w:pPr>
+              <w:pStyle w:val="BodyText"/>
+              <w:pBdr>
+                <w:top w:val="none" w:sz="0" w:space="0" w:color="000000"/>
+                <w:left w:val="none" w:sz="0" w:space="0" w:color="000000"/>
+                <w:bottom w:val="none" w:sz="0" w:space="0" w:color="000000"/>
+                <w:right w:val="none" w:sz="0" w:space="0" w:color="000000"/>
+              </w:pBdr>
+              <w:snapToGrid w:val="0"/>
+              <w:spacing w:after="0" w:line="240" w:lineRule="auto"/>
+              <w:rPr>
+                <w:sz w:val="16"/>
+                <w:szCs w:val="16"/>
+                <w:lang w:val="ru-RU"/>
+              </w:rPr>
+            </w:pPr>
+            <w:r>
+              <w:rPr>
+                <w:rFonts w:ascii="Arial" w:hAnsi="Arial" w:cs="Arial"/>
+                <w:sz w:val="16"/>
+                <w:szCs w:val="16"/>
+                <w:lang w:val="ru-RU"/>
+              </w:rPr>
+              <w:t>Реабилитация: Главная военная прокуратура, 15.11.2001</w:t>
+            </w:r>
+          </w:p>
+          <w:p>
+            <w:pPr>
+              <w:pStyle w:val="BodyText"/>
+              <w:pBdr>
+                <w:top w:val="none" w:sz="0" w:space="0" w:color="000000"/>
+                <w:left w:val="none" w:sz="0" w:space="0" w:color="000000"/>
+                <w:bottom w:val="none" w:sz="0" w:space="0" w:color="000000"/>
+                <w:right w:val="none" w:sz="0" w:space="0" w:color="000000"/>
+              </w:pBdr>
+              <w:snapToGrid w:val="0"/>
+              <w:spacing w:after="0" w:line="240" w:lineRule="auto"/>
+              <w:rPr>
+                <w:rFonts w:ascii="Arial" w:hAnsi="Arial" w:cs="Arial"/>
+                <w:b/>
+                <w:bCs/>
                 <w:color w:val="000084"/>
                 <w:sz w:val="16"/>
                 <w:szCs w:val="16"/>
@@ -5392,7 +6202,7 @@
               </w:rPr>
               <w:t xml:space="preserve"> </w:t>
             </w:r>
-            <w:hyperlink r:id="rId15" w:history="1">
+            <w:hyperlink r:id="rId17" w:history="1">
               <w:r>
                 <w:rPr>
                   <w:rStyle w:val="Hyperlink"/>
@@ -5429,7 +6239,7 @@
 </file>
 
 <file path=word/styles.xml><?xml version="1.0" encoding="utf-8"?>
-<w:styles xmlns:mc="http://schemas.openxmlformats.org/markup-compatibility/2006" xmlns:r="http://schemas.openxmlformats.org/officeDocument/2006/relationships" xmlns:w="http://schemas.openxmlformats.org/wordprocessingml/2006/main" xmlns:w14="http://schemas.microsoft.com/office/word/2010/wordml" xmlns:w15="http://schemas.microsoft.com/office/word/2012/wordml" xmlns:w16cex="http://schemas.microsoft.com/office/word/2018/wordml/cex" xmlns:w16cid="http://schemas.microsoft.com/office/word/2016/wordml/cid" xmlns:w16="http://schemas.microsoft.com/office/word/2018/wordml" xmlns:w16du="http://schemas.microsoft.com/office/word/2023/wordml/word16du" xmlns:w16sdtdh="http://schemas.microsoft.com/office/word/2020/wordml/sdtdatahash" xmlns:w16se="http://schemas.microsoft.com/office/word/2015/wordml/symex" mc:Ignorable="w14 w15 w16se w16cid w16 w16cex w16sdtdh w16du">
+<w:styles xmlns:mc="http://schemas.openxmlformats.org/markup-compatibility/2006" xmlns:r="http://schemas.openxmlformats.org/officeDocument/2006/relationships" xmlns:w="http://schemas.openxmlformats.org/wordprocessingml/2006/main" xmlns:w14="http://schemas.microsoft.com/office/word/2010/wordml" xmlns:w15="http://schemas.microsoft.com/office/word/2012/wordml" xmlns:w16cex="http://schemas.microsoft.com/office/word/2018/wordml/cex" xmlns:w16cid="http://schemas.microsoft.com/office/word/2016/wordml/cid" xmlns:w16="http://schemas.microsoft.com/office/word/2018/wordml" xmlns:w16du="http://schemas.microsoft.com/office/word/2023/wordml/word16du" xmlns:w16sdtdh="http://schemas.microsoft.com/office/word/2020/wordml/sdtdatahash" xmlns:w16sdtfl="http://schemas.microsoft.com/office/word/2024/wordml/sdtformatlock" xmlns:w16se="http://schemas.microsoft.com/office/word/2015/wordml/symex" mc:Ignorable="w14 w15 w16se w16cid w16 w16cex w16sdtdh w16sdtfl w16du">
   <w:docDefaults>
     <w:rPrDefault>
       <w:rPr>
@@ -6057,6 +6867,1732 @@
 </w:styles>
 </file>
 
+<file path=word/charts/chart1.xml><?xml version="1.0" encoding="utf-8"?>
+<c:chartSpace xmlns:c="http://schemas.openxmlformats.org/drawingml/2006/chart" xmlns:a="http://schemas.openxmlformats.org/drawingml/2006/main" xmlns:r="http://schemas.openxmlformats.org/officeDocument/2006/relationships" xmlns:c16r2="http://schemas.microsoft.com/office/drawing/2015/06/chart">
+  <c:date1904 val="0"/>
+  <c:lang val="en-US"/>
+  <c:roundedCorners val="0"/>
+  <mc:AlternateContent xmlns:mc="http://schemas.openxmlformats.org/markup-compatibility/2006">
+    <mc:Choice xmlns:c14="http://schemas.microsoft.com/office/drawing/2007/8/2/chart" Requires="c14">
+      <c14:style val="102"/>
+    </mc:Choice>
+    <mc:Fallback>
+      <c:style val="2"/>
+    </mc:Fallback>
+  </mc:AlternateContent>
+  <c:chart>
+    <c:autoTitleDeleted val="1"/>
+    <c:view3D>
+      <c:rotX val="15"/>
+      <c:rotY val="20"/>
+      <c:rAngAx val="0"/>
+    </c:view3D>
+    <c:floor>
+      <c:thickness val="0"/>
+      <c:spPr>
+        <a:noFill/>
+        <a:ln>
+          <a:noFill/>
+        </a:ln>
+        <a:effectLst/>
+        <a:sp3d/>
+      </c:spPr>
+    </c:floor>
+    <c:sideWall>
+      <c:thickness val="0"/>
+      <c:spPr>
+        <a:noFill/>
+        <a:ln>
+          <a:noFill/>
+        </a:ln>
+        <a:effectLst/>
+        <a:sp3d/>
+      </c:spPr>
+    </c:sideWall>
+    <c:backWall>
+      <c:thickness val="0"/>
+      <c:spPr>
+        <a:noFill/>
+        <a:ln>
+          <a:noFill/>
+        </a:ln>
+        <a:effectLst/>
+        <a:sp3d/>
+      </c:spPr>
+    </c:backWall>
+    <c:plotArea>
+      <c:layout>
+        <c:manualLayout>
+          <c:layoutTarget val="inner"/>
+          <c:xMode val="edge"/>
+          <c:yMode val="edge"/>
+          <c:x val="8.3217091497677337E-2"/>
+          <c:y val="3.5661866209210025E-2"/>
+          <c:w val="0.8958650605753552"/>
+          <c:h val="0.83077214359686202"/>
+        </c:manualLayout>
+      </c:layout>
+      <c:bar3DChart>
+        <c:barDir val="col"/>
+        <c:grouping val="clustered"/>
+        <c:varyColors val="0"/>
+        <c:ser>
+          <c:idx val="0"/>
+          <c:order val="0"/>
+          <c:spPr>
+            <a:solidFill>
+              <a:schemeClr val="accent1"/>
+            </a:solidFill>
+            <a:ln>
+              <a:noFill/>
+            </a:ln>
+            <a:effectLst/>
+            <a:sp3d/>
+          </c:spPr>
+          <c:invertIfNegative val="0"/>
+          <c:dLbls>
+            <c:spPr>
+              <a:noFill/>
+              <a:ln>
+                <a:noFill/>
+              </a:ln>
+              <a:effectLst/>
+            </c:spPr>
+            <c:txPr>
+              <a:bodyPr rot="0" spcFirstLastPara="1" vertOverflow="ellipsis" vert="horz" wrap="square" lIns="38100" tIns="19050" rIns="38100" bIns="19050" anchor="ctr" anchorCtr="1">
+                <a:spAutoFit/>
+              </a:bodyPr>
+              <a:lstStyle/>
+              <a:p>
+                <a:pPr>
+                  <a:defRPr sz="900" b="0" i="0" u="none" strike="noStrike" kern="1200" baseline="0">
+                    <a:solidFill>
+                      <a:schemeClr val="tx1">
+                        <a:lumMod val="75000"/>
+                        <a:lumOff val="25000"/>
+                      </a:schemeClr>
+                    </a:solidFill>
+                    <a:latin typeface="Arial" panose="020B0604020202020204" pitchFamily="34" charset="0"/>
+                    <a:ea typeface="+mn-ea"/>
+                    <a:cs typeface="Arial" panose="020B0604020202020204" pitchFamily="34" charset="0"/>
+                  </a:defRPr>
+                </a:pPr>
+                <a:endParaRPr lang="en-US"/>
+              </a:p>
+            </c:txPr>
+            <c:showLegendKey val="0"/>
+            <c:showVal val="1"/>
+            <c:showCatName val="0"/>
+            <c:showSerName val="0"/>
+            <c:showPercent val="0"/>
+            <c:showBubbleSize val="0"/>
+            <c:showLeaderLines val="0"/>
+            <c:extLst>
+              <c:ext xmlns:c15="http://schemas.microsoft.com/office/drawing/2012/chart" uri="{CE6537A1-D6FC-4f65-9D91-7224C49458BB}">
+                <c15:showLeaderLines val="1"/>
+                <c15:leaderLines>
+                  <c:spPr>
+                    <a:ln w="9525" cap="flat" cmpd="sng" algn="ctr">
+                      <a:solidFill>
+                        <a:schemeClr val="tx1">
+                          <a:lumMod val="35000"/>
+                          <a:lumOff val="65000"/>
+                        </a:schemeClr>
+                      </a:solidFill>
+                      <a:round/>
+                    </a:ln>
+                    <a:effectLst/>
+                  </c:spPr>
+                </c15:leaderLines>
+              </c:ext>
+            </c:extLst>
+          </c:dLbls>
+          <c:cat>
+            <c:numRef>
+              <c:f>Венгерки!$A$4:$A$6</c:f>
+              <c:numCache>
+                <c:formatCode>General</c:formatCode>
+                <c:ptCount val="3"/>
+                <c:pt idx="0">
+                  <c:v>1925</c:v>
+                </c:pt>
+                <c:pt idx="1">
+                  <c:v>1937</c:v>
+                </c:pt>
+                <c:pt idx="2">
+                  <c:v>1938</c:v>
+                </c:pt>
+              </c:numCache>
+            </c:numRef>
+          </c:cat>
+          <c:val>
+            <c:numRef>
+              <c:f>Венгерки!$B$4:$B$6</c:f>
+              <c:numCache>
+                <c:formatCode>General</c:formatCode>
+                <c:ptCount val="3"/>
+                <c:pt idx="0">
+                  <c:v>1</c:v>
+                </c:pt>
+                <c:pt idx="1">
+                  <c:v>2</c:v>
+                </c:pt>
+                <c:pt idx="2">
+                  <c:v>5</c:v>
+                </c:pt>
+              </c:numCache>
+            </c:numRef>
+          </c:val>
+          <c:extLst>
+            <c:ext xmlns:c16="http://schemas.microsoft.com/office/drawing/2014/chart" uri="{C3380CC4-5D6E-409C-BE32-E72D297353CC}">
+              <c16:uniqueId val="{00000000-4FF3-4A34-AE36-5D55DAA1322D}"/>
+            </c:ext>
+          </c:extLst>
+        </c:ser>
+        <c:dLbls>
+          <c:showLegendKey val="0"/>
+          <c:showVal val="0"/>
+          <c:showCatName val="0"/>
+          <c:showSerName val="0"/>
+          <c:showPercent val="0"/>
+          <c:showBubbleSize val="0"/>
+        </c:dLbls>
+        <c:gapWidth val="150"/>
+        <c:shape val="box"/>
+        <c:axId val="904673775"/>
+        <c:axId val="904655055"/>
+        <c:axId val="0"/>
+      </c:bar3DChart>
+      <c:catAx>
+        <c:axId val="904673775"/>
+        <c:scaling>
+          <c:orientation val="minMax"/>
+        </c:scaling>
+        <c:delete val="0"/>
+        <c:axPos val="b"/>
+        <c:numFmt formatCode="General" sourceLinked="1"/>
+        <c:majorTickMark val="out"/>
+        <c:minorTickMark val="none"/>
+        <c:tickLblPos val="nextTo"/>
+        <c:spPr>
+          <a:noFill/>
+          <a:ln w="9525" cap="flat" cmpd="sng" algn="ctr">
+            <a:solidFill>
+              <a:schemeClr val="tx1">
+                <a:lumMod val="15000"/>
+                <a:lumOff val="85000"/>
+              </a:schemeClr>
+            </a:solidFill>
+            <a:round/>
+          </a:ln>
+          <a:effectLst/>
+        </c:spPr>
+        <c:txPr>
+          <a:bodyPr rot="-60000000" spcFirstLastPara="1" vertOverflow="ellipsis" vert="horz" wrap="square" anchor="ctr" anchorCtr="1"/>
+          <a:lstStyle/>
+          <a:p>
+            <a:pPr>
+              <a:defRPr sz="900" b="0" i="0" u="none" strike="noStrike" kern="1200" baseline="-10000">
+                <a:solidFill>
+                  <a:schemeClr val="tx1">
+                    <a:lumMod val="65000"/>
+                    <a:lumOff val="35000"/>
+                  </a:schemeClr>
+                </a:solidFill>
+                <a:latin typeface="Arial" panose="020B0604020202020204" pitchFamily="34" charset="0"/>
+                <a:ea typeface="+mn-ea"/>
+                <a:cs typeface="+mn-cs"/>
+              </a:defRPr>
+            </a:pPr>
+            <a:endParaRPr lang="en-US"/>
+          </a:p>
+        </c:txPr>
+        <c:crossAx val="904655055"/>
+        <c:crosses val="autoZero"/>
+        <c:auto val="0"/>
+        <c:lblAlgn val="ctr"/>
+        <c:lblOffset val="100"/>
+        <c:noMultiLvlLbl val="0"/>
+      </c:catAx>
+      <c:valAx>
+        <c:axId val="904655055"/>
+        <c:scaling>
+          <c:orientation val="minMax"/>
+          <c:max val="6"/>
+          <c:min val="0"/>
+        </c:scaling>
+        <c:delete val="1"/>
+        <c:axPos val="l"/>
+        <c:numFmt formatCode="General" sourceLinked="1"/>
+        <c:majorTickMark val="out"/>
+        <c:minorTickMark val="none"/>
+        <c:tickLblPos val="nextTo"/>
+        <c:crossAx val="904673775"/>
+        <c:crosses val="autoZero"/>
+        <c:crossBetween val="between"/>
+        <c:majorUnit val="2"/>
+        <c:minorUnit val="1"/>
+      </c:valAx>
+      <c:spPr>
+        <a:noFill/>
+        <a:ln>
+          <a:noFill/>
+        </a:ln>
+        <a:effectLst/>
+      </c:spPr>
+    </c:plotArea>
+    <c:plotVisOnly val="1"/>
+    <c:dispBlanksAs val="gap"/>
+    <c:extLst>
+      <c:ext xmlns:c16r3="http://schemas.microsoft.com/office/drawing/2017/03/chart" uri="{56B9EC1D-385E-4148-901F-78D8002777C0}">
+        <c16r3:dataDisplayOptions16>
+          <c16r3:dispNaAsBlank val="1"/>
+        </c16r3:dataDisplayOptions16>
+      </c:ext>
+    </c:extLst>
+    <c:showDLblsOverMax val="0"/>
+  </c:chart>
+  <c:spPr>
+    <a:solidFill>
+      <a:schemeClr val="bg1"/>
+    </a:solidFill>
+    <a:ln w="9525" cap="flat" cmpd="sng" algn="ctr">
+      <a:solidFill>
+        <a:schemeClr val="tx1">
+          <a:lumMod val="15000"/>
+          <a:lumOff val="85000"/>
+        </a:schemeClr>
+      </a:solidFill>
+      <a:round/>
+    </a:ln>
+    <a:effectLst/>
+  </c:spPr>
+  <c:txPr>
+    <a:bodyPr/>
+    <a:lstStyle/>
+    <a:p>
+      <a:pPr>
+        <a:defRPr/>
+      </a:pPr>
+      <a:endParaRPr lang="en-US"/>
+    </a:p>
+  </c:txPr>
+  <c:externalData r:id="rId3">
+    <c:autoUpdate val="0"/>
+  </c:externalData>
+</c:chartSpace>
+</file>
+
+<file path=word/charts/chart2.xml><?xml version="1.0" encoding="utf-8"?>
+<c:chartSpace xmlns:c="http://schemas.openxmlformats.org/drawingml/2006/chart" xmlns:a="http://schemas.openxmlformats.org/drawingml/2006/main" xmlns:r="http://schemas.openxmlformats.org/officeDocument/2006/relationships" xmlns:c16r2="http://schemas.microsoft.com/office/drawing/2015/06/chart">
+  <c:date1904 val="0"/>
+  <c:lang val="en-US"/>
+  <c:roundedCorners val="0"/>
+  <mc:AlternateContent xmlns:mc="http://schemas.openxmlformats.org/markup-compatibility/2006">
+    <mc:Choice xmlns:c14="http://schemas.microsoft.com/office/drawing/2007/8/2/chart" Requires="c14">
+      <c14:style val="102"/>
+    </mc:Choice>
+    <mc:Fallback>
+      <c:style val="2"/>
+    </mc:Fallback>
+  </mc:AlternateContent>
+  <c:clrMapOvr bg1="lt1" tx1="dk1" bg2="lt2" tx2="dk2" accent1="accent1" accent2="accent2" accent3="accent3" accent4="accent4" accent5="accent5" accent6="accent6" hlink="hlink" folHlink="folHlink"/>
+  <c:chart>
+    <c:autoTitleDeleted val="1"/>
+    <c:view3D>
+      <c:rotX val="0"/>
+      <c:rotY val="20"/>
+      <c:rAngAx val="0"/>
+    </c:view3D>
+    <c:floor>
+      <c:thickness val="0"/>
+      <c:spPr>
+        <a:noFill/>
+        <a:ln>
+          <a:noFill/>
+        </a:ln>
+        <a:effectLst/>
+        <a:sp3d/>
+      </c:spPr>
+    </c:floor>
+    <c:sideWall>
+      <c:thickness val="0"/>
+      <c:spPr>
+        <a:noFill/>
+        <a:ln>
+          <a:noFill/>
+        </a:ln>
+        <a:effectLst/>
+        <a:sp3d/>
+      </c:spPr>
+    </c:sideWall>
+    <c:backWall>
+      <c:thickness val="0"/>
+      <c:spPr>
+        <a:noFill/>
+        <a:ln>
+          <a:noFill/>
+        </a:ln>
+        <a:effectLst/>
+        <a:sp3d/>
+      </c:spPr>
+    </c:backWall>
+    <c:plotArea>
+      <c:layout>
+        <c:manualLayout>
+          <c:layoutTarget val="inner"/>
+          <c:xMode val="edge"/>
+          <c:yMode val="edge"/>
+          <c:x val="8.4047107493246218E-2"/>
+          <c:y val="0.11691543957334048"/>
+          <c:w val="0.78271378599606178"/>
+          <c:h val="0.64707239343978185"/>
+        </c:manualLayout>
+      </c:layout>
+      <c:bar3DChart>
+        <c:barDir val="col"/>
+        <c:grouping val="clustered"/>
+        <c:varyColors val="0"/>
+        <c:ser>
+          <c:idx val="0"/>
+          <c:order val="0"/>
+          <c:spPr>
+            <a:solidFill>
+              <a:srgbClr val="4472C4"/>
+            </a:solidFill>
+            <a:ln>
+              <a:noFill/>
+            </a:ln>
+            <a:effectLst/>
+            <a:sp3d/>
+          </c:spPr>
+          <c:invertIfNegative val="0"/>
+          <c:dLbls>
+            <c:spPr>
+              <a:noFill/>
+              <a:ln>
+                <a:noFill/>
+              </a:ln>
+              <a:effectLst/>
+            </c:spPr>
+            <c:txPr>
+              <a:bodyPr rot="0" spcFirstLastPara="1" vertOverflow="ellipsis" vert="horz" wrap="square" lIns="38100" tIns="19050" rIns="38100" bIns="19050" anchor="ctr" anchorCtr="1">
+                <a:spAutoFit/>
+              </a:bodyPr>
+              <a:lstStyle/>
+              <a:p>
+                <a:pPr>
+                  <a:defRPr sz="600" b="0" i="0" u="none" strike="noStrike" kern="1200" baseline="0">
+                    <a:solidFill>
+                      <a:schemeClr val="tx1">
+                        <a:lumMod val="75000"/>
+                        <a:lumOff val="25000"/>
+                      </a:schemeClr>
+                    </a:solidFill>
+                    <a:latin typeface="Arial" panose="020B0604020202020204" pitchFamily="34" charset="0"/>
+                    <a:ea typeface="+mn-ea"/>
+                    <a:cs typeface="Arial" panose="020B0604020202020204" pitchFamily="34" charset="0"/>
+                  </a:defRPr>
+                </a:pPr>
+                <a:endParaRPr lang="en-US"/>
+              </a:p>
+            </c:txPr>
+            <c:showLegendKey val="0"/>
+            <c:showVal val="1"/>
+            <c:showCatName val="0"/>
+            <c:showSerName val="0"/>
+            <c:showPercent val="0"/>
+            <c:showBubbleSize val="0"/>
+            <c:separator>
+</c:separator>
+            <c:showLeaderLines val="0"/>
+            <c:extLst>
+              <c:ext xmlns:c15="http://schemas.microsoft.com/office/drawing/2012/chart" uri="{CE6537A1-D6FC-4f65-9D91-7224C49458BB}">
+                <c15:showLeaderLines val="1"/>
+                <c15:leaderLines>
+                  <c:spPr>
+                    <a:ln w="9525" cap="flat" cmpd="sng" algn="ctr">
+                      <a:solidFill>
+                        <a:schemeClr val="tx1">
+                          <a:lumMod val="35000"/>
+                          <a:lumOff val="65000"/>
+                        </a:schemeClr>
+                      </a:solidFill>
+                      <a:round/>
+                    </a:ln>
+                    <a:effectLst/>
+                  </c:spPr>
+                </c15:leaderLines>
+              </c:ext>
+            </c:extLst>
+          </c:dLbls>
+          <c:cat>
+            <c:strRef>
+              <c:f>Венгерки!$A$6:$A$9</c:f>
+              <c:strCache>
+                <c:ptCount val="4"/>
+                <c:pt idx="0">
+                  <c:v>30 лет</c:v>
+                </c:pt>
+                <c:pt idx="1">
+                  <c:v>36-37 лет</c:v>
+                </c:pt>
+                <c:pt idx="2">
+                  <c:v>40-45 лет</c:v>
+                </c:pt>
+                <c:pt idx="3">
+                  <c:v>46 лет</c:v>
+                </c:pt>
+              </c:strCache>
+            </c:strRef>
+          </c:cat>
+          <c:val>
+            <c:numRef>
+              <c:f>Венгерки!$B$6:$B$9</c:f>
+              <c:numCache>
+                <c:formatCode>General</c:formatCode>
+                <c:ptCount val="4"/>
+                <c:pt idx="0">
+                  <c:v>1</c:v>
+                </c:pt>
+                <c:pt idx="1">
+                  <c:v>2</c:v>
+                </c:pt>
+                <c:pt idx="2">
+                  <c:v>4</c:v>
+                </c:pt>
+                <c:pt idx="3">
+                  <c:v>1</c:v>
+                </c:pt>
+              </c:numCache>
+            </c:numRef>
+          </c:val>
+          <c:extLst>
+            <c:ext xmlns:c16="http://schemas.microsoft.com/office/drawing/2014/chart" uri="{C3380CC4-5D6E-409C-BE32-E72D297353CC}">
+              <c16:uniqueId val="{00000000-B8FC-4727-AFA1-E27DA15E8247}"/>
+            </c:ext>
+          </c:extLst>
+        </c:ser>
+        <c:dLbls>
+          <c:showLegendKey val="0"/>
+          <c:showVal val="0"/>
+          <c:showCatName val="0"/>
+          <c:showSerName val="0"/>
+          <c:showPercent val="0"/>
+          <c:showBubbleSize val="0"/>
+        </c:dLbls>
+        <c:gapWidth val="83"/>
+        <c:shape val="box"/>
+        <c:axId val="904673775"/>
+        <c:axId val="904655055"/>
+        <c:axId val="0"/>
+      </c:bar3DChart>
+      <c:catAx>
+        <c:axId val="904673775"/>
+        <c:scaling>
+          <c:orientation val="minMax"/>
+        </c:scaling>
+        <c:delete val="0"/>
+        <c:axPos val="b"/>
+        <c:numFmt formatCode="General" sourceLinked="1"/>
+        <c:majorTickMark val="out"/>
+        <c:minorTickMark val="none"/>
+        <c:tickLblPos val="nextTo"/>
+        <c:spPr>
+          <a:noFill/>
+          <a:ln w="9525" cap="flat" cmpd="sng" algn="ctr">
+            <a:solidFill>
+              <a:schemeClr val="tx1">
+                <a:lumMod val="15000"/>
+                <a:lumOff val="85000"/>
+              </a:schemeClr>
+            </a:solidFill>
+            <a:round/>
+          </a:ln>
+          <a:effectLst/>
+        </c:spPr>
+        <c:txPr>
+          <a:bodyPr rot="0" spcFirstLastPara="1" vertOverflow="ellipsis" wrap="square" anchor="ctr" anchorCtr="1"/>
+          <a:lstStyle/>
+          <a:p>
+            <a:pPr>
+              <a:defRPr sz="900" b="0" i="0" u="none" strike="noStrike" kern="1200" baseline="-10000">
+                <a:solidFill>
+                  <a:schemeClr val="tx1">
+                    <a:lumMod val="65000"/>
+                    <a:lumOff val="35000"/>
+                  </a:schemeClr>
+                </a:solidFill>
+                <a:latin typeface="Arial" panose="020B0604020202020204" pitchFamily="34" charset="0"/>
+                <a:ea typeface="+mn-ea"/>
+                <a:cs typeface="+mn-cs"/>
+              </a:defRPr>
+            </a:pPr>
+            <a:endParaRPr lang="en-US"/>
+          </a:p>
+        </c:txPr>
+        <c:crossAx val="904655055"/>
+        <c:crossesAt val="0"/>
+        <c:auto val="0"/>
+        <c:lblAlgn val="ctr"/>
+        <c:lblOffset val="100"/>
+        <c:noMultiLvlLbl val="0"/>
+      </c:catAx>
+      <c:valAx>
+        <c:axId val="904655055"/>
+        <c:scaling>
+          <c:orientation val="minMax"/>
+          <c:max val="5"/>
+          <c:min val="0"/>
+        </c:scaling>
+        <c:delete val="1"/>
+        <c:axPos val="l"/>
+        <c:numFmt formatCode="General" sourceLinked="1"/>
+        <c:majorTickMark val="out"/>
+        <c:minorTickMark val="none"/>
+        <c:tickLblPos val="nextTo"/>
+        <c:crossAx val="904673775"/>
+        <c:crosses val="autoZero"/>
+        <c:crossBetween val="between"/>
+        <c:majorUnit val="1"/>
+        <c:minorUnit val="0.5"/>
+      </c:valAx>
+      <c:spPr>
+        <a:noFill/>
+        <a:ln>
+          <a:noFill/>
+        </a:ln>
+        <a:effectLst/>
+      </c:spPr>
+    </c:plotArea>
+    <c:plotVisOnly val="1"/>
+    <c:dispBlanksAs val="gap"/>
+    <c:extLst>
+      <c:ext xmlns:c16r3="http://schemas.microsoft.com/office/drawing/2017/03/chart" uri="{56B9EC1D-385E-4148-901F-78D8002777C0}">
+        <c16r3:dataDisplayOptions16>
+          <c16r3:dispNaAsBlank val="1"/>
+        </c16r3:dataDisplayOptions16>
+      </c:ext>
+    </c:extLst>
+    <c:showDLblsOverMax val="0"/>
+  </c:chart>
+  <c:spPr>
+    <a:solidFill>
+      <a:schemeClr val="bg1"/>
+    </a:solidFill>
+    <a:ln w="9525" cap="flat" cmpd="sng" algn="ctr">
+      <a:solidFill>
+        <a:schemeClr val="tx1">
+          <a:lumMod val="15000"/>
+          <a:lumOff val="85000"/>
+        </a:schemeClr>
+      </a:solidFill>
+      <a:round/>
+    </a:ln>
+    <a:effectLst/>
+  </c:spPr>
+  <c:txPr>
+    <a:bodyPr/>
+    <a:lstStyle/>
+    <a:p>
+      <a:pPr>
+        <a:defRPr/>
+      </a:pPr>
+      <a:endParaRPr lang="en-US"/>
+    </a:p>
+  </c:txPr>
+  <c:externalData r:id="rId4">
+    <c:autoUpdate val="0"/>
+  </c:externalData>
+</c:chartSpace>
+</file>
+
+<file path=word/charts/colors1.xml><?xml version="1.0" encoding="utf-8"?>
+<cs:colorStyle xmlns:cs="http://schemas.microsoft.com/office/drawing/2012/chartStyle" xmlns:a="http://schemas.openxmlformats.org/drawingml/2006/main" meth="cycle" id="10">
+  <a:schemeClr val="accent1"/>
+  <a:schemeClr val="accent2"/>
+  <a:schemeClr val="accent3"/>
+  <a:schemeClr val="accent4"/>
+  <a:schemeClr val="accent5"/>
+  <a:schemeClr val="accent6"/>
+  <cs:variation/>
+  <cs:variation>
+    <a:lumMod val="60000"/>
+  </cs:variation>
+  <cs:variation>
+    <a:lumMod val="80000"/>
+    <a:lumOff val="20000"/>
+  </cs:variation>
+  <cs:variation>
+    <a:lumMod val="80000"/>
+  </cs:variation>
+  <cs:variation>
+    <a:lumMod val="60000"/>
+    <a:lumOff val="40000"/>
+  </cs:variation>
+  <cs:variation>
+    <a:lumMod val="50000"/>
+  </cs:variation>
+  <cs:variation>
+    <a:lumMod val="70000"/>
+    <a:lumOff val="30000"/>
+  </cs:variation>
+  <cs:variation>
+    <a:lumMod val="70000"/>
+  </cs:variation>
+  <cs:variation>
+    <a:lumMod val="50000"/>
+    <a:lumOff val="50000"/>
+  </cs:variation>
+</cs:colorStyle>
+</file>
+
+<file path=word/charts/colors2.xml><?xml version="1.0" encoding="utf-8"?>
+<cs:colorStyle xmlns:cs="http://schemas.microsoft.com/office/drawing/2012/chartStyle" xmlns:a="http://schemas.openxmlformats.org/drawingml/2006/main" meth="cycle" id="10">
+  <a:schemeClr val="accent1"/>
+  <a:schemeClr val="accent2"/>
+  <a:schemeClr val="accent3"/>
+  <a:schemeClr val="accent4"/>
+  <a:schemeClr val="accent5"/>
+  <a:schemeClr val="accent6"/>
+  <cs:variation/>
+  <cs:variation>
+    <a:lumMod val="60000"/>
+  </cs:variation>
+  <cs:variation>
+    <a:lumMod val="80000"/>
+    <a:lumOff val="20000"/>
+  </cs:variation>
+  <cs:variation>
+    <a:lumMod val="80000"/>
+  </cs:variation>
+  <cs:variation>
+    <a:lumMod val="60000"/>
+    <a:lumOff val="40000"/>
+  </cs:variation>
+  <cs:variation>
+    <a:lumMod val="50000"/>
+  </cs:variation>
+  <cs:variation>
+    <a:lumMod val="70000"/>
+    <a:lumOff val="30000"/>
+  </cs:variation>
+  <cs:variation>
+    <a:lumMod val="70000"/>
+  </cs:variation>
+  <cs:variation>
+    <a:lumMod val="50000"/>
+    <a:lumOff val="50000"/>
+  </cs:variation>
+</cs:colorStyle>
+</file>
+
+<file path=word/charts/style1.xml><?xml version="1.0" encoding="utf-8"?>
+<cs:chartStyle xmlns:cs="http://schemas.microsoft.com/office/drawing/2012/chartStyle" xmlns:a="http://schemas.openxmlformats.org/drawingml/2006/main" id="332">
+  <cs:axisTitle>
+    <cs:lnRef idx="0"/>
+    <cs:fillRef idx="0"/>
+    <cs:effectRef idx="0"/>
+    <cs:fontRef idx="minor">
+      <a:schemeClr val="tx1">
+        <a:lumMod val="65000"/>
+        <a:lumOff val="35000"/>
+      </a:schemeClr>
+    </cs:fontRef>
+    <cs:defRPr sz="1000" kern="1200"/>
+  </cs:axisTitle>
+  <cs:categoryAxis>
+    <cs:lnRef idx="0"/>
+    <cs:fillRef idx="0"/>
+    <cs:effectRef idx="0"/>
+    <cs:fontRef idx="minor">
+      <a:schemeClr val="tx1">
+        <a:lumMod val="65000"/>
+        <a:lumOff val="35000"/>
+      </a:schemeClr>
+    </cs:fontRef>
+    <cs:spPr>
+      <a:ln w="9525" cap="flat" cmpd="sng" algn="ctr">
+        <a:solidFill>
+          <a:schemeClr val="tx1">
+            <a:lumMod val="15000"/>
+            <a:lumOff val="85000"/>
+          </a:schemeClr>
+        </a:solidFill>
+        <a:round/>
+      </a:ln>
+    </cs:spPr>
+    <cs:defRPr sz="900" kern="1200"/>
+  </cs:categoryAxis>
+  <cs:chartArea mods="allowNoFillOverride allowNoLineOverride">
+    <cs:lnRef idx="0"/>
+    <cs:fillRef idx="0"/>
+    <cs:effectRef idx="0"/>
+    <cs:fontRef idx="minor">
+      <a:schemeClr val="tx1"/>
+    </cs:fontRef>
+    <cs:spPr>
+      <a:solidFill>
+        <a:schemeClr val="bg1"/>
+      </a:solidFill>
+      <a:ln w="9525" cap="flat" cmpd="sng" algn="ctr">
+        <a:solidFill>
+          <a:schemeClr val="tx1">
+            <a:lumMod val="15000"/>
+            <a:lumOff val="85000"/>
+          </a:schemeClr>
+        </a:solidFill>
+        <a:round/>
+      </a:ln>
+    </cs:spPr>
+    <cs:defRPr sz="1000" kern="1200"/>
+  </cs:chartArea>
+  <cs:dataLabel>
+    <cs:lnRef idx="0"/>
+    <cs:fillRef idx="0"/>
+    <cs:effectRef idx="0"/>
+    <cs:fontRef idx="minor">
+      <a:schemeClr val="tx1">
+        <a:lumMod val="75000"/>
+        <a:lumOff val="25000"/>
+      </a:schemeClr>
+    </cs:fontRef>
+    <cs:defRPr sz="900" kern="1200"/>
+  </cs:dataLabel>
+  <cs:dataLabelCallout>
+    <cs:lnRef idx="0"/>
+    <cs:fillRef idx="0"/>
+    <cs:effectRef idx="0"/>
+    <cs:fontRef idx="minor">
+      <a:schemeClr val="dk1">
+        <a:lumMod val="65000"/>
+        <a:lumOff val="35000"/>
+      </a:schemeClr>
+    </cs:fontRef>
+    <cs:spPr>
+      <a:solidFill>
+        <a:schemeClr val="lt1"/>
+      </a:solidFill>
+      <a:ln>
+        <a:solidFill>
+          <a:schemeClr val="dk1">
+            <a:lumMod val="25000"/>
+            <a:lumOff val="75000"/>
+          </a:schemeClr>
+        </a:solidFill>
+      </a:ln>
+    </cs:spPr>
+    <cs:defRPr sz="900" kern="1200"/>
+    <cs:bodyPr rot="0" spcFirstLastPara="1" vertOverflow="clip" horzOverflow="clip" vert="horz" wrap="square" lIns="36576" tIns="18288" rIns="36576" bIns="18288" anchor="ctr" anchorCtr="1">
+      <a:spAutoFit/>
+    </cs:bodyPr>
+  </cs:dataLabelCallout>
+  <cs:dataPoint>
+    <cs:lnRef idx="0"/>
+    <cs:fillRef idx="1">
+      <cs:styleClr val="auto"/>
+    </cs:fillRef>
+    <cs:effectRef idx="0"/>
+    <cs:fontRef idx="minor">
+      <a:schemeClr val="tx1"/>
+    </cs:fontRef>
+  </cs:dataPoint>
+  <cs:dataPoint3D>
+    <cs:lnRef idx="0"/>
+    <cs:fillRef idx="1">
+      <cs:styleClr val="auto"/>
+    </cs:fillRef>
+    <cs:effectRef idx="0"/>
+    <cs:fontRef idx="minor">
+      <a:schemeClr val="tx1"/>
+    </cs:fontRef>
+  </cs:dataPoint3D>
+  <cs:dataPointLine>
+    <cs:lnRef idx="0">
+      <cs:styleClr val="auto"/>
+    </cs:lnRef>
+    <cs:fillRef idx="1"/>
+    <cs:effectRef idx="0"/>
+    <cs:fontRef idx="minor">
+      <a:schemeClr val="tx1"/>
+    </cs:fontRef>
+    <cs:spPr>
+      <a:ln w="28575" cap="rnd">
+        <a:solidFill>
+          <a:schemeClr val="phClr"/>
+        </a:solidFill>
+        <a:round/>
+      </a:ln>
+    </cs:spPr>
+  </cs:dataPointLine>
+  <cs:dataPointMarker>
+    <cs:lnRef idx="0">
+      <cs:styleClr val="auto"/>
+    </cs:lnRef>
+    <cs:fillRef idx="1">
+      <cs:styleClr val="auto"/>
+    </cs:fillRef>
+    <cs:effectRef idx="0"/>
+    <cs:fontRef idx="minor">
+      <a:schemeClr val="tx1"/>
+    </cs:fontRef>
+    <cs:spPr>
+      <a:ln w="9525">
+        <a:solidFill>
+          <a:schemeClr val="phClr"/>
+        </a:solidFill>
+      </a:ln>
+    </cs:spPr>
+  </cs:dataPointMarker>
+  <cs:dataPointMarkerLayout symbol="circle" size="5"/>
+  <cs:dataPointWireframe>
+    <cs:lnRef idx="0">
+      <cs:styleClr val="auto"/>
+    </cs:lnRef>
+    <cs:fillRef idx="1"/>
+    <cs:effectRef idx="0"/>
+    <cs:fontRef idx="minor">
+      <a:schemeClr val="tx1"/>
+    </cs:fontRef>
+    <cs:spPr>
+      <a:ln w="9525" cap="rnd">
+        <a:solidFill>
+          <a:schemeClr val="phClr"/>
+        </a:solidFill>
+        <a:round/>
+      </a:ln>
+    </cs:spPr>
+  </cs:dataPointWireframe>
+  <cs:dataTable>
+    <cs:lnRef idx="0"/>
+    <cs:fillRef idx="0"/>
+    <cs:effectRef idx="0"/>
+    <cs:fontRef idx="minor">
+      <a:schemeClr val="tx1">
+        <a:lumMod val="65000"/>
+        <a:lumOff val="35000"/>
+      </a:schemeClr>
+    </cs:fontRef>
+    <cs:spPr>
+      <a:noFill/>
+      <a:ln w="9525" cap="flat" cmpd="sng" algn="ctr">
+        <a:solidFill>
+          <a:schemeClr val="tx1">
+            <a:lumMod val="15000"/>
+            <a:lumOff val="85000"/>
+          </a:schemeClr>
+        </a:solidFill>
+        <a:round/>
+      </a:ln>
+    </cs:spPr>
+    <cs:defRPr sz="900" kern="1200"/>
+  </cs:dataTable>
+  <cs:downBar>
+    <cs:lnRef idx="0"/>
+    <cs:fillRef idx="0"/>
+    <cs:effectRef idx="0"/>
+    <cs:fontRef idx="minor">
+      <a:schemeClr val="dk1"/>
+    </cs:fontRef>
+    <cs:spPr>
+      <a:solidFill>
+        <a:schemeClr val="dk1">
+          <a:lumMod val="65000"/>
+          <a:lumOff val="35000"/>
+        </a:schemeClr>
+      </a:solidFill>
+      <a:ln w="9525">
+        <a:solidFill>
+          <a:schemeClr val="tx1">
+            <a:lumMod val="65000"/>
+            <a:lumOff val="35000"/>
+          </a:schemeClr>
+        </a:solidFill>
+      </a:ln>
+    </cs:spPr>
+  </cs:downBar>
+  <cs:dropLine>
+    <cs:lnRef idx="0"/>
+    <cs:fillRef idx="0"/>
+    <cs:effectRef idx="0"/>
+    <cs:fontRef idx="minor">
+      <a:schemeClr val="tx1"/>
+    </cs:fontRef>
+    <cs:spPr>
+      <a:ln w="9525" cap="flat" cmpd="sng" algn="ctr">
+        <a:solidFill>
+          <a:schemeClr val="tx1">
+            <a:lumMod val="35000"/>
+            <a:lumOff val="65000"/>
+          </a:schemeClr>
+        </a:solidFill>
+        <a:round/>
+      </a:ln>
+    </cs:spPr>
+  </cs:dropLine>
+  <cs:errorBar>
+    <cs:lnRef idx="0"/>
+    <cs:fillRef idx="0"/>
+    <cs:effectRef idx="0"/>
+    <cs:fontRef idx="minor">
+      <a:schemeClr val="tx1"/>
+    </cs:fontRef>
+    <cs:spPr>
+      <a:ln w="9525" cap="flat" cmpd="sng" algn="ctr">
+        <a:solidFill>
+          <a:schemeClr val="tx1">
+            <a:lumMod val="65000"/>
+            <a:lumOff val="35000"/>
+          </a:schemeClr>
+        </a:solidFill>
+        <a:round/>
+      </a:ln>
+    </cs:spPr>
+  </cs:errorBar>
+  <cs:floor>
+    <cs:lnRef idx="0"/>
+    <cs:fillRef idx="0"/>
+    <cs:effectRef idx="0"/>
+    <cs:fontRef idx="minor">
+      <a:schemeClr val="tx1"/>
+    </cs:fontRef>
+    <cs:spPr>
+      <a:noFill/>
+      <a:ln>
+        <a:noFill/>
+      </a:ln>
+    </cs:spPr>
+  </cs:floor>
+  <cs:gridlineMajor>
+    <cs:lnRef idx="0"/>
+    <cs:fillRef idx="0"/>
+    <cs:effectRef idx="0"/>
+    <cs:fontRef idx="minor">
+      <a:schemeClr val="tx1"/>
+    </cs:fontRef>
+    <cs:spPr>
+      <a:ln w="9525" cap="flat" cmpd="sng" algn="ctr">
+        <a:solidFill>
+          <a:schemeClr val="tx1">
+            <a:lumMod val="15000"/>
+            <a:lumOff val="85000"/>
+          </a:schemeClr>
+        </a:solidFill>
+        <a:round/>
+      </a:ln>
+    </cs:spPr>
+  </cs:gridlineMajor>
+  <cs:gridlineMinor>
+    <cs:lnRef idx="0"/>
+    <cs:fillRef idx="0"/>
+    <cs:effectRef idx="0"/>
+    <cs:fontRef idx="minor">
+      <a:schemeClr val="tx1"/>
+    </cs:fontRef>
+    <cs:spPr>
+      <a:ln w="9525" cap="flat" cmpd="sng" algn="ctr">
+        <a:solidFill>
+          <a:schemeClr val="tx1">
+            <a:lumMod val="5000"/>
+            <a:lumOff val="95000"/>
+          </a:schemeClr>
+        </a:solidFill>
+        <a:round/>
+      </a:ln>
+    </cs:spPr>
+  </cs:gridlineMinor>
+  <cs:hiLoLine>
+    <cs:lnRef idx="0"/>
+    <cs:fillRef idx="0"/>
+    <cs:effectRef idx="0"/>
+    <cs:fontRef idx="minor">
+      <a:schemeClr val="tx1"/>
+    </cs:fontRef>
+    <cs:spPr>
+      <a:ln w="9525" cap="flat" cmpd="sng" algn="ctr">
+        <a:solidFill>
+          <a:schemeClr val="tx1">
+            <a:lumMod val="75000"/>
+            <a:lumOff val="25000"/>
+          </a:schemeClr>
+        </a:solidFill>
+        <a:round/>
+      </a:ln>
+    </cs:spPr>
+  </cs:hiLoLine>
+  <cs:leaderLine>
+    <cs:lnRef idx="0"/>
+    <cs:fillRef idx="0"/>
+    <cs:effectRef idx="0"/>
+    <cs:fontRef idx="minor">
+      <a:schemeClr val="tx1"/>
+    </cs:fontRef>
+    <cs:spPr>
+      <a:ln w="9525" cap="flat" cmpd="sng" algn="ctr">
+        <a:solidFill>
+          <a:schemeClr val="tx1">
+            <a:lumMod val="35000"/>
+            <a:lumOff val="65000"/>
+          </a:schemeClr>
+        </a:solidFill>
+        <a:round/>
+      </a:ln>
+    </cs:spPr>
+  </cs:leaderLine>
+  <cs:legend>
+    <cs:lnRef idx="0"/>
+    <cs:fillRef idx="0"/>
+    <cs:effectRef idx="0"/>
+    <cs:fontRef idx="minor">
+      <a:schemeClr val="tx1">
+        <a:lumMod val="65000"/>
+        <a:lumOff val="35000"/>
+      </a:schemeClr>
+    </cs:fontRef>
+    <cs:defRPr sz="900" kern="1200"/>
+  </cs:legend>
+  <cs:plotArea mods="allowNoFillOverride allowNoLineOverride">
+    <cs:lnRef idx="0"/>
+    <cs:fillRef idx="0"/>
+    <cs:effectRef idx="0"/>
+    <cs:fontRef idx="minor">
+      <a:schemeClr val="tx1"/>
+    </cs:fontRef>
+  </cs:plotArea>
+  <cs:plotArea3D mods="allowNoFillOverride allowNoLineOverride">
+    <cs:lnRef idx="0"/>
+    <cs:fillRef idx="0"/>
+    <cs:effectRef idx="0"/>
+    <cs:fontRef idx="minor">
+      <a:schemeClr val="tx1"/>
+    </cs:fontRef>
+  </cs:plotArea3D>
+  <cs:seriesAxis>
+    <cs:lnRef idx="0"/>
+    <cs:fillRef idx="0"/>
+    <cs:effectRef idx="0"/>
+    <cs:fontRef idx="minor">
+      <a:schemeClr val="tx1">
+        <a:lumMod val="65000"/>
+        <a:lumOff val="35000"/>
+      </a:schemeClr>
+    </cs:fontRef>
+    <cs:defRPr sz="900" kern="1200"/>
+  </cs:seriesAxis>
+  <cs:seriesLine>
+    <cs:lnRef idx="0"/>
+    <cs:fillRef idx="0"/>
+    <cs:effectRef idx="0"/>
+    <cs:fontRef idx="minor">
+      <a:schemeClr val="tx1"/>
+    </cs:fontRef>
+    <cs:spPr>
+      <a:ln w="9525" cap="flat" cmpd="sng" algn="ctr">
+        <a:solidFill>
+          <a:schemeClr val="tx1">
+            <a:lumMod val="35000"/>
+            <a:lumOff val="65000"/>
+          </a:schemeClr>
+        </a:solidFill>
+        <a:round/>
+      </a:ln>
+    </cs:spPr>
+  </cs:seriesLine>
+  <cs:title>
+    <cs:lnRef idx="0"/>
+    <cs:fillRef idx="0"/>
+    <cs:effectRef idx="0"/>
+    <cs:fontRef idx="minor">
+      <a:schemeClr val="tx1">
+        <a:lumMod val="65000"/>
+        <a:lumOff val="35000"/>
+      </a:schemeClr>
+    </cs:fontRef>
+    <cs:defRPr sz="1400" b="0" kern="1200" spc="0" baseline="0"/>
+  </cs:title>
+  <cs:trendline>
+    <cs:lnRef idx="0">
+      <cs:styleClr val="auto"/>
+    </cs:lnRef>
+    <cs:fillRef idx="0"/>
+    <cs:effectRef idx="0"/>
+    <cs:fontRef idx="minor">
+      <a:schemeClr val="tx1"/>
+    </cs:fontRef>
+    <cs:spPr>
+      <a:ln w="19050" cap="rnd">
+        <a:solidFill>
+          <a:schemeClr val="phClr"/>
+        </a:solidFill>
+        <a:prstDash val="sysDot"/>
+      </a:ln>
+    </cs:spPr>
+  </cs:trendline>
+  <cs:trendlineLabel>
+    <cs:lnRef idx="0"/>
+    <cs:fillRef idx="0"/>
+    <cs:effectRef idx="0"/>
+    <cs:fontRef idx="minor">
+      <a:schemeClr val="tx1">
+        <a:lumMod val="65000"/>
+        <a:lumOff val="35000"/>
+      </a:schemeClr>
+    </cs:fontRef>
+    <cs:defRPr sz="900" kern="1200"/>
+  </cs:trendlineLabel>
+  <cs:upBar>
+    <cs:lnRef idx="0"/>
+    <cs:fillRef idx="0"/>
+    <cs:effectRef idx="0"/>
+    <cs:fontRef idx="minor">
+      <a:schemeClr val="dk1"/>
+    </cs:fontRef>
+    <cs:spPr>
+      <a:solidFill>
+        <a:schemeClr val="lt1"/>
+      </a:solidFill>
+      <a:ln w="9525">
+        <a:solidFill>
+          <a:schemeClr val="tx1">
+            <a:lumMod val="15000"/>
+            <a:lumOff val="85000"/>
+          </a:schemeClr>
+        </a:solidFill>
+      </a:ln>
+    </cs:spPr>
+  </cs:upBar>
+  <cs:valueAxis>
+    <cs:lnRef idx="0"/>
+    <cs:fillRef idx="0"/>
+    <cs:effectRef idx="0"/>
+    <cs:fontRef idx="minor">
+      <a:schemeClr val="tx1">
+        <a:lumMod val="65000"/>
+        <a:lumOff val="35000"/>
+      </a:schemeClr>
+    </cs:fontRef>
+    <cs:defRPr sz="900" kern="1200"/>
+  </cs:valueAxis>
+  <cs:wall>
+    <cs:lnRef idx="0"/>
+    <cs:fillRef idx="0"/>
+    <cs:effectRef idx="0"/>
+    <cs:fontRef idx="minor">
+      <a:schemeClr val="tx1"/>
+    </cs:fontRef>
+    <cs:spPr>
+      <a:noFill/>
+      <a:ln>
+        <a:noFill/>
+      </a:ln>
+    </cs:spPr>
+  </cs:wall>
+</cs:chartStyle>
+</file>
+
+<file path=word/charts/style2.xml><?xml version="1.0" encoding="utf-8"?>
+<cs:chartStyle xmlns:cs="http://schemas.microsoft.com/office/drawing/2012/chartStyle" xmlns:a="http://schemas.openxmlformats.org/drawingml/2006/main" id="332">
+  <cs:axisTitle>
+    <cs:lnRef idx="0"/>
+    <cs:fillRef idx="0"/>
+    <cs:effectRef idx="0"/>
+    <cs:fontRef idx="minor">
+      <a:schemeClr val="tx1">
+        <a:lumMod val="65000"/>
+        <a:lumOff val="35000"/>
+      </a:schemeClr>
+    </cs:fontRef>
+    <cs:defRPr sz="1000" kern="1200"/>
+  </cs:axisTitle>
+  <cs:categoryAxis>
+    <cs:lnRef idx="0"/>
+    <cs:fillRef idx="0"/>
+    <cs:effectRef idx="0"/>
+    <cs:fontRef idx="minor">
+      <a:schemeClr val="tx1">
+        <a:lumMod val="65000"/>
+        <a:lumOff val="35000"/>
+      </a:schemeClr>
+    </cs:fontRef>
+    <cs:spPr>
+      <a:ln w="9525" cap="flat" cmpd="sng" algn="ctr">
+        <a:solidFill>
+          <a:schemeClr val="tx1">
+            <a:lumMod val="15000"/>
+            <a:lumOff val="85000"/>
+          </a:schemeClr>
+        </a:solidFill>
+        <a:round/>
+      </a:ln>
+    </cs:spPr>
+    <cs:defRPr sz="900" kern="1200"/>
+  </cs:categoryAxis>
+  <cs:chartArea mods="allowNoFillOverride allowNoLineOverride">
+    <cs:lnRef idx="0"/>
+    <cs:fillRef idx="0"/>
+    <cs:effectRef idx="0"/>
+    <cs:fontRef idx="minor">
+      <a:schemeClr val="tx1"/>
+    </cs:fontRef>
+    <cs:spPr>
+      <a:solidFill>
+        <a:schemeClr val="bg1"/>
+      </a:solidFill>
+      <a:ln w="9525" cap="flat" cmpd="sng" algn="ctr">
+        <a:solidFill>
+          <a:schemeClr val="tx1">
+            <a:lumMod val="15000"/>
+            <a:lumOff val="85000"/>
+          </a:schemeClr>
+        </a:solidFill>
+        <a:round/>
+      </a:ln>
+    </cs:spPr>
+    <cs:defRPr sz="1000" kern="1200"/>
+  </cs:chartArea>
+  <cs:dataLabel>
+    <cs:lnRef idx="0"/>
+    <cs:fillRef idx="0"/>
+    <cs:effectRef idx="0"/>
+    <cs:fontRef idx="minor">
+      <a:schemeClr val="tx1">
+        <a:lumMod val="75000"/>
+        <a:lumOff val="25000"/>
+      </a:schemeClr>
+    </cs:fontRef>
+    <cs:defRPr sz="900" kern="1200"/>
+  </cs:dataLabel>
+  <cs:dataLabelCallout>
+    <cs:lnRef idx="0"/>
+    <cs:fillRef idx="0"/>
+    <cs:effectRef idx="0"/>
+    <cs:fontRef idx="minor">
+      <a:schemeClr val="dk1">
+        <a:lumMod val="65000"/>
+        <a:lumOff val="35000"/>
+      </a:schemeClr>
+    </cs:fontRef>
+    <cs:spPr>
+      <a:solidFill>
+        <a:schemeClr val="lt1"/>
+      </a:solidFill>
+      <a:ln>
+        <a:solidFill>
+          <a:schemeClr val="dk1">
+            <a:lumMod val="25000"/>
+            <a:lumOff val="75000"/>
+          </a:schemeClr>
+        </a:solidFill>
+      </a:ln>
+    </cs:spPr>
+    <cs:defRPr sz="900" kern="1200"/>
+    <cs:bodyPr rot="0" spcFirstLastPara="1" vertOverflow="clip" horzOverflow="clip" vert="horz" wrap="square" lIns="36576" tIns="18288" rIns="36576" bIns="18288" anchor="ctr" anchorCtr="1">
+      <a:spAutoFit/>
+    </cs:bodyPr>
+  </cs:dataLabelCallout>
+  <cs:dataPoint>
+    <cs:lnRef idx="0"/>
+    <cs:fillRef idx="1">
+      <cs:styleClr val="auto"/>
+    </cs:fillRef>
+    <cs:effectRef idx="0"/>
+    <cs:fontRef idx="minor">
+      <a:schemeClr val="tx1"/>
+    </cs:fontRef>
+  </cs:dataPoint>
+  <cs:dataPoint3D>
+    <cs:lnRef idx="0"/>
+    <cs:fillRef idx="1">
+      <cs:styleClr val="auto"/>
+    </cs:fillRef>
+    <cs:effectRef idx="0"/>
+    <cs:fontRef idx="minor">
+      <a:schemeClr val="tx1"/>
+    </cs:fontRef>
+  </cs:dataPoint3D>
+  <cs:dataPointLine>
+    <cs:lnRef idx="0">
+      <cs:styleClr val="auto"/>
+    </cs:lnRef>
+    <cs:fillRef idx="1"/>
+    <cs:effectRef idx="0"/>
+    <cs:fontRef idx="minor">
+      <a:schemeClr val="tx1"/>
+    </cs:fontRef>
+    <cs:spPr>
+      <a:ln w="28575" cap="rnd">
+        <a:solidFill>
+          <a:schemeClr val="phClr"/>
+        </a:solidFill>
+        <a:round/>
+      </a:ln>
+    </cs:spPr>
+  </cs:dataPointLine>
+  <cs:dataPointMarker>
+    <cs:lnRef idx="0">
+      <cs:styleClr val="auto"/>
+    </cs:lnRef>
+    <cs:fillRef idx="1">
+      <cs:styleClr val="auto"/>
+    </cs:fillRef>
+    <cs:effectRef idx="0"/>
+    <cs:fontRef idx="minor">
+      <a:schemeClr val="tx1"/>
+    </cs:fontRef>
+    <cs:spPr>
+      <a:ln w="9525">
+        <a:solidFill>
+          <a:schemeClr val="phClr"/>
+        </a:solidFill>
+      </a:ln>
+    </cs:spPr>
+  </cs:dataPointMarker>
+  <cs:dataPointMarkerLayout symbol="circle" size="5"/>
+  <cs:dataPointWireframe>
+    <cs:lnRef idx="0">
+      <cs:styleClr val="auto"/>
+    </cs:lnRef>
+    <cs:fillRef idx="1"/>
+    <cs:effectRef idx="0"/>
+    <cs:fontRef idx="minor">
+      <a:schemeClr val="tx1"/>
+    </cs:fontRef>
+    <cs:spPr>
+      <a:ln w="9525" cap="rnd">
+        <a:solidFill>
+          <a:schemeClr val="phClr"/>
+        </a:solidFill>
+        <a:round/>
+      </a:ln>
+    </cs:spPr>
+  </cs:dataPointWireframe>
+  <cs:dataTable>
+    <cs:lnRef idx="0"/>
+    <cs:fillRef idx="0"/>
+    <cs:effectRef idx="0"/>
+    <cs:fontRef idx="minor">
+      <a:schemeClr val="tx1">
+        <a:lumMod val="65000"/>
+        <a:lumOff val="35000"/>
+      </a:schemeClr>
+    </cs:fontRef>
+    <cs:spPr>
+      <a:noFill/>
+      <a:ln w="9525" cap="flat" cmpd="sng" algn="ctr">
+        <a:solidFill>
+          <a:schemeClr val="tx1">
+            <a:lumMod val="15000"/>
+            <a:lumOff val="85000"/>
+          </a:schemeClr>
+        </a:solidFill>
+        <a:round/>
+      </a:ln>
+    </cs:spPr>
+    <cs:defRPr sz="900" kern="1200"/>
+  </cs:dataTable>
+  <cs:downBar>
+    <cs:lnRef idx="0"/>
+    <cs:fillRef idx="0"/>
+    <cs:effectRef idx="0"/>
+    <cs:fontRef idx="minor">
+      <a:schemeClr val="dk1"/>
+    </cs:fontRef>
+    <cs:spPr>
+      <a:solidFill>
+        <a:schemeClr val="dk1">
+          <a:lumMod val="65000"/>
+          <a:lumOff val="35000"/>
+        </a:schemeClr>
+      </a:solidFill>
+      <a:ln w="9525">
+        <a:solidFill>
+          <a:schemeClr val="tx1">
+            <a:lumMod val="65000"/>
+            <a:lumOff val="35000"/>
+          </a:schemeClr>
+        </a:solidFill>
+      </a:ln>
+    </cs:spPr>
+  </cs:downBar>
+  <cs:dropLine>
+    <cs:lnRef idx="0"/>
+    <cs:fillRef idx="0"/>
+    <cs:effectRef idx="0"/>
+    <cs:fontRef idx="minor">
+      <a:schemeClr val="tx1"/>
+    </cs:fontRef>
+    <cs:spPr>
+      <a:ln w="9525" cap="flat" cmpd="sng" algn="ctr">
+        <a:solidFill>
+          <a:schemeClr val="tx1">
+            <a:lumMod val="35000"/>
+            <a:lumOff val="65000"/>
+          </a:schemeClr>
+        </a:solidFill>
+        <a:round/>
+      </a:ln>
+    </cs:spPr>
+  </cs:dropLine>
+  <cs:errorBar>
+    <cs:lnRef idx="0"/>
+    <cs:fillRef idx="0"/>
+    <cs:effectRef idx="0"/>
+    <cs:fontRef idx="minor">
+      <a:schemeClr val="tx1"/>
+    </cs:fontRef>
+    <cs:spPr>
+      <a:ln w="9525" cap="flat" cmpd="sng" algn="ctr">
+        <a:solidFill>
+          <a:schemeClr val="tx1">
+            <a:lumMod val="65000"/>
+            <a:lumOff val="35000"/>
+          </a:schemeClr>
+        </a:solidFill>
+        <a:round/>
+      </a:ln>
+    </cs:spPr>
+  </cs:errorBar>
+  <cs:floor>
+    <cs:lnRef idx="0"/>
+    <cs:fillRef idx="0"/>
+    <cs:effectRef idx="0"/>
+    <cs:fontRef idx="minor">
+      <a:schemeClr val="tx1"/>
+    </cs:fontRef>
+    <cs:spPr>
+      <a:noFill/>
+      <a:ln>
+        <a:noFill/>
+      </a:ln>
+    </cs:spPr>
+  </cs:floor>
+  <cs:gridlineMajor>
+    <cs:lnRef idx="0"/>
+    <cs:fillRef idx="0"/>
+    <cs:effectRef idx="0"/>
+    <cs:fontRef idx="minor">
+      <a:schemeClr val="tx1"/>
+    </cs:fontRef>
+    <cs:spPr>
+      <a:ln w="9525" cap="flat" cmpd="sng" algn="ctr">
+        <a:solidFill>
+          <a:schemeClr val="tx1">
+            <a:lumMod val="15000"/>
+            <a:lumOff val="85000"/>
+          </a:schemeClr>
+        </a:solidFill>
+        <a:round/>
+      </a:ln>
+    </cs:spPr>
+  </cs:gridlineMajor>
+  <cs:gridlineMinor>
+    <cs:lnRef idx="0"/>
+    <cs:fillRef idx="0"/>
+    <cs:effectRef idx="0"/>
+    <cs:fontRef idx="minor">
+      <a:schemeClr val="tx1"/>
+    </cs:fontRef>
+    <cs:spPr>
+      <a:ln w="9525" cap="flat" cmpd="sng" algn="ctr">
+        <a:solidFill>
+          <a:schemeClr val="tx1">
+            <a:lumMod val="5000"/>
+            <a:lumOff val="95000"/>
+          </a:schemeClr>
+        </a:solidFill>
+        <a:round/>
+      </a:ln>
+    </cs:spPr>
+  </cs:gridlineMinor>
+  <cs:hiLoLine>
+    <cs:lnRef idx="0"/>
+    <cs:fillRef idx="0"/>
+    <cs:effectRef idx="0"/>
+    <cs:fontRef idx="minor">
+      <a:schemeClr val="tx1"/>
+    </cs:fontRef>
+    <cs:spPr>
+      <a:ln w="9525" cap="flat" cmpd="sng" algn="ctr">
+        <a:solidFill>
+          <a:schemeClr val="tx1">
+            <a:lumMod val="75000"/>
+            <a:lumOff val="25000"/>
+          </a:schemeClr>
+        </a:solidFill>
+        <a:round/>
+      </a:ln>
+    </cs:spPr>
+  </cs:hiLoLine>
+  <cs:leaderLine>
+    <cs:lnRef idx="0"/>
+    <cs:fillRef idx="0"/>
+    <cs:effectRef idx="0"/>
+    <cs:fontRef idx="minor">
+      <a:schemeClr val="tx1"/>
+    </cs:fontRef>
+    <cs:spPr>
+      <a:ln w="9525" cap="flat" cmpd="sng" algn="ctr">
+        <a:solidFill>
+          <a:schemeClr val="tx1">
+            <a:lumMod val="35000"/>
+            <a:lumOff val="65000"/>
+          </a:schemeClr>
+        </a:solidFill>
+        <a:round/>
+      </a:ln>
+    </cs:spPr>
+  </cs:leaderLine>
+  <cs:legend>
+    <cs:lnRef idx="0"/>
+    <cs:fillRef idx="0"/>
+    <cs:effectRef idx="0"/>
+    <cs:fontRef idx="minor">
+      <a:schemeClr val="tx1">
+        <a:lumMod val="65000"/>
+        <a:lumOff val="35000"/>
+      </a:schemeClr>
+    </cs:fontRef>
+    <cs:defRPr sz="900" kern="1200"/>
+  </cs:legend>
+  <cs:plotArea mods="allowNoFillOverride allowNoLineOverride">
+    <cs:lnRef idx="0"/>
+    <cs:fillRef idx="0"/>
+    <cs:effectRef idx="0"/>
+    <cs:fontRef idx="minor">
+      <a:schemeClr val="tx1"/>
+    </cs:fontRef>
+  </cs:plotArea>
+  <cs:plotArea3D mods="allowNoFillOverride allowNoLineOverride">
+    <cs:lnRef idx="0"/>
+    <cs:fillRef idx="0"/>
+    <cs:effectRef idx="0"/>
+    <cs:fontRef idx="minor">
+      <a:schemeClr val="tx1"/>
+    </cs:fontRef>
+  </cs:plotArea3D>
+  <cs:seriesAxis>
+    <cs:lnRef idx="0"/>
+    <cs:fillRef idx="0"/>
+    <cs:effectRef idx="0"/>
+    <cs:fontRef idx="minor">
+      <a:schemeClr val="tx1">
+        <a:lumMod val="65000"/>
+        <a:lumOff val="35000"/>
+      </a:schemeClr>
+    </cs:fontRef>
+    <cs:defRPr sz="900" kern="1200"/>
+  </cs:seriesAxis>
+  <cs:seriesLine>
+    <cs:lnRef idx="0"/>
+    <cs:fillRef idx="0"/>
+    <cs:effectRef idx="0"/>
+    <cs:fontRef idx="minor">
+      <a:schemeClr val="tx1"/>
+    </cs:fontRef>
+    <cs:spPr>
+      <a:ln w="9525" cap="flat" cmpd="sng" algn="ctr">
+        <a:solidFill>
+          <a:schemeClr val="tx1">
+            <a:lumMod val="35000"/>
+            <a:lumOff val="65000"/>
+          </a:schemeClr>
+        </a:solidFill>
+        <a:round/>
+      </a:ln>
+    </cs:spPr>
+  </cs:seriesLine>
+  <cs:title>
+    <cs:lnRef idx="0"/>
+    <cs:fillRef idx="0"/>
+    <cs:effectRef idx="0"/>
+    <cs:fontRef idx="minor">
+      <a:schemeClr val="tx1">
+        <a:lumMod val="65000"/>
+        <a:lumOff val="35000"/>
+      </a:schemeClr>
+    </cs:fontRef>
+    <cs:defRPr sz="1400" b="0" kern="1200" spc="0" baseline="0"/>
+  </cs:title>
+  <cs:trendline>
+    <cs:lnRef idx="0">
+      <cs:styleClr val="auto"/>
+    </cs:lnRef>
+    <cs:fillRef idx="0"/>
+    <cs:effectRef idx="0"/>
+    <cs:fontRef idx="minor">
+      <a:schemeClr val="tx1"/>
+    </cs:fontRef>
+    <cs:spPr>
+      <a:ln w="19050" cap="rnd">
+        <a:solidFill>
+          <a:schemeClr val="phClr"/>
+        </a:solidFill>
+        <a:prstDash val="sysDot"/>
+      </a:ln>
+    </cs:spPr>
+  </cs:trendline>
+  <cs:trendlineLabel>
+    <cs:lnRef idx="0"/>
+    <cs:fillRef idx="0"/>
+    <cs:effectRef idx="0"/>
+    <cs:fontRef idx="minor">
+      <a:schemeClr val="tx1">
+        <a:lumMod val="65000"/>
+        <a:lumOff val="35000"/>
+      </a:schemeClr>
+    </cs:fontRef>
+    <cs:defRPr sz="900" kern="1200"/>
+  </cs:trendlineLabel>
+  <cs:upBar>
+    <cs:lnRef idx="0"/>
+    <cs:fillRef idx="0"/>
+    <cs:effectRef idx="0"/>
+    <cs:fontRef idx="minor">
+      <a:schemeClr val="dk1"/>
+    </cs:fontRef>
+    <cs:spPr>
+      <a:solidFill>
+        <a:schemeClr val="lt1"/>
+      </a:solidFill>
+      <a:ln w="9525">
+        <a:solidFill>
+          <a:schemeClr val="tx1">
+            <a:lumMod val="15000"/>
+            <a:lumOff val="85000"/>
+          </a:schemeClr>
+        </a:solidFill>
+      </a:ln>
+    </cs:spPr>
+  </cs:upBar>
+  <cs:valueAxis>
+    <cs:lnRef idx="0"/>
+    <cs:fillRef idx="0"/>
+    <cs:effectRef idx="0"/>
+    <cs:fontRef idx="minor">
+      <a:schemeClr val="tx1">
+        <a:lumMod val="65000"/>
+        <a:lumOff val="35000"/>
+      </a:schemeClr>
+    </cs:fontRef>
+    <cs:defRPr sz="900" kern="1200"/>
+  </cs:valueAxis>
+  <cs:wall>
+    <cs:lnRef idx="0"/>
+    <cs:fillRef idx="0"/>
+    <cs:effectRef idx="0"/>
+    <cs:fontRef idx="minor">
+      <a:schemeClr val="tx1"/>
+    </cs:fontRef>
+    <cs:spPr>
+      <a:noFill/>
+      <a:ln>
+        <a:noFill/>
+      </a:ln>
+    </cs:spPr>
+  </cs:wall>
+</cs:chartStyle>
+</file>
+
 <file path=word/theme/theme1.xml><?xml version="1.0" encoding="utf-8"?>
 <a:theme xmlns:a="http://schemas.openxmlformats.org/drawingml/2006/main" name="Office Theme">
   <a:themeElements>
@@ -6350,4 +8886,290 @@
     </a:ext>
   </a:extLst>
 </a:theme>
+</file>
+
+<file path=word/theme/themeOverride1.xml><?xml version="1.0" encoding="utf-8"?>
+<a:themeOverride xmlns:a="http://schemas.openxmlformats.org/drawingml/2006/main">
+  <a:clrScheme name="Office">
+    <a:dk1>
+      <a:sysClr val="windowText" lastClr="000000"/>
+    </a:dk1>
+    <a:lt1>
+      <a:sysClr val="window" lastClr="FFFFFF"/>
+    </a:lt1>
+    <a:dk2>
+      <a:srgbClr val="44546A"/>
+    </a:dk2>
+    <a:lt2>
+      <a:srgbClr val="E7E6E6"/>
+    </a:lt2>
+    <a:accent1>
+      <a:srgbClr val="4472C4"/>
+    </a:accent1>
+    <a:accent2>
+      <a:srgbClr val="ED7D31"/>
+    </a:accent2>
+    <a:accent3>
+      <a:srgbClr val="A5A5A5"/>
+    </a:accent3>
+    <a:accent4>
+      <a:srgbClr val="FFC000"/>
+    </a:accent4>
+    <a:accent5>
+      <a:srgbClr val="5B9BD5"/>
+    </a:accent5>
+    <a:accent6>
+      <a:srgbClr val="70AD47"/>
+    </a:accent6>
+    <a:hlink>
+      <a:srgbClr val="0563C1"/>
+    </a:hlink>
+    <a:folHlink>
+      <a:srgbClr val="954F72"/>
+    </a:folHlink>
+  </a:clrScheme>
+  <a:fontScheme name="Office">
+    <a:majorFont>
+      <a:latin typeface="Calibri Light" panose="020F0302020204030204"/>
+      <a:ea typeface=""/>
+      <a:cs typeface=""/>
+      <a:font script="Jpan" typeface="游ゴシック Light"/>
+      <a:font script="Hang" typeface="맑은 고딕"/>
+      <a:font script="Hans" typeface="等线 Light"/>
+      <a:font script="Hant" typeface="新細明體"/>
+      <a:font script="Arab" typeface="Times New Roman"/>
+      <a:font script="Hebr" typeface="Times New Roman"/>
+      <a:font script="Thai" typeface="Tahoma"/>
+      <a:font script="Ethi" typeface="Nyala"/>
+      <a:font script="Beng" typeface="Vrinda"/>
+      <a:font script="Gujr" typeface="Shruti"/>
+      <a:font script="Khmr" typeface="MoolBoran"/>
+      <a:font script="Knda" typeface="Tunga"/>
+      <a:font script="Guru" typeface="Raavi"/>
+      <a:font script="Cans" typeface="Euphemia"/>
+      <a:font script="Cher" typeface="Plantagenet Cherokee"/>
+      <a:font script="Yiii" typeface="Microsoft Yi Baiti"/>
+      <a:font script="Tibt" typeface="Microsoft Himalaya"/>
+      <a:font script="Thaa" typeface="MV Boli"/>
+      <a:font script="Deva" typeface="Mangal"/>
+      <a:font script="Telu" typeface="Gautami"/>
+      <a:font script="Taml" typeface="Latha"/>
+      <a:font script="Syrc" typeface="Estrangelo Edessa"/>
+      <a:font script="Orya" typeface="Kalinga"/>
+      <a:font script="Mlym" typeface="Kartika"/>
+      <a:font script="Laoo" typeface="DokChampa"/>
+      <a:font script="Sinh" typeface="Iskoola Pota"/>
+      <a:font script="Mong" typeface="Mongolian Baiti"/>
+      <a:font script="Viet" typeface="Times New Roman"/>
+      <a:font script="Uigh" typeface="Microsoft Uighur"/>
+      <a:font script="Geor" typeface="Sylfaen"/>
+      <a:font script="Armn" typeface="Arial"/>
+      <a:font script="Bugi" typeface="Leelawadee UI"/>
+      <a:font script="Bopo" typeface="Microsoft JhengHei"/>
+      <a:font script="Java" typeface="Javanese Text"/>
+      <a:font script="Lisu" typeface="Segoe UI"/>
+      <a:font script="Mymr" typeface="Myanmar Text"/>
+      <a:font script="Nkoo" typeface="Ebrima"/>
+      <a:font script="Olck" typeface="Nirmala UI"/>
+      <a:font script="Osma" typeface="Ebrima"/>
+      <a:font script="Phag" typeface="Phagspa"/>
+      <a:font script="Syrn" typeface="Estrangelo Edessa"/>
+      <a:font script="Syrj" typeface="Estrangelo Edessa"/>
+      <a:font script="Syre" typeface="Estrangelo Edessa"/>
+      <a:font script="Sora" typeface="Nirmala UI"/>
+      <a:font script="Tale" typeface="Microsoft Tai Le"/>
+      <a:font script="Talu" typeface="Microsoft New Tai Lue"/>
+      <a:font script="Tfng" typeface="Ebrima"/>
+    </a:majorFont>
+    <a:minorFont>
+      <a:latin typeface="Calibri" panose="020F0502020204030204"/>
+      <a:ea typeface=""/>
+      <a:cs typeface=""/>
+      <a:font script="Jpan" typeface="游ゴシック"/>
+      <a:font script="Hang" typeface="맑은 고딕"/>
+      <a:font script="Hans" typeface="等线"/>
+      <a:font script="Hant" typeface="新細明體"/>
+      <a:font script="Arab" typeface="Arial"/>
+      <a:font script="Hebr" typeface="Arial"/>
+      <a:font script="Thai" typeface="Tahoma"/>
+      <a:font script="Ethi" typeface="Nyala"/>
+      <a:font script="Beng" typeface="Vrinda"/>
+      <a:font script="Gujr" typeface="Shruti"/>
+      <a:font script="Khmr" typeface="DaunPenh"/>
+      <a:font script="Knda" typeface="Tunga"/>
+      <a:font script="Guru" typeface="Raavi"/>
+      <a:font script="Cans" typeface="Euphemia"/>
+      <a:font script="Cher" typeface="Plantagenet Cherokee"/>
+      <a:font script="Yiii" typeface="Microsoft Yi Baiti"/>
+      <a:font script="Tibt" typeface="Microsoft Himalaya"/>
+      <a:font script="Thaa" typeface="MV Boli"/>
+      <a:font script="Deva" typeface="Mangal"/>
+      <a:font script="Telu" typeface="Gautami"/>
+      <a:font script="Taml" typeface="Latha"/>
+      <a:font script="Syrc" typeface="Estrangelo Edessa"/>
+      <a:font script="Orya" typeface="Kalinga"/>
+      <a:font script="Mlym" typeface="Kartika"/>
+      <a:font script="Laoo" typeface="DokChampa"/>
+      <a:font script="Sinh" typeface="Iskoola Pota"/>
+      <a:font script="Mong" typeface="Mongolian Baiti"/>
+      <a:font script="Viet" typeface="Arial"/>
+      <a:font script="Uigh" typeface="Microsoft Uighur"/>
+      <a:font script="Geor" typeface="Sylfaen"/>
+      <a:font script="Armn" typeface="Arial"/>
+      <a:font script="Bugi" typeface="Leelawadee UI"/>
+      <a:font script="Bopo" typeface="Microsoft JhengHei"/>
+      <a:font script="Java" typeface="Javanese Text"/>
+      <a:font script="Lisu" typeface="Segoe UI"/>
+      <a:font script="Mymr" typeface="Myanmar Text"/>
+      <a:font script="Nkoo" typeface="Ebrima"/>
+      <a:font script="Olck" typeface="Nirmala UI"/>
+      <a:font script="Osma" typeface="Ebrima"/>
+      <a:font script="Phag" typeface="Phagspa"/>
+      <a:font script="Syrn" typeface="Estrangelo Edessa"/>
+      <a:font script="Syrj" typeface="Estrangelo Edessa"/>
+      <a:font script="Syre" typeface="Estrangelo Edessa"/>
+      <a:font script="Sora" typeface="Nirmala UI"/>
+      <a:font script="Tale" typeface="Microsoft Tai Le"/>
+      <a:font script="Talu" typeface="Microsoft New Tai Lue"/>
+      <a:font script="Tfng" typeface="Ebrima"/>
+    </a:minorFont>
+  </a:fontScheme>
+  <a:fmtScheme name="Office">
+    <a:fillStyleLst>
+      <a:solidFill>
+        <a:schemeClr val="phClr"/>
+      </a:solidFill>
+      <a:gradFill rotWithShape="1">
+        <a:gsLst>
+          <a:gs pos="0">
+            <a:schemeClr val="phClr">
+              <a:lumMod val="110000"/>
+              <a:satMod val="105000"/>
+              <a:tint val="67000"/>
+            </a:schemeClr>
+          </a:gs>
+          <a:gs pos="50000">
+            <a:schemeClr val="phClr">
+              <a:lumMod val="105000"/>
+              <a:satMod val="103000"/>
+              <a:tint val="73000"/>
+            </a:schemeClr>
+          </a:gs>
+          <a:gs pos="100000">
+            <a:schemeClr val="phClr">
+              <a:lumMod val="105000"/>
+              <a:satMod val="109000"/>
+              <a:tint val="81000"/>
+            </a:schemeClr>
+          </a:gs>
+        </a:gsLst>
+        <a:lin ang="5400000" scaled="0"/>
+      </a:gradFill>
+      <a:gradFill rotWithShape="1">
+        <a:gsLst>
+          <a:gs pos="0">
+            <a:schemeClr val="phClr">
+              <a:satMod val="103000"/>
+              <a:lumMod val="102000"/>
+              <a:tint val="94000"/>
+            </a:schemeClr>
+          </a:gs>
+          <a:gs pos="50000">
+            <a:schemeClr val="phClr">
+              <a:satMod val="110000"/>
+              <a:lumMod val="100000"/>
+              <a:shade val="100000"/>
+            </a:schemeClr>
+          </a:gs>
+          <a:gs pos="100000">
+            <a:schemeClr val="phClr">
+              <a:lumMod val="99000"/>
+              <a:satMod val="120000"/>
+              <a:shade val="78000"/>
+            </a:schemeClr>
+          </a:gs>
+        </a:gsLst>
+        <a:lin ang="5400000" scaled="0"/>
+      </a:gradFill>
+    </a:fillStyleLst>
+    <a:lnStyleLst>
+      <a:ln w="6350" cap="flat" cmpd="sng" algn="ctr">
+        <a:solidFill>
+          <a:schemeClr val="phClr"/>
+        </a:solidFill>
+        <a:prstDash val="solid"/>
+        <a:miter lim="800000"/>
+      </a:ln>
+      <a:ln w="12700" cap="flat" cmpd="sng" algn="ctr">
+        <a:solidFill>
+          <a:schemeClr val="phClr"/>
+        </a:solidFill>
+        <a:prstDash val="solid"/>
+        <a:miter lim="800000"/>
+      </a:ln>
+      <a:ln w="19050" cap="flat" cmpd="sng" algn="ctr">
+        <a:solidFill>
+          <a:schemeClr val="phClr"/>
+        </a:solidFill>
+        <a:prstDash val="solid"/>
+        <a:miter lim="800000"/>
+      </a:ln>
+    </a:lnStyleLst>
+    <a:effectStyleLst>
+      <a:effectStyle>
+        <a:effectLst/>
+      </a:effectStyle>
+      <a:effectStyle>
+        <a:effectLst/>
+      </a:effectStyle>
+      <a:effectStyle>
+        <a:effectLst>
+          <a:outerShdw blurRad="57150" dist="19050" dir="5400000" algn="ctr" rotWithShape="0">
+            <a:srgbClr val="000000">
+              <a:alpha val="63000"/>
+            </a:srgbClr>
+          </a:outerShdw>
+        </a:effectLst>
+      </a:effectStyle>
+    </a:effectStyleLst>
+    <a:bgFillStyleLst>
+      <a:solidFill>
+        <a:schemeClr val="phClr"/>
+      </a:solidFill>
+      <a:solidFill>
+        <a:schemeClr val="phClr">
+          <a:tint val="95000"/>
+          <a:satMod val="170000"/>
+        </a:schemeClr>
+      </a:solidFill>
+      <a:gradFill rotWithShape="1">
+        <a:gsLst>
+          <a:gs pos="0">
+            <a:schemeClr val="phClr">
+              <a:tint val="93000"/>
+              <a:satMod val="150000"/>
+              <a:shade val="98000"/>
+              <a:lumMod val="102000"/>
+            </a:schemeClr>
+          </a:gs>
+          <a:gs pos="50000">
+            <a:schemeClr val="phClr">
+              <a:tint val="98000"/>
+              <a:satMod val="130000"/>
+              <a:shade val="90000"/>
+              <a:lumMod val="103000"/>
+            </a:schemeClr>
+          </a:gs>
+          <a:gs pos="100000">
+            <a:schemeClr val="phClr">
+              <a:shade val="63000"/>
+              <a:satMod val="120000"/>
+            </a:schemeClr>
+          </a:gs>
+        </a:gsLst>
+        <a:lin ang="5400000" scaled="0"/>
+      </a:gradFill>
+    </a:bgFillStyleLst>
+  </a:fmtScheme>
+</a:themeOverride>
 </file>
--- a/docs/BYNATIONALITY/Венгерки.docx
+++ b/docs/BYNATIONALITY/Венгерки.docx
@@ -1444,7 +1444,64 @@
           <w:szCs w:val="16"/>
           <w:lang w:val="ru-RU"/>
         </w:rPr>
-        <w:t>ЧИСЛЕННОСТЬ РАССТРЕЛЯННЫХ ЖЕНЩИН ПО ГОДАМ с 1925 по 1938 гг.</w:t>
+        <w:t>ЧИСЛЕННОСТЬ РАССТРЕЛЯННЫХ ЖЕНЩИН ПО ГОДАМ</w:t>
+      </w:r>
+      <w:r>
+        <w:rPr>
+          <w:rFonts w:ascii="Arial" w:hAnsi="Arial" w:cs="Arial"/>
+          <w:b/>
+          <w:bCs/>
+          <w:sz w:val="16"/>
+          <w:szCs w:val="16"/>
+          <w:lang w:val="ru-RU"/>
+        </w:rPr>
+        <w:t xml:space="preserve">, </w:t>
+      </w:r>
+      <w:proofErr w:type="gramStart"/>
+      <w:r>
+        <w:rPr>
+          <w:rFonts w:ascii="Arial" w:hAnsi="Arial" w:cs="Arial"/>
+          <w:b/>
+          <w:bCs/>
+          <w:sz w:val="16"/>
+          <w:szCs w:val="16"/>
+          <w:lang w:val="ru-RU"/>
+        </w:rPr>
+        <w:t>1925</w:t>
+      </w:r>
+      <w:r>
+        <w:rPr>
+          <w:rFonts w:ascii="Arial" w:hAnsi="Arial" w:cs="Arial"/>
+          <w:b/>
+          <w:bCs/>
+          <w:sz w:val="16"/>
+          <w:szCs w:val="16"/>
+          <w:lang w:val="ru-RU"/>
+        </w:rPr>
+        <w:t>-</w:t>
+      </w:r>
+      <w:r>
+        <w:rPr>
+          <w:rFonts w:ascii="Arial" w:hAnsi="Arial" w:cs="Arial"/>
+          <w:b/>
+          <w:bCs/>
+          <w:sz w:val="16"/>
+          <w:szCs w:val="16"/>
+          <w:lang w:val="ru-RU"/>
+        </w:rPr>
+        <w:t>1938</w:t>
+      </w:r>
+      <w:proofErr w:type="gramEnd"/>
+      <w:r>
+        <w:rPr>
+          <w:rFonts w:ascii="Arial" w:hAnsi="Arial" w:cs="Arial"/>
+          <w:b/>
+          <w:bCs/>
+          <w:sz w:val="16"/>
+          <w:szCs w:val="16"/>
+          <w:lang w:val="ru-RU"/>
+        </w:rPr>
+        <w:t xml:space="preserve"> гг.</w:t>
       </w:r>
     </w:p>
     <w:p>
@@ -1459,23 +1516,53 @@
       </w:pPr>
       <w:r>
         <w:rPr>
+          <w:rFonts w:ascii="Arial" w:hAnsi="Arial" w:cs="Arial"/>
           <w:noProof/>
+          <w:sz w:val="18"/>
+          <w:szCs w:val="18"/>
+          <w:lang w:val="ru-RU"/>
         </w:rPr>
         <w:drawing>
-          <wp:inline distT="0" distB="0" distL="0" distR="0" wp14:anchorId="061DBC2D" wp14:editId="3DC8BD99">
-            <wp:extent cx="3335722" cy="1773621"/>
-            <wp:effectExtent l="0" t="0" r="17145" b="17145"/>
-            <wp:docPr id="880725137" name="Chart 1">
-              <a:extLst xmlns:a="http://schemas.openxmlformats.org/drawingml/2006/main">
-                <a:ext uri="{FF2B5EF4-FFF2-40B4-BE49-F238E27FC236}">
-                  <a16:creationId xmlns:a16="http://schemas.microsoft.com/office/drawing/2014/main" id="{E459E609-2D5C-496C-8994-980EAAFE69D2}"/>
-                </a:ext>
-              </a:extLst>
-            </wp:docPr>
-            <wp:cNvGraphicFramePr/>
+          <wp:inline distT="0" distB="0" distL="0" distR="0" wp14:anchorId="68EF4506" wp14:editId="30A43FC5">
+            <wp:extent cx="3365500" cy="1779905"/>
+            <wp:effectExtent l="0" t="0" r="6350" b="0"/>
+            <wp:docPr id="174673283" name="Picture 1"/>
+            <wp:cNvGraphicFramePr>
+              <a:graphicFrameLocks xmlns:a="http://schemas.openxmlformats.org/drawingml/2006/main" noChangeAspect="1"/>
+            </wp:cNvGraphicFramePr>
             <a:graphic xmlns:a="http://schemas.openxmlformats.org/drawingml/2006/main">
-              <a:graphicData uri="http://schemas.openxmlformats.org/drawingml/2006/chart">
-                <c:chart xmlns:c="http://schemas.openxmlformats.org/drawingml/2006/chart" xmlns:r="http://schemas.openxmlformats.org/officeDocument/2006/relationships" r:id="rId4"/>
+              <a:graphicData uri="http://schemas.openxmlformats.org/drawingml/2006/picture">
+                <pic:pic xmlns:pic="http://schemas.openxmlformats.org/drawingml/2006/picture">
+                  <pic:nvPicPr>
+                    <pic:cNvPr id="0" name="Picture 2"/>
+                    <pic:cNvPicPr>
+                      <a:picLocks noChangeAspect="1" noChangeArrowheads="1"/>
+                    </pic:cNvPicPr>
+                  </pic:nvPicPr>
+                  <pic:blipFill>
+                    <a:blip r:embed="rId4">
+                      <a:extLst>
+                        <a:ext uri="{28A0092B-C50C-407E-A947-70E740481C1C}">
+                          <a14:useLocalDpi xmlns:a14="http://schemas.microsoft.com/office/drawing/2010/main" val="0"/>
+                        </a:ext>
+                      </a:extLst>
+                    </a:blip>
+                    <a:srcRect/>
+                    <a:stretch>
+                      <a:fillRect/>
+                    </a:stretch>
+                  </pic:blipFill>
+                  <pic:spPr bwMode="auto">
+                    <a:xfrm>
+                      <a:off x="0" y="0"/>
+                      <a:ext cx="3365500" cy="1779905"/>
+                    </a:xfrm>
+                    <a:prstGeom prst="rect">
+                      <a:avLst/>
+                    </a:prstGeom>
+                    <a:noFill/>
+                  </pic:spPr>
+                </pic:pic>
               </a:graphicData>
             </a:graphic>
           </wp:inline>
@@ -1534,7 +1621,53 @@
           <w:szCs w:val="16"/>
           <w:lang w:val="ru-RU"/>
         </w:rPr>
-        <w:t xml:space="preserve"> с 1925 по 1938 гг.</w:t>
+        <w:t xml:space="preserve">, </w:t>
+      </w:r>
+      <w:proofErr w:type="gramStart"/>
+      <w:r>
+        <w:rPr>
+          <w:rFonts w:ascii="Arial" w:hAnsi="Arial" w:cs="Arial"/>
+          <w:b/>
+          <w:bCs/>
+          <w:sz w:val="16"/>
+          <w:szCs w:val="16"/>
+          <w:lang w:val="ru-RU"/>
+        </w:rPr>
+        <w:t>1925</w:t>
+      </w:r>
+      <w:r>
+        <w:rPr>
+          <w:rFonts w:ascii="Arial" w:hAnsi="Arial" w:cs="Arial"/>
+          <w:b/>
+          <w:bCs/>
+          <w:sz w:val="16"/>
+          <w:szCs w:val="16"/>
+          <w:lang w:val="ru-RU"/>
+        </w:rPr>
+        <w:t>-</w:t>
+      </w:r>
+      <w:r>
+        <w:rPr>
+          <w:rFonts w:ascii="Arial" w:hAnsi="Arial" w:cs="Arial"/>
+          <w:b/>
+          <w:bCs/>
+          <w:sz w:val="16"/>
+          <w:szCs w:val="16"/>
+          <w:lang w:val="ru-RU"/>
+        </w:rPr>
+        <w:t>1938</w:t>
+      </w:r>
+      <w:proofErr w:type="gramEnd"/>
+      <w:r>
+        <w:rPr>
+          <w:rFonts w:ascii="Arial" w:hAnsi="Arial" w:cs="Arial"/>
+          <w:b/>
+          <w:bCs/>
+          <w:sz w:val="16"/>
+          <w:szCs w:val="16"/>
+          <w:lang w:val="ru-RU"/>
+        </w:rPr>
+        <w:t xml:space="preserve"> гг.</w:t>
       </w:r>
     </w:p>
     <w:p>
@@ -1549,23 +1682,53 @@
       </w:pPr>
       <w:r>
         <w:rPr>
+          <w:rFonts w:ascii="Arial" w:hAnsi="Arial" w:cs="Arial"/>
           <w:noProof/>
+          <w:sz w:val="18"/>
+          <w:szCs w:val="18"/>
+          <w:lang w:val="ru-RU"/>
         </w:rPr>
         <w:drawing>
-          <wp:inline distT="0" distB="0" distL="0" distR="0" wp14:anchorId="4BF696D0" wp14:editId="4E0482BA">
-            <wp:extent cx="3593222" cy="1458310"/>
-            <wp:effectExtent l="0" t="0" r="7620" b="8890"/>
-            <wp:docPr id="953267502" name="Chart 1">
-              <a:extLst xmlns:a="http://schemas.openxmlformats.org/drawingml/2006/main">
-                <a:ext uri="{FF2B5EF4-FFF2-40B4-BE49-F238E27FC236}">
-                  <a16:creationId xmlns:a16="http://schemas.microsoft.com/office/drawing/2014/main" id="{A597CFE4-2B09-41FE-8921-E4F8418E6970}"/>
-                </a:ext>
-              </a:extLst>
-            </wp:docPr>
-            <wp:cNvGraphicFramePr/>
+          <wp:inline distT="0" distB="0" distL="0" distR="0" wp14:anchorId="5053341E" wp14:editId="7466337C">
+            <wp:extent cx="3517900" cy="1463040"/>
+            <wp:effectExtent l="0" t="0" r="6350" b="3810"/>
+            <wp:docPr id="2131644566" name="Picture 2"/>
+            <wp:cNvGraphicFramePr>
+              <a:graphicFrameLocks xmlns:a="http://schemas.openxmlformats.org/drawingml/2006/main" noChangeAspect="1"/>
+            </wp:cNvGraphicFramePr>
             <a:graphic xmlns:a="http://schemas.openxmlformats.org/drawingml/2006/main">
-              <a:graphicData uri="http://schemas.openxmlformats.org/drawingml/2006/chart">
-                <c:chart xmlns:c="http://schemas.openxmlformats.org/drawingml/2006/chart" xmlns:r="http://schemas.openxmlformats.org/officeDocument/2006/relationships" r:id="rId5"/>
+              <a:graphicData uri="http://schemas.openxmlformats.org/drawingml/2006/picture">
+                <pic:pic xmlns:pic="http://schemas.openxmlformats.org/drawingml/2006/picture">
+                  <pic:nvPicPr>
+                    <pic:cNvPr id="0" name="Picture 3"/>
+                    <pic:cNvPicPr>
+                      <a:picLocks noChangeAspect="1" noChangeArrowheads="1"/>
+                    </pic:cNvPicPr>
+                  </pic:nvPicPr>
+                  <pic:blipFill>
+                    <a:blip r:embed="rId5">
+                      <a:extLst>
+                        <a:ext uri="{28A0092B-C50C-407E-A947-70E740481C1C}">
+                          <a14:useLocalDpi xmlns:a14="http://schemas.microsoft.com/office/drawing/2010/main" val="0"/>
+                        </a:ext>
+                      </a:extLst>
+                    </a:blip>
+                    <a:srcRect/>
+                    <a:stretch>
+                      <a:fillRect/>
+                    </a:stretch>
+                  </pic:blipFill>
+                  <pic:spPr bwMode="auto">
+                    <a:xfrm>
+                      <a:off x="0" y="0"/>
+                      <a:ext cx="3517900" cy="1463040"/>
+                    </a:xfrm>
+                    <a:prstGeom prst="rect">
+                      <a:avLst/>
+                    </a:prstGeom>
+                    <a:noFill/>
+                  </pic:spPr>
+                </pic:pic>
               </a:graphicData>
             </a:graphic>
           </wp:inline>
@@ -6867,1732 +7030,6 @@
 </w:styles>
 </file>
 
-<file path=word/charts/chart1.xml><?xml version="1.0" encoding="utf-8"?>
-<c:chartSpace xmlns:c="http://schemas.openxmlformats.org/drawingml/2006/chart" xmlns:a="http://schemas.openxmlformats.org/drawingml/2006/main" xmlns:r="http://schemas.openxmlformats.org/officeDocument/2006/relationships" xmlns:c16r2="http://schemas.microsoft.com/office/drawing/2015/06/chart">
-  <c:date1904 val="0"/>
-  <c:lang val="en-US"/>
-  <c:roundedCorners val="0"/>
-  <mc:AlternateContent xmlns:mc="http://schemas.openxmlformats.org/markup-compatibility/2006">
-    <mc:Choice xmlns:c14="http://schemas.microsoft.com/office/drawing/2007/8/2/chart" Requires="c14">
-      <c14:style val="102"/>
-    </mc:Choice>
-    <mc:Fallback>
-      <c:style val="2"/>
-    </mc:Fallback>
-  </mc:AlternateContent>
-  <c:chart>
-    <c:autoTitleDeleted val="1"/>
-    <c:view3D>
-      <c:rotX val="15"/>
-      <c:rotY val="20"/>
-      <c:rAngAx val="0"/>
-    </c:view3D>
-    <c:floor>
-      <c:thickness val="0"/>
-      <c:spPr>
-        <a:noFill/>
-        <a:ln>
-          <a:noFill/>
-        </a:ln>
-        <a:effectLst/>
-        <a:sp3d/>
-      </c:spPr>
-    </c:floor>
-    <c:sideWall>
-      <c:thickness val="0"/>
-      <c:spPr>
-        <a:noFill/>
-        <a:ln>
-          <a:noFill/>
-        </a:ln>
-        <a:effectLst/>
-        <a:sp3d/>
-      </c:spPr>
-    </c:sideWall>
-    <c:backWall>
-      <c:thickness val="0"/>
-      <c:spPr>
-        <a:noFill/>
-        <a:ln>
-          <a:noFill/>
-        </a:ln>
-        <a:effectLst/>
-        <a:sp3d/>
-      </c:spPr>
-    </c:backWall>
-    <c:plotArea>
-      <c:layout>
-        <c:manualLayout>
-          <c:layoutTarget val="inner"/>
-          <c:xMode val="edge"/>
-          <c:yMode val="edge"/>
-          <c:x val="8.3217091497677337E-2"/>
-          <c:y val="3.5661866209210025E-2"/>
-          <c:w val="0.8958650605753552"/>
-          <c:h val="0.83077214359686202"/>
-        </c:manualLayout>
-      </c:layout>
-      <c:bar3DChart>
-        <c:barDir val="col"/>
-        <c:grouping val="clustered"/>
-        <c:varyColors val="0"/>
-        <c:ser>
-          <c:idx val="0"/>
-          <c:order val="0"/>
-          <c:spPr>
-            <a:solidFill>
-              <a:schemeClr val="accent1"/>
-            </a:solidFill>
-            <a:ln>
-              <a:noFill/>
-            </a:ln>
-            <a:effectLst/>
-            <a:sp3d/>
-          </c:spPr>
-          <c:invertIfNegative val="0"/>
-          <c:dLbls>
-            <c:spPr>
-              <a:noFill/>
-              <a:ln>
-                <a:noFill/>
-              </a:ln>
-              <a:effectLst/>
-            </c:spPr>
-            <c:txPr>
-              <a:bodyPr rot="0" spcFirstLastPara="1" vertOverflow="ellipsis" vert="horz" wrap="square" lIns="38100" tIns="19050" rIns="38100" bIns="19050" anchor="ctr" anchorCtr="1">
-                <a:spAutoFit/>
-              </a:bodyPr>
-              <a:lstStyle/>
-              <a:p>
-                <a:pPr>
-                  <a:defRPr sz="900" b="0" i="0" u="none" strike="noStrike" kern="1200" baseline="0">
-                    <a:solidFill>
-                      <a:schemeClr val="tx1">
-                        <a:lumMod val="75000"/>
-                        <a:lumOff val="25000"/>
-                      </a:schemeClr>
-                    </a:solidFill>
-                    <a:latin typeface="Arial" panose="020B0604020202020204" pitchFamily="34" charset="0"/>
-                    <a:ea typeface="+mn-ea"/>
-                    <a:cs typeface="Arial" panose="020B0604020202020204" pitchFamily="34" charset="0"/>
-                  </a:defRPr>
-                </a:pPr>
-                <a:endParaRPr lang="en-US"/>
-              </a:p>
-            </c:txPr>
-            <c:showLegendKey val="0"/>
-            <c:showVal val="1"/>
-            <c:showCatName val="0"/>
-            <c:showSerName val="0"/>
-            <c:showPercent val="0"/>
-            <c:showBubbleSize val="0"/>
-            <c:showLeaderLines val="0"/>
-            <c:extLst>
-              <c:ext xmlns:c15="http://schemas.microsoft.com/office/drawing/2012/chart" uri="{CE6537A1-D6FC-4f65-9D91-7224C49458BB}">
-                <c15:showLeaderLines val="1"/>
-                <c15:leaderLines>
-                  <c:spPr>
-                    <a:ln w="9525" cap="flat" cmpd="sng" algn="ctr">
-                      <a:solidFill>
-                        <a:schemeClr val="tx1">
-                          <a:lumMod val="35000"/>
-                          <a:lumOff val="65000"/>
-                        </a:schemeClr>
-                      </a:solidFill>
-                      <a:round/>
-                    </a:ln>
-                    <a:effectLst/>
-                  </c:spPr>
-                </c15:leaderLines>
-              </c:ext>
-            </c:extLst>
-          </c:dLbls>
-          <c:cat>
-            <c:numRef>
-              <c:f>Венгерки!$A$4:$A$6</c:f>
-              <c:numCache>
-                <c:formatCode>General</c:formatCode>
-                <c:ptCount val="3"/>
-                <c:pt idx="0">
-                  <c:v>1925</c:v>
-                </c:pt>
-                <c:pt idx="1">
-                  <c:v>1937</c:v>
-                </c:pt>
-                <c:pt idx="2">
-                  <c:v>1938</c:v>
-                </c:pt>
-              </c:numCache>
-            </c:numRef>
-          </c:cat>
-          <c:val>
-            <c:numRef>
-              <c:f>Венгерки!$B$4:$B$6</c:f>
-              <c:numCache>
-                <c:formatCode>General</c:formatCode>
-                <c:ptCount val="3"/>
-                <c:pt idx="0">
-                  <c:v>1</c:v>
-                </c:pt>
-                <c:pt idx="1">
-                  <c:v>2</c:v>
-                </c:pt>
-                <c:pt idx="2">
-                  <c:v>5</c:v>
-                </c:pt>
-              </c:numCache>
-            </c:numRef>
-          </c:val>
-          <c:extLst>
-            <c:ext xmlns:c16="http://schemas.microsoft.com/office/drawing/2014/chart" uri="{C3380CC4-5D6E-409C-BE32-E72D297353CC}">
-              <c16:uniqueId val="{00000000-4FF3-4A34-AE36-5D55DAA1322D}"/>
-            </c:ext>
-          </c:extLst>
-        </c:ser>
-        <c:dLbls>
-          <c:showLegendKey val="0"/>
-          <c:showVal val="0"/>
-          <c:showCatName val="0"/>
-          <c:showSerName val="0"/>
-          <c:showPercent val="0"/>
-          <c:showBubbleSize val="0"/>
-        </c:dLbls>
-        <c:gapWidth val="150"/>
-        <c:shape val="box"/>
-        <c:axId val="904673775"/>
-        <c:axId val="904655055"/>
-        <c:axId val="0"/>
-      </c:bar3DChart>
-      <c:catAx>
-        <c:axId val="904673775"/>
-        <c:scaling>
-          <c:orientation val="minMax"/>
-        </c:scaling>
-        <c:delete val="0"/>
-        <c:axPos val="b"/>
-        <c:numFmt formatCode="General" sourceLinked="1"/>
-        <c:majorTickMark val="out"/>
-        <c:minorTickMark val="none"/>
-        <c:tickLblPos val="nextTo"/>
-        <c:spPr>
-          <a:noFill/>
-          <a:ln w="9525" cap="flat" cmpd="sng" algn="ctr">
-            <a:solidFill>
-              <a:schemeClr val="tx1">
-                <a:lumMod val="15000"/>
-                <a:lumOff val="85000"/>
-              </a:schemeClr>
-            </a:solidFill>
-            <a:round/>
-          </a:ln>
-          <a:effectLst/>
-        </c:spPr>
-        <c:txPr>
-          <a:bodyPr rot="-60000000" spcFirstLastPara="1" vertOverflow="ellipsis" vert="horz" wrap="square" anchor="ctr" anchorCtr="1"/>
-          <a:lstStyle/>
-          <a:p>
-            <a:pPr>
-              <a:defRPr sz="900" b="0" i="0" u="none" strike="noStrike" kern="1200" baseline="-10000">
-                <a:solidFill>
-                  <a:schemeClr val="tx1">
-                    <a:lumMod val="65000"/>
-                    <a:lumOff val="35000"/>
-                  </a:schemeClr>
-                </a:solidFill>
-                <a:latin typeface="Arial" panose="020B0604020202020204" pitchFamily="34" charset="0"/>
-                <a:ea typeface="+mn-ea"/>
-                <a:cs typeface="+mn-cs"/>
-              </a:defRPr>
-            </a:pPr>
-            <a:endParaRPr lang="en-US"/>
-          </a:p>
-        </c:txPr>
-        <c:crossAx val="904655055"/>
-        <c:crosses val="autoZero"/>
-        <c:auto val="0"/>
-        <c:lblAlgn val="ctr"/>
-        <c:lblOffset val="100"/>
-        <c:noMultiLvlLbl val="0"/>
-      </c:catAx>
-      <c:valAx>
-        <c:axId val="904655055"/>
-        <c:scaling>
-          <c:orientation val="minMax"/>
-          <c:max val="6"/>
-          <c:min val="0"/>
-        </c:scaling>
-        <c:delete val="1"/>
-        <c:axPos val="l"/>
-        <c:numFmt formatCode="General" sourceLinked="1"/>
-        <c:majorTickMark val="out"/>
-        <c:minorTickMark val="none"/>
-        <c:tickLblPos val="nextTo"/>
-        <c:crossAx val="904673775"/>
-        <c:crosses val="autoZero"/>
-        <c:crossBetween val="between"/>
-        <c:majorUnit val="2"/>
-        <c:minorUnit val="1"/>
-      </c:valAx>
-      <c:spPr>
-        <a:noFill/>
-        <a:ln>
-          <a:noFill/>
-        </a:ln>
-        <a:effectLst/>
-      </c:spPr>
-    </c:plotArea>
-    <c:plotVisOnly val="1"/>
-    <c:dispBlanksAs val="gap"/>
-    <c:extLst>
-      <c:ext xmlns:c16r3="http://schemas.microsoft.com/office/drawing/2017/03/chart" uri="{56B9EC1D-385E-4148-901F-78D8002777C0}">
-        <c16r3:dataDisplayOptions16>
-          <c16r3:dispNaAsBlank val="1"/>
-        </c16r3:dataDisplayOptions16>
-      </c:ext>
-    </c:extLst>
-    <c:showDLblsOverMax val="0"/>
-  </c:chart>
-  <c:spPr>
-    <a:solidFill>
-      <a:schemeClr val="bg1"/>
-    </a:solidFill>
-    <a:ln w="9525" cap="flat" cmpd="sng" algn="ctr">
-      <a:solidFill>
-        <a:schemeClr val="tx1">
-          <a:lumMod val="15000"/>
-          <a:lumOff val="85000"/>
-        </a:schemeClr>
-      </a:solidFill>
-      <a:round/>
-    </a:ln>
-    <a:effectLst/>
-  </c:spPr>
-  <c:txPr>
-    <a:bodyPr/>
-    <a:lstStyle/>
-    <a:p>
-      <a:pPr>
-        <a:defRPr/>
-      </a:pPr>
-      <a:endParaRPr lang="en-US"/>
-    </a:p>
-  </c:txPr>
-  <c:externalData r:id="rId3">
-    <c:autoUpdate val="0"/>
-  </c:externalData>
-</c:chartSpace>
-</file>
-
-<file path=word/charts/chart2.xml><?xml version="1.0" encoding="utf-8"?>
-<c:chartSpace xmlns:c="http://schemas.openxmlformats.org/drawingml/2006/chart" xmlns:a="http://schemas.openxmlformats.org/drawingml/2006/main" xmlns:r="http://schemas.openxmlformats.org/officeDocument/2006/relationships" xmlns:c16r2="http://schemas.microsoft.com/office/drawing/2015/06/chart">
-  <c:date1904 val="0"/>
-  <c:lang val="en-US"/>
-  <c:roundedCorners val="0"/>
-  <mc:AlternateContent xmlns:mc="http://schemas.openxmlformats.org/markup-compatibility/2006">
-    <mc:Choice xmlns:c14="http://schemas.microsoft.com/office/drawing/2007/8/2/chart" Requires="c14">
-      <c14:style val="102"/>
-    </mc:Choice>
-    <mc:Fallback>
-      <c:style val="2"/>
-    </mc:Fallback>
-  </mc:AlternateContent>
-  <c:clrMapOvr bg1="lt1" tx1="dk1" bg2="lt2" tx2="dk2" accent1="accent1" accent2="accent2" accent3="accent3" accent4="accent4" accent5="accent5" accent6="accent6" hlink="hlink" folHlink="folHlink"/>
-  <c:chart>
-    <c:autoTitleDeleted val="1"/>
-    <c:view3D>
-      <c:rotX val="0"/>
-      <c:rotY val="20"/>
-      <c:rAngAx val="0"/>
-    </c:view3D>
-    <c:floor>
-      <c:thickness val="0"/>
-      <c:spPr>
-        <a:noFill/>
-        <a:ln>
-          <a:noFill/>
-        </a:ln>
-        <a:effectLst/>
-        <a:sp3d/>
-      </c:spPr>
-    </c:floor>
-    <c:sideWall>
-      <c:thickness val="0"/>
-      <c:spPr>
-        <a:noFill/>
-        <a:ln>
-          <a:noFill/>
-        </a:ln>
-        <a:effectLst/>
-        <a:sp3d/>
-      </c:spPr>
-    </c:sideWall>
-    <c:backWall>
-      <c:thickness val="0"/>
-      <c:spPr>
-        <a:noFill/>
-        <a:ln>
-          <a:noFill/>
-        </a:ln>
-        <a:effectLst/>
-        <a:sp3d/>
-      </c:spPr>
-    </c:backWall>
-    <c:plotArea>
-      <c:layout>
-        <c:manualLayout>
-          <c:layoutTarget val="inner"/>
-          <c:xMode val="edge"/>
-          <c:yMode val="edge"/>
-          <c:x val="8.4047107493246218E-2"/>
-          <c:y val="0.11691543957334048"/>
-          <c:w val="0.78271378599606178"/>
-          <c:h val="0.64707239343978185"/>
-        </c:manualLayout>
-      </c:layout>
-      <c:bar3DChart>
-        <c:barDir val="col"/>
-        <c:grouping val="clustered"/>
-        <c:varyColors val="0"/>
-        <c:ser>
-          <c:idx val="0"/>
-          <c:order val="0"/>
-          <c:spPr>
-            <a:solidFill>
-              <a:srgbClr val="4472C4"/>
-            </a:solidFill>
-            <a:ln>
-              <a:noFill/>
-            </a:ln>
-            <a:effectLst/>
-            <a:sp3d/>
-          </c:spPr>
-          <c:invertIfNegative val="0"/>
-          <c:dLbls>
-            <c:spPr>
-              <a:noFill/>
-              <a:ln>
-                <a:noFill/>
-              </a:ln>
-              <a:effectLst/>
-            </c:spPr>
-            <c:txPr>
-              <a:bodyPr rot="0" spcFirstLastPara="1" vertOverflow="ellipsis" vert="horz" wrap="square" lIns="38100" tIns="19050" rIns="38100" bIns="19050" anchor="ctr" anchorCtr="1">
-                <a:spAutoFit/>
-              </a:bodyPr>
-              <a:lstStyle/>
-              <a:p>
-                <a:pPr>
-                  <a:defRPr sz="600" b="0" i="0" u="none" strike="noStrike" kern="1200" baseline="0">
-                    <a:solidFill>
-                      <a:schemeClr val="tx1">
-                        <a:lumMod val="75000"/>
-                        <a:lumOff val="25000"/>
-                      </a:schemeClr>
-                    </a:solidFill>
-                    <a:latin typeface="Arial" panose="020B0604020202020204" pitchFamily="34" charset="0"/>
-                    <a:ea typeface="+mn-ea"/>
-                    <a:cs typeface="Arial" panose="020B0604020202020204" pitchFamily="34" charset="0"/>
-                  </a:defRPr>
-                </a:pPr>
-                <a:endParaRPr lang="en-US"/>
-              </a:p>
-            </c:txPr>
-            <c:showLegendKey val="0"/>
-            <c:showVal val="1"/>
-            <c:showCatName val="0"/>
-            <c:showSerName val="0"/>
-            <c:showPercent val="0"/>
-            <c:showBubbleSize val="0"/>
-            <c:separator>
-</c:separator>
-            <c:showLeaderLines val="0"/>
-            <c:extLst>
-              <c:ext xmlns:c15="http://schemas.microsoft.com/office/drawing/2012/chart" uri="{CE6537A1-D6FC-4f65-9D91-7224C49458BB}">
-                <c15:showLeaderLines val="1"/>
-                <c15:leaderLines>
-                  <c:spPr>
-                    <a:ln w="9525" cap="flat" cmpd="sng" algn="ctr">
-                      <a:solidFill>
-                        <a:schemeClr val="tx1">
-                          <a:lumMod val="35000"/>
-                          <a:lumOff val="65000"/>
-                        </a:schemeClr>
-                      </a:solidFill>
-                      <a:round/>
-                    </a:ln>
-                    <a:effectLst/>
-                  </c:spPr>
-                </c15:leaderLines>
-              </c:ext>
-            </c:extLst>
-          </c:dLbls>
-          <c:cat>
-            <c:strRef>
-              <c:f>Венгерки!$A$6:$A$9</c:f>
-              <c:strCache>
-                <c:ptCount val="4"/>
-                <c:pt idx="0">
-                  <c:v>30 лет</c:v>
-                </c:pt>
-                <c:pt idx="1">
-                  <c:v>36-37 лет</c:v>
-                </c:pt>
-                <c:pt idx="2">
-                  <c:v>40-45 лет</c:v>
-                </c:pt>
-                <c:pt idx="3">
-                  <c:v>46 лет</c:v>
-                </c:pt>
-              </c:strCache>
-            </c:strRef>
-          </c:cat>
-          <c:val>
-            <c:numRef>
-              <c:f>Венгерки!$B$6:$B$9</c:f>
-              <c:numCache>
-                <c:formatCode>General</c:formatCode>
-                <c:ptCount val="4"/>
-                <c:pt idx="0">
-                  <c:v>1</c:v>
-                </c:pt>
-                <c:pt idx="1">
-                  <c:v>2</c:v>
-                </c:pt>
-                <c:pt idx="2">
-                  <c:v>4</c:v>
-                </c:pt>
-                <c:pt idx="3">
-                  <c:v>1</c:v>
-                </c:pt>
-              </c:numCache>
-            </c:numRef>
-          </c:val>
-          <c:extLst>
-            <c:ext xmlns:c16="http://schemas.microsoft.com/office/drawing/2014/chart" uri="{C3380CC4-5D6E-409C-BE32-E72D297353CC}">
-              <c16:uniqueId val="{00000000-B8FC-4727-AFA1-E27DA15E8247}"/>
-            </c:ext>
-          </c:extLst>
-        </c:ser>
-        <c:dLbls>
-          <c:showLegendKey val="0"/>
-          <c:showVal val="0"/>
-          <c:showCatName val="0"/>
-          <c:showSerName val="0"/>
-          <c:showPercent val="0"/>
-          <c:showBubbleSize val="0"/>
-        </c:dLbls>
-        <c:gapWidth val="83"/>
-        <c:shape val="box"/>
-        <c:axId val="904673775"/>
-        <c:axId val="904655055"/>
-        <c:axId val="0"/>
-      </c:bar3DChart>
-      <c:catAx>
-        <c:axId val="904673775"/>
-        <c:scaling>
-          <c:orientation val="minMax"/>
-        </c:scaling>
-        <c:delete val="0"/>
-        <c:axPos val="b"/>
-        <c:numFmt formatCode="General" sourceLinked="1"/>
-        <c:majorTickMark val="out"/>
-        <c:minorTickMark val="none"/>
-        <c:tickLblPos val="nextTo"/>
-        <c:spPr>
-          <a:noFill/>
-          <a:ln w="9525" cap="flat" cmpd="sng" algn="ctr">
-            <a:solidFill>
-              <a:schemeClr val="tx1">
-                <a:lumMod val="15000"/>
-                <a:lumOff val="85000"/>
-              </a:schemeClr>
-            </a:solidFill>
-            <a:round/>
-          </a:ln>
-          <a:effectLst/>
-        </c:spPr>
-        <c:txPr>
-          <a:bodyPr rot="0" spcFirstLastPara="1" vertOverflow="ellipsis" wrap="square" anchor="ctr" anchorCtr="1"/>
-          <a:lstStyle/>
-          <a:p>
-            <a:pPr>
-              <a:defRPr sz="900" b="0" i="0" u="none" strike="noStrike" kern="1200" baseline="-10000">
-                <a:solidFill>
-                  <a:schemeClr val="tx1">
-                    <a:lumMod val="65000"/>
-                    <a:lumOff val="35000"/>
-                  </a:schemeClr>
-                </a:solidFill>
-                <a:latin typeface="Arial" panose="020B0604020202020204" pitchFamily="34" charset="0"/>
-                <a:ea typeface="+mn-ea"/>
-                <a:cs typeface="+mn-cs"/>
-              </a:defRPr>
-            </a:pPr>
-            <a:endParaRPr lang="en-US"/>
-          </a:p>
-        </c:txPr>
-        <c:crossAx val="904655055"/>
-        <c:crossesAt val="0"/>
-        <c:auto val="0"/>
-        <c:lblAlgn val="ctr"/>
-        <c:lblOffset val="100"/>
-        <c:noMultiLvlLbl val="0"/>
-      </c:catAx>
-      <c:valAx>
-        <c:axId val="904655055"/>
-        <c:scaling>
-          <c:orientation val="minMax"/>
-          <c:max val="5"/>
-          <c:min val="0"/>
-        </c:scaling>
-        <c:delete val="1"/>
-        <c:axPos val="l"/>
-        <c:numFmt formatCode="General" sourceLinked="1"/>
-        <c:majorTickMark val="out"/>
-        <c:minorTickMark val="none"/>
-        <c:tickLblPos val="nextTo"/>
-        <c:crossAx val="904673775"/>
-        <c:crosses val="autoZero"/>
-        <c:crossBetween val="between"/>
-        <c:majorUnit val="1"/>
-        <c:minorUnit val="0.5"/>
-      </c:valAx>
-      <c:spPr>
-        <a:noFill/>
-        <a:ln>
-          <a:noFill/>
-        </a:ln>
-        <a:effectLst/>
-      </c:spPr>
-    </c:plotArea>
-    <c:plotVisOnly val="1"/>
-    <c:dispBlanksAs val="gap"/>
-    <c:extLst>
-      <c:ext xmlns:c16r3="http://schemas.microsoft.com/office/drawing/2017/03/chart" uri="{56B9EC1D-385E-4148-901F-78D8002777C0}">
-        <c16r3:dataDisplayOptions16>
-          <c16r3:dispNaAsBlank val="1"/>
-        </c16r3:dataDisplayOptions16>
-      </c:ext>
-    </c:extLst>
-    <c:showDLblsOverMax val="0"/>
-  </c:chart>
-  <c:spPr>
-    <a:solidFill>
-      <a:schemeClr val="bg1"/>
-    </a:solidFill>
-    <a:ln w="9525" cap="flat" cmpd="sng" algn="ctr">
-      <a:solidFill>
-        <a:schemeClr val="tx1">
-          <a:lumMod val="15000"/>
-          <a:lumOff val="85000"/>
-        </a:schemeClr>
-      </a:solidFill>
-      <a:round/>
-    </a:ln>
-    <a:effectLst/>
-  </c:spPr>
-  <c:txPr>
-    <a:bodyPr/>
-    <a:lstStyle/>
-    <a:p>
-      <a:pPr>
-        <a:defRPr/>
-      </a:pPr>
-      <a:endParaRPr lang="en-US"/>
-    </a:p>
-  </c:txPr>
-  <c:externalData r:id="rId4">
-    <c:autoUpdate val="0"/>
-  </c:externalData>
-</c:chartSpace>
-</file>
-
-<file path=word/charts/colors1.xml><?xml version="1.0" encoding="utf-8"?>
-<cs:colorStyle xmlns:cs="http://schemas.microsoft.com/office/drawing/2012/chartStyle" xmlns:a="http://schemas.openxmlformats.org/drawingml/2006/main" meth="cycle" id="10">
-  <a:schemeClr val="accent1"/>
-  <a:schemeClr val="accent2"/>
-  <a:schemeClr val="accent3"/>
-  <a:schemeClr val="accent4"/>
-  <a:schemeClr val="accent5"/>
-  <a:schemeClr val="accent6"/>
-  <cs:variation/>
-  <cs:variation>
-    <a:lumMod val="60000"/>
-  </cs:variation>
-  <cs:variation>
-    <a:lumMod val="80000"/>
-    <a:lumOff val="20000"/>
-  </cs:variation>
-  <cs:variation>
-    <a:lumMod val="80000"/>
-  </cs:variation>
-  <cs:variation>
-    <a:lumMod val="60000"/>
-    <a:lumOff val="40000"/>
-  </cs:variation>
-  <cs:variation>
-    <a:lumMod val="50000"/>
-  </cs:variation>
-  <cs:variation>
-    <a:lumMod val="70000"/>
-    <a:lumOff val="30000"/>
-  </cs:variation>
-  <cs:variation>
-    <a:lumMod val="70000"/>
-  </cs:variation>
-  <cs:variation>
-    <a:lumMod val="50000"/>
-    <a:lumOff val="50000"/>
-  </cs:variation>
-</cs:colorStyle>
-</file>
-
-<file path=word/charts/colors2.xml><?xml version="1.0" encoding="utf-8"?>
-<cs:colorStyle xmlns:cs="http://schemas.microsoft.com/office/drawing/2012/chartStyle" xmlns:a="http://schemas.openxmlformats.org/drawingml/2006/main" meth="cycle" id="10">
-  <a:schemeClr val="accent1"/>
-  <a:schemeClr val="accent2"/>
-  <a:schemeClr val="accent3"/>
-  <a:schemeClr val="accent4"/>
-  <a:schemeClr val="accent5"/>
-  <a:schemeClr val="accent6"/>
-  <cs:variation/>
-  <cs:variation>
-    <a:lumMod val="60000"/>
-  </cs:variation>
-  <cs:variation>
-    <a:lumMod val="80000"/>
-    <a:lumOff val="20000"/>
-  </cs:variation>
-  <cs:variation>
-    <a:lumMod val="80000"/>
-  </cs:variation>
-  <cs:variation>
-    <a:lumMod val="60000"/>
-    <a:lumOff val="40000"/>
-  </cs:variation>
-  <cs:variation>
-    <a:lumMod val="50000"/>
-  </cs:variation>
-  <cs:variation>
-    <a:lumMod val="70000"/>
-    <a:lumOff val="30000"/>
-  </cs:variation>
-  <cs:variation>
-    <a:lumMod val="70000"/>
-  </cs:variation>
-  <cs:variation>
-    <a:lumMod val="50000"/>
-    <a:lumOff val="50000"/>
-  </cs:variation>
-</cs:colorStyle>
-</file>
-
-<file path=word/charts/style1.xml><?xml version="1.0" encoding="utf-8"?>
-<cs:chartStyle xmlns:cs="http://schemas.microsoft.com/office/drawing/2012/chartStyle" xmlns:a="http://schemas.openxmlformats.org/drawingml/2006/main" id="332">
-  <cs:axisTitle>
-    <cs:lnRef idx="0"/>
-    <cs:fillRef idx="0"/>
-    <cs:effectRef idx="0"/>
-    <cs:fontRef idx="minor">
-      <a:schemeClr val="tx1">
-        <a:lumMod val="65000"/>
-        <a:lumOff val="35000"/>
-      </a:schemeClr>
-    </cs:fontRef>
-    <cs:defRPr sz="1000" kern="1200"/>
-  </cs:axisTitle>
-  <cs:categoryAxis>
-    <cs:lnRef idx="0"/>
-    <cs:fillRef idx="0"/>
-    <cs:effectRef idx="0"/>
-    <cs:fontRef idx="minor">
-      <a:schemeClr val="tx1">
-        <a:lumMod val="65000"/>
-        <a:lumOff val="35000"/>
-      </a:schemeClr>
-    </cs:fontRef>
-    <cs:spPr>
-      <a:ln w="9525" cap="flat" cmpd="sng" algn="ctr">
-        <a:solidFill>
-          <a:schemeClr val="tx1">
-            <a:lumMod val="15000"/>
-            <a:lumOff val="85000"/>
-          </a:schemeClr>
-        </a:solidFill>
-        <a:round/>
-      </a:ln>
-    </cs:spPr>
-    <cs:defRPr sz="900" kern="1200"/>
-  </cs:categoryAxis>
-  <cs:chartArea mods="allowNoFillOverride allowNoLineOverride">
-    <cs:lnRef idx="0"/>
-    <cs:fillRef idx="0"/>
-    <cs:effectRef idx="0"/>
-    <cs:fontRef idx="minor">
-      <a:schemeClr val="tx1"/>
-    </cs:fontRef>
-    <cs:spPr>
-      <a:solidFill>
-        <a:schemeClr val="bg1"/>
-      </a:solidFill>
-      <a:ln w="9525" cap="flat" cmpd="sng" algn="ctr">
-        <a:solidFill>
-          <a:schemeClr val="tx1">
-            <a:lumMod val="15000"/>
-            <a:lumOff val="85000"/>
-          </a:schemeClr>
-        </a:solidFill>
-        <a:round/>
-      </a:ln>
-    </cs:spPr>
-    <cs:defRPr sz="1000" kern="1200"/>
-  </cs:chartArea>
-  <cs:dataLabel>
-    <cs:lnRef idx="0"/>
-    <cs:fillRef idx="0"/>
-    <cs:effectRef idx="0"/>
-    <cs:fontRef idx="minor">
-      <a:schemeClr val="tx1">
-        <a:lumMod val="75000"/>
-        <a:lumOff val="25000"/>
-      </a:schemeClr>
-    </cs:fontRef>
-    <cs:defRPr sz="900" kern="1200"/>
-  </cs:dataLabel>
-  <cs:dataLabelCallout>
-    <cs:lnRef idx="0"/>
-    <cs:fillRef idx="0"/>
-    <cs:effectRef idx="0"/>
-    <cs:fontRef idx="minor">
-      <a:schemeClr val="dk1">
-        <a:lumMod val="65000"/>
-        <a:lumOff val="35000"/>
-      </a:schemeClr>
-    </cs:fontRef>
-    <cs:spPr>
-      <a:solidFill>
-        <a:schemeClr val="lt1"/>
-      </a:solidFill>
-      <a:ln>
-        <a:solidFill>
-          <a:schemeClr val="dk1">
-            <a:lumMod val="25000"/>
-            <a:lumOff val="75000"/>
-          </a:schemeClr>
-        </a:solidFill>
-      </a:ln>
-    </cs:spPr>
-    <cs:defRPr sz="900" kern="1200"/>
-    <cs:bodyPr rot="0" spcFirstLastPara="1" vertOverflow="clip" horzOverflow="clip" vert="horz" wrap="square" lIns="36576" tIns="18288" rIns="36576" bIns="18288" anchor="ctr" anchorCtr="1">
-      <a:spAutoFit/>
-    </cs:bodyPr>
-  </cs:dataLabelCallout>
-  <cs:dataPoint>
-    <cs:lnRef idx="0"/>
-    <cs:fillRef idx="1">
-      <cs:styleClr val="auto"/>
-    </cs:fillRef>
-    <cs:effectRef idx="0"/>
-    <cs:fontRef idx="minor">
-      <a:schemeClr val="tx1"/>
-    </cs:fontRef>
-  </cs:dataPoint>
-  <cs:dataPoint3D>
-    <cs:lnRef idx="0"/>
-    <cs:fillRef idx="1">
-      <cs:styleClr val="auto"/>
-    </cs:fillRef>
-    <cs:effectRef idx="0"/>
-    <cs:fontRef idx="minor">
-      <a:schemeClr val="tx1"/>
-    </cs:fontRef>
-  </cs:dataPoint3D>
-  <cs:dataPointLine>
-    <cs:lnRef idx="0">
-      <cs:styleClr val="auto"/>
-    </cs:lnRef>
-    <cs:fillRef idx="1"/>
-    <cs:effectRef idx="0"/>
-    <cs:fontRef idx="minor">
-      <a:schemeClr val="tx1"/>
-    </cs:fontRef>
-    <cs:spPr>
-      <a:ln w="28575" cap="rnd">
-        <a:solidFill>
-          <a:schemeClr val="phClr"/>
-        </a:solidFill>
-        <a:round/>
-      </a:ln>
-    </cs:spPr>
-  </cs:dataPointLine>
-  <cs:dataPointMarker>
-    <cs:lnRef idx="0">
-      <cs:styleClr val="auto"/>
-    </cs:lnRef>
-    <cs:fillRef idx="1">
-      <cs:styleClr val="auto"/>
-    </cs:fillRef>
-    <cs:effectRef idx="0"/>
-    <cs:fontRef idx="minor">
-      <a:schemeClr val="tx1"/>
-    </cs:fontRef>
-    <cs:spPr>
-      <a:ln w="9525">
-        <a:solidFill>
-          <a:schemeClr val="phClr"/>
-        </a:solidFill>
-      </a:ln>
-    </cs:spPr>
-  </cs:dataPointMarker>
-  <cs:dataPointMarkerLayout symbol="circle" size="5"/>
-  <cs:dataPointWireframe>
-    <cs:lnRef idx="0">
-      <cs:styleClr val="auto"/>
-    </cs:lnRef>
-    <cs:fillRef idx="1"/>
-    <cs:effectRef idx="0"/>
-    <cs:fontRef idx="minor">
-      <a:schemeClr val="tx1"/>
-    </cs:fontRef>
-    <cs:spPr>
-      <a:ln w="9525" cap="rnd">
-        <a:solidFill>
-          <a:schemeClr val="phClr"/>
-        </a:solidFill>
-        <a:round/>
-      </a:ln>
-    </cs:spPr>
-  </cs:dataPointWireframe>
-  <cs:dataTable>
-    <cs:lnRef idx="0"/>
-    <cs:fillRef idx="0"/>
-    <cs:effectRef idx="0"/>
-    <cs:fontRef idx="minor">
-      <a:schemeClr val="tx1">
-        <a:lumMod val="65000"/>
-        <a:lumOff val="35000"/>
-      </a:schemeClr>
-    </cs:fontRef>
-    <cs:spPr>
-      <a:noFill/>
-      <a:ln w="9525" cap="flat" cmpd="sng" algn="ctr">
-        <a:solidFill>
-          <a:schemeClr val="tx1">
-            <a:lumMod val="15000"/>
-            <a:lumOff val="85000"/>
-          </a:schemeClr>
-        </a:solidFill>
-        <a:round/>
-      </a:ln>
-    </cs:spPr>
-    <cs:defRPr sz="900" kern="1200"/>
-  </cs:dataTable>
-  <cs:downBar>
-    <cs:lnRef idx="0"/>
-    <cs:fillRef idx="0"/>
-    <cs:effectRef idx="0"/>
-    <cs:fontRef idx="minor">
-      <a:schemeClr val="dk1"/>
-    </cs:fontRef>
-    <cs:spPr>
-      <a:solidFill>
-        <a:schemeClr val="dk1">
-          <a:lumMod val="65000"/>
-          <a:lumOff val="35000"/>
-        </a:schemeClr>
-      </a:solidFill>
-      <a:ln w="9525">
-        <a:solidFill>
-          <a:schemeClr val="tx1">
-            <a:lumMod val="65000"/>
-            <a:lumOff val="35000"/>
-          </a:schemeClr>
-        </a:solidFill>
-      </a:ln>
-    </cs:spPr>
-  </cs:downBar>
-  <cs:dropLine>
-    <cs:lnRef idx="0"/>
-    <cs:fillRef idx="0"/>
-    <cs:effectRef idx="0"/>
-    <cs:fontRef idx="minor">
-      <a:schemeClr val="tx1"/>
-    </cs:fontRef>
-    <cs:spPr>
-      <a:ln w="9525" cap="flat" cmpd="sng" algn="ctr">
-        <a:solidFill>
-          <a:schemeClr val="tx1">
-            <a:lumMod val="35000"/>
-            <a:lumOff val="65000"/>
-          </a:schemeClr>
-        </a:solidFill>
-        <a:round/>
-      </a:ln>
-    </cs:spPr>
-  </cs:dropLine>
-  <cs:errorBar>
-    <cs:lnRef idx="0"/>
-    <cs:fillRef idx="0"/>
-    <cs:effectRef idx="0"/>
-    <cs:fontRef idx="minor">
-      <a:schemeClr val="tx1"/>
-    </cs:fontRef>
-    <cs:spPr>
-      <a:ln w="9525" cap="flat" cmpd="sng" algn="ctr">
-        <a:solidFill>
-          <a:schemeClr val="tx1">
-            <a:lumMod val="65000"/>
-            <a:lumOff val="35000"/>
-          </a:schemeClr>
-        </a:solidFill>
-        <a:round/>
-      </a:ln>
-    </cs:spPr>
-  </cs:errorBar>
-  <cs:floor>
-    <cs:lnRef idx="0"/>
-    <cs:fillRef idx="0"/>
-    <cs:effectRef idx="0"/>
-    <cs:fontRef idx="minor">
-      <a:schemeClr val="tx1"/>
-    </cs:fontRef>
-    <cs:spPr>
-      <a:noFill/>
-      <a:ln>
-        <a:noFill/>
-      </a:ln>
-    </cs:spPr>
-  </cs:floor>
-  <cs:gridlineMajor>
-    <cs:lnRef idx="0"/>
-    <cs:fillRef idx="0"/>
-    <cs:effectRef idx="0"/>
-    <cs:fontRef idx="minor">
-      <a:schemeClr val="tx1"/>
-    </cs:fontRef>
-    <cs:spPr>
-      <a:ln w="9525" cap="flat" cmpd="sng" algn="ctr">
-        <a:solidFill>
-          <a:schemeClr val="tx1">
-            <a:lumMod val="15000"/>
-            <a:lumOff val="85000"/>
-          </a:schemeClr>
-        </a:solidFill>
-        <a:round/>
-      </a:ln>
-    </cs:spPr>
-  </cs:gridlineMajor>
-  <cs:gridlineMinor>
-    <cs:lnRef idx="0"/>
-    <cs:fillRef idx="0"/>
-    <cs:effectRef idx="0"/>
-    <cs:fontRef idx="minor">
-      <a:schemeClr val="tx1"/>
-    </cs:fontRef>
-    <cs:spPr>
-      <a:ln w="9525" cap="flat" cmpd="sng" algn="ctr">
-        <a:solidFill>
-          <a:schemeClr val="tx1">
-            <a:lumMod val="5000"/>
-            <a:lumOff val="95000"/>
-          </a:schemeClr>
-        </a:solidFill>
-        <a:round/>
-      </a:ln>
-    </cs:spPr>
-  </cs:gridlineMinor>
-  <cs:hiLoLine>
-    <cs:lnRef idx="0"/>
-    <cs:fillRef idx="0"/>
-    <cs:effectRef idx="0"/>
-    <cs:fontRef idx="minor">
-      <a:schemeClr val="tx1"/>
-    </cs:fontRef>
-    <cs:spPr>
-      <a:ln w="9525" cap="flat" cmpd="sng" algn="ctr">
-        <a:solidFill>
-          <a:schemeClr val="tx1">
-            <a:lumMod val="75000"/>
-            <a:lumOff val="25000"/>
-          </a:schemeClr>
-        </a:solidFill>
-        <a:round/>
-      </a:ln>
-    </cs:spPr>
-  </cs:hiLoLine>
-  <cs:leaderLine>
-    <cs:lnRef idx="0"/>
-    <cs:fillRef idx="0"/>
-    <cs:effectRef idx="0"/>
-    <cs:fontRef idx="minor">
-      <a:schemeClr val="tx1"/>
-    </cs:fontRef>
-    <cs:spPr>
-      <a:ln w="9525" cap="flat" cmpd="sng" algn="ctr">
-        <a:solidFill>
-          <a:schemeClr val="tx1">
-            <a:lumMod val="35000"/>
-            <a:lumOff val="65000"/>
-          </a:schemeClr>
-        </a:solidFill>
-        <a:round/>
-      </a:ln>
-    </cs:spPr>
-  </cs:leaderLine>
-  <cs:legend>
-    <cs:lnRef idx="0"/>
-    <cs:fillRef idx="0"/>
-    <cs:effectRef idx="0"/>
-    <cs:fontRef idx="minor">
-      <a:schemeClr val="tx1">
-        <a:lumMod val="65000"/>
-        <a:lumOff val="35000"/>
-      </a:schemeClr>
-    </cs:fontRef>
-    <cs:defRPr sz="900" kern="1200"/>
-  </cs:legend>
-  <cs:plotArea mods="allowNoFillOverride allowNoLineOverride">
-    <cs:lnRef idx="0"/>
-    <cs:fillRef idx="0"/>
-    <cs:effectRef idx="0"/>
-    <cs:fontRef idx="minor">
-      <a:schemeClr val="tx1"/>
-    </cs:fontRef>
-  </cs:plotArea>
-  <cs:plotArea3D mods="allowNoFillOverride allowNoLineOverride">
-    <cs:lnRef idx="0"/>
-    <cs:fillRef idx="0"/>
-    <cs:effectRef idx="0"/>
-    <cs:fontRef idx="minor">
-      <a:schemeClr val="tx1"/>
-    </cs:fontRef>
-  </cs:plotArea3D>
-  <cs:seriesAxis>
-    <cs:lnRef idx="0"/>
-    <cs:fillRef idx="0"/>
-    <cs:effectRef idx="0"/>
-    <cs:fontRef idx="minor">
-      <a:schemeClr val="tx1">
-        <a:lumMod val="65000"/>
-        <a:lumOff val="35000"/>
-      </a:schemeClr>
-    </cs:fontRef>
-    <cs:defRPr sz="900" kern="1200"/>
-  </cs:seriesAxis>
-  <cs:seriesLine>
-    <cs:lnRef idx="0"/>
-    <cs:fillRef idx="0"/>
-    <cs:effectRef idx="0"/>
-    <cs:fontRef idx="minor">
-      <a:schemeClr val="tx1"/>
-    </cs:fontRef>
-    <cs:spPr>
-      <a:ln w="9525" cap="flat" cmpd="sng" algn="ctr">
-        <a:solidFill>
-          <a:schemeClr val="tx1">
-            <a:lumMod val="35000"/>
-            <a:lumOff val="65000"/>
-          </a:schemeClr>
-        </a:solidFill>
-        <a:round/>
-      </a:ln>
-    </cs:spPr>
-  </cs:seriesLine>
-  <cs:title>
-    <cs:lnRef idx="0"/>
-    <cs:fillRef idx="0"/>
-    <cs:effectRef idx="0"/>
-    <cs:fontRef idx="minor">
-      <a:schemeClr val="tx1">
-        <a:lumMod val="65000"/>
-        <a:lumOff val="35000"/>
-      </a:schemeClr>
-    </cs:fontRef>
-    <cs:defRPr sz="1400" b="0" kern="1200" spc="0" baseline="0"/>
-  </cs:title>
-  <cs:trendline>
-    <cs:lnRef idx="0">
-      <cs:styleClr val="auto"/>
-    </cs:lnRef>
-    <cs:fillRef idx="0"/>
-    <cs:effectRef idx="0"/>
-    <cs:fontRef idx="minor">
-      <a:schemeClr val="tx1"/>
-    </cs:fontRef>
-    <cs:spPr>
-      <a:ln w="19050" cap="rnd">
-        <a:solidFill>
-          <a:schemeClr val="phClr"/>
-        </a:solidFill>
-        <a:prstDash val="sysDot"/>
-      </a:ln>
-    </cs:spPr>
-  </cs:trendline>
-  <cs:trendlineLabel>
-    <cs:lnRef idx="0"/>
-    <cs:fillRef idx="0"/>
-    <cs:effectRef idx="0"/>
-    <cs:fontRef idx="minor">
-      <a:schemeClr val="tx1">
-        <a:lumMod val="65000"/>
-        <a:lumOff val="35000"/>
-      </a:schemeClr>
-    </cs:fontRef>
-    <cs:defRPr sz="900" kern="1200"/>
-  </cs:trendlineLabel>
-  <cs:upBar>
-    <cs:lnRef idx="0"/>
-    <cs:fillRef idx="0"/>
-    <cs:effectRef idx="0"/>
-    <cs:fontRef idx="minor">
-      <a:schemeClr val="dk1"/>
-    </cs:fontRef>
-    <cs:spPr>
-      <a:solidFill>
-        <a:schemeClr val="lt1"/>
-      </a:solidFill>
-      <a:ln w="9525">
-        <a:solidFill>
-          <a:schemeClr val="tx1">
-            <a:lumMod val="15000"/>
-            <a:lumOff val="85000"/>
-          </a:schemeClr>
-        </a:solidFill>
-      </a:ln>
-    </cs:spPr>
-  </cs:upBar>
-  <cs:valueAxis>
-    <cs:lnRef idx="0"/>
-    <cs:fillRef idx="0"/>
-    <cs:effectRef idx="0"/>
-    <cs:fontRef idx="minor">
-      <a:schemeClr val="tx1">
-        <a:lumMod val="65000"/>
-        <a:lumOff val="35000"/>
-      </a:schemeClr>
-    </cs:fontRef>
-    <cs:defRPr sz="900" kern="1200"/>
-  </cs:valueAxis>
-  <cs:wall>
-    <cs:lnRef idx="0"/>
-    <cs:fillRef idx="0"/>
-    <cs:effectRef idx="0"/>
-    <cs:fontRef idx="minor">
-      <a:schemeClr val="tx1"/>
-    </cs:fontRef>
-    <cs:spPr>
-      <a:noFill/>
-      <a:ln>
-        <a:noFill/>
-      </a:ln>
-    </cs:spPr>
-  </cs:wall>
-</cs:chartStyle>
-</file>
-
-<file path=word/charts/style2.xml><?xml version="1.0" encoding="utf-8"?>
-<cs:chartStyle xmlns:cs="http://schemas.microsoft.com/office/drawing/2012/chartStyle" xmlns:a="http://schemas.openxmlformats.org/drawingml/2006/main" id="332">
-  <cs:axisTitle>
-    <cs:lnRef idx="0"/>
-    <cs:fillRef idx="0"/>
-    <cs:effectRef idx="0"/>
-    <cs:fontRef idx="minor">
-      <a:schemeClr val="tx1">
-        <a:lumMod val="65000"/>
-        <a:lumOff val="35000"/>
-      </a:schemeClr>
-    </cs:fontRef>
-    <cs:defRPr sz="1000" kern="1200"/>
-  </cs:axisTitle>
-  <cs:categoryAxis>
-    <cs:lnRef idx="0"/>
-    <cs:fillRef idx="0"/>
-    <cs:effectRef idx="0"/>
-    <cs:fontRef idx="minor">
-      <a:schemeClr val="tx1">
-        <a:lumMod val="65000"/>
-        <a:lumOff val="35000"/>
-      </a:schemeClr>
-    </cs:fontRef>
-    <cs:spPr>
-      <a:ln w="9525" cap="flat" cmpd="sng" algn="ctr">
-        <a:solidFill>
-          <a:schemeClr val="tx1">
-            <a:lumMod val="15000"/>
-            <a:lumOff val="85000"/>
-          </a:schemeClr>
-        </a:solidFill>
-        <a:round/>
-      </a:ln>
-    </cs:spPr>
-    <cs:defRPr sz="900" kern="1200"/>
-  </cs:categoryAxis>
-  <cs:chartArea mods="allowNoFillOverride allowNoLineOverride">
-    <cs:lnRef idx="0"/>
-    <cs:fillRef idx="0"/>
-    <cs:effectRef idx="0"/>
-    <cs:fontRef idx="minor">
-      <a:schemeClr val="tx1"/>
-    </cs:fontRef>
-    <cs:spPr>
-      <a:solidFill>
-        <a:schemeClr val="bg1"/>
-      </a:solidFill>
-      <a:ln w="9525" cap="flat" cmpd="sng" algn="ctr">
-        <a:solidFill>
-          <a:schemeClr val="tx1">
-            <a:lumMod val="15000"/>
-            <a:lumOff val="85000"/>
-          </a:schemeClr>
-        </a:solidFill>
-        <a:round/>
-      </a:ln>
-    </cs:spPr>
-    <cs:defRPr sz="1000" kern="1200"/>
-  </cs:chartArea>
-  <cs:dataLabel>
-    <cs:lnRef idx="0"/>
-    <cs:fillRef idx="0"/>
-    <cs:effectRef idx="0"/>
-    <cs:fontRef idx="minor">
-      <a:schemeClr val="tx1">
-        <a:lumMod val="75000"/>
-        <a:lumOff val="25000"/>
-      </a:schemeClr>
-    </cs:fontRef>
-    <cs:defRPr sz="900" kern="1200"/>
-  </cs:dataLabel>
-  <cs:dataLabelCallout>
-    <cs:lnRef idx="0"/>
-    <cs:fillRef idx="0"/>
-    <cs:effectRef idx="0"/>
-    <cs:fontRef idx="minor">
-      <a:schemeClr val="dk1">
-        <a:lumMod val="65000"/>
-        <a:lumOff val="35000"/>
-      </a:schemeClr>
-    </cs:fontRef>
-    <cs:spPr>
-      <a:solidFill>
-        <a:schemeClr val="lt1"/>
-      </a:solidFill>
-      <a:ln>
-        <a:solidFill>
-          <a:schemeClr val="dk1">
-            <a:lumMod val="25000"/>
-            <a:lumOff val="75000"/>
-          </a:schemeClr>
-        </a:solidFill>
-      </a:ln>
-    </cs:spPr>
-    <cs:defRPr sz="900" kern="1200"/>
-    <cs:bodyPr rot="0" spcFirstLastPara="1" vertOverflow="clip" horzOverflow="clip" vert="horz" wrap="square" lIns="36576" tIns="18288" rIns="36576" bIns="18288" anchor="ctr" anchorCtr="1">
-      <a:spAutoFit/>
-    </cs:bodyPr>
-  </cs:dataLabelCallout>
-  <cs:dataPoint>
-    <cs:lnRef idx="0"/>
-    <cs:fillRef idx="1">
-      <cs:styleClr val="auto"/>
-    </cs:fillRef>
-    <cs:effectRef idx="0"/>
-    <cs:fontRef idx="minor">
-      <a:schemeClr val="tx1"/>
-    </cs:fontRef>
-  </cs:dataPoint>
-  <cs:dataPoint3D>
-    <cs:lnRef idx="0"/>
-    <cs:fillRef idx="1">
-      <cs:styleClr val="auto"/>
-    </cs:fillRef>
-    <cs:effectRef idx="0"/>
-    <cs:fontRef idx="minor">
-      <a:schemeClr val="tx1"/>
-    </cs:fontRef>
-  </cs:dataPoint3D>
-  <cs:dataPointLine>
-    <cs:lnRef idx="0">
-      <cs:styleClr val="auto"/>
-    </cs:lnRef>
-    <cs:fillRef idx="1"/>
-    <cs:effectRef idx="0"/>
-    <cs:fontRef idx="minor">
-      <a:schemeClr val="tx1"/>
-    </cs:fontRef>
-    <cs:spPr>
-      <a:ln w="28575" cap="rnd">
-        <a:solidFill>
-          <a:schemeClr val="phClr"/>
-        </a:solidFill>
-        <a:round/>
-      </a:ln>
-    </cs:spPr>
-  </cs:dataPointLine>
-  <cs:dataPointMarker>
-    <cs:lnRef idx="0">
-      <cs:styleClr val="auto"/>
-    </cs:lnRef>
-    <cs:fillRef idx="1">
-      <cs:styleClr val="auto"/>
-    </cs:fillRef>
-    <cs:effectRef idx="0"/>
-    <cs:fontRef idx="minor">
-      <a:schemeClr val="tx1"/>
-    </cs:fontRef>
-    <cs:spPr>
-      <a:ln w="9525">
-        <a:solidFill>
-          <a:schemeClr val="phClr"/>
-        </a:solidFill>
-      </a:ln>
-    </cs:spPr>
-  </cs:dataPointMarker>
-  <cs:dataPointMarkerLayout symbol="circle" size="5"/>
-  <cs:dataPointWireframe>
-    <cs:lnRef idx="0">
-      <cs:styleClr val="auto"/>
-    </cs:lnRef>
-    <cs:fillRef idx="1"/>
-    <cs:effectRef idx="0"/>
-    <cs:fontRef idx="minor">
-      <a:schemeClr val="tx1"/>
-    </cs:fontRef>
-    <cs:spPr>
-      <a:ln w="9525" cap="rnd">
-        <a:solidFill>
-          <a:schemeClr val="phClr"/>
-        </a:solidFill>
-        <a:round/>
-      </a:ln>
-    </cs:spPr>
-  </cs:dataPointWireframe>
-  <cs:dataTable>
-    <cs:lnRef idx="0"/>
-    <cs:fillRef idx="0"/>
-    <cs:effectRef idx="0"/>
-    <cs:fontRef idx="minor">
-      <a:schemeClr val="tx1">
-        <a:lumMod val="65000"/>
-        <a:lumOff val="35000"/>
-      </a:schemeClr>
-    </cs:fontRef>
-    <cs:spPr>
-      <a:noFill/>
-      <a:ln w="9525" cap="flat" cmpd="sng" algn="ctr">
-        <a:solidFill>
-          <a:schemeClr val="tx1">
-            <a:lumMod val="15000"/>
-            <a:lumOff val="85000"/>
-          </a:schemeClr>
-        </a:solidFill>
-        <a:round/>
-      </a:ln>
-    </cs:spPr>
-    <cs:defRPr sz="900" kern="1200"/>
-  </cs:dataTable>
-  <cs:downBar>
-    <cs:lnRef idx="0"/>
-    <cs:fillRef idx="0"/>
-    <cs:effectRef idx="0"/>
-    <cs:fontRef idx="minor">
-      <a:schemeClr val="dk1"/>
-    </cs:fontRef>
-    <cs:spPr>
-      <a:solidFill>
-        <a:schemeClr val="dk1">
-          <a:lumMod val="65000"/>
-          <a:lumOff val="35000"/>
-        </a:schemeClr>
-      </a:solidFill>
-      <a:ln w="9525">
-        <a:solidFill>
-          <a:schemeClr val="tx1">
-            <a:lumMod val="65000"/>
-            <a:lumOff val="35000"/>
-          </a:schemeClr>
-        </a:solidFill>
-      </a:ln>
-    </cs:spPr>
-  </cs:downBar>
-  <cs:dropLine>
-    <cs:lnRef idx="0"/>
-    <cs:fillRef idx="0"/>
-    <cs:effectRef idx="0"/>
-    <cs:fontRef idx="minor">
-      <a:schemeClr val="tx1"/>
-    </cs:fontRef>
-    <cs:spPr>
-      <a:ln w="9525" cap="flat" cmpd="sng" algn="ctr">
-        <a:solidFill>
-          <a:schemeClr val="tx1">
-            <a:lumMod val="35000"/>
-            <a:lumOff val="65000"/>
-          </a:schemeClr>
-        </a:solidFill>
-        <a:round/>
-      </a:ln>
-    </cs:spPr>
-  </cs:dropLine>
-  <cs:errorBar>
-    <cs:lnRef idx="0"/>
-    <cs:fillRef idx="0"/>
-    <cs:effectRef idx="0"/>
-    <cs:fontRef idx="minor">
-      <a:schemeClr val="tx1"/>
-    </cs:fontRef>
-    <cs:spPr>
-      <a:ln w="9525" cap="flat" cmpd="sng" algn="ctr">
-        <a:solidFill>
-          <a:schemeClr val="tx1">
-            <a:lumMod val="65000"/>
-            <a:lumOff val="35000"/>
-          </a:schemeClr>
-        </a:solidFill>
-        <a:round/>
-      </a:ln>
-    </cs:spPr>
-  </cs:errorBar>
-  <cs:floor>
-    <cs:lnRef idx="0"/>
-    <cs:fillRef idx="0"/>
-    <cs:effectRef idx="0"/>
-    <cs:fontRef idx="minor">
-      <a:schemeClr val="tx1"/>
-    </cs:fontRef>
-    <cs:spPr>
-      <a:noFill/>
-      <a:ln>
-        <a:noFill/>
-      </a:ln>
-    </cs:spPr>
-  </cs:floor>
-  <cs:gridlineMajor>
-    <cs:lnRef idx="0"/>
-    <cs:fillRef idx="0"/>
-    <cs:effectRef idx="0"/>
-    <cs:fontRef idx="minor">
-      <a:schemeClr val="tx1"/>
-    </cs:fontRef>
-    <cs:spPr>
-      <a:ln w="9525" cap="flat" cmpd="sng" algn="ctr">
-        <a:solidFill>
-          <a:schemeClr val="tx1">
-            <a:lumMod val="15000"/>
-            <a:lumOff val="85000"/>
-          </a:schemeClr>
-        </a:solidFill>
-        <a:round/>
-      </a:ln>
-    </cs:spPr>
-  </cs:gridlineMajor>
-  <cs:gridlineMinor>
-    <cs:lnRef idx="0"/>
-    <cs:fillRef idx="0"/>
-    <cs:effectRef idx="0"/>
-    <cs:fontRef idx="minor">
-      <a:schemeClr val="tx1"/>
-    </cs:fontRef>
-    <cs:spPr>
-      <a:ln w="9525" cap="flat" cmpd="sng" algn="ctr">
-        <a:solidFill>
-          <a:schemeClr val="tx1">
-            <a:lumMod val="5000"/>
-            <a:lumOff val="95000"/>
-          </a:schemeClr>
-        </a:solidFill>
-        <a:round/>
-      </a:ln>
-    </cs:spPr>
-  </cs:gridlineMinor>
-  <cs:hiLoLine>
-    <cs:lnRef idx="0"/>
-    <cs:fillRef idx="0"/>
-    <cs:effectRef idx="0"/>
-    <cs:fontRef idx="minor">
-      <a:schemeClr val="tx1"/>
-    </cs:fontRef>
-    <cs:spPr>
-      <a:ln w="9525" cap="flat" cmpd="sng" algn="ctr">
-        <a:solidFill>
-          <a:schemeClr val="tx1">
-            <a:lumMod val="75000"/>
-            <a:lumOff val="25000"/>
-          </a:schemeClr>
-        </a:solidFill>
-        <a:round/>
-      </a:ln>
-    </cs:spPr>
-  </cs:hiLoLine>
-  <cs:leaderLine>
-    <cs:lnRef idx="0"/>
-    <cs:fillRef idx="0"/>
-    <cs:effectRef idx="0"/>
-    <cs:fontRef idx="minor">
-      <a:schemeClr val="tx1"/>
-    </cs:fontRef>
-    <cs:spPr>
-      <a:ln w="9525" cap="flat" cmpd="sng" algn="ctr">
-        <a:solidFill>
-          <a:schemeClr val="tx1">
-            <a:lumMod val="35000"/>
-            <a:lumOff val="65000"/>
-          </a:schemeClr>
-        </a:solidFill>
-        <a:round/>
-      </a:ln>
-    </cs:spPr>
-  </cs:leaderLine>
-  <cs:legend>
-    <cs:lnRef idx="0"/>
-    <cs:fillRef idx="0"/>
-    <cs:effectRef idx="0"/>
-    <cs:fontRef idx="minor">
-      <a:schemeClr val="tx1">
-        <a:lumMod val="65000"/>
-        <a:lumOff val="35000"/>
-      </a:schemeClr>
-    </cs:fontRef>
-    <cs:defRPr sz="900" kern="1200"/>
-  </cs:legend>
-  <cs:plotArea mods="allowNoFillOverride allowNoLineOverride">
-    <cs:lnRef idx="0"/>
-    <cs:fillRef idx="0"/>
-    <cs:effectRef idx="0"/>
-    <cs:fontRef idx="minor">
-      <a:schemeClr val="tx1"/>
-    </cs:fontRef>
-  </cs:plotArea>
-  <cs:plotArea3D mods="allowNoFillOverride allowNoLineOverride">
-    <cs:lnRef idx="0"/>
-    <cs:fillRef idx="0"/>
-    <cs:effectRef idx="0"/>
-    <cs:fontRef idx="minor">
-      <a:schemeClr val="tx1"/>
-    </cs:fontRef>
-  </cs:plotArea3D>
-  <cs:seriesAxis>
-    <cs:lnRef idx="0"/>
-    <cs:fillRef idx="0"/>
-    <cs:effectRef idx="0"/>
-    <cs:fontRef idx="minor">
-      <a:schemeClr val="tx1">
-        <a:lumMod val="65000"/>
-        <a:lumOff val="35000"/>
-      </a:schemeClr>
-    </cs:fontRef>
-    <cs:defRPr sz="900" kern="1200"/>
-  </cs:seriesAxis>
-  <cs:seriesLine>
-    <cs:lnRef idx="0"/>
-    <cs:fillRef idx="0"/>
-    <cs:effectRef idx="0"/>
-    <cs:fontRef idx="minor">
-      <a:schemeClr val="tx1"/>
-    </cs:fontRef>
-    <cs:spPr>
-      <a:ln w="9525" cap="flat" cmpd="sng" algn="ctr">
-        <a:solidFill>
-          <a:schemeClr val="tx1">
-            <a:lumMod val="35000"/>
-            <a:lumOff val="65000"/>
-          </a:schemeClr>
-        </a:solidFill>
-        <a:round/>
-      </a:ln>
-    </cs:spPr>
-  </cs:seriesLine>
-  <cs:title>
-    <cs:lnRef idx="0"/>
-    <cs:fillRef idx="0"/>
-    <cs:effectRef idx="0"/>
-    <cs:fontRef idx="minor">
-      <a:schemeClr val="tx1">
-        <a:lumMod val="65000"/>
-        <a:lumOff val="35000"/>
-      </a:schemeClr>
-    </cs:fontRef>
-    <cs:defRPr sz="1400" b="0" kern="1200" spc="0" baseline="0"/>
-  </cs:title>
-  <cs:trendline>
-    <cs:lnRef idx="0">
-      <cs:styleClr val="auto"/>
-    </cs:lnRef>
-    <cs:fillRef idx="0"/>
-    <cs:effectRef idx="0"/>
-    <cs:fontRef idx="minor">
-      <a:schemeClr val="tx1"/>
-    </cs:fontRef>
-    <cs:spPr>
-      <a:ln w="19050" cap="rnd">
-        <a:solidFill>
-          <a:schemeClr val="phClr"/>
-        </a:solidFill>
-        <a:prstDash val="sysDot"/>
-      </a:ln>
-    </cs:spPr>
-  </cs:trendline>
-  <cs:trendlineLabel>
-    <cs:lnRef idx="0"/>
-    <cs:fillRef idx="0"/>
-    <cs:effectRef idx="0"/>
-    <cs:fontRef idx="minor">
-      <a:schemeClr val="tx1">
-        <a:lumMod val="65000"/>
-        <a:lumOff val="35000"/>
-      </a:schemeClr>
-    </cs:fontRef>
-    <cs:defRPr sz="900" kern="1200"/>
-  </cs:trendlineLabel>
-  <cs:upBar>
-    <cs:lnRef idx="0"/>
-    <cs:fillRef idx="0"/>
-    <cs:effectRef idx="0"/>
-    <cs:fontRef idx="minor">
-      <a:schemeClr val="dk1"/>
-    </cs:fontRef>
-    <cs:spPr>
-      <a:solidFill>
-        <a:schemeClr val="lt1"/>
-      </a:solidFill>
-      <a:ln w="9525">
-        <a:solidFill>
-          <a:schemeClr val="tx1">
-            <a:lumMod val="15000"/>
-            <a:lumOff val="85000"/>
-          </a:schemeClr>
-        </a:solidFill>
-      </a:ln>
-    </cs:spPr>
-  </cs:upBar>
-  <cs:valueAxis>
-    <cs:lnRef idx="0"/>
-    <cs:fillRef idx="0"/>
-    <cs:effectRef idx="0"/>
-    <cs:fontRef idx="minor">
-      <a:schemeClr val="tx1">
-        <a:lumMod val="65000"/>
-        <a:lumOff val="35000"/>
-      </a:schemeClr>
-    </cs:fontRef>
-    <cs:defRPr sz="900" kern="1200"/>
-  </cs:valueAxis>
-  <cs:wall>
-    <cs:lnRef idx="0"/>
-    <cs:fillRef idx="0"/>
-    <cs:effectRef idx="0"/>
-    <cs:fontRef idx="minor">
-      <a:schemeClr val="tx1"/>
-    </cs:fontRef>
-    <cs:spPr>
-      <a:noFill/>
-      <a:ln>
-        <a:noFill/>
-      </a:ln>
-    </cs:spPr>
-  </cs:wall>
-</cs:chartStyle>
-</file>
-
 <file path=word/theme/theme1.xml><?xml version="1.0" encoding="utf-8"?>
 <a:theme xmlns:a="http://schemas.openxmlformats.org/drawingml/2006/main" name="Office Theme">
   <a:themeElements>
@@ -8886,290 +7323,4 @@
     </a:ext>
   </a:extLst>
 </a:theme>
-</file>
-
-<file path=word/theme/themeOverride1.xml><?xml version="1.0" encoding="utf-8"?>
-<a:themeOverride xmlns:a="http://schemas.openxmlformats.org/drawingml/2006/main">
-  <a:clrScheme name="Office">
-    <a:dk1>
-      <a:sysClr val="windowText" lastClr="000000"/>
-    </a:dk1>
-    <a:lt1>
-      <a:sysClr val="window" lastClr="FFFFFF"/>
-    </a:lt1>
-    <a:dk2>
-      <a:srgbClr val="44546A"/>
-    </a:dk2>
-    <a:lt2>
-      <a:srgbClr val="E7E6E6"/>
-    </a:lt2>
-    <a:accent1>
-      <a:srgbClr val="4472C4"/>
-    </a:accent1>
-    <a:accent2>
-      <a:srgbClr val="ED7D31"/>
-    </a:accent2>
-    <a:accent3>
-      <a:srgbClr val="A5A5A5"/>
-    </a:accent3>
-    <a:accent4>
-      <a:srgbClr val="FFC000"/>
-    </a:accent4>
-    <a:accent5>
-      <a:srgbClr val="5B9BD5"/>
-    </a:accent5>
-    <a:accent6>
-      <a:srgbClr val="70AD47"/>
-    </a:accent6>
-    <a:hlink>
-      <a:srgbClr val="0563C1"/>
-    </a:hlink>
-    <a:folHlink>
-      <a:srgbClr val="954F72"/>
-    </a:folHlink>
-  </a:clrScheme>
-  <a:fontScheme name="Office">
-    <a:majorFont>
-      <a:latin typeface="Calibri Light" panose="020F0302020204030204"/>
-      <a:ea typeface=""/>
-      <a:cs typeface=""/>
-      <a:font script="Jpan" typeface="游ゴシック Light"/>
-      <a:font script="Hang" typeface="맑은 고딕"/>
-      <a:font script="Hans" typeface="等线 Light"/>
-      <a:font script="Hant" typeface="新細明體"/>
-      <a:font script="Arab" typeface="Times New Roman"/>
-      <a:font script="Hebr" typeface="Times New Roman"/>
-      <a:font script="Thai" typeface="Tahoma"/>
-      <a:font script="Ethi" typeface="Nyala"/>
-      <a:font script="Beng" typeface="Vrinda"/>
-      <a:font script="Gujr" typeface="Shruti"/>
-      <a:font script="Khmr" typeface="MoolBoran"/>
-      <a:font script="Knda" typeface="Tunga"/>
-      <a:font script="Guru" typeface="Raavi"/>
-      <a:font script="Cans" typeface="Euphemia"/>
-      <a:font script="Cher" typeface="Plantagenet Cherokee"/>
-      <a:font script="Yiii" typeface="Microsoft Yi Baiti"/>
-      <a:font script="Tibt" typeface="Microsoft Himalaya"/>
-      <a:font script="Thaa" typeface="MV Boli"/>
-      <a:font script="Deva" typeface="Mangal"/>
-      <a:font script="Telu" typeface="Gautami"/>
-      <a:font script="Taml" typeface="Latha"/>
-      <a:font script="Syrc" typeface="Estrangelo Edessa"/>
-      <a:font script="Orya" typeface="Kalinga"/>
-      <a:font script="Mlym" typeface="Kartika"/>
-      <a:font script="Laoo" typeface="DokChampa"/>
-      <a:font script="Sinh" typeface="Iskoola Pota"/>
-      <a:font script="Mong" typeface="Mongolian Baiti"/>
-      <a:font script="Viet" typeface="Times New Roman"/>
-      <a:font script="Uigh" typeface="Microsoft Uighur"/>
-      <a:font script="Geor" typeface="Sylfaen"/>
-      <a:font script="Armn" typeface="Arial"/>
-      <a:font script="Bugi" typeface="Leelawadee UI"/>
-      <a:font script="Bopo" typeface="Microsoft JhengHei"/>
-      <a:font script="Java" typeface="Javanese Text"/>
-      <a:font script="Lisu" typeface="Segoe UI"/>
-      <a:font script="Mymr" typeface="Myanmar Text"/>
-      <a:font script="Nkoo" typeface="Ebrima"/>
-      <a:font script="Olck" typeface="Nirmala UI"/>
-      <a:font script="Osma" typeface="Ebrima"/>
-      <a:font script="Phag" typeface="Phagspa"/>
-      <a:font script="Syrn" typeface="Estrangelo Edessa"/>
-      <a:font script="Syrj" typeface="Estrangelo Edessa"/>
-      <a:font script="Syre" typeface="Estrangelo Edessa"/>
-      <a:font script="Sora" typeface="Nirmala UI"/>
-      <a:font script="Tale" typeface="Microsoft Tai Le"/>
-      <a:font script="Talu" typeface="Microsoft New Tai Lue"/>
-      <a:font script="Tfng" typeface="Ebrima"/>
-    </a:majorFont>
-    <a:minorFont>
-      <a:latin typeface="Calibri" panose="020F0502020204030204"/>
-      <a:ea typeface=""/>
-      <a:cs typeface=""/>
-      <a:font script="Jpan" typeface="游ゴシック"/>
-      <a:font script="Hang" typeface="맑은 고딕"/>
-      <a:font script="Hans" typeface="等线"/>
-      <a:font script="Hant" typeface="新細明體"/>
-      <a:font script="Arab" typeface="Arial"/>
-      <a:font script="Hebr" typeface="Arial"/>
-      <a:font script="Thai" typeface="Tahoma"/>
-      <a:font script="Ethi" typeface="Nyala"/>
-      <a:font script="Beng" typeface="Vrinda"/>
-      <a:font script="Gujr" typeface="Shruti"/>
-      <a:font script="Khmr" typeface="DaunPenh"/>
-      <a:font script="Knda" typeface="Tunga"/>
-      <a:font script="Guru" typeface="Raavi"/>
-      <a:font script="Cans" typeface="Euphemia"/>
-      <a:font script="Cher" typeface="Plantagenet Cherokee"/>
-      <a:font script="Yiii" typeface="Microsoft Yi Baiti"/>
-      <a:font script="Tibt" typeface="Microsoft Himalaya"/>
-      <a:font script="Thaa" typeface="MV Boli"/>
-      <a:font script="Deva" typeface="Mangal"/>
-      <a:font script="Telu" typeface="Gautami"/>
-      <a:font script="Taml" typeface="Latha"/>
-      <a:font script="Syrc" typeface="Estrangelo Edessa"/>
-      <a:font script="Orya" typeface="Kalinga"/>
-      <a:font script="Mlym" typeface="Kartika"/>
-      <a:font script="Laoo" typeface="DokChampa"/>
-      <a:font script="Sinh" typeface="Iskoola Pota"/>
-      <a:font script="Mong" typeface="Mongolian Baiti"/>
-      <a:font script="Viet" typeface="Arial"/>
-      <a:font script="Uigh" typeface="Microsoft Uighur"/>
-      <a:font script="Geor" typeface="Sylfaen"/>
-      <a:font script="Armn" typeface="Arial"/>
-      <a:font script="Bugi" typeface="Leelawadee UI"/>
-      <a:font script="Bopo" typeface="Microsoft JhengHei"/>
-      <a:font script="Java" typeface="Javanese Text"/>
-      <a:font script="Lisu" typeface="Segoe UI"/>
-      <a:font script="Mymr" typeface="Myanmar Text"/>
-      <a:font script="Nkoo" typeface="Ebrima"/>
-      <a:font script="Olck" typeface="Nirmala UI"/>
-      <a:font script="Osma" typeface="Ebrima"/>
-      <a:font script="Phag" typeface="Phagspa"/>
-      <a:font script="Syrn" typeface="Estrangelo Edessa"/>
-      <a:font script="Syrj" typeface="Estrangelo Edessa"/>
-      <a:font script="Syre" typeface="Estrangelo Edessa"/>
-      <a:font script="Sora" typeface="Nirmala UI"/>
-      <a:font script="Tale" typeface="Microsoft Tai Le"/>
-      <a:font script="Talu" typeface="Microsoft New Tai Lue"/>
-      <a:font script="Tfng" typeface="Ebrima"/>
-    </a:minorFont>
-  </a:fontScheme>
-  <a:fmtScheme name="Office">
-    <a:fillStyleLst>
-      <a:solidFill>
-        <a:schemeClr val="phClr"/>
-      </a:solidFill>
-      <a:gradFill rotWithShape="1">
-        <a:gsLst>
-          <a:gs pos="0">
-            <a:schemeClr val="phClr">
-              <a:lumMod val="110000"/>
-              <a:satMod val="105000"/>
-              <a:tint val="67000"/>
-            </a:schemeClr>
-          </a:gs>
-          <a:gs pos="50000">
-            <a:schemeClr val="phClr">
-              <a:lumMod val="105000"/>
-              <a:satMod val="103000"/>
-              <a:tint val="73000"/>
-            </a:schemeClr>
-          </a:gs>
-          <a:gs pos="100000">
-            <a:schemeClr val="phClr">
-              <a:lumMod val="105000"/>
-              <a:satMod val="109000"/>
-              <a:tint val="81000"/>
-            </a:schemeClr>
-          </a:gs>
-        </a:gsLst>
-        <a:lin ang="5400000" scaled="0"/>
-      </a:gradFill>
-      <a:gradFill rotWithShape="1">
-        <a:gsLst>
-          <a:gs pos="0">
-            <a:schemeClr val="phClr">
-              <a:satMod val="103000"/>
-              <a:lumMod val="102000"/>
-              <a:tint val="94000"/>
-            </a:schemeClr>
-          </a:gs>
-          <a:gs pos="50000">
-            <a:schemeClr val="phClr">
-              <a:satMod val="110000"/>
-              <a:lumMod val="100000"/>
-              <a:shade val="100000"/>
-            </a:schemeClr>
-          </a:gs>
-          <a:gs pos="100000">
-            <a:schemeClr val="phClr">
-              <a:lumMod val="99000"/>
-              <a:satMod val="120000"/>
-              <a:shade val="78000"/>
-            </a:schemeClr>
-          </a:gs>
-        </a:gsLst>
-        <a:lin ang="5400000" scaled="0"/>
-      </a:gradFill>
-    </a:fillStyleLst>
-    <a:lnStyleLst>
-      <a:ln w="6350" cap="flat" cmpd="sng" algn="ctr">
-        <a:solidFill>
-          <a:schemeClr val="phClr"/>
-        </a:solidFill>
-        <a:prstDash val="solid"/>
-        <a:miter lim="800000"/>
-      </a:ln>
-      <a:ln w="12700" cap="flat" cmpd="sng" algn="ctr">
-        <a:solidFill>
-          <a:schemeClr val="phClr"/>
-        </a:solidFill>
-        <a:prstDash val="solid"/>
-        <a:miter lim="800000"/>
-      </a:ln>
-      <a:ln w="19050" cap="flat" cmpd="sng" algn="ctr">
-        <a:solidFill>
-          <a:schemeClr val="phClr"/>
-        </a:solidFill>
-        <a:prstDash val="solid"/>
-        <a:miter lim="800000"/>
-      </a:ln>
-    </a:lnStyleLst>
-    <a:effectStyleLst>
-      <a:effectStyle>
-        <a:effectLst/>
-      </a:effectStyle>
-      <a:effectStyle>
-        <a:effectLst/>
-      </a:effectStyle>
-      <a:effectStyle>
-        <a:effectLst>
-          <a:outerShdw blurRad="57150" dist="19050" dir="5400000" algn="ctr" rotWithShape="0">
-            <a:srgbClr val="000000">
-              <a:alpha val="63000"/>
-            </a:srgbClr>
-          </a:outerShdw>
-        </a:effectLst>
-      </a:effectStyle>
-    </a:effectStyleLst>
-    <a:bgFillStyleLst>
-      <a:solidFill>
-        <a:schemeClr val="phClr"/>
-      </a:solidFill>
-      <a:solidFill>
-        <a:schemeClr val="phClr">
-          <a:tint val="95000"/>
-          <a:satMod val="170000"/>
-        </a:schemeClr>
-      </a:solidFill>
-      <a:gradFill rotWithShape="1">
-        <a:gsLst>
-          <a:gs pos="0">
-            <a:schemeClr val="phClr">
-              <a:tint val="93000"/>
-              <a:satMod val="150000"/>
-              <a:shade val="98000"/>
-              <a:lumMod val="102000"/>
-            </a:schemeClr>
-          </a:gs>
-          <a:gs pos="50000">
-            <a:schemeClr val="phClr">
-              <a:tint val="98000"/>
-              <a:satMod val="130000"/>
-              <a:shade val="90000"/>
-              <a:lumMod val="103000"/>
-            </a:schemeClr>
-          </a:gs>
-          <a:gs pos="100000">
-            <a:schemeClr val="phClr">
-              <a:shade val="63000"/>
-              <a:satMod val="120000"/>
-            </a:schemeClr>
-          </a:gs>
-        </a:gsLst>
-        <a:lin ang="5400000" scaled="0"/>
-      </a:gradFill>
-    </a:bgFillStyleLst>
-  </a:fmtScheme>
-</a:themeOverride>
 </file>
--- a/docs/BYNATIONALITY/Венгерки.docx
+++ b/docs/BYNATIONALITY/Венгерки.docx
@@ -354,7 +354,25 @@
                 <w:szCs w:val="16"/>
                 <w:lang w:val="ru-RU"/>
               </w:rPr>
-              <w:t xml:space="preserve">Данный список составлен на основе открытых и доступных на </w:t>
+              <w:t xml:space="preserve">Данный список составлен на основе открытых и доступных </w:t>
+            </w:r>
+            <w:r>
+              <w:rPr>
+                <w:rFonts w:ascii="Arial" w:hAnsi="Arial" w:cs="Arial"/>
+                <w:sz w:val="16"/>
+                <w:szCs w:val="16"/>
+                <w:lang w:val="ru-RU"/>
+              </w:rPr>
+              <w:t>в</w:t>
+            </w:r>
+            <w:r>
+              <w:rPr>
+                <w:rFonts w:ascii="Arial" w:hAnsi="Arial" w:cs="Arial"/>
+                <w:sz w:val="16"/>
+                <w:szCs w:val="16"/>
+                <w:lang w:val="ru-RU"/>
+              </w:rPr>
+              <w:t xml:space="preserve"> </w:t>
             </w:r>
             <w:r>
               <w:rPr>
@@ -428,17 +446,15 @@
               </w:rPr>
               <w:t xml:space="preserve"> года общая численность </w:t>
             </w:r>
-            <w:proofErr w:type="gramStart"/>
-            <w:r>
-              <w:rPr>
-                <w:rFonts w:ascii="Arial" w:hAnsi="Arial" w:cs="Arial"/>
-                <w:sz w:val="16"/>
-                <w:szCs w:val="16"/>
-                <w:lang w:val="ru-RU"/>
-              </w:rPr>
-              <w:t>венгров</w:t>
-            </w:r>
-            <w:proofErr w:type="gramEnd"/>
+            <w:r>
+              <w:rPr>
+                <w:rFonts w:ascii="Arial" w:hAnsi="Arial" w:cs="Arial"/>
+                <w:sz w:val="16"/>
+                <w:szCs w:val="16"/>
+                <w:lang w:val="ru-RU"/>
+              </w:rPr>
+              <w:t>венгров,</w:t>
+            </w:r>
             <w:r>
               <w:rPr>
                 <w:rFonts w:ascii="Arial" w:hAnsi="Arial" w:cs="Arial"/>
@@ -455,7 +471,25 @@
                 <w:szCs w:val="16"/>
                 <w:lang w:val="ru-RU"/>
               </w:rPr>
-              <w:t>проживавших в СССР составляла</w:t>
+              <w:t xml:space="preserve">проживавших </w:t>
+            </w:r>
+            <w:r>
+              <w:rPr>
+                <w:rFonts w:ascii="Arial" w:hAnsi="Arial" w:cs="Arial"/>
+                <w:sz w:val="16"/>
+                <w:szCs w:val="16"/>
+                <w:lang w:val="ru-RU"/>
+              </w:rPr>
+              <w:t>в СССР,</w:t>
+            </w:r>
+            <w:r>
+              <w:rPr>
+                <w:rFonts w:ascii="Arial" w:hAnsi="Arial" w:cs="Arial"/>
+                <w:sz w:val="16"/>
+                <w:szCs w:val="16"/>
+                <w:lang w:val="ru-RU"/>
+              </w:rPr>
+              <w:t xml:space="preserve"> составляла</w:t>
             </w:r>
           </w:p>
           <w:p>
@@ -584,17 +618,15 @@
               </w:rPr>
               <w:t xml:space="preserve">% от общего числа </w:t>
             </w:r>
-            <w:proofErr w:type="gramStart"/>
-            <w:r>
-              <w:rPr>
-                <w:rFonts w:ascii="Arial" w:hAnsi="Arial" w:cs="Arial"/>
-                <w:sz w:val="16"/>
-                <w:szCs w:val="16"/>
-                <w:lang w:val="ru-RU"/>
-              </w:rPr>
-              <w:t>венгров</w:t>
-            </w:r>
-            <w:proofErr w:type="gramEnd"/>
+            <w:r>
+              <w:rPr>
+                <w:rFonts w:ascii="Arial" w:hAnsi="Arial" w:cs="Arial"/>
+                <w:sz w:val="16"/>
+                <w:szCs w:val="16"/>
+                <w:lang w:val="ru-RU"/>
+              </w:rPr>
+              <w:t>венгров,</w:t>
+            </w:r>
             <w:r>
               <w:rPr>
                 <w:rFonts w:ascii="Arial" w:hAnsi="Arial" w:cs="Arial"/>
@@ -1457,7 +1489,6 @@
         </w:rPr>
         <w:t xml:space="preserve">, </w:t>
       </w:r>
-      <w:proofErr w:type="gramStart"/>
       <w:r>
         <w:rPr>
           <w:rFonts w:ascii="Arial" w:hAnsi="Arial" w:cs="Arial"/>
@@ -1489,19 +1520,7 @@
           <w:szCs w:val="16"/>
           <w:lang w:val="ru-RU"/>
         </w:rPr>
-        <w:t>1938</w:t>
-      </w:r>
-      <w:proofErr w:type="gramEnd"/>
-      <w:r>
-        <w:rPr>
-          <w:rFonts w:ascii="Arial" w:hAnsi="Arial" w:cs="Arial"/>
-          <w:b/>
-          <w:bCs/>
-          <w:sz w:val="16"/>
-          <w:szCs w:val="16"/>
-          <w:lang w:val="ru-RU"/>
-        </w:rPr>
-        <w:t xml:space="preserve"> гг.</w:t>
+        <w:t>1938 гг.</w:t>
       </w:r>
     </w:p>
     <w:p>
@@ -1623,7 +1642,6 @@
         </w:rPr>
         <w:t xml:space="preserve">, </w:t>
       </w:r>
-      <w:proofErr w:type="gramStart"/>
       <w:r>
         <w:rPr>
           <w:rFonts w:ascii="Arial" w:hAnsi="Arial" w:cs="Arial"/>
@@ -1655,19 +1673,7 @@
           <w:szCs w:val="16"/>
           <w:lang w:val="ru-RU"/>
         </w:rPr>
-        <w:t>1938</w:t>
-      </w:r>
-      <w:proofErr w:type="gramEnd"/>
-      <w:r>
-        <w:rPr>
-          <w:rFonts w:ascii="Arial" w:hAnsi="Arial" w:cs="Arial"/>
-          <w:b/>
-          <w:bCs/>
-          <w:sz w:val="16"/>
-          <w:szCs w:val="16"/>
-          <w:lang w:val="ru-RU"/>
-        </w:rPr>
-        <w:t xml:space="preserve"> гг.</w:t>
+        <w:t>1938 гг.</w:t>
       </w:r>
     </w:p>
     <w:p>
@@ -2950,19 +2956,8 @@
                 <w:szCs w:val="16"/>
                 <w:lang w:val="ru-RU"/>
               </w:rPr>
-              <w:t xml:space="preserve">г. Ленинград, Кировский пр., д. 69/71, кв. </w:t>
-            </w:r>
-            <w:proofErr w:type="gramStart"/>
-            <w:r>
-              <w:rPr>
-                <w:rFonts w:ascii="Arial" w:hAnsi="Arial" w:cs="Arial"/>
-                <w:sz w:val="16"/>
-                <w:szCs w:val="16"/>
-                <w:lang w:val="ru-RU"/>
-              </w:rPr>
-              <w:t>8..</w:t>
-            </w:r>
-            <w:proofErr w:type="gramEnd"/>
+              <w:t>г. Ленинград, Кировский пр., д. 69/71, кв. 8..</w:t>
+            </w:r>
             <w:r>
               <w:rPr>
                 <w:rFonts w:ascii="Arial" w:hAnsi="Arial" w:cs="Arial"/>
@@ -3124,31 +3119,7 @@
                 <w:szCs w:val="16"/>
                 <w:lang w:val="ru-RU"/>
               </w:rPr>
-              <w:t xml:space="preserve">Источник: Ленинградский мартиролог: </w:t>
-            </w:r>
-            <w:proofErr w:type="gramStart"/>
-            <w:r>
-              <w:rPr>
-                <w:rFonts w:ascii="Arial" w:hAnsi="Arial" w:cs="Arial"/>
-                <w:b/>
-                <w:bCs/>
-                <w:sz w:val="16"/>
-                <w:szCs w:val="16"/>
-                <w:lang w:val="ru-RU"/>
-              </w:rPr>
-              <w:t>1937-1938</w:t>
-            </w:r>
-            <w:proofErr w:type="gramEnd"/>
-            <w:r>
-              <w:rPr>
-                <w:rFonts w:ascii="Arial" w:hAnsi="Arial" w:cs="Arial"/>
-                <w:b/>
-                <w:bCs/>
-                <w:sz w:val="16"/>
-                <w:szCs w:val="16"/>
-                <w:lang w:val="ru-RU"/>
-              </w:rPr>
-              <w:t>, том 7</w:t>
+              <w:t>Источник: Ленинградский мартиролог: 1937-1938, том 7</w:t>
             </w:r>
             <w:r>
               <w:rPr>
@@ -3363,27 +3334,7 @@
                 <w:szCs w:val="16"/>
                 <w:lang w:val="ru-RU"/>
               </w:rPr>
-              <w:t xml:space="preserve">Москва, Кузнецкий мост, </w:t>
-            </w:r>
-            <w:proofErr w:type="gramStart"/>
-            <w:r>
-              <w:rPr>
-                <w:rFonts w:ascii="Arial" w:hAnsi="Arial" w:cs="Arial"/>
-                <w:sz w:val="16"/>
-                <w:szCs w:val="16"/>
-                <w:lang w:val="ru-RU"/>
-              </w:rPr>
-              <w:t>5/15-10</w:t>
-            </w:r>
-            <w:proofErr w:type="gramEnd"/>
-            <w:r>
-              <w:rPr>
-                <w:rFonts w:ascii="Arial" w:hAnsi="Arial" w:cs="Arial"/>
-                <w:sz w:val="16"/>
-                <w:szCs w:val="16"/>
-                <w:lang w:val="ru-RU"/>
-              </w:rPr>
-              <w:t xml:space="preserve">. Арестована 29 января 1925 г. Приговорена: Коллегией ОГПУ 16 марта 1925 г., </w:t>
+              <w:t xml:space="preserve">Москва, Кузнецкий мост, 5/15-10. Арестована 29 января 1925 г. Приговорена: Коллегией ОГПУ 16 марта 1925 г., </w:t>
             </w:r>
             <w:proofErr w:type="spellStart"/>
             <w:r>
@@ -4104,27 +4055,7 @@
                 <w:szCs w:val="16"/>
                 <w:lang w:val="ru-RU"/>
               </w:rPr>
-              <w:t xml:space="preserve">. с. Гранов Гайсинского р-на, венгерка, из рабочих, образование начальное, на время ареста без определенных занятий, жен., 1 ребенок. Арест. 11.08.1937 г. Обвинитель. по ст. </w:t>
-            </w:r>
-            <w:proofErr w:type="gramStart"/>
-            <w:r>
-              <w:rPr>
-                <w:rFonts w:ascii="Arial" w:hAnsi="Arial" w:cs="Arial"/>
-                <w:sz w:val="16"/>
-                <w:szCs w:val="16"/>
-                <w:lang w:val="ru-RU"/>
-              </w:rPr>
-              <w:t>54-1</w:t>
-            </w:r>
-            <w:proofErr w:type="gramEnd"/>
-            <w:r>
-              <w:rPr>
-                <w:rFonts w:ascii="Arial" w:hAnsi="Arial" w:cs="Arial"/>
-                <w:sz w:val="16"/>
-                <w:szCs w:val="16"/>
-                <w:lang w:val="ru-RU"/>
-              </w:rPr>
-              <w:t xml:space="preserve"> "а" УК УССР. По решению </w:t>
+              <w:t xml:space="preserve">. с. Гранов Гайсинского р-на, венгерка, из рабочих, образование начальное, на время ареста без определенных занятий, жен., 1 ребенок. Арест. 11.08.1937 г. Обвинитель. по ст. 54-1 "а" УК УССР. По решению </w:t>
             </w:r>
             <w:proofErr w:type="spellStart"/>
             <w:r>
@@ -4448,25 +4379,14 @@
               <w:t xml:space="preserve">г. </w:t>
             </w:r>
             <w:proofErr w:type="spellStart"/>
-            <w:proofErr w:type="gramStart"/>
-            <w:r>
-              <w:rPr>
-                <w:rFonts w:ascii="Arial" w:hAnsi="Arial" w:cs="Arial"/>
-                <w:sz w:val="16"/>
-                <w:szCs w:val="16"/>
-                <w:lang w:val="ru-RU"/>
-              </w:rPr>
-              <w:t>Москва..</w:t>
-            </w:r>
-            <w:proofErr w:type="gramEnd"/>
-            <w:r>
-              <w:rPr>
-                <w:rFonts w:ascii="Arial" w:hAnsi="Arial" w:cs="Arial"/>
-                <w:sz w:val="16"/>
-                <w:szCs w:val="16"/>
-                <w:lang w:val="ru-RU"/>
-              </w:rPr>
-              <w:t>Арестована</w:t>
+            <w:r>
+              <w:rPr>
+                <w:rFonts w:ascii="Arial" w:hAnsi="Arial" w:cs="Arial"/>
+                <w:sz w:val="16"/>
+                <w:szCs w:val="16"/>
+                <w:lang w:val="ru-RU"/>
+              </w:rPr>
+              <w:t>Москва..Арестована</w:t>
             </w:r>
             <w:proofErr w:type="spellEnd"/>
             <w:r>
@@ -4531,79 +4451,8 @@
                 <w:szCs w:val="16"/>
                 <w:lang w:val="ru-RU"/>
               </w:rPr>
-              <w:t xml:space="preserve">58-1а, </w:t>
-            </w:r>
-            <w:proofErr w:type="gramStart"/>
-            <w:r>
-              <w:rPr>
-                <w:rFonts w:ascii="Arial" w:hAnsi="Arial" w:cs="Arial"/>
-                <w:sz w:val="16"/>
-                <w:szCs w:val="16"/>
-                <w:lang w:val="ru-RU"/>
-              </w:rPr>
-              <w:t>58-8</w:t>
-            </w:r>
-            <w:proofErr w:type="gramEnd"/>
-            <w:r>
-              <w:rPr>
-                <w:rFonts w:ascii="Arial" w:hAnsi="Arial" w:cs="Arial"/>
-                <w:sz w:val="16"/>
-                <w:szCs w:val="16"/>
-                <w:lang w:val="ru-RU"/>
-              </w:rPr>
-              <w:t xml:space="preserve">, </w:t>
-            </w:r>
-            <w:proofErr w:type="gramStart"/>
-            <w:r>
-              <w:rPr>
-                <w:rFonts w:ascii="Arial" w:hAnsi="Arial" w:cs="Arial"/>
-                <w:sz w:val="16"/>
-                <w:szCs w:val="16"/>
-                <w:lang w:val="ru-RU"/>
-              </w:rPr>
-              <w:t>58-10</w:t>
-            </w:r>
-            <w:proofErr w:type="gramEnd"/>
-            <w:r>
-              <w:rPr>
-                <w:rFonts w:ascii="Arial" w:hAnsi="Arial" w:cs="Arial"/>
-                <w:sz w:val="16"/>
-                <w:szCs w:val="16"/>
-                <w:lang w:val="ru-RU"/>
-              </w:rPr>
-              <w:t xml:space="preserve">, </w:t>
-            </w:r>
-            <w:proofErr w:type="gramStart"/>
-            <w:r>
-              <w:rPr>
-                <w:rFonts w:ascii="Arial" w:hAnsi="Arial" w:cs="Arial"/>
-                <w:sz w:val="16"/>
-                <w:szCs w:val="16"/>
-                <w:lang w:val="ru-RU"/>
-              </w:rPr>
-              <w:t>58-11</w:t>
-            </w:r>
-            <w:proofErr w:type="gramEnd"/>
-            <w:r>
-              <w:rPr>
-                <w:rFonts w:ascii="Arial" w:hAnsi="Arial" w:cs="Arial"/>
-                <w:sz w:val="16"/>
-                <w:szCs w:val="16"/>
-                <w:lang w:val="ru-RU"/>
-              </w:rPr>
-              <w:t xml:space="preserve"> УК </w:t>
-            </w:r>
-            <w:proofErr w:type="gramStart"/>
-            <w:r>
-              <w:rPr>
-                <w:rFonts w:ascii="Arial" w:hAnsi="Arial" w:cs="Arial"/>
-                <w:sz w:val="16"/>
-                <w:szCs w:val="16"/>
-                <w:lang w:val="ru-RU"/>
-              </w:rPr>
-              <w:t>РСФСР..</w:t>
-            </w:r>
-            <w:proofErr w:type="gramEnd"/>
+              <w:t>58-1а, 58-8, 58-10, 58-11 УК РСФСР..</w:t>
+            </w:r>
             <w:r>
               <w:rPr>
                 <w:rFonts w:ascii="Arial" w:hAnsi="Arial" w:cs="Arial"/>
@@ -6216,27 +6065,7 @@
                 <w:szCs w:val="16"/>
                 <w:lang w:val="ru-RU"/>
               </w:rPr>
-              <w:t xml:space="preserve">.: г. Будапешт, арестована 21.01.1945. Обвинение: </w:t>
-            </w:r>
-            <w:proofErr w:type="gramStart"/>
-            <w:r>
-              <w:rPr>
-                <w:rFonts w:ascii="Arial" w:hAnsi="Arial" w:cs="Arial"/>
-                <w:sz w:val="16"/>
-                <w:szCs w:val="16"/>
-                <w:lang w:val="ru-RU"/>
-              </w:rPr>
-              <w:t>58-6</w:t>
-            </w:r>
-            <w:proofErr w:type="gramEnd"/>
-            <w:r>
-              <w:rPr>
-                <w:rFonts w:ascii="Arial" w:hAnsi="Arial" w:cs="Arial"/>
-                <w:sz w:val="16"/>
-                <w:szCs w:val="16"/>
-                <w:lang w:val="ru-RU"/>
-              </w:rPr>
-              <w:t xml:space="preserve"> ч.1.</w:t>
+              <w:t>.: г. Будапешт, арестована 21.01.1945. Обвинение: 58-6 ч.1.</w:t>
             </w:r>
             <w:r>
               <w:rPr>

--- a/docs/BYNATIONALITY/Венгерки.docx
+++ b/docs/BYNATIONALITY/Венгерки.docx
@@ -1489,6 +1489,7 @@
         </w:rPr>
         <w:t xml:space="preserve">, </w:t>
       </w:r>
+      <w:proofErr w:type="gramStart"/>
       <w:r>
         <w:rPr>
           <w:rFonts w:ascii="Arial" w:hAnsi="Arial" w:cs="Arial"/>
@@ -1520,7 +1521,19 @@
           <w:szCs w:val="16"/>
           <w:lang w:val="ru-RU"/>
         </w:rPr>
-        <w:t>1938 гг.</w:t>
+        <w:t>1938</w:t>
+      </w:r>
+      <w:proofErr w:type="gramEnd"/>
+      <w:r>
+        <w:rPr>
+          <w:rFonts w:ascii="Arial" w:hAnsi="Arial" w:cs="Arial"/>
+          <w:b/>
+          <w:bCs/>
+          <w:sz w:val="16"/>
+          <w:szCs w:val="16"/>
+          <w:lang w:val="ru-RU"/>
+        </w:rPr>
+        <w:t xml:space="preserve"> гг.</w:t>
       </w:r>
     </w:p>
     <w:p>
@@ -1642,6 +1655,7 @@
         </w:rPr>
         <w:t xml:space="preserve">, </w:t>
       </w:r>
+      <w:proofErr w:type="gramStart"/>
       <w:r>
         <w:rPr>
           <w:rFonts w:ascii="Arial" w:hAnsi="Arial" w:cs="Arial"/>
@@ -1673,7 +1687,19 @@
           <w:szCs w:val="16"/>
           <w:lang w:val="ru-RU"/>
         </w:rPr>
-        <w:t>1938 гг.</w:t>
+        <w:t>1938</w:t>
+      </w:r>
+      <w:proofErr w:type="gramEnd"/>
+      <w:r>
+        <w:rPr>
+          <w:rFonts w:ascii="Arial" w:hAnsi="Arial" w:cs="Arial"/>
+          <w:b/>
+          <w:bCs/>
+          <w:sz w:val="16"/>
+          <w:szCs w:val="16"/>
+          <w:lang w:val="ru-RU"/>
+        </w:rPr>
+        <w:t xml:space="preserve"> гг.</w:t>
       </w:r>
     </w:p>
     <w:p>
@@ -1755,485 +1781,6 @@
     <w:p>
       <w:pPr>
         <w:rPr>
-          <w:rFonts w:ascii="Arial" w:hAnsi="Arial" w:cs="Arial"/>
-          <w:sz w:val="18"/>
-          <w:szCs w:val="18"/>
-          <w:lang w:val="ru-RU"/>
-        </w:rPr>
-      </w:pPr>
-    </w:p>
-    <w:tbl>
-      <w:tblPr>
-        <w:tblW w:w="6120" w:type="dxa"/>
-        <w:jc w:val="center"/>
-        <w:tblLayout w:type="fixed"/>
-        <w:tblCellMar>
-          <w:top w:w="28" w:type="dxa"/>
-          <w:left w:w="28" w:type="dxa"/>
-          <w:bottom w:w="28" w:type="dxa"/>
-          <w:right w:w="28" w:type="dxa"/>
-        </w:tblCellMar>
-        <w:tblLook w:val="0000" w:firstRow="0" w:lastRow="0" w:firstColumn="0" w:lastColumn="0" w:noHBand="0" w:noVBand="0"/>
-      </w:tblPr>
-      <w:tblGrid>
-        <w:gridCol w:w="1530"/>
-        <w:gridCol w:w="1530"/>
-        <w:gridCol w:w="1530"/>
-        <w:gridCol w:w="1530"/>
-      </w:tblGrid>
-      <w:tr>
-        <w:trPr>
-          <w:jc w:val="center"/>
-        </w:trPr>
-        <w:tc>
-          <w:tcPr>
-            <w:tcW w:w="6120" w:type="dxa"/>
-            <w:gridSpan w:val="4"/>
-            <w:tcBorders>
-              <w:top w:val="double" w:sz="1" w:space="0" w:color="808080"/>
-              <w:left w:val="double" w:sz="1" w:space="0" w:color="808080"/>
-              <w:bottom w:val="double" w:sz="1" w:space="0" w:color="808080"/>
-              <w:right w:val="double" w:sz="2" w:space="0" w:color="808080"/>
-            </w:tcBorders>
-            <w:shd w:val="clear" w:color="auto" w:fill="auto"/>
-            <w:vAlign w:val="center"/>
-          </w:tcPr>
-          <w:p>
-            <w:pPr>
-              <w:pStyle w:val="TableContents"/>
-              <w:snapToGrid w:val="0"/>
-              <w:jc w:val="center"/>
-              <w:rPr>
-                <w:rFonts w:ascii="Arial" w:hAnsi="Arial" w:cs="Arial"/>
-                <w:b/>
-                <w:bCs/>
-                <w:sz w:val="16"/>
-                <w:szCs w:val="16"/>
-                <w:lang w:val="ru-RU"/>
-              </w:rPr>
-            </w:pPr>
-            <w:r>
-              <w:rPr>
-                <w:rFonts w:ascii="Arial" w:hAnsi="Arial" w:cs="Arial"/>
-                <w:b/>
-                <w:bCs/>
-                <w:sz w:val="16"/>
-                <w:szCs w:val="16"/>
-                <w:lang w:val="ru-RU"/>
-              </w:rPr>
-              <w:t>ВОЗРАСТНАЯ ТАБЛИЦА / ЧИСЛО</w:t>
-            </w:r>
-            <w:r>
-              <w:rPr>
-                <w:rFonts w:ascii="Arial" w:hAnsi="Arial" w:cs="Arial"/>
-                <w:b/>
-                <w:bCs/>
-                <w:sz w:val="16"/>
-                <w:szCs w:val="16"/>
-                <w:lang w:val="ru-RU"/>
-              </w:rPr>
-              <w:t xml:space="preserve"> </w:t>
-            </w:r>
-            <w:r>
-              <w:rPr>
-                <w:rFonts w:ascii="Arial" w:hAnsi="Arial" w:cs="Arial"/>
-                <w:b/>
-                <w:bCs/>
-                <w:sz w:val="16"/>
-                <w:szCs w:val="16"/>
-                <w:lang w:val="ru-RU"/>
-              </w:rPr>
-              <w:t xml:space="preserve">ПОГИБШИХ </w:t>
-            </w:r>
-            <w:r>
-              <w:rPr>
-                <w:rFonts w:ascii="Arial" w:hAnsi="Arial" w:cs="Arial"/>
-                <w:b/>
-                <w:bCs/>
-                <w:sz w:val="16"/>
-                <w:szCs w:val="16"/>
-                <w:lang w:val="ru-RU"/>
-              </w:rPr>
-              <w:t>ЖЕНЩИН с 19</w:t>
-            </w:r>
-            <w:r>
-              <w:rPr>
-                <w:rFonts w:ascii="Arial" w:hAnsi="Arial" w:cs="Arial"/>
-                <w:b/>
-                <w:bCs/>
-                <w:sz w:val="16"/>
-                <w:szCs w:val="16"/>
-                <w:lang w:val="ru-RU"/>
-              </w:rPr>
-              <w:t>25</w:t>
-            </w:r>
-            <w:r>
-              <w:rPr>
-                <w:rFonts w:ascii="Arial" w:hAnsi="Arial" w:cs="Arial"/>
-                <w:b/>
-                <w:bCs/>
-                <w:sz w:val="16"/>
-                <w:szCs w:val="16"/>
-                <w:lang w:val="ru-RU"/>
-              </w:rPr>
-              <w:t xml:space="preserve"> по 19</w:t>
-            </w:r>
-            <w:r>
-              <w:rPr>
-                <w:rFonts w:ascii="Arial" w:hAnsi="Arial" w:cs="Arial"/>
-                <w:b/>
-                <w:bCs/>
-                <w:sz w:val="16"/>
-                <w:szCs w:val="16"/>
-                <w:lang w:val="ru-RU"/>
-              </w:rPr>
-              <w:t>38</w:t>
-            </w:r>
-            <w:r>
-              <w:rPr>
-                <w:rFonts w:ascii="Arial" w:hAnsi="Arial" w:cs="Arial"/>
-                <w:b/>
-                <w:bCs/>
-                <w:sz w:val="16"/>
-                <w:szCs w:val="16"/>
-                <w:lang w:val="ru-RU"/>
-              </w:rPr>
-              <w:t xml:space="preserve"> гг. </w:t>
-            </w:r>
-          </w:p>
-        </w:tc>
-      </w:tr>
-      <w:tr>
-        <w:trPr>
-          <w:jc w:val="center"/>
-        </w:trPr>
-        <w:tc>
-          <w:tcPr>
-            <w:tcW w:w="1530" w:type="dxa"/>
-            <w:tcBorders>
-              <w:left w:val="double" w:sz="1" w:space="0" w:color="808080"/>
-              <w:bottom w:val="double" w:sz="1" w:space="0" w:color="808080"/>
-              <w:right w:val="double" w:sz="2" w:space="0" w:color="808080"/>
-            </w:tcBorders>
-            <w:shd w:val="clear" w:color="auto" w:fill="auto"/>
-            <w:vAlign w:val="center"/>
-          </w:tcPr>
-          <w:p>
-            <w:pPr>
-              <w:pStyle w:val="TableContents"/>
-              <w:snapToGrid w:val="0"/>
-              <w:jc w:val="center"/>
-              <w:rPr>
-                <w:rFonts w:ascii="Arial" w:hAnsi="Arial" w:cs="Arial"/>
-                <w:sz w:val="18"/>
-                <w:szCs w:val="18"/>
-                <w:lang w:val="ru-RU"/>
-              </w:rPr>
-            </w:pPr>
-            <w:r>
-              <w:rPr>
-                <w:rFonts w:ascii="Arial" w:hAnsi="Arial" w:cs="Arial"/>
-                <w:sz w:val="18"/>
-                <w:szCs w:val="18"/>
-                <w:lang w:val="ru-RU"/>
-              </w:rPr>
-              <w:t>30</w:t>
-            </w:r>
-          </w:p>
-        </w:tc>
-        <w:tc>
-          <w:tcPr>
-            <w:tcW w:w="1530" w:type="dxa"/>
-            <w:tcBorders>
-              <w:left w:val="double" w:sz="1" w:space="0" w:color="808080"/>
-              <w:bottom w:val="double" w:sz="1" w:space="0" w:color="808080"/>
-              <w:right w:val="double" w:sz="2" w:space="0" w:color="808080"/>
-            </w:tcBorders>
-            <w:shd w:val="clear" w:color="auto" w:fill="auto"/>
-            <w:vAlign w:val="center"/>
-          </w:tcPr>
-          <w:p>
-            <w:pPr>
-              <w:pStyle w:val="TableContents"/>
-              <w:snapToGrid w:val="0"/>
-              <w:jc w:val="center"/>
-              <w:rPr>
-                <w:rFonts w:ascii="Arial" w:hAnsi="Arial" w:cs="Arial"/>
-                <w:sz w:val="18"/>
-                <w:szCs w:val="18"/>
-                <w:lang w:val="ru-RU"/>
-              </w:rPr>
-            </w:pPr>
-            <w:r>
-              <w:rPr>
-                <w:rFonts w:ascii="Arial" w:hAnsi="Arial" w:cs="Arial"/>
-                <w:sz w:val="18"/>
-                <w:szCs w:val="18"/>
-                <w:lang w:val="ru-RU"/>
-              </w:rPr>
-              <w:t>36</w:t>
-            </w:r>
-            <w:r>
-              <w:rPr>
-                <w:rFonts w:ascii="Arial" w:hAnsi="Arial" w:cs="Arial"/>
-                <w:sz w:val="18"/>
-                <w:szCs w:val="18"/>
-                <w:lang w:val="ru-RU"/>
-              </w:rPr>
-              <w:t>-</w:t>
-            </w:r>
-            <w:r>
-              <w:rPr>
-                <w:rFonts w:ascii="Arial" w:hAnsi="Arial" w:cs="Arial"/>
-                <w:sz w:val="18"/>
-                <w:szCs w:val="18"/>
-                <w:lang w:val="ru-RU"/>
-              </w:rPr>
-              <w:t>37</w:t>
-            </w:r>
-          </w:p>
-        </w:tc>
-        <w:tc>
-          <w:tcPr>
-            <w:tcW w:w="1530" w:type="dxa"/>
-            <w:tcBorders>
-              <w:left w:val="double" w:sz="1" w:space="0" w:color="808080"/>
-              <w:bottom w:val="double" w:sz="1" w:space="0" w:color="808080"/>
-              <w:right w:val="double" w:sz="2" w:space="0" w:color="808080"/>
-            </w:tcBorders>
-            <w:shd w:val="clear" w:color="auto" w:fill="auto"/>
-            <w:vAlign w:val="center"/>
-          </w:tcPr>
-          <w:p>
-            <w:pPr>
-              <w:pStyle w:val="TableContents"/>
-              <w:snapToGrid w:val="0"/>
-              <w:jc w:val="center"/>
-              <w:rPr>
-                <w:rFonts w:ascii="Arial" w:hAnsi="Arial" w:cs="Arial"/>
-                <w:sz w:val="18"/>
-                <w:szCs w:val="18"/>
-              </w:rPr>
-            </w:pPr>
-            <w:r>
-              <w:rPr>
-                <w:rFonts w:ascii="Arial" w:hAnsi="Arial" w:cs="Arial"/>
-                <w:sz w:val="18"/>
-                <w:szCs w:val="18"/>
-                <w:lang w:val="ru-RU"/>
-              </w:rPr>
-              <w:t>40</w:t>
-            </w:r>
-            <w:r>
-              <w:rPr>
-                <w:rFonts w:ascii="Arial" w:hAnsi="Arial" w:cs="Arial"/>
-                <w:sz w:val="18"/>
-                <w:szCs w:val="18"/>
-              </w:rPr>
-              <w:t>-</w:t>
-            </w:r>
-            <w:r>
-              <w:rPr>
-                <w:rFonts w:ascii="Arial" w:hAnsi="Arial" w:cs="Arial"/>
-                <w:sz w:val="18"/>
-                <w:szCs w:val="18"/>
-                <w:lang w:val="ru-RU"/>
-              </w:rPr>
-              <w:t>45</w:t>
-            </w:r>
-          </w:p>
-        </w:tc>
-        <w:tc>
-          <w:tcPr>
-            <w:tcW w:w="1530" w:type="dxa"/>
-            <w:tcBorders>
-              <w:left w:val="double" w:sz="1" w:space="0" w:color="808080"/>
-              <w:bottom w:val="double" w:sz="1" w:space="0" w:color="808080"/>
-              <w:right w:val="double" w:sz="2" w:space="0" w:color="808080"/>
-            </w:tcBorders>
-            <w:shd w:val="clear" w:color="auto" w:fill="auto"/>
-            <w:vAlign w:val="center"/>
-          </w:tcPr>
-          <w:p>
-            <w:pPr>
-              <w:pStyle w:val="TableContents"/>
-              <w:snapToGrid w:val="0"/>
-              <w:jc w:val="center"/>
-              <w:rPr>
-                <w:rFonts w:ascii="Arial" w:hAnsi="Arial" w:cs="Arial"/>
-                <w:sz w:val="18"/>
-                <w:szCs w:val="18"/>
-                <w:lang w:val="ru-RU"/>
-              </w:rPr>
-            </w:pPr>
-            <w:r>
-              <w:rPr>
-                <w:rFonts w:ascii="Arial" w:hAnsi="Arial" w:cs="Arial"/>
-                <w:sz w:val="18"/>
-                <w:szCs w:val="18"/>
-                <w:lang w:val="ru-RU"/>
-              </w:rPr>
-              <w:t>46-47</w:t>
-            </w:r>
-          </w:p>
-        </w:tc>
-      </w:tr>
-      <w:tr>
-        <w:trPr>
-          <w:trHeight w:val="276"/>
-          <w:jc w:val="center"/>
-        </w:trPr>
-        <w:tc>
-          <w:tcPr>
-            <w:tcW w:w="1530" w:type="dxa"/>
-            <w:tcBorders>
-              <w:left w:val="double" w:sz="1" w:space="0" w:color="808080"/>
-              <w:bottom w:val="double" w:sz="1" w:space="0" w:color="808080"/>
-              <w:right w:val="double" w:sz="2" w:space="0" w:color="808080"/>
-            </w:tcBorders>
-            <w:shd w:val="clear" w:color="auto" w:fill="auto"/>
-            <w:vAlign w:val="center"/>
-          </w:tcPr>
-          <w:p>
-            <w:pPr>
-              <w:pStyle w:val="TableContents"/>
-              <w:snapToGrid w:val="0"/>
-              <w:ind w:left="240" w:hanging="180"/>
-              <w:jc w:val="center"/>
-              <w:rPr>
-                <w:rFonts w:ascii="Arial" w:hAnsi="Arial" w:cs="Arial"/>
-                <w:sz w:val="18"/>
-                <w:szCs w:val="18"/>
-                <w:lang w:val="ru-RU"/>
-              </w:rPr>
-            </w:pPr>
-            <w:r>
-              <w:rPr>
-                <w:rFonts w:ascii="Arial" w:hAnsi="Arial" w:cs="Arial"/>
-                <w:sz w:val="18"/>
-                <w:szCs w:val="18"/>
-                <w:lang w:val="ru-RU"/>
-              </w:rPr>
-              <w:t>2</w:t>
-            </w:r>
-          </w:p>
-        </w:tc>
-        <w:tc>
-          <w:tcPr>
-            <w:tcW w:w="1530" w:type="dxa"/>
-            <w:tcBorders>
-              <w:left w:val="double" w:sz="1" w:space="0" w:color="808080"/>
-              <w:bottom w:val="double" w:sz="1" w:space="0" w:color="808080"/>
-              <w:right w:val="double" w:sz="2" w:space="0" w:color="808080"/>
-            </w:tcBorders>
-            <w:shd w:val="clear" w:color="auto" w:fill="auto"/>
-            <w:vAlign w:val="center"/>
-          </w:tcPr>
-          <w:p>
-            <w:pPr>
-              <w:pStyle w:val="TableContents"/>
-              <w:snapToGrid w:val="0"/>
-              <w:ind w:left="240" w:hanging="180"/>
-              <w:jc w:val="center"/>
-              <w:rPr>
-                <w:rFonts w:ascii="Arial" w:hAnsi="Arial" w:cs="Arial"/>
-                <w:sz w:val="18"/>
-                <w:szCs w:val="18"/>
-                <w:lang w:val="ru-RU"/>
-              </w:rPr>
-            </w:pPr>
-            <w:r>
-              <w:rPr>
-                <w:rFonts w:ascii="Arial" w:hAnsi="Arial" w:cs="Arial"/>
-                <w:sz w:val="18"/>
-                <w:szCs w:val="18"/>
-                <w:lang w:val="ru-RU"/>
-              </w:rPr>
-              <w:t>2</w:t>
-            </w:r>
-          </w:p>
-        </w:tc>
-        <w:tc>
-          <w:tcPr>
-            <w:tcW w:w="1530" w:type="dxa"/>
-            <w:tcBorders>
-              <w:left w:val="double" w:sz="1" w:space="0" w:color="808080"/>
-              <w:bottom w:val="double" w:sz="1" w:space="0" w:color="808080"/>
-              <w:right w:val="double" w:sz="2" w:space="0" w:color="808080"/>
-            </w:tcBorders>
-            <w:shd w:val="clear" w:color="auto" w:fill="auto"/>
-            <w:vAlign w:val="center"/>
-          </w:tcPr>
-          <w:p>
-            <w:pPr>
-              <w:pStyle w:val="TableContents"/>
-              <w:snapToGrid w:val="0"/>
-              <w:ind w:left="240" w:hanging="180"/>
-              <w:jc w:val="center"/>
-              <w:rPr>
-                <w:rFonts w:ascii="Arial" w:hAnsi="Arial" w:cs="Arial"/>
-                <w:sz w:val="18"/>
-                <w:szCs w:val="18"/>
-              </w:rPr>
-            </w:pPr>
-            <w:r>
-              <w:rPr>
-                <w:rFonts w:ascii="Arial" w:hAnsi="Arial" w:cs="Arial"/>
-                <w:sz w:val="18"/>
-                <w:szCs w:val="18"/>
-                <w:lang w:val="ru-RU"/>
-              </w:rPr>
-              <w:t>5</w:t>
-            </w:r>
-          </w:p>
-        </w:tc>
-        <w:tc>
-          <w:tcPr>
-            <w:tcW w:w="1530" w:type="dxa"/>
-            <w:tcBorders>
-              <w:left w:val="double" w:sz="1" w:space="0" w:color="808080"/>
-              <w:bottom w:val="double" w:sz="1" w:space="0" w:color="808080"/>
-              <w:right w:val="double" w:sz="2" w:space="0" w:color="808080"/>
-            </w:tcBorders>
-            <w:shd w:val="clear" w:color="auto" w:fill="auto"/>
-            <w:vAlign w:val="center"/>
-          </w:tcPr>
-          <w:p>
-            <w:pPr>
-              <w:pStyle w:val="TableContents"/>
-              <w:snapToGrid w:val="0"/>
-              <w:ind w:left="240" w:hanging="180"/>
-              <w:jc w:val="center"/>
-              <w:rPr>
-                <w:rFonts w:ascii="Arial" w:hAnsi="Arial" w:cs="Arial"/>
-                <w:sz w:val="18"/>
-                <w:szCs w:val="18"/>
-                <w:lang w:val="ru-RU"/>
-              </w:rPr>
-            </w:pPr>
-            <w:r>
-              <w:rPr>
-                <w:rFonts w:ascii="Arial" w:hAnsi="Arial" w:cs="Arial"/>
-                <w:sz w:val="18"/>
-                <w:szCs w:val="18"/>
-                <w:lang w:val="ru-RU"/>
-              </w:rPr>
-              <w:t>2</w:t>
-            </w:r>
-          </w:p>
-        </w:tc>
-      </w:tr>
-    </w:tbl>
-    <w:p>
-      <w:pPr>
-        <w:rPr>
-          <w:lang w:val="ru-RU"/>
-        </w:rPr>
-      </w:pPr>
-    </w:p>
-    <w:p>
-      <w:pPr>
-        <w:rPr>
           <w:lang w:val="ru-RU"/>
         </w:rPr>
       </w:pPr>
@@ -2264,7 +1811,6 @@
               <w:bottom w:val="double" w:sz="1" w:space="0" w:color="808080"/>
               <w:right w:val="double" w:sz="2" w:space="0" w:color="808080"/>
             </w:tcBorders>
-            <w:shd w:val="clear" w:color="auto" w:fill="auto"/>
             <w:vAlign w:val="center"/>
           </w:tcPr>
           <w:p>
@@ -2327,7 +1873,6 @@
               <w:bottom w:val="double" w:sz="1" w:space="0" w:color="808080"/>
               <w:right w:val="double" w:sz="2" w:space="0" w:color="808080"/>
             </w:tcBorders>
-            <w:shd w:val="clear" w:color="auto" w:fill="auto"/>
             <w:vAlign w:val="center"/>
           </w:tcPr>
           <w:p>
@@ -2423,7 +1968,6 @@
                 <w:szCs w:val="16"/>
                 <w:lang w:val="ru-RU"/>
               </w:rPr>
-              <w:lastRenderedPageBreak/>
               <w:t>Родилась</w:t>
             </w:r>
             <w:r>
@@ -2752,7 +2296,6 @@
               <w:bottom w:val="double" w:sz="1" w:space="0" w:color="808080"/>
               <w:right w:val="double" w:sz="2" w:space="0" w:color="808080"/>
             </w:tcBorders>
-            <w:shd w:val="clear" w:color="auto" w:fill="auto"/>
             <w:vAlign w:val="center"/>
           </w:tcPr>
           <w:p>
@@ -2779,7 +2322,6 @@
                 <w:szCs w:val="16"/>
                 <w:lang w:val="ru-RU"/>
               </w:rPr>
-              <w:lastRenderedPageBreak/>
               <w:t>Бауэр Стефания Стефановна</w:t>
             </w:r>
             <w:r>
@@ -2956,8 +2498,19 @@
                 <w:szCs w:val="16"/>
                 <w:lang w:val="ru-RU"/>
               </w:rPr>
-              <w:t>г. Ленинград, Кировский пр., д. 69/71, кв. 8..</w:t>
-            </w:r>
+              <w:t xml:space="preserve">г. Ленинград, Кировский пр., д. 69/71, кв. </w:t>
+            </w:r>
+            <w:proofErr w:type="gramStart"/>
+            <w:r>
+              <w:rPr>
+                <w:rFonts w:ascii="Arial" w:hAnsi="Arial" w:cs="Arial"/>
+                <w:sz w:val="16"/>
+                <w:szCs w:val="16"/>
+                <w:lang w:val="ru-RU"/>
+              </w:rPr>
+              <w:t>8..</w:t>
+            </w:r>
+            <w:proofErr w:type="gramEnd"/>
             <w:r>
               <w:rPr>
                 <w:rFonts w:ascii="Arial" w:hAnsi="Arial" w:cs="Arial"/>
@@ -3119,7 +2672,32 @@
                 <w:szCs w:val="16"/>
                 <w:lang w:val="ru-RU"/>
               </w:rPr>
-              <w:t>Источник: Ленинградский мартиролог: 1937-1938, том 7</w:t>
+              <w:lastRenderedPageBreak/>
+              <w:t xml:space="preserve">Источник: Ленинградский мартиролог: </w:t>
+            </w:r>
+            <w:proofErr w:type="gramStart"/>
+            <w:r>
+              <w:rPr>
+                <w:rFonts w:ascii="Arial" w:hAnsi="Arial" w:cs="Arial"/>
+                <w:b/>
+                <w:bCs/>
+                <w:sz w:val="16"/>
+                <w:szCs w:val="16"/>
+                <w:lang w:val="ru-RU"/>
+              </w:rPr>
+              <w:t>1937-1938</w:t>
+            </w:r>
+            <w:proofErr w:type="gramEnd"/>
+            <w:r>
+              <w:rPr>
+                <w:rFonts w:ascii="Arial" w:hAnsi="Arial" w:cs="Arial"/>
+                <w:b/>
+                <w:bCs/>
+                <w:sz w:val="16"/>
+                <w:szCs w:val="16"/>
+                <w:lang w:val="ru-RU"/>
+              </w:rPr>
+              <w:t>, том 7</w:t>
             </w:r>
             <w:r>
               <w:rPr>
@@ -3170,7 +2748,6 @@
               <w:bottom w:val="double" w:sz="1" w:space="0" w:color="808080"/>
               <w:right w:val="double" w:sz="2" w:space="0" w:color="808080"/>
             </w:tcBorders>
-            <w:shd w:val="clear" w:color="auto" w:fill="auto"/>
             <w:vAlign w:val="center"/>
           </w:tcPr>
           <w:p>
@@ -3200,6 +2777,7 @@
                 <w:szCs w:val="16"/>
                 <w:lang w:val="ru-RU"/>
               </w:rPr>
+              <w:lastRenderedPageBreak/>
               <w:t>Гардош</w:t>
             </w:r>
             <w:proofErr w:type="spellEnd"/>
@@ -3334,7 +2912,27 @@
                 <w:szCs w:val="16"/>
                 <w:lang w:val="ru-RU"/>
               </w:rPr>
-              <w:t xml:space="preserve">Москва, Кузнецкий мост, 5/15-10. Арестована 29 января 1925 г. Приговорена: Коллегией ОГПУ 16 марта 1925 г., </w:t>
+              <w:t xml:space="preserve">Москва, Кузнецкий мост, </w:t>
+            </w:r>
+            <w:proofErr w:type="gramStart"/>
+            <w:r>
+              <w:rPr>
+                <w:rFonts w:ascii="Arial" w:hAnsi="Arial" w:cs="Arial"/>
+                <w:sz w:val="16"/>
+                <w:szCs w:val="16"/>
+                <w:lang w:val="ru-RU"/>
+              </w:rPr>
+              <w:t>5/15-10</w:t>
+            </w:r>
+            <w:proofErr w:type="gramEnd"/>
+            <w:r>
+              <w:rPr>
+                <w:rFonts w:ascii="Arial" w:hAnsi="Arial" w:cs="Arial"/>
+                <w:sz w:val="16"/>
+                <w:szCs w:val="16"/>
+                <w:lang w:val="ru-RU"/>
+              </w:rPr>
+              <w:t xml:space="preserve">. Арестована 29 января 1925 г. Приговорена: Коллегией ОГПУ 16 марта 1925 г., </w:t>
             </w:r>
             <w:proofErr w:type="spellStart"/>
             <w:r>
@@ -3508,7 +3106,6 @@
               <w:bottom w:val="double" w:sz="1" w:space="0" w:color="808080"/>
               <w:right w:val="double" w:sz="2" w:space="0" w:color="808080"/>
             </w:tcBorders>
-            <w:shd w:val="clear" w:color="auto" w:fill="auto"/>
             <w:vAlign w:val="center"/>
           </w:tcPr>
           <w:p>
@@ -3887,7 +3484,6 @@
               <w:bottom w:val="double" w:sz="1" w:space="0" w:color="808080"/>
               <w:right w:val="double" w:sz="2" w:space="0" w:color="808080"/>
             </w:tcBorders>
-            <w:shd w:val="clear" w:color="auto" w:fill="auto"/>
             <w:vAlign w:val="center"/>
           </w:tcPr>
           <w:p>
@@ -4055,7 +3651,27 @@
                 <w:szCs w:val="16"/>
                 <w:lang w:val="ru-RU"/>
               </w:rPr>
-              <w:t xml:space="preserve">. с. Гранов Гайсинского р-на, венгерка, из рабочих, образование начальное, на время ареста без определенных занятий, жен., 1 ребенок. Арест. 11.08.1937 г. Обвинитель. по ст. 54-1 "а" УК УССР. По решению </w:t>
+              <w:t xml:space="preserve">. с. Гранов Гайсинского р-на, венгерка, из рабочих, образование начальное, на время ареста без определенных занятий, жен., 1 ребенок. Арест. 11.08.1937 г. Обвинитель. по ст. </w:t>
+            </w:r>
+            <w:proofErr w:type="gramStart"/>
+            <w:r>
+              <w:rPr>
+                <w:rFonts w:ascii="Arial" w:hAnsi="Arial" w:cs="Arial"/>
+                <w:sz w:val="16"/>
+                <w:szCs w:val="16"/>
+                <w:lang w:val="ru-RU"/>
+              </w:rPr>
+              <w:t>54-1</w:t>
+            </w:r>
+            <w:proofErr w:type="gramEnd"/>
+            <w:r>
+              <w:rPr>
+                <w:rFonts w:ascii="Arial" w:hAnsi="Arial" w:cs="Arial"/>
+                <w:sz w:val="16"/>
+                <w:szCs w:val="16"/>
+                <w:lang w:val="ru-RU"/>
+              </w:rPr>
+              <w:t xml:space="preserve"> "а" УК УССР. По решению </w:t>
             </w:r>
             <w:proofErr w:type="spellStart"/>
             <w:r>
@@ -4204,7 +3820,6 @@
               <w:bottom w:val="double" w:sz="1" w:space="0" w:color="808080"/>
               <w:right w:val="double" w:sz="2" w:space="0" w:color="808080"/>
             </w:tcBorders>
-            <w:shd w:val="clear" w:color="auto" w:fill="auto"/>
             <w:vAlign w:val="center"/>
           </w:tcPr>
           <w:p>
@@ -4379,14 +3994,25 @@
               <w:t xml:space="preserve">г. </w:t>
             </w:r>
             <w:proofErr w:type="spellStart"/>
-            <w:r>
-              <w:rPr>
-                <w:rFonts w:ascii="Arial" w:hAnsi="Arial" w:cs="Arial"/>
-                <w:sz w:val="16"/>
-                <w:szCs w:val="16"/>
-                <w:lang w:val="ru-RU"/>
-              </w:rPr>
-              <w:t>Москва..Арестована</w:t>
+            <w:proofErr w:type="gramStart"/>
+            <w:r>
+              <w:rPr>
+                <w:rFonts w:ascii="Arial" w:hAnsi="Arial" w:cs="Arial"/>
+                <w:sz w:val="16"/>
+                <w:szCs w:val="16"/>
+                <w:lang w:val="ru-RU"/>
+              </w:rPr>
+              <w:t>Москва..</w:t>
+            </w:r>
+            <w:proofErr w:type="gramEnd"/>
+            <w:r>
+              <w:rPr>
+                <w:rFonts w:ascii="Arial" w:hAnsi="Arial" w:cs="Arial"/>
+                <w:sz w:val="16"/>
+                <w:szCs w:val="16"/>
+                <w:lang w:val="ru-RU"/>
+              </w:rPr>
+              <w:t>Арестована</w:t>
             </w:r>
             <w:proofErr w:type="spellEnd"/>
             <w:r>
@@ -4451,8 +4077,79 @@
                 <w:szCs w:val="16"/>
                 <w:lang w:val="ru-RU"/>
               </w:rPr>
-              <w:t>58-1а, 58-8, 58-10, 58-11 УК РСФСР..</w:t>
-            </w:r>
+              <w:t xml:space="preserve">58-1а, </w:t>
+            </w:r>
+            <w:proofErr w:type="gramStart"/>
+            <w:r>
+              <w:rPr>
+                <w:rFonts w:ascii="Arial" w:hAnsi="Arial" w:cs="Arial"/>
+                <w:sz w:val="16"/>
+                <w:szCs w:val="16"/>
+                <w:lang w:val="ru-RU"/>
+              </w:rPr>
+              <w:t>58-8</w:t>
+            </w:r>
+            <w:proofErr w:type="gramEnd"/>
+            <w:r>
+              <w:rPr>
+                <w:rFonts w:ascii="Arial" w:hAnsi="Arial" w:cs="Arial"/>
+                <w:sz w:val="16"/>
+                <w:szCs w:val="16"/>
+                <w:lang w:val="ru-RU"/>
+              </w:rPr>
+              <w:t xml:space="preserve">, </w:t>
+            </w:r>
+            <w:proofErr w:type="gramStart"/>
+            <w:r>
+              <w:rPr>
+                <w:rFonts w:ascii="Arial" w:hAnsi="Arial" w:cs="Arial"/>
+                <w:sz w:val="16"/>
+                <w:szCs w:val="16"/>
+                <w:lang w:val="ru-RU"/>
+              </w:rPr>
+              <w:t>58-10</w:t>
+            </w:r>
+            <w:proofErr w:type="gramEnd"/>
+            <w:r>
+              <w:rPr>
+                <w:rFonts w:ascii="Arial" w:hAnsi="Arial" w:cs="Arial"/>
+                <w:sz w:val="16"/>
+                <w:szCs w:val="16"/>
+                <w:lang w:val="ru-RU"/>
+              </w:rPr>
+              <w:t xml:space="preserve">, </w:t>
+            </w:r>
+            <w:proofErr w:type="gramStart"/>
+            <w:r>
+              <w:rPr>
+                <w:rFonts w:ascii="Arial" w:hAnsi="Arial" w:cs="Arial"/>
+                <w:sz w:val="16"/>
+                <w:szCs w:val="16"/>
+                <w:lang w:val="ru-RU"/>
+              </w:rPr>
+              <w:t>58-11</w:t>
+            </w:r>
+            <w:proofErr w:type="gramEnd"/>
+            <w:r>
+              <w:rPr>
+                <w:rFonts w:ascii="Arial" w:hAnsi="Arial" w:cs="Arial"/>
+                <w:sz w:val="16"/>
+                <w:szCs w:val="16"/>
+                <w:lang w:val="ru-RU"/>
+              </w:rPr>
+              <w:t xml:space="preserve"> УК </w:t>
+            </w:r>
+            <w:proofErr w:type="gramStart"/>
+            <w:r>
+              <w:rPr>
+                <w:rFonts w:ascii="Arial" w:hAnsi="Arial" w:cs="Arial"/>
+                <w:sz w:val="16"/>
+                <w:szCs w:val="16"/>
+                <w:lang w:val="ru-RU"/>
+              </w:rPr>
+              <w:t>РСФСР..</w:t>
+            </w:r>
+            <w:proofErr w:type="gramEnd"/>
             <w:r>
               <w:rPr>
                 <w:rFonts w:ascii="Arial" w:hAnsi="Arial" w:cs="Arial"/>
@@ -4559,7 +4256,6 @@
               <w:bottom w:val="double" w:sz="1" w:space="0" w:color="808080"/>
               <w:right w:val="double" w:sz="2" w:space="0" w:color="808080"/>
             </w:tcBorders>
-            <w:shd w:val="clear" w:color="auto" w:fill="auto"/>
             <w:vAlign w:val="center"/>
           </w:tcPr>
           <w:p>
@@ -4833,7 +4529,6 @@
               <w:bottom w:val="double" w:sz="1" w:space="0" w:color="808080"/>
               <w:right w:val="double" w:sz="2" w:space="0" w:color="808080"/>
             </w:tcBorders>
-            <w:shd w:val="clear" w:color="auto" w:fill="auto"/>
             <w:vAlign w:val="center"/>
           </w:tcPr>
           <w:p>
@@ -5190,7 +4885,6 @@
               <w:bottom w:val="double" w:sz="1" w:space="0" w:color="808080"/>
               <w:right w:val="double" w:sz="2" w:space="0" w:color="808080"/>
             </w:tcBorders>
-            <w:shd w:val="clear" w:color="auto" w:fill="auto"/>
             <w:vAlign w:val="center"/>
           </w:tcPr>
           <w:p>
@@ -5278,7 +4972,6 @@
               <w:bottom w:val="double" w:sz="1" w:space="0" w:color="808080"/>
               <w:right w:val="double" w:sz="2" w:space="0" w:color="808080"/>
             </w:tcBorders>
-            <w:shd w:val="clear" w:color="auto" w:fill="auto"/>
             <w:vAlign w:val="center"/>
           </w:tcPr>
           <w:p>
@@ -5607,7 +5300,6 @@
               <w:bottom w:val="double" w:sz="1" w:space="0" w:color="808080"/>
               <w:right w:val="double" w:sz="2" w:space="0" w:color="808080"/>
             </w:tcBorders>
-            <w:shd w:val="clear" w:color="auto" w:fill="auto"/>
             <w:vAlign w:val="center"/>
           </w:tcPr>
           <w:p>
@@ -5862,7 +5554,6 @@
               <w:bottom w:val="double" w:sz="1" w:space="0" w:color="808080"/>
               <w:right w:val="double" w:sz="2" w:space="0" w:color="808080"/>
             </w:tcBorders>
-            <w:shd w:val="clear" w:color="auto" w:fill="auto"/>
             <w:vAlign w:val="center"/>
           </w:tcPr>
           <w:p>
@@ -6065,7 +5756,27 @@
                 <w:szCs w:val="16"/>
                 <w:lang w:val="ru-RU"/>
               </w:rPr>
-              <w:t>.: г. Будапешт, арестована 21.01.1945. Обвинение: 58-6 ч.1.</w:t>
+              <w:t xml:space="preserve">.: г. Будапешт, арестована 21.01.1945. Обвинение: </w:t>
+            </w:r>
+            <w:proofErr w:type="gramStart"/>
+            <w:r>
+              <w:rPr>
+                <w:rFonts w:ascii="Arial" w:hAnsi="Arial" w:cs="Arial"/>
+                <w:sz w:val="16"/>
+                <w:szCs w:val="16"/>
+                <w:lang w:val="ru-RU"/>
+              </w:rPr>
+              <w:t>58-6</w:t>
+            </w:r>
+            <w:proofErr w:type="gramEnd"/>
+            <w:r>
+              <w:rPr>
+                <w:rFonts w:ascii="Arial" w:hAnsi="Arial" w:cs="Arial"/>
+                <w:sz w:val="16"/>
+                <w:szCs w:val="16"/>
+                <w:lang w:val="ru-RU"/>
+              </w:rPr>
+              <w:t xml:space="preserve"> ч.1.</w:t>
             </w:r>
             <w:r>
               <w:rPr>

--- a/docs/BYNATIONALITY/Венгерки.docx
+++ b/docs/BYNATIONALITY/Венгерки.docx
@@ -181,142 +181,7 @@
                 <w:szCs w:val="16"/>
                 <w:lang w:val="ru-RU"/>
               </w:rPr>
-              <w:t>За годы советской власти в</w:t>
-            </w:r>
-            <w:r>
-              <w:rPr>
-                <w:rFonts w:ascii="Arial" w:hAnsi="Arial" w:cs="Arial"/>
-                <w:sz w:val="16"/>
-                <w:szCs w:val="16"/>
-                <w:lang w:val="ru-RU"/>
-              </w:rPr>
-              <w:t xml:space="preserve"> </w:t>
-            </w:r>
-            <w:r>
-              <w:rPr>
-                <w:rFonts w:ascii="Arial" w:hAnsi="Arial" w:cs="Arial"/>
-                <w:sz w:val="16"/>
-                <w:szCs w:val="16"/>
-                <w:lang w:val="ru-RU"/>
-              </w:rPr>
-              <w:t>период</w:t>
-            </w:r>
-            <w:r>
-              <w:rPr>
-                <w:rFonts w:ascii="Arial" w:hAnsi="Arial" w:cs="Arial"/>
-                <w:sz w:val="16"/>
-                <w:szCs w:val="16"/>
-                <w:lang w:val="ru-RU"/>
-              </w:rPr>
-              <w:t xml:space="preserve"> </w:t>
-            </w:r>
-            <w:r>
-              <w:rPr>
-                <w:rFonts w:ascii="Arial" w:hAnsi="Arial" w:cs="Arial"/>
-                <w:sz w:val="16"/>
-                <w:szCs w:val="16"/>
-                <w:lang w:val="ru-RU"/>
-              </w:rPr>
-              <w:t>с 19</w:t>
-            </w:r>
-            <w:r>
-              <w:rPr>
-                <w:rFonts w:ascii="Arial" w:hAnsi="Arial" w:cs="Arial"/>
-                <w:sz w:val="16"/>
-                <w:szCs w:val="16"/>
-                <w:lang w:val="ru-RU"/>
-              </w:rPr>
-              <w:t>37</w:t>
-            </w:r>
-            <w:r>
-              <w:rPr>
-                <w:rFonts w:ascii="Arial" w:hAnsi="Arial" w:cs="Arial"/>
-                <w:sz w:val="16"/>
-                <w:szCs w:val="16"/>
-                <w:lang w:val="ru-RU"/>
-              </w:rPr>
-              <w:t xml:space="preserve"> по 19</w:t>
-            </w:r>
-            <w:r>
-              <w:rPr>
-                <w:rFonts w:ascii="Arial" w:hAnsi="Arial" w:cs="Arial"/>
-                <w:sz w:val="16"/>
-                <w:szCs w:val="16"/>
-                <w:lang w:val="ru-RU"/>
-              </w:rPr>
-              <w:t>50</w:t>
-            </w:r>
-            <w:r>
-              <w:rPr>
-                <w:rFonts w:ascii="Arial" w:hAnsi="Arial" w:cs="Arial"/>
-                <w:sz w:val="16"/>
-                <w:szCs w:val="16"/>
-                <w:lang w:val="ru-RU"/>
-              </w:rPr>
-              <w:t xml:space="preserve"> гг. был</w:t>
-            </w:r>
-            <w:r>
-              <w:rPr>
-                <w:rFonts w:ascii="Arial" w:hAnsi="Arial" w:cs="Arial"/>
-                <w:sz w:val="16"/>
-                <w:szCs w:val="16"/>
-                <w:lang w:val="ru-RU"/>
-              </w:rPr>
-              <w:t>и</w:t>
-            </w:r>
-            <w:r>
-              <w:rPr>
-                <w:rFonts w:ascii="Arial" w:hAnsi="Arial" w:cs="Arial"/>
-                <w:sz w:val="16"/>
-                <w:szCs w:val="16"/>
-                <w:lang w:val="ru-RU"/>
-              </w:rPr>
-              <w:t xml:space="preserve"> расстрелян</w:t>
-            </w:r>
-            <w:r>
-              <w:rPr>
-                <w:rFonts w:ascii="Arial" w:hAnsi="Arial" w:cs="Arial"/>
-                <w:sz w:val="16"/>
-                <w:szCs w:val="16"/>
-                <w:lang w:val="ru-RU"/>
-              </w:rPr>
-              <w:t>ы</w:t>
-            </w:r>
-            <w:r>
-              <w:rPr>
-                <w:rFonts w:ascii="Arial" w:hAnsi="Arial" w:cs="Arial"/>
-                <w:sz w:val="16"/>
-                <w:szCs w:val="16"/>
-                <w:lang w:val="ru-RU"/>
-              </w:rPr>
-              <w:t xml:space="preserve"> </w:t>
-            </w:r>
-            <w:r>
-              <w:rPr>
-                <w:rFonts w:ascii="Arial" w:hAnsi="Arial" w:cs="Arial"/>
-                <w:sz w:val="16"/>
-                <w:szCs w:val="16"/>
-                <w:lang w:val="ru-RU"/>
-              </w:rPr>
-              <w:t>и погибли в заключении 11</w:t>
-            </w:r>
-            <w:r>
-              <w:rPr>
-                <w:rFonts w:ascii="Arial" w:hAnsi="Arial" w:cs="Arial"/>
-                <w:sz w:val="16"/>
-                <w:szCs w:val="16"/>
-                <w:lang w:val="ru-RU"/>
-              </w:rPr>
-              <w:t xml:space="preserve"> женщин-</w:t>
-            </w:r>
-            <w:r>
-              <w:rPr>
-                <w:rFonts w:ascii="Arial" w:hAnsi="Arial" w:cs="Arial"/>
-                <w:sz w:val="16"/>
-                <w:szCs w:val="16"/>
-                <w:lang w:val="ru-RU"/>
-              </w:rPr>
-              <w:t>венгерок</w:t>
+              <w:t>За годы советской власти в период с 1937 по 1950 гг. были расстреляны и погибли в заключении 11 женщин-венгерок</w:t>
             </w:r>
           </w:p>
           <w:p>
@@ -390,61 +255,7 @@
                 <w:szCs w:val="16"/>
                 <w:lang w:val="ru-RU"/>
               </w:rPr>
-              <w:t>нтернете источников и не претендует быть ни полным</w:t>
-            </w:r>
-            <w:r>
-              <w:rPr>
-                <w:rFonts w:ascii="Arial" w:hAnsi="Arial" w:cs="Arial"/>
-                <w:sz w:val="16"/>
-                <w:szCs w:val="16"/>
-                <w:lang w:val="ru-RU"/>
-              </w:rPr>
-              <w:t>,</w:t>
-            </w:r>
-            <w:r>
-              <w:rPr>
-                <w:rFonts w:ascii="Arial" w:hAnsi="Arial" w:cs="Arial"/>
-                <w:sz w:val="16"/>
-                <w:szCs w:val="16"/>
-                <w:lang w:val="ru-RU"/>
-              </w:rPr>
-              <w:t xml:space="preserve"> ни окончательным.</w:t>
-            </w:r>
-            <w:r>
-              <w:rPr>
-                <w:rFonts w:ascii="Arial" w:hAnsi="Arial" w:cs="Arial"/>
-                <w:sz w:val="16"/>
-                <w:szCs w:val="16"/>
-                <w:lang w:val="ru-RU"/>
-              </w:rPr>
-              <w:t xml:space="preserve"> </w:t>
-            </w:r>
-            <w:r>
-              <w:rPr>
-                <w:rFonts w:ascii="Arial" w:hAnsi="Arial" w:cs="Arial"/>
-                <w:sz w:val="16"/>
-                <w:szCs w:val="16"/>
-                <w:lang w:val="ru-RU"/>
-              </w:rPr>
-              <w:t>Согласно переписи населения 19</w:t>
-            </w:r>
-            <w:r>
-              <w:rPr>
-                <w:rFonts w:ascii="Arial" w:hAnsi="Arial" w:cs="Arial"/>
-                <w:sz w:val="16"/>
-                <w:szCs w:val="16"/>
-                <w:lang w:val="ru-RU"/>
-              </w:rPr>
-              <w:t>26</w:t>
-            </w:r>
-            <w:r>
-              <w:rPr>
-                <w:rFonts w:ascii="Arial" w:hAnsi="Arial" w:cs="Arial"/>
-                <w:sz w:val="16"/>
-                <w:szCs w:val="16"/>
-                <w:lang w:val="ru-RU"/>
-              </w:rPr>
-              <w:t xml:space="preserve"> года общая численность </w:t>
+              <w:t xml:space="preserve">нтернете источников и не претендует быть ни полным, ни окончательным. Согласно переписи населения 1926 года общая численность </w:t>
             </w:r>
             <w:r>
               <w:rPr>
@@ -462,16 +273,7 @@
                 <w:szCs w:val="16"/>
                 <w:lang w:val="ru-RU"/>
               </w:rPr>
-              <w:t xml:space="preserve"> </w:t>
-            </w:r>
-            <w:r>
-              <w:rPr>
-                <w:rFonts w:ascii="Arial" w:hAnsi="Arial" w:cs="Arial"/>
-                <w:sz w:val="16"/>
-                <w:szCs w:val="16"/>
-                <w:lang w:val="ru-RU"/>
-              </w:rPr>
-              <w:t xml:space="preserve">проживавших </w:t>
+              <w:t xml:space="preserve"> проживавших </w:t>
             </w:r>
             <w:r>
               <w:rPr>
@@ -508,43 +310,7 @@
                 <w:szCs w:val="16"/>
                 <w:lang w:val="ru-RU"/>
               </w:rPr>
-              <w:t xml:space="preserve">5 476 </w:t>
-            </w:r>
-            <w:r>
-              <w:rPr>
-                <w:rFonts w:ascii="Arial" w:hAnsi="Arial" w:cs="Arial"/>
-                <w:sz w:val="16"/>
-                <w:szCs w:val="16"/>
-                <w:lang w:val="ru-RU"/>
-              </w:rPr>
-              <w:t xml:space="preserve">человек, таким образом </w:t>
-            </w:r>
-            <w:r>
-              <w:rPr>
-                <w:rFonts w:ascii="Arial" w:hAnsi="Arial" w:cs="Arial"/>
-                <w:sz w:val="16"/>
-                <w:szCs w:val="16"/>
-                <w:lang w:val="ru-RU"/>
-              </w:rPr>
-              <w:t>11</w:t>
-            </w:r>
-            <w:r>
-              <w:rPr>
-                <w:rFonts w:ascii="Arial" w:hAnsi="Arial" w:cs="Arial"/>
-                <w:sz w:val="16"/>
-                <w:szCs w:val="16"/>
-                <w:lang w:val="ru-RU"/>
-              </w:rPr>
-              <w:t xml:space="preserve"> </w:t>
-            </w:r>
-            <w:r>
-              <w:rPr>
-                <w:rFonts w:ascii="Arial" w:hAnsi="Arial" w:cs="Arial"/>
-                <w:sz w:val="16"/>
-                <w:szCs w:val="16"/>
-                <w:lang w:val="ru-RU"/>
-              </w:rPr>
-              <w:t>погибших венгерок</w:t>
+              <w:t>5 476 человек, таким образом 11 погибших венгерок</w:t>
             </w:r>
             <w:r>
               <w:rPr>
@@ -580,16 +346,7 @@
                 <w:szCs w:val="16"/>
                 <w:lang w:val="ru-RU"/>
               </w:rPr>
-              <w:t xml:space="preserve"> которые составляют </w:t>
-            </w:r>
-            <w:r>
-              <w:rPr>
-                <w:rFonts w:ascii="Arial" w:hAnsi="Arial" w:cs="Arial"/>
-                <w:sz w:val="16"/>
-                <w:szCs w:val="16"/>
-                <w:lang w:val="ru-RU"/>
-              </w:rPr>
-              <w:t>0</w:t>
+              <w:t xml:space="preserve"> которые составляют 0</w:t>
             </w:r>
             <w:r>
               <w:rPr>
@@ -607,16 +364,7 @@
                 <w:szCs w:val="16"/>
                 <w:lang w:val="ru-RU"/>
               </w:rPr>
-              <w:t>2</w:t>
-            </w:r>
-            <w:r>
-              <w:rPr>
-                <w:rFonts w:ascii="Arial" w:hAnsi="Arial" w:cs="Arial"/>
-                <w:sz w:val="16"/>
-                <w:szCs w:val="16"/>
-                <w:lang w:val="ru-RU"/>
-              </w:rPr>
-              <w:t xml:space="preserve">% от общего числа </w:t>
+              <w:t xml:space="preserve">2% от общего числа </w:t>
             </w:r>
             <w:r>
               <w:rPr>
@@ -634,34 +382,7 @@
                 <w:szCs w:val="16"/>
                 <w:lang w:val="ru-RU"/>
               </w:rPr>
-              <w:t xml:space="preserve"> проживавших</w:t>
-            </w:r>
-            <w:r>
-              <w:rPr>
-                <w:rFonts w:ascii="Arial" w:hAnsi="Arial" w:cs="Arial"/>
-                <w:sz w:val="16"/>
-                <w:szCs w:val="16"/>
-                <w:lang w:val="ru-RU"/>
-              </w:rPr>
-              <w:t xml:space="preserve"> </w:t>
-            </w:r>
-            <w:r>
-              <w:rPr>
-                <w:rFonts w:ascii="Arial" w:hAnsi="Arial" w:cs="Arial"/>
-                <w:sz w:val="16"/>
-                <w:szCs w:val="16"/>
-                <w:lang w:val="ru-RU"/>
-              </w:rPr>
-              <w:t>в СССР</w:t>
-            </w:r>
-            <w:r>
-              <w:rPr>
-                <w:rFonts w:ascii="Arial" w:hAnsi="Arial" w:cs="Arial"/>
-                <w:sz w:val="16"/>
-                <w:szCs w:val="16"/>
-                <w:lang w:val="ru-RU"/>
-              </w:rPr>
-              <w:t xml:space="preserve"> по состоянию на 1926 год.</w:t>
+              <w:t xml:space="preserve"> проживавших в СССР по состоянию на 1926 год.</w:t>
             </w:r>
           </w:p>
           <w:p>
@@ -680,43 +401,7 @@
                 <w:szCs w:val="16"/>
                 <w:lang w:val="ru-RU"/>
               </w:rPr>
-              <w:t>9</w:t>
-            </w:r>
-            <w:r>
-              <w:rPr>
-                <w:rFonts w:ascii="Arial" w:hAnsi="Arial" w:cs="Arial"/>
-                <w:sz w:val="16"/>
-                <w:szCs w:val="16"/>
-                <w:lang w:val="ru-RU"/>
-              </w:rPr>
-              <w:t xml:space="preserve"> </w:t>
-            </w:r>
-            <w:r>
-              <w:rPr>
-                <w:rFonts w:ascii="Arial" w:hAnsi="Arial" w:cs="Arial"/>
-                <w:sz w:val="16"/>
-                <w:szCs w:val="16"/>
-                <w:lang w:val="ru-RU"/>
-              </w:rPr>
-              <w:t>–</w:t>
-            </w:r>
-            <w:r>
-              <w:rPr>
-                <w:rFonts w:ascii="Arial" w:hAnsi="Arial" w:cs="Arial"/>
-                <w:sz w:val="16"/>
-                <w:szCs w:val="16"/>
-                <w:lang w:val="ru-RU"/>
-              </w:rPr>
-              <w:t xml:space="preserve"> реабилитирован</w:t>
-            </w:r>
-            <w:r>
-              <w:rPr>
-                <w:rFonts w:ascii="Arial" w:hAnsi="Arial" w:cs="Arial"/>
-                <w:sz w:val="16"/>
-                <w:szCs w:val="16"/>
-                <w:lang w:val="ru-RU"/>
-              </w:rPr>
-              <w:t>ы.</w:t>
+              <w:t>9 – реабилитированы.</w:t>
             </w:r>
           </w:p>
           <w:p>
@@ -735,25 +420,7 @@
                 <w:szCs w:val="16"/>
                 <w:lang w:val="ru-RU"/>
               </w:rPr>
-              <w:t xml:space="preserve">8 – </w:t>
-            </w:r>
-            <w:r>
-              <w:rPr>
-                <w:rFonts w:ascii="Arial" w:hAnsi="Arial" w:cs="Arial"/>
-                <w:sz w:val="16"/>
-                <w:szCs w:val="16"/>
-                <w:lang w:val="ru-RU"/>
-              </w:rPr>
-              <w:t xml:space="preserve">проживали в городах: </w:t>
-            </w:r>
-            <w:r>
-              <w:rPr>
-                <w:rFonts w:ascii="Arial" w:hAnsi="Arial" w:cs="Arial"/>
-                <w:sz w:val="16"/>
-                <w:szCs w:val="16"/>
-                <w:lang w:val="ru-RU"/>
-              </w:rPr>
-              <w:t>4</w:t>
+              <w:t>8 – проживали в городах: 4</w:t>
             </w:r>
             <w:r>
               <w:rPr>
@@ -771,25 +438,7 @@
                 <w:szCs w:val="16"/>
                 <w:lang w:val="ru-RU"/>
               </w:rPr>
-              <w:t>Москва, Будапешт, Ленинград, Сочи</w:t>
-            </w:r>
-            <w:r>
-              <w:rPr>
-                <w:rFonts w:ascii="Arial" w:hAnsi="Arial" w:cs="Arial"/>
-                <w:sz w:val="16"/>
-                <w:szCs w:val="16"/>
-                <w:lang w:val="ru-RU"/>
-              </w:rPr>
-              <w:t>,</w:t>
-            </w:r>
-            <w:r>
-              <w:rPr>
-                <w:rFonts w:ascii="Arial" w:hAnsi="Arial" w:cs="Arial"/>
-                <w:sz w:val="16"/>
-                <w:szCs w:val="16"/>
-                <w:lang w:val="ru-RU"/>
-              </w:rPr>
-              <w:t xml:space="preserve"> Томск.</w:t>
+              <w:t>Москва, Будапешт, Ленинград, Сочи, Томск.</w:t>
             </w:r>
           </w:p>
           <w:p>
@@ -808,61 +457,7 @@
                 <w:szCs w:val="16"/>
                 <w:lang w:val="ru-RU"/>
               </w:rPr>
-              <w:t xml:space="preserve">7 – </w:t>
-            </w:r>
-            <w:r>
-              <w:rPr>
-                <w:rFonts w:ascii="Arial" w:hAnsi="Arial" w:cs="Arial"/>
-                <w:sz w:val="16"/>
-                <w:szCs w:val="16"/>
-                <w:lang w:val="ru-RU"/>
-              </w:rPr>
-              <w:t>расс</w:t>
-            </w:r>
-            <w:r>
-              <w:rPr>
-                <w:rFonts w:ascii="Arial" w:hAnsi="Arial" w:cs="Arial"/>
-                <w:sz w:val="16"/>
-                <w:szCs w:val="16"/>
-                <w:lang w:val="ru-RU"/>
-              </w:rPr>
-              <w:t>т</w:t>
-            </w:r>
-            <w:r>
-              <w:rPr>
-                <w:rFonts w:ascii="Arial" w:hAnsi="Arial" w:cs="Arial"/>
-                <w:sz w:val="16"/>
-                <w:szCs w:val="16"/>
-                <w:lang w:val="ru-RU"/>
-              </w:rPr>
-              <w:t>релян</w:t>
-            </w:r>
-            <w:r>
-              <w:rPr>
-                <w:rFonts w:ascii="Arial" w:hAnsi="Arial" w:cs="Arial"/>
-                <w:sz w:val="16"/>
-                <w:szCs w:val="16"/>
-                <w:lang w:val="ru-RU"/>
-              </w:rPr>
-              <w:t>ы</w:t>
-            </w:r>
-            <w:r>
-              <w:rPr>
-                <w:rFonts w:ascii="Arial" w:hAnsi="Arial" w:cs="Arial"/>
-                <w:sz w:val="16"/>
-                <w:szCs w:val="16"/>
-                <w:lang w:val="ru-RU"/>
-              </w:rPr>
-              <w:t xml:space="preserve"> в годы Большого террора</w:t>
-            </w:r>
-            <w:r>
-              <w:rPr>
-                <w:rFonts w:ascii="Arial" w:hAnsi="Arial" w:cs="Arial"/>
-                <w:sz w:val="16"/>
-                <w:szCs w:val="16"/>
-                <w:lang w:val="ru-RU"/>
-              </w:rPr>
-              <w:t>.</w:t>
+              <w:t>7 – расстреляны в годы Большого террора.</w:t>
             </w:r>
           </w:p>
           <w:p>
@@ -908,43 +503,27 @@
                 <w:szCs w:val="16"/>
                 <w:lang w:val="ru-RU"/>
               </w:rPr>
-              <w:t>5 погибли</w:t>
-            </w:r>
-            <w:r>
-              <w:rPr>
-                <w:rFonts w:ascii="Arial" w:hAnsi="Arial" w:cs="Arial"/>
-                <w:sz w:val="16"/>
-                <w:szCs w:val="16"/>
-                <w:lang w:val="ru-RU"/>
-              </w:rPr>
-              <w:t xml:space="preserve"> в возрастной группе: </w:t>
-            </w:r>
-            <w:r>
-              <w:rPr>
-                <w:rFonts w:ascii="Arial" w:hAnsi="Arial" w:cs="Arial"/>
-                <w:sz w:val="16"/>
-                <w:szCs w:val="16"/>
-                <w:lang w:val="ru-RU"/>
-              </w:rPr>
-              <w:t>40</w:t>
-            </w:r>
-            <w:r>
-              <w:rPr>
-                <w:rFonts w:ascii="Arial" w:hAnsi="Arial" w:cs="Arial"/>
-                <w:sz w:val="16"/>
-                <w:szCs w:val="16"/>
-                <w:lang w:val="ru-RU"/>
-              </w:rPr>
-              <w:t>-</w:t>
-            </w:r>
-            <w:r>
-              <w:rPr>
-                <w:rFonts w:ascii="Arial" w:hAnsi="Arial" w:cs="Arial"/>
-                <w:sz w:val="16"/>
-                <w:szCs w:val="16"/>
-                <w:lang w:val="ru-RU"/>
-              </w:rPr>
-              <w:t>45</w:t>
+              <w:t xml:space="preserve">5 погибли в возрастной группе: </w:t>
+            </w:r>
+            <w:proofErr w:type="gramStart"/>
+            <w:r>
+              <w:rPr>
+                <w:rFonts w:ascii="Arial" w:hAnsi="Arial" w:cs="Arial"/>
+                <w:sz w:val="16"/>
+                <w:szCs w:val="16"/>
+                <w:lang w:val="ru-RU"/>
+              </w:rPr>
+              <w:t>40-45</w:t>
+            </w:r>
+            <w:proofErr w:type="gramEnd"/>
+            <w:r>
+              <w:rPr>
+                <w:rFonts w:ascii="Arial" w:hAnsi="Arial" w:cs="Arial"/>
+                <w:sz w:val="16"/>
+                <w:szCs w:val="16"/>
+                <w:lang w:val="ru-RU"/>
+              </w:rPr>
+              <w:t xml:space="preserve"> </w:t>
             </w:r>
             <w:r>
               <w:rPr>
@@ -972,61 +551,7 @@
                 <w:szCs w:val="16"/>
                 <w:lang w:val="ru-RU"/>
               </w:rPr>
-              <w:t xml:space="preserve">4 – </w:t>
-            </w:r>
-            <w:r>
-              <w:rPr>
-                <w:rFonts w:ascii="Arial" w:hAnsi="Arial" w:cs="Arial"/>
-                <w:sz w:val="16"/>
-                <w:szCs w:val="16"/>
-                <w:lang w:val="ru-RU"/>
-              </w:rPr>
-              <w:t>расстреля</w:t>
-            </w:r>
-            <w:r>
-              <w:rPr>
-                <w:rFonts w:ascii="Arial" w:hAnsi="Arial" w:cs="Arial"/>
-                <w:sz w:val="16"/>
-                <w:szCs w:val="16"/>
-                <w:lang w:val="ru-RU"/>
-              </w:rPr>
-              <w:t>ны</w:t>
-            </w:r>
-            <w:r>
-              <w:rPr>
-                <w:rFonts w:ascii="Arial" w:hAnsi="Arial" w:cs="Arial"/>
-                <w:sz w:val="16"/>
-                <w:szCs w:val="16"/>
-                <w:lang w:val="ru-RU"/>
-              </w:rPr>
-              <w:t xml:space="preserve"> </w:t>
-            </w:r>
-            <w:r>
-              <w:rPr>
-                <w:rFonts w:ascii="Arial" w:hAnsi="Arial" w:cs="Arial"/>
-                <w:sz w:val="16"/>
-                <w:szCs w:val="16"/>
-                <w:lang w:val="ru-RU"/>
-              </w:rPr>
-              <w:t>п</w:t>
-            </w:r>
-            <w:r>
-              <w:rPr>
-                <w:rFonts w:ascii="Arial" w:hAnsi="Arial" w:cs="Arial"/>
-                <w:sz w:val="16"/>
-                <w:szCs w:val="16"/>
-                <w:lang w:val="ru-RU"/>
-              </w:rPr>
-              <w:t>о решению троек при НКВД</w:t>
-            </w:r>
-            <w:r>
-              <w:rPr>
-                <w:rFonts w:ascii="Arial" w:hAnsi="Arial" w:cs="Arial"/>
-                <w:sz w:val="16"/>
-                <w:szCs w:val="16"/>
-                <w:lang w:val="ru-RU"/>
-              </w:rPr>
-              <w:t>.</w:t>
+              <w:t>4 – расстреляны по решению троек при НКВД.</w:t>
             </w:r>
           </w:p>
           <w:p>
@@ -1045,43 +570,7 @@
                 <w:szCs w:val="16"/>
                 <w:lang w:val="ru-RU"/>
               </w:rPr>
-              <w:t xml:space="preserve">2 – </w:t>
-            </w:r>
-            <w:r>
-              <w:rPr>
-                <w:rFonts w:ascii="Arial" w:hAnsi="Arial" w:cs="Arial"/>
-                <w:sz w:val="16"/>
-                <w:szCs w:val="16"/>
-                <w:lang w:val="ru-RU"/>
-              </w:rPr>
-              <w:t>расстрелян</w:t>
-            </w:r>
-            <w:r>
-              <w:rPr>
-                <w:rFonts w:ascii="Arial" w:hAnsi="Arial" w:cs="Arial"/>
-                <w:sz w:val="16"/>
-                <w:szCs w:val="16"/>
-                <w:lang w:val="ru-RU"/>
-              </w:rPr>
-              <w:t>ы</w:t>
-            </w:r>
-            <w:r>
-              <w:rPr>
-                <w:rFonts w:ascii="Arial" w:hAnsi="Arial" w:cs="Arial"/>
-                <w:sz w:val="16"/>
-                <w:szCs w:val="16"/>
-                <w:lang w:val="ru-RU"/>
-              </w:rPr>
-              <w:t xml:space="preserve"> по решению Комиссий НКВД и Прокуратуры СССР</w:t>
-            </w:r>
-            <w:r>
-              <w:rPr>
-                <w:rFonts w:ascii="Arial" w:hAnsi="Arial" w:cs="Arial"/>
-                <w:sz w:val="16"/>
-                <w:szCs w:val="16"/>
-                <w:lang w:val="ru-RU"/>
-              </w:rPr>
-              <w:t>.</w:t>
+              <w:t>2 – расстреляны по решению Комиссий НКВД и Прокуратуры СССР.</w:t>
             </w:r>
           </w:p>
           <w:p>
@@ -1100,61 +589,7 @@
                 <w:szCs w:val="16"/>
                 <w:lang w:val="ru-RU"/>
               </w:rPr>
-              <w:t xml:space="preserve">1 – </w:t>
-            </w:r>
-            <w:r>
-              <w:rPr>
-                <w:rFonts w:ascii="Arial" w:hAnsi="Arial" w:cs="Arial"/>
-                <w:sz w:val="16"/>
-                <w:szCs w:val="16"/>
-                <w:lang w:val="ru-RU"/>
-              </w:rPr>
-              <w:t>был</w:t>
-            </w:r>
-            <w:r>
-              <w:rPr>
-                <w:rFonts w:ascii="Arial" w:hAnsi="Arial" w:cs="Arial"/>
-                <w:sz w:val="16"/>
-                <w:szCs w:val="16"/>
-                <w:lang w:val="ru-RU"/>
-              </w:rPr>
-              <w:t xml:space="preserve">а </w:t>
-            </w:r>
-            <w:r>
-              <w:rPr>
-                <w:rFonts w:ascii="Arial" w:hAnsi="Arial" w:cs="Arial"/>
-                <w:sz w:val="16"/>
-                <w:szCs w:val="16"/>
-                <w:lang w:val="ru-RU"/>
-              </w:rPr>
-              <w:t>заключен</w:t>
-            </w:r>
-            <w:r>
-              <w:rPr>
-                <w:rFonts w:ascii="Arial" w:hAnsi="Arial" w:cs="Arial"/>
-                <w:sz w:val="16"/>
-                <w:szCs w:val="16"/>
-                <w:lang w:val="ru-RU"/>
-              </w:rPr>
-              <w:t>ной</w:t>
-            </w:r>
-            <w:r>
-              <w:rPr>
-                <w:rFonts w:ascii="Arial" w:hAnsi="Arial" w:cs="Arial"/>
-                <w:sz w:val="16"/>
-                <w:szCs w:val="16"/>
-                <w:lang w:val="ru-RU"/>
-              </w:rPr>
-              <w:t xml:space="preserve"> ИТЛ</w:t>
-            </w:r>
-            <w:r>
-              <w:rPr>
-                <w:rFonts w:ascii="Arial" w:hAnsi="Arial" w:cs="Arial"/>
-                <w:sz w:val="16"/>
-                <w:szCs w:val="16"/>
-                <w:lang w:val="ru-RU"/>
-              </w:rPr>
-              <w:t xml:space="preserve">; 1 – гражданка Венгрии; у одной женщины одновременно расстрелян муж. </w:t>
+              <w:t xml:space="preserve">1 – была заключенной ИТЛ; 1 – гражданка Венгрии; у одной женщины одновременно расстрелян муж. </w:t>
             </w:r>
           </w:p>
           <w:p>
@@ -1169,8 +604,6 @@
             <w:r>
               <w:rPr>
                 <w:rFonts w:ascii="Arial" w:hAnsi="Arial" w:cs="Arial"/>
-                <w:b/>
-                <w:bCs/>
                 <w:sz w:val="16"/>
                 <w:szCs w:val="16"/>
                 <w:u w:val="single"/>
@@ -1181,22 +614,29 @@
             <w:r>
               <w:rPr>
                 <w:rFonts w:ascii="Arial" w:hAnsi="Arial" w:cs="Arial"/>
-                <w:b/>
-                <w:bCs/>
-                <w:sz w:val="16"/>
-                <w:szCs w:val="16"/>
-                <w:lang w:val="ru-RU"/>
-              </w:rPr>
-              <w:t>:</w:t>
-            </w:r>
-            <w:r>
-              <w:rPr>
-                <w:rFonts w:ascii="Arial" w:hAnsi="Arial" w:cs="Arial"/>
-                <w:sz w:val="16"/>
-                <w:szCs w:val="16"/>
-                <w:lang w:val="ru-RU"/>
-              </w:rPr>
-              <w:t xml:space="preserve"> Беспартийные</w:t>
+                <w:sz w:val="16"/>
+                <w:szCs w:val="16"/>
+                <w:lang w:val="ru-RU"/>
+              </w:rPr>
+              <w:t xml:space="preserve">: </w:t>
+            </w:r>
+            <w:r>
+              <w:rPr>
+                <w:rFonts w:ascii="Arial" w:hAnsi="Arial" w:cs="Arial"/>
+                <w:sz w:val="16"/>
+                <w:szCs w:val="16"/>
+                <w:lang w:val="ru-RU"/>
+              </w:rPr>
+              <w:t>б</w:t>
+            </w:r>
+            <w:r>
+              <w:rPr>
+                <w:rFonts w:ascii="Arial" w:hAnsi="Arial" w:cs="Arial"/>
+                <w:sz w:val="16"/>
+                <w:szCs w:val="16"/>
+                <w:lang w:val="ru-RU"/>
+              </w:rPr>
+              <w:t>еспартийные</w:t>
             </w:r>
             <w:r>
               <w:rPr>
@@ -1214,61 +654,7 @@
                 <w:szCs w:val="16"/>
                 <w:lang w:val="ru-RU"/>
               </w:rPr>
-              <w:t xml:space="preserve">4; </w:t>
-            </w:r>
-            <w:r>
-              <w:rPr>
-                <w:rFonts w:ascii="Arial" w:hAnsi="Arial" w:cs="Arial"/>
-                <w:sz w:val="16"/>
-                <w:szCs w:val="16"/>
-                <w:lang w:val="ru-RU"/>
-              </w:rPr>
-              <w:t>член</w:t>
-            </w:r>
-            <w:r>
-              <w:rPr>
-                <w:rFonts w:ascii="Arial" w:hAnsi="Arial" w:cs="Arial"/>
-                <w:sz w:val="16"/>
-                <w:szCs w:val="16"/>
-                <w:lang w:val="ru-RU"/>
-              </w:rPr>
-              <w:t xml:space="preserve"> </w:t>
-            </w:r>
-            <w:r>
-              <w:rPr>
-                <w:rFonts w:ascii="Arial" w:hAnsi="Arial" w:cs="Arial"/>
-                <w:sz w:val="16"/>
-                <w:szCs w:val="16"/>
-                <w:lang w:val="ru-RU"/>
-              </w:rPr>
-              <w:t>КП</w:t>
-            </w:r>
-            <w:r>
-              <w:rPr>
-                <w:rFonts w:ascii="Arial" w:hAnsi="Arial" w:cs="Arial"/>
-                <w:sz w:val="16"/>
-                <w:szCs w:val="16"/>
-                <w:lang w:val="ru-RU"/>
-              </w:rPr>
-              <w:t xml:space="preserve"> Германии</w:t>
-            </w:r>
-            <w:r>
-              <w:rPr>
-                <w:rFonts w:ascii="Arial" w:hAnsi="Arial" w:cs="Arial"/>
-                <w:sz w:val="16"/>
-                <w:szCs w:val="16"/>
-                <w:lang w:val="ru-RU"/>
-              </w:rPr>
-              <w:t xml:space="preserve"> – </w:t>
-            </w:r>
-            <w:r>
-              <w:rPr>
-                <w:rFonts w:ascii="Arial" w:hAnsi="Arial" w:cs="Arial"/>
-                <w:sz w:val="16"/>
-                <w:szCs w:val="16"/>
-                <w:lang w:val="ru-RU"/>
-              </w:rPr>
-              <w:t>2; член ВКП(б) – 2.</w:t>
+              <w:t>4; член КП Германии – 2; член ВКП(б) – 2.</w:t>
             </w:r>
           </w:p>
           <w:p>
@@ -1283,8 +669,6 @@
             <w:r>
               <w:rPr>
                 <w:rFonts w:ascii="Arial" w:hAnsi="Arial" w:cs="Arial"/>
-                <w:b/>
-                <w:bCs/>
                 <w:sz w:val="16"/>
                 <w:szCs w:val="16"/>
                 <w:u w:val="single"/>
@@ -1299,79 +683,7 @@
                 <w:szCs w:val="16"/>
                 <w:lang w:val="ru-RU"/>
               </w:rPr>
-              <w:t xml:space="preserve">: среднее </w:t>
-            </w:r>
-            <w:r>
-              <w:rPr>
-                <w:rFonts w:ascii="Arial" w:hAnsi="Arial" w:cs="Arial"/>
-                <w:sz w:val="16"/>
-                <w:szCs w:val="16"/>
-                <w:lang w:val="ru-RU"/>
-              </w:rPr>
-              <w:t>–</w:t>
-            </w:r>
-            <w:r>
-              <w:rPr>
-                <w:rFonts w:ascii="Arial" w:hAnsi="Arial" w:cs="Arial"/>
-                <w:sz w:val="16"/>
-                <w:szCs w:val="16"/>
-                <w:lang w:val="ru-RU"/>
-              </w:rPr>
-              <w:t xml:space="preserve"> </w:t>
-            </w:r>
-            <w:r>
-              <w:rPr>
-                <w:rFonts w:ascii="Arial" w:hAnsi="Arial" w:cs="Arial"/>
-                <w:sz w:val="16"/>
-                <w:szCs w:val="16"/>
-                <w:lang w:val="ru-RU"/>
-              </w:rPr>
-              <w:t>4;</w:t>
-            </w:r>
-            <w:r>
-              <w:rPr>
-                <w:rFonts w:ascii="Arial" w:hAnsi="Arial" w:cs="Arial"/>
-                <w:sz w:val="16"/>
-                <w:szCs w:val="16"/>
-                <w:lang w:val="ru-RU"/>
-              </w:rPr>
-              <w:t xml:space="preserve"> </w:t>
-            </w:r>
-            <w:r>
-              <w:rPr>
-                <w:rFonts w:ascii="Arial" w:hAnsi="Arial" w:cs="Arial"/>
-                <w:sz w:val="16"/>
-                <w:szCs w:val="16"/>
-                <w:lang w:val="ru-RU"/>
-              </w:rPr>
-              <w:t xml:space="preserve">высшее – 2; </w:t>
-            </w:r>
-            <w:r>
-              <w:rPr>
-                <w:rFonts w:ascii="Arial" w:hAnsi="Arial" w:cs="Arial"/>
-                <w:sz w:val="16"/>
-                <w:szCs w:val="16"/>
-                <w:lang w:val="ru-RU"/>
-              </w:rPr>
-              <w:t xml:space="preserve">начальное – </w:t>
-            </w:r>
-            <w:r>
-              <w:rPr>
-                <w:rFonts w:ascii="Arial" w:hAnsi="Arial" w:cs="Arial"/>
-                <w:sz w:val="16"/>
-                <w:szCs w:val="16"/>
-                <w:lang w:val="ru-RU"/>
-              </w:rPr>
-              <w:t>1</w:t>
-            </w:r>
-            <w:r>
-              <w:rPr>
-                <w:rFonts w:ascii="Arial" w:hAnsi="Arial" w:cs="Arial"/>
-                <w:sz w:val="16"/>
-                <w:szCs w:val="16"/>
-                <w:lang w:val="ru-RU"/>
-              </w:rPr>
-              <w:t xml:space="preserve">, </w:t>
+              <w:t xml:space="preserve">: среднее – 4; высшее – 2; начальное – 1, </w:t>
             </w:r>
           </w:p>
           <w:p>
@@ -1387,8 +699,6 @@
             <w:r>
               <w:rPr>
                 <w:rFonts w:ascii="Arial" w:hAnsi="Arial" w:cs="Arial"/>
-                <w:b/>
-                <w:bCs/>
                 <w:sz w:val="16"/>
                 <w:szCs w:val="16"/>
                 <w:u w:val="single"/>
@@ -1399,22 +709,11 @@
             <w:r>
               <w:rPr>
                 <w:rFonts w:ascii="Arial" w:hAnsi="Arial" w:cs="Arial"/>
-                <w:b/>
-                <w:bCs/>
-                <w:sz w:val="16"/>
-                <w:szCs w:val="16"/>
-                <w:lang w:val="ru-RU"/>
-              </w:rPr>
-              <w:t>:</w:t>
-            </w:r>
-            <w:r>
-              <w:rPr>
-                <w:rFonts w:ascii="Arial" w:hAnsi="Arial" w:cs="Arial"/>
-                <w:sz w:val="16"/>
-                <w:szCs w:val="16"/>
-                <w:lang w:val="ru-RU"/>
-              </w:rPr>
-              <w:t xml:space="preserve"> </w:t>
+                <w:sz w:val="16"/>
+                <w:szCs w:val="16"/>
+                <w:lang w:val="ru-RU"/>
+              </w:rPr>
+              <w:t xml:space="preserve">: </w:t>
             </w:r>
             <w:r>
               <w:rPr>
@@ -1424,7 +723,16 @@
                 <w:szCs w:val="16"/>
                 <w:lang w:val="ru-RU"/>
               </w:rPr>
-              <w:t>секретарь -3,</w:t>
+              <w:t>секретарь</w:t>
+            </w:r>
+            <w:r>
+              <w:rPr>
+                <w:rFonts w:ascii="Arial" w:hAnsi="Arial" w:cs="Arial"/>
+                <w:sz w:val="16"/>
+                <w:szCs w:val="16"/>
+                <w:lang w:val="ru-RU"/>
+              </w:rPr>
+              <w:t xml:space="preserve"> – </w:t>
             </w:r>
             <w:r>
               <w:rPr>
@@ -1434,17 +742,7 @@
                 <w:szCs w:val="16"/>
                 <w:lang w:val="ru-RU"/>
               </w:rPr>
-              <w:t xml:space="preserve"> </w:t>
-            </w:r>
-            <w:r>
-              <w:rPr>
-                <w:rFonts w:ascii="Arial" w:hAnsi="Arial" w:cs="Arial"/>
-                <w:color w:val="000000"/>
-                <w:sz w:val="16"/>
-                <w:szCs w:val="16"/>
-                <w:lang w:val="ru-RU"/>
-              </w:rPr>
-              <w:t>рабочая, бухгалтер, портниха-инвалид.</w:t>
+              <w:t>3, рабочая, бухгалтер, портниха-инвалид.</w:t>
             </w:r>
           </w:p>
         </w:tc>
